--- a/docs/lehrbuch/Aesthetic_Facial_Analysis.docx
+++ b/docs/lehrbuch/Aesthetic_Facial_Analysis.docx
@@ -545,12 +545,16 @@
         <w:jc w:val="left"/>
       </w:pPr>
       <w:r>
-        <w:rPr>
-          <w:i/>
-          <w:iCs/>
-          <w:color w:val="888888"/>
-        </w:rPr>
-        <w:t xml:space="preserve">Inhalt folgt in einer späteren Ausgabe.</w:t>
+        <w:t xml:space="preserve">Die bilaterale Gesichtssymmetrie ist einer der fundamentalsten Parameter der aesthetischen Gesichtsanalyse. Kein menschliches Gesicht ist perfekt symmetrisch — physiologische Asymmetrien von 2–3 % gelten als normal und tragen zur individuellen Attraktivitaet bei. Klinisch relevant werden Asymmetrien erst ab definierten Schwellenwerten, die auf die Wahrnehmungsforschung und klinische Erfahrungswerte zurueckgehen.</w:t>
+      </w:r>
+    </w:p>
+    <w:p>
+      <w:pPr>
+        <w:spacing w:after="120"/>
+        <w:jc w:val="left"/>
+      </w:pPr>
+      <w:r>
+        <w:t xml:space="preserve">Die Symmetrieanalyse des Aesthetic Biometrics Engine misst die bilaterale Symmetrie entlang sechs anatomischer Achsen und ergaenzt diese durch eine dynamische Asymmetrieanalyse auf Basis von Blendshape-Koeffizienten. Alle Messungen werden in kalibrierten Millimetern (via Iris-Kalibrierung, vgl. Kapitel 3) durchgefuehrt, um klinisch verwertbare Aussagen zu ermoeglichen.</w:t>
       </w:r>
     </w:p>
     <w:p>
@@ -572,12 +576,1260 @@
         <w:jc w:val="left"/>
       </w:pPr>
       <w:r>
+        <w:t xml:space="preserve">Die Median-Sagittallinie ist die vertikale Referenzlinie, die das Gesicht in eine rechte und linke Haelfte teilt. Sie verlaeuft durch die Midline-Landmarks: Trichion (Haaransatz-Approximation, Landmark 10), Glabella (Landmark 9), Pronasale (Nasenspitze, Landmark 4), Subnasale (Landmark 2), Stomion (Mundspalte, Landmark 13) und Gnathion (Kinnpunkt, Landmark 152).</w:t>
+      </w:r>
+    </w:p>
+    <w:p>
+      <w:pPr>
+        <w:spacing w:after="120"/>
+        <w:jc w:val="left"/>
+      </w:pPr>
+      <w:r>
+        <w:t xml:space="preserve">Gegen diese Referenzlinie werden sechs Symmetrieachsen gemessen, die jeweils bilateral gepaarte Strukturen vergleichen:</w:t>
+      </w:r>
+    </w:p>
+    <w:p>
+      <w:pPr>
+        <w:spacing w:after="120"/>
+        <w:jc w:val="left"/>
+      </w:pPr>
+      <w:r>
         <w:rPr>
-          <w:i/>
-          <w:iCs/>
-          <w:color w:val="888888"/>
+          <w:b/>
+          <w:bCs/>
         </w:rPr>
-        <w:t xml:space="preserve">Inhalt folgt in einer späteren Ausgabe.</w:t>
+        <w:t xml:space="preserve">Tabelle 4.1: Die sechs Symmetrieachsen</w:t>
+      </w:r>
+    </w:p>
+    <w:tbl>
+      <w:tblPr>
+        <w:tblW w:type="dxa" w:w="9360"/>
+        <w:tblBorders>
+          <w:top w:val="single" w:color="auto" w:sz="4"/>
+          <w:left w:val="single" w:color="auto" w:sz="4"/>
+          <w:bottom w:val="single" w:color="auto" w:sz="4"/>
+          <w:right w:val="single" w:color="auto" w:sz="4"/>
+          <w:insideH w:val="single" w:color="auto" w:sz="4"/>
+          <w:insideV w:val="single" w:color="auto" w:sz="4"/>
+        </w:tblBorders>
+      </w:tblPr>
+      <w:tblGrid>
+        <w:gridCol w:w="400"/>
+        <w:gridCol w:w="1600"/>
+        <w:gridCol w:w="1600"/>
+        <w:gridCol w:w="1600"/>
+        <w:gridCol w:w="1400"/>
+        <w:gridCol w:w="2760"/>
+      </w:tblGrid>
+      <w:tr>
+        <w:tc>
+          <w:tcPr>
+            <w:tcW w:type="dxa" w:w="400"/>
+            <w:tcBorders>
+              <w:top w:val="single" w:color="CCCCCC" w:sz="1"/>
+              <w:left w:val="single" w:color="CCCCCC" w:sz="1"/>
+              <w:bottom w:val="single" w:color="CCCCCC" w:sz="1"/>
+              <w:right w:val="single" w:color="CCCCCC" w:sz="1"/>
+            </w:tcBorders>
+            <w:shd w:fill="2C3E50" w:val="clear"/>
+            <w:tcMar>
+              <w:top w:type="dxa" w:w="80"/>
+              <w:left w:type="dxa" w:w="120"/>
+              <w:bottom w:type="dxa" w:w="80"/>
+              <w:right w:type="dxa" w:w="120"/>
+            </w:tcMar>
+          </w:tcPr>
+          <w:p>
+            <w:r>
+              <w:rPr>
+                <w:rFonts w:ascii="Arial" w:cs="Arial" w:eastAsia="Arial" w:hAnsi="Arial"/>
+                <w:b/>
+                <w:bCs/>
+                <w:color w:val="FFFFFF"/>
+                <w:sz w:val="20"/>
+                <w:szCs w:val="20"/>
+              </w:rPr>
+              <w:t xml:space="preserve">Nr.</w:t>
+            </w:r>
+          </w:p>
+        </w:tc>
+        <w:tc>
+          <w:tcPr>
+            <w:tcW w:type="dxa" w:w="1600"/>
+            <w:tcBorders>
+              <w:top w:val="single" w:color="CCCCCC" w:sz="1"/>
+              <w:left w:val="single" w:color="CCCCCC" w:sz="1"/>
+              <w:bottom w:val="single" w:color="CCCCCC" w:sz="1"/>
+              <w:right w:val="single" w:color="CCCCCC" w:sz="1"/>
+            </w:tcBorders>
+            <w:shd w:fill="2C3E50" w:val="clear"/>
+            <w:tcMar>
+              <w:top w:type="dxa" w:w="80"/>
+              <w:left w:type="dxa" w:w="120"/>
+              <w:bottom w:type="dxa" w:w="80"/>
+              <w:right w:type="dxa" w:w="120"/>
+            </w:tcMar>
+          </w:tcPr>
+          <w:p>
+            <w:r>
+              <w:rPr>
+                <w:rFonts w:ascii="Arial" w:cs="Arial" w:eastAsia="Arial" w:hAnsi="Arial"/>
+                <w:b/>
+                <w:bCs/>
+                <w:color w:val="FFFFFF"/>
+                <w:sz w:val="20"/>
+                <w:szCs w:val="20"/>
+              </w:rPr>
+              <w:t xml:space="preserve">Achse</w:t>
+            </w:r>
+          </w:p>
+        </w:tc>
+        <w:tc>
+          <w:tcPr>
+            <w:tcW w:type="dxa" w:w="1600"/>
+            <w:tcBorders>
+              <w:top w:val="single" w:color="CCCCCC" w:sz="1"/>
+              <w:left w:val="single" w:color="CCCCCC" w:sz="1"/>
+              <w:bottom w:val="single" w:color="CCCCCC" w:sz="1"/>
+              <w:right w:val="single" w:color="CCCCCC" w:sz="1"/>
+            </w:tcBorders>
+            <w:shd w:fill="2C3E50" w:val="clear"/>
+            <w:tcMar>
+              <w:top w:type="dxa" w:w="80"/>
+              <w:left w:type="dxa" w:w="120"/>
+              <w:bottom w:type="dxa" w:w="80"/>
+              <w:right w:type="dxa" w:w="120"/>
+            </w:tcMar>
+          </w:tcPr>
+          <w:p>
+            <w:r>
+              <w:rPr>
+                <w:rFonts w:ascii="Arial" w:cs="Arial" w:eastAsia="Arial" w:hAnsi="Arial"/>
+                <w:b/>
+                <w:bCs/>
+                <w:color w:val="FFFFFF"/>
+                <w:sz w:val="20"/>
+                <w:szCs w:val="20"/>
+              </w:rPr>
+              <w:t xml:space="preserve">Linker Landmark</w:t>
+            </w:r>
+          </w:p>
+        </w:tc>
+        <w:tc>
+          <w:tcPr>
+            <w:tcW w:type="dxa" w:w="1600"/>
+            <w:tcBorders>
+              <w:top w:val="single" w:color="CCCCCC" w:sz="1"/>
+              <w:left w:val="single" w:color="CCCCCC" w:sz="1"/>
+              <w:bottom w:val="single" w:color="CCCCCC" w:sz="1"/>
+              <w:right w:val="single" w:color="CCCCCC" w:sz="1"/>
+            </w:tcBorders>
+            <w:shd w:fill="2C3E50" w:val="clear"/>
+            <w:tcMar>
+              <w:top w:type="dxa" w:w="80"/>
+              <w:left w:type="dxa" w:w="120"/>
+              <w:bottom w:type="dxa" w:w="80"/>
+              <w:right w:type="dxa" w:w="120"/>
+            </w:tcMar>
+          </w:tcPr>
+          <w:p>
+            <w:r>
+              <w:rPr>
+                <w:rFonts w:ascii="Arial" w:cs="Arial" w:eastAsia="Arial" w:hAnsi="Arial"/>
+                <w:b/>
+                <w:bCs/>
+                <w:color w:val="FFFFFF"/>
+                <w:sz w:val="20"/>
+                <w:szCs w:val="20"/>
+              </w:rPr>
+              <w:t xml:space="preserve">Rechter Landmark</w:t>
+            </w:r>
+          </w:p>
+        </w:tc>
+        <w:tc>
+          <w:tcPr>
+            <w:tcW w:type="dxa" w:w="1400"/>
+            <w:tcBorders>
+              <w:top w:val="single" w:color="CCCCCC" w:sz="1"/>
+              <w:left w:val="single" w:color="CCCCCC" w:sz="1"/>
+              <w:bottom w:val="single" w:color="CCCCCC" w:sz="1"/>
+              <w:right w:val="single" w:color="CCCCCC" w:sz="1"/>
+            </w:tcBorders>
+            <w:shd w:fill="2C3E50" w:val="clear"/>
+            <w:tcMar>
+              <w:top w:type="dxa" w:w="80"/>
+              <w:left w:type="dxa" w:w="120"/>
+              <w:bottom w:type="dxa" w:w="80"/>
+              <w:right w:type="dxa" w:w="120"/>
+            </w:tcMar>
+          </w:tcPr>
+          <w:p>
+            <w:r>
+              <w:rPr>
+                <w:rFonts w:ascii="Arial" w:cs="Arial" w:eastAsia="Arial" w:hAnsi="Arial"/>
+                <w:b/>
+                <w:bCs/>
+                <w:color w:val="FFFFFF"/>
+                <w:sz w:val="20"/>
+                <w:szCs w:val="20"/>
+              </w:rPr>
+              <w:t xml:space="preserve">Referenz</w:t>
+            </w:r>
+          </w:p>
+        </w:tc>
+        <w:tc>
+          <w:tcPr>
+            <w:tcW w:type="dxa" w:w="2760"/>
+            <w:tcBorders>
+              <w:top w:val="single" w:color="CCCCCC" w:sz="1"/>
+              <w:left w:val="single" w:color="CCCCCC" w:sz="1"/>
+              <w:bottom w:val="single" w:color="CCCCCC" w:sz="1"/>
+              <w:right w:val="single" w:color="CCCCCC" w:sz="1"/>
+            </w:tcBorders>
+            <w:shd w:fill="2C3E50" w:val="clear"/>
+            <w:tcMar>
+              <w:top w:type="dxa" w:w="80"/>
+              <w:left w:type="dxa" w:w="120"/>
+              <w:bottom w:type="dxa" w:w="80"/>
+              <w:right w:type="dxa" w:w="120"/>
+            </w:tcMar>
+          </w:tcPr>
+          <w:p>
+            <w:r>
+              <w:rPr>
+                <w:rFonts w:ascii="Arial" w:cs="Arial" w:eastAsia="Arial" w:hAnsi="Arial"/>
+                <w:b/>
+                <w:bCs/>
+                <w:color w:val="FFFFFF"/>
+                <w:sz w:val="20"/>
+                <w:szCs w:val="20"/>
+              </w:rPr>
+              <w:t xml:space="preserve">Beschreibung</w:t>
+            </w:r>
+          </w:p>
+        </w:tc>
+      </w:tr>
+      <w:tr>
+        <w:tc>
+          <w:tcPr>
+            <w:tcW w:type="dxa" w:w="400"/>
+            <w:tcBorders>
+              <w:top w:val="single" w:color="CCCCCC" w:sz="1"/>
+              <w:left w:val="single" w:color="CCCCCC" w:sz="1"/>
+              <w:bottom w:val="single" w:color="CCCCCC" w:sz="1"/>
+              <w:right w:val="single" w:color="CCCCCC" w:sz="1"/>
+            </w:tcBorders>
+            <w:tcMar>
+              <w:top w:type="dxa" w:w="80"/>
+              <w:left w:type="dxa" w:w="120"/>
+              <w:bottom w:type="dxa" w:w="80"/>
+              <w:right w:type="dxa" w:w="120"/>
+            </w:tcMar>
+          </w:tcPr>
+          <w:p>
+            <w:r>
+              <w:rPr>
+                <w:rFonts w:ascii="Arial" w:cs="Arial" w:eastAsia="Arial" w:hAnsi="Arial"/>
+                <w:sz w:val="20"/>
+                <w:szCs w:val="20"/>
+              </w:rPr>
+              <w:t xml:space="preserve">1</w:t>
+            </w:r>
+          </w:p>
+        </w:tc>
+        <w:tc>
+          <w:tcPr>
+            <w:tcW w:type="dxa" w:w="1600"/>
+            <w:tcBorders>
+              <w:top w:val="single" w:color="CCCCCC" w:sz="1"/>
+              <w:left w:val="single" w:color="CCCCCC" w:sz="1"/>
+              <w:bottom w:val="single" w:color="CCCCCC" w:sz="1"/>
+              <w:right w:val="single" w:color="CCCCCC" w:sz="1"/>
+            </w:tcBorders>
+            <w:tcMar>
+              <w:top w:type="dxa" w:w="80"/>
+              <w:left w:type="dxa" w:w="120"/>
+              <w:bottom w:type="dxa" w:w="80"/>
+              <w:right w:type="dxa" w:w="120"/>
+            </w:tcMar>
+          </w:tcPr>
+          <w:p>
+            <w:r>
+              <w:rPr>
+                <w:rFonts w:ascii="Arial" w:cs="Arial" w:eastAsia="Arial" w:hAnsi="Arial"/>
+                <w:sz w:val="20"/>
+                <w:szCs w:val="20"/>
+              </w:rPr>
+              <w:t xml:space="preserve">brow_height</w:t>
+            </w:r>
+          </w:p>
+        </w:tc>
+        <w:tc>
+          <w:tcPr>
+            <w:tcW w:type="dxa" w:w="1600"/>
+            <w:tcBorders>
+              <w:top w:val="single" w:color="CCCCCC" w:sz="1"/>
+              <w:left w:val="single" w:color="CCCCCC" w:sz="1"/>
+              <w:bottom w:val="single" w:color="CCCCCC" w:sz="1"/>
+              <w:right w:val="single" w:color="CCCCCC" w:sz="1"/>
+            </w:tcBorders>
+            <w:tcMar>
+              <w:top w:type="dxa" w:w="80"/>
+              <w:left w:type="dxa" w:w="120"/>
+              <w:bottom w:type="dxa" w:w="80"/>
+              <w:right w:type="dxa" w:w="120"/>
+            </w:tcMar>
+          </w:tcPr>
+          <w:p>
+            <w:r>
+              <w:rPr>
+                <w:rFonts w:ascii="Arial" w:cs="Arial" w:eastAsia="Arial" w:hAnsi="Arial"/>
+                <w:sz w:val="20"/>
+                <w:szCs w:val="20"/>
+              </w:rPr>
+              <w:t xml:space="preserve">282 (Brauenpeak L)</w:t>
+            </w:r>
+          </w:p>
+        </w:tc>
+        <w:tc>
+          <w:tcPr>
+            <w:tcW w:type="dxa" w:w="1600"/>
+            <w:tcBorders>
+              <w:top w:val="single" w:color="CCCCCC" w:sz="1"/>
+              <w:left w:val="single" w:color="CCCCCC" w:sz="1"/>
+              <w:bottom w:val="single" w:color="CCCCCC" w:sz="1"/>
+              <w:right w:val="single" w:color="CCCCCC" w:sz="1"/>
+            </w:tcBorders>
+            <w:tcMar>
+              <w:top w:type="dxa" w:w="80"/>
+              <w:left w:type="dxa" w:w="120"/>
+              <w:bottom w:type="dxa" w:w="80"/>
+              <w:right w:type="dxa" w:w="120"/>
+            </w:tcMar>
+          </w:tcPr>
+          <w:p>
+            <w:r>
+              <w:rPr>
+                <w:rFonts w:ascii="Arial" w:cs="Arial" w:eastAsia="Arial" w:hAnsi="Arial"/>
+                <w:sz w:val="20"/>
+                <w:szCs w:val="20"/>
+              </w:rPr>
+              <w:t xml:space="preserve">52 (Brauenpeak R)</w:t>
+            </w:r>
+          </w:p>
+        </w:tc>
+        <w:tc>
+          <w:tcPr>
+            <w:tcW w:type="dxa" w:w="1400"/>
+            <w:tcBorders>
+              <w:top w:val="single" w:color="CCCCCC" w:sz="1"/>
+              <w:left w:val="single" w:color="CCCCCC" w:sz="1"/>
+              <w:bottom w:val="single" w:color="CCCCCC" w:sz="1"/>
+              <w:right w:val="single" w:color="CCCCCC" w:sz="1"/>
+            </w:tcBorders>
+            <w:tcMar>
+              <w:top w:type="dxa" w:w="80"/>
+              <w:left w:type="dxa" w:w="120"/>
+              <w:bottom w:type="dxa" w:w="80"/>
+              <w:right w:type="dxa" w:w="120"/>
+            </w:tcMar>
+          </w:tcPr>
+          <w:p>
+            <w:r>
+              <w:rPr>
+                <w:rFonts w:ascii="Arial" w:cs="Arial" w:eastAsia="Arial" w:hAnsi="Arial"/>
+                <w:sz w:val="20"/>
+                <w:szCs w:val="20"/>
+              </w:rPr>
+              <w:t xml:space="preserve">Glabella (9)</w:t>
+            </w:r>
+          </w:p>
+        </w:tc>
+        <w:tc>
+          <w:tcPr>
+            <w:tcW w:type="dxa" w:w="2760"/>
+            <w:tcBorders>
+              <w:top w:val="single" w:color="CCCCCC" w:sz="1"/>
+              <w:left w:val="single" w:color="CCCCCC" w:sz="1"/>
+              <w:bottom w:val="single" w:color="CCCCCC" w:sz="1"/>
+              <w:right w:val="single" w:color="CCCCCC" w:sz="1"/>
+            </w:tcBorders>
+            <w:tcMar>
+              <w:top w:type="dxa" w:w="80"/>
+              <w:left w:type="dxa" w:w="120"/>
+              <w:bottom w:type="dxa" w:w="80"/>
+              <w:right w:type="dxa" w:w="120"/>
+            </w:tcMar>
+          </w:tcPr>
+          <w:p>
+            <w:r>
+              <w:rPr>
+                <w:rFonts w:ascii="Arial" w:cs="Arial" w:eastAsia="Arial" w:hAnsi="Arial"/>
+                <w:sz w:val="20"/>
+                <w:szCs w:val="20"/>
+              </w:rPr>
+              <w:t xml:space="preserve">Brauenhoehe relativ zur Glabella</w:t>
+            </w:r>
+          </w:p>
+        </w:tc>
+      </w:tr>
+      <w:tr>
+        <w:tc>
+          <w:tcPr>
+            <w:tcW w:type="dxa" w:w="400"/>
+            <w:tcBorders>
+              <w:top w:val="single" w:color="CCCCCC" w:sz="1"/>
+              <w:left w:val="single" w:color="CCCCCC" w:sz="1"/>
+              <w:bottom w:val="single" w:color="CCCCCC" w:sz="1"/>
+              <w:right w:val="single" w:color="CCCCCC" w:sz="1"/>
+            </w:tcBorders>
+            <w:tcMar>
+              <w:top w:type="dxa" w:w="80"/>
+              <w:left w:type="dxa" w:w="120"/>
+              <w:bottom w:type="dxa" w:w="80"/>
+              <w:right w:type="dxa" w:w="120"/>
+            </w:tcMar>
+          </w:tcPr>
+          <w:p>
+            <w:r>
+              <w:rPr>
+                <w:rFonts w:ascii="Arial" w:cs="Arial" w:eastAsia="Arial" w:hAnsi="Arial"/>
+                <w:sz w:val="20"/>
+                <w:szCs w:val="20"/>
+              </w:rPr>
+              <w:t xml:space="preserve">2</w:t>
+            </w:r>
+          </w:p>
+        </w:tc>
+        <w:tc>
+          <w:tcPr>
+            <w:tcW w:type="dxa" w:w="1600"/>
+            <w:tcBorders>
+              <w:top w:val="single" w:color="CCCCCC" w:sz="1"/>
+              <w:left w:val="single" w:color="CCCCCC" w:sz="1"/>
+              <w:bottom w:val="single" w:color="CCCCCC" w:sz="1"/>
+              <w:right w:val="single" w:color="CCCCCC" w:sz="1"/>
+            </w:tcBorders>
+            <w:tcMar>
+              <w:top w:type="dxa" w:w="80"/>
+              <w:left w:type="dxa" w:w="120"/>
+              <w:bottom w:type="dxa" w:w="80"/>
+              <w:right w:type="dxa" w:w="120"/>
+            </w:tcMar>
+          </w:tcPr>
+          <w:p>
+            <w:r>
+              <w:rPr>
+                <w:rFonts w:ascii="Arial" w:cs="Arial" w:eastAsia="Arial" w:hAnsi="Arial"/>
+                <w:sz w:val="20"/>
+                <w:szCs w:val="20"/>
+              </w:rPr>
+              <w:t xml:space="preserve">eye_width</w:t>
+            </w:r>
+          </w:p>
+        </w:tc>
+        <w:tc>
+          <w:tcPr>
+            <w:tcW w:type="dxa" w:w="1600"/>
+            <w:tcBorders>
+              <w:top w:val="single" w:color="CCCCCC" w:sz="1"/>
+              <w:left w:val="single" w:color="CCCCCC" w:sz="1"/>
+              <w:bottom w:val="single" w:color="CCCCCC" w:sz="1"/>
+              <w:right w:val="single" w:color="CCCCCC" w:sz="1"/>
+            </w:tcBorders>
+            <w:tcMar>
+              <w:top w:type="dxa" w:w="80"/>
+              <w:left w:type="dxa" w:w="120"/>
+              <w:bottom w:type="dxa" w:w="80"/>
+              <w:right w:type="dxa" w:w="120"/>
+            </w:tcMar>
+          </w:tcPr>
+          <w:p>
+            <w:r>
+              <w:rPr>
+                <w:rFonts w:ascii="Arial" w:cs="Arial" w:eastAsia="Arial" w:hAnsi="Arial"/>
+                <w:sz w:val="20"/>
+                <w:szCs w:val="20"/>
+              </w:rPr>
+              <w:t xml:space="preserve">263/466 (Augeninnen/aussen L)</w:t>
+            </w:r>
+          </w:p>
+        </w:tc>
+        <w:tc>
+          <w:tcPr>
+            <w:tcW w:type="dxa" w:w="1600"/>
+            <w:tcBorders>
+              <w:top w:val="single" w:color="CCCCCC" w:sz="1"/>
+              <w:left w:val="single" w:color="CCCCCC" w:sz="1"/>
+              <w:bottom w:val="single" w:color="CCCCCC" w:sz="1"/>
+              <w:right w:val="single" w:color="CCCCCC" w:sz="1"/>
+            </w:tcBorders>
+            <w:tcMar>
+              <w:top w:type="dxa" w:w="80"/>
+              <w:left w:type="dxa" w:w="120"/>
+              <w:bottom w:type="dxa" w:w="80"/>
+              <w:right w:type="dxa" w:w="120"/>
+            </w:tcMar>
+          </w:tcPr>
+          <w:p>
+            <w:r>
+              <w:rPr>
+                <w:rFonts w:ascii="Arial" w:cs="Arial" w:eastAsia="Arial" w:hAnsi="Arial"/>
+                <w:sz w:val="20"/>
+                <w:szCs w:val="20"/>
+              </w:rPr>
+              <w:t xml:space="preserve">33/246 (Augeninnen/aussen R)</w:t>
+            </w:r>
+          </w:p>
+        </w:tc>
+        <w:tc>
+          <w:tcPr>
+            <w:tcW w:type="dxa" w:w="1400"/>
+            <w:tcBorders>
+              <w:top w:val="single" w:color="CCCCCC" w:sz="1"/>
+              <w:left w:val="single" w:color="CCCCCC" w:sz="1"/>
+              <w:bottom w:val="single" w:color="CCCCCC" w:sz="1"/>
+              <w:right w:val="single" w:color="CCCCCC" w:sz="1"/>
+            </w:tcBorders>
+            <w:tcMar>
+              <w:top w:type="dxa" w:w="80"/>
+              <w:left w:type="dxa" w:w="120"/>
+              <w:bottom w:type="dxa" w:w="80"/>
+              <w:right w:type="dxa" w:w="120"/>
+            </w:tcMar>
+          </w:tcPr>
+          <w:p>
+            <w:r>
+              <w:rPr>
+                <w:rFonts w:ascii="Arial" w:cs="Arial" w:eastAsia="Arial" w:hAnsi="Arial"/>
+                <w:sz w:val="20"/>
+                <w:szCs w:val="20"/>
+              </w:rPr>
+              <w:t xml:space="preserve">—</w:t>
+            </w:r>
+          </w:p>
+        </w:tc>
+        <w:tc>
+          <w:tcPr>
+            <w:tcW w:type="dxa" w:w="2760"/>
+            <w:tcBorders>
+              <w:top w:val="single" w:color="CCCCCC" w:sz="1"/>
+              <w:left w:val="single" w:color="CCCCCC" w:sz="1"/>
+              <w:bottom w:val="single" w:color="CCCCCC" w:sz="1"/>
+              <w:right w:val="single" w:color="CCCCCC" w:sz="1"/>
+            </w:tcBorders>
+            <w:tcMar>
+              <w:top w:type="dxa" w:w="80"/>
+              <w:left w:type="dxa" w:w="120"/>
+              <w:bottom w:type="dxa" w:w="80"/>
+              <w:right w:type="dxa" w:w="120"/>
+            </w:tcMar>
+          </w:tcPr>
+          <w:p>
+            <w:r>
+              <w:rPr>
+                <w:rFonts w:ascii="Arial" w:cs="Arial" w:eastAsia="Arial" w:hAnsi="Arial"/>
+                <w:sz w:val="20"/>
+                <w:szCs w:val="20"/>
+              </w:rPr>
+              <w:t xml:space="preserve">Lidspaltenbreite (Fissura palpebralis)</w:t>
+            </w:r>
+          </w:p>
+        </w:tc>
+      </w:tr>
+      <w:tr>
+        <w:tc>
+          <w:tcPr>
+            <w:tcW w:type="dxa" w:w="400"/>
+            <w:tcBorders>
+              <w:top w:val="single" w:color="CCCCCC" w:sz="1"/>
+              <w:left w:val="single" w:color="CCCCCC" w:sz="1"/>
+              <w:bottom w:val="single" w:color="CCCCCC" w:sz="1"/>
+              <w:right w:val="single" w:color="CCCCCC" w:sz="1"/>
+            </w:tcBorders>
+            <w:tcMar>
+              <w:top w:type="dxa" w:w="80"/>
+              <w:left w:type="dxa" w:w="120"/>
+              <w:bottom w:type="dxa" w:w="80"/>
+              <w:right w:type="dxa" w:w="120"/>
+            </w:tcMar>
+          </w:tcPr>
+          <w:p>
+            <w:r>
+              <w:rPr>
+                <w:rFonts w:ascii="Arial" w:cs="Arial" w:eastAsia="Arial" w:hAnsi="Arial"/>
+                <w:sz w:val="20"/>
+                <w:szCs w:val="20"/>
+              </w:rPr>
+              <w:t xml:space="preserve">3</w:t>
+            </w:r>
+          </w:p>
+        </w:tc>
+        <w:tc>
+          <w:tcPr>
+            <w:tcW w:type="dxa" w:w="1600"/>
+            <w:tcBorders>
+              <w:top w:val="single" w:color="CCCCCC" w:sz="1"/>
+              <w:left w:val="single" w:color="CCCCCC" w:sz="1"/>
+              <w:bottom w:val="single" w:color="CCCCCC" w:sz="1"/>
+              <w:right w:val="single" w:color="CCCCCC" w:sz="1"/>
+            </w:tcBorders>
+            <w:tcMar>
+              <w:top w:type="dxa" w:w="80"/>
+              <w:left w:type="dxa" w:w="120"/>
+              <w:bottom w:type="dxa" w:w="80"/>
+              <w:right w:type="dxa" w:w="120"/>
+            </w:tcMar>
+          </w:tcPr>
+          <w:p>
+            <w:r>
+              <w:rPr>
+                <w:rFonts w:ascii="Arial" w:cs="Arial" w:eastAsia="Arial" w:hAnsi="Arial"/>
+                <w:sz w:val="20"/>
+                <w:szCs w:val="20"/>
+              </w:rPr>
+              <w:t xml:space="preserve">cheekbone_height</w:t>
+            </w:r>
+          </w:p>
+        </w:tc>
+        <w:tc>
+          <w:tcPr>
+            <w:tcW w:type="dxa" w:w="1600"/>
+            <w:tcBorders>
+              <w:top w:val="single" w:color="CCCCCC" w:sz="1"/>
+              <w:left w:val="single" w:color="CCCCCC" w:sz="1"/>
+              <w:bottom w:val="single" w:color="CCCCCC" w:sz="1"/>
+              <w:right w:val="single" w:color="CCCCCC" w:sz="1"/>
+            </w:tcBorders>
+            <w:tcMar>
+              <w:top w:type="dxa" w:w="80"/>
+              <w:left w:type="dxa" w:w="120"/>
+              <w:bottom w:type="dxa" w:w="80"/>
+              <w:right w:type="dxa" w:w="120"/>
+            </w:tcMar>
+          </w:tcPr>
+          <w:p>
+            <w:r>
+              <w:rPr>
+                <w:rFonts w:ascii="Arial" w:cs="Arial" w:eastAsia="Arial" w:hAnsi="Arial"/>
+                <w:sz w:val="20"/>
+                <w:szCs w:val="20"/>
+              </w:rPr>
+              <w:t xml:space="preserve">330 (Jochbein L)</w:t>
+            </w:r>
+          </w:p>
+        </w:tc>
+        <w:tc>
+          <w:tcPr>
+            <w:tcW w:type="dxa" w:w="1600"/>
+            <w:tcBorders>
+              <w:top w:val="single" w:color="CCCCCC" w:sz="1"/>
+              <w:left w:val="single" w:color="CCCCCC" w:sz="1"/>
+              <w:bottom w:val="single" w:color="CCCCCC" w:sz="1"/>
+              <w:right w:val="single" w:color="CCCCCC" w:sz="1"/>
+            </w:tcBorders>
+            <w:tcMar>
+              <w:top w:type="dxa" w:w="80"/>
+              <w:left w:type="dxa" w:w="120"/>
+              <w:bottom w:type="dxa" w:w="80"/>
+              <w:right w:type="dxa" w:w="120"/>
+            </w:tcMar>
+          </w:tcPr>
+          <w:p>
+            <w:r>
+              <w:rPr>
+                <w:rFonts w:ascii="Arial" w:cs="Arial" w:eastAsia="Arial" w:hAnsi="Arial"/>
+                <w:sz w:val="20"/>
+                <w:szCs w:val="20"/>
+              </w:rPr>
+              <w:t xml:space="preserve">101 (Jochbein R)</w:t>
+            </w:r>
+          </w:p>
+        </w:tc>
+        <w:tc>
+          <w:tcPr>
+            <w:tcW w:type="dxa" w:w="1400"/>
+            <w:tcBorders>
+              <w:top w:val="single" w:color="CCCCCC" w:sz="1"/>
+              <w:left w:val="single" w:color="CCCCCC" w:sz="1"/>
+              <w:bottom w:val="single" w:color="CCCCCC" w:sz="1"/>
+              <w:right w:val="single" w:color="CCCCCC" w:sz="1"/>
+            </w:tcBorders>
+            <w:tcMar>
+              <w:top w:type="dxa" w:w="80"/>
+              <w:left w:type="dxa" w:w="120"/>
+              <w:bottom w:type="dxa" w:w="80"/>
+              <w:right w:type="dxa" w:w="120"/>
+            </w:tcMar>
+          </w:tcPr>
+          <w:p>
+            <w:r>
+              <w:rPr>
+                <w:rFonts w:ascii="Arial" w:cs="Arial" w:eastAsia="Arial" w:hAnsi="Arial"/>
+                <w:sz w:val="20"/>
+                <w:szCs w:val="20"/>
+              </w:rPr>
+              <w:t xml:space="preserve">Pronasale (4)</w:t>
+            </w:r>
+          </w:p>
+        </w:tc>
+        <w:tc>
+          <w:tcPr>
+            <w:tcW w:type="dxa" w:w="2760"/>
+            <w:tcBorders>
+              <w:top w:val="single" w:color="CCCCCC" w:sz="1"/>
+              <w:left w:val="single" w:color="CCCCCC" w:sz="1"/>
+              <w:bottom w:val="single" w:color="CCCCCC" w:sz="1"/>
+              <w:right w:val="single" w:color="CCCCCC" w:sz="1"/>
+            </w:tcBorders>
+            <w:tcMar>
+              <w:top w:type="dxa" w:w="80"/>
+              <w:left w:type="dxa" w:w="120"/>
+              <w:bottom w:type="dxa" w:w="80"/>
+              <w:right w:type="dxa" w:w="120"/>
+            </w:tcMar>
+          </w:tcPr>
+          <w:p>
+            <w:r>
+              <w:rPr>
+                <w:rFonts w:ascii="Arial" w:cs="Arial" w:eastAsia="Arial" w:hAnsi="Arial"/>
+                <w:sz w:val="20"/>
+                <w:szCs w:val="20"/>
+              </w:rPr>
+              <w:t xml:space="preserve">Jochbeinhoehe relativ zur Nasenspitze</w:t>
+            </w:r>
+          </w:p>
+        </w:tc>
+      </w:tr>
+      <w:tr>
+        <w:tc>
+          <w:tcPr>
+            <w:tcW w:type="dxa" w:w="400"/>
+            <w:tcBorders>
+              <w:top w:val="single" w:color="CCCCCC" w:sz="1"/>
+              <w:left w:val="single" w:color="CCCCCC" w:sz="1"/>
+              <w:bottom w:val="single" w:color="CCCCCC" w:sz="1"/>
+              <w:right w:val="single" w:color="CCCCCC" w:sz="1"/>
+            </w:tcBorders>
+            <w:tcMar>
+              <w:top w:type="dxa" w:w="80"/>
+              <w:left w:type="dxa" w:w="120"/>
+              <w:bottom w:type="dxa" w:w="80"/>
+              <w:right w:type="dxa" w:w="120"/>
+            </w:tcMar>
+          </w:tcPr>
+          <w:p>
+            <w:r>
+              <w:rPr>
+                <w:rFonts w:ascii="Arial" w:cs="Arial" w:eastAsia="Arial" w:hAnsi="Arial"/>
+                <w:sz w:val="20"/>
+                <w:szCs w:val="20"/>
+              </w:rPr>
+              <w:t xml:space="preserve">4</w:t>
+            </w:r>
+          </w:p>
+        </w:tc>
+        <w:tc>
+          <w:tcPr>
+            <w:tcW w:type="dxa" w:w="1600"/>
+            <w:tcBorders>
+              <w:top w:val="single" w:color="CCCCCC" w:sz="1"/>
+              <w:left w:val="single" w:color="CCCCCC" w:sz="1"/>
+              <w:bottom w:val="single" w:color="CCCCCC" w:sz="1"/>
+              <w:right w:val="single" w:color="CCCCCC" w:sz="1"/>
+            </w:tcBorders>
+            <w:tcMar>
+              <w:top w:type="dxa" w:w="80"/>
+              <w:left w:type="dxa" w:w="120"/>
+              <w:bottom w:type="dxa" w:w="80"/>
+              <w:right w:type="dxa" w:w="120"/>
+            </w:tcMar>
+          </w:tcPr>
+          <w:p>
+            <w:r>
+              <w:rPr>
+                <w:rFonts w:ascii="Arial" w:cs="Arial" w:eastAsia="Arial" w:hAnsi="Arial"/>
+                <w:sz w:val="20"/>
+                <w:szCs w:val="20"/>
+              </w:rPr>
+              <w:t xml:space="preserve">nasolabial_region</w:t>
+            </w:r>
+          </w:p>
+        </w:tc>
+        <w:tc>
+          <w:tcPr>
+            <w:tcW w:type="dxa" w:w="1600"/>
+            <w:tcBorders>
+              <w:top w:val="single" w:color="CCCCCC" w:sz="1"/>
+              <w:left w:val="single" w:color="CCCCCC" w:sz="1"/>
+              <w:bottom w:val="single" w:color="CCCCCC" w:sz="1"/>
+              <w:right w:val="single" w:color="CCCCCC" w:sz="1"/>
+            </w:tcBorders>
+            <w:tcMar>
+              <w:top w:type="dxa" w:w="80"/>
+              <w:left w:type="dxa" w:w="120"/>
+              <w:bottom w:type="dxa" w:w="80"/>
+              <w:right w:type="dxa" w:w="120"/>
+            </w:tcMar>
+          </w:tcPr>
+          <w:p>
+            <w:r>
+              <w:rPr>
+                <w:rFonts w:ascii="Arial" w:cs="Arial" w:eastAsia="Arial" w:hAnsi="Arial"/>
+                <w:sz w:val="20"/>
+                <w:szCs w:val="20"/>
+              </w:rPr>
+              <w:t xml:space="preserve">Alar/Mundwinkel L</w:t>
+            </w:r>
+          </w:p>
+        </w:tc>
+        <w:tc>
+          <w:tcPr>
+            <w:tcW w:type="dxa" w:w="1600"/>
+            <w:tcBorders>
+              <w:top w:val="single" w:color="CCCCCC" w:sz="1"/>
+              <w:left w:val="single" w:color="CCCCCC" w:sz="1"/>
+              <w:bottom w:val="single" w:color="CCCCCC" w:sz="1"/>
+              <w:right w:val="single" w:color="CCCCCC" w:sz="1"/>
+            </w:tcBorders>
+            <w:tcMar>
+              <w:top w:type="dxa" w:w="80"/>
+              <w:left w:type="dxa" w:w="120"/>
+              <w:bottom w:type="dxa" w:w="80"/>
+              <w:right w:type="dxa" w:w="120"/>
+            </w:tcMar>
+          </w:tcPr>
+          <w:p>
+            <w:r>
+              <w:rPr>
+                <w:rFonts w:ascii="Arial" w:cs="Arial" w:eastAsia="Arial" w:hAnsi="Arial"/>
+                <w:sz w:val="20"/>
+                <w:szCs w:val="20"/>
+              </w:rPr>
+              <w:t xml:space="preserve">Alar/Mundwinkel R</w:t>
+            </w:r>
+          </w:p>
+        </w:tc>
+        <w:tc>
+          <w:tcPr>
+            <w:tcW w:type="dxa" w:w="1400"/>
+            <w:tcBorders>
+              <w:top w:val="single" w:color="CCCCCC" w:sz="1"/>
+              <w:left w:val="single" w:color="CCCCCC" w:sz="1"/>
+              <w:bottom w:val="single" w:color="CCCCCC" w:sz="1"/>
+              <w:right w:val="single" w:color="CCCCCC" w:sz="1"/>
+            </w:tcBorders>
+            <w:tcMar>
+              <w:top w:type="dxa" w:w="80"/>
+              <w:left w:type="dxa" w:w="120"/>
+              <w:bottom w:type="dxa" w:w="80"/>
+              <w:right w:type="dxa" w:w="120"/>
+            </w:tcMar>
+          </w:tcPr>
+          <w:p>
+            <w:r>
+              <w:rPr>
+                <w:rFonts w:ascii="Arial" w:cs="Arial" w:eastAsia="Arial" w:hAnsi="Arial"/>
+                <w:sz w:val="20"/>
+                <w:szCs w:val="20"/>
+              </w:rPr>
+              <w:t xml:space="preserve">—</w:t>
+            </w:r>
+          </w:p>
+        </w:tc>
+        <w:tc>
+          <w:tcPr>
+            <w:tcW w:type="dxa" w:w="2760"/>
+            <w:tcBorders>
+              <w:top w:val="single" w:color="CCCCCC" w:sz="1"/>
+              <w:left w:val="single" w:color="CCCCCC" w:sz="1"/>
+              <w:bottom w:val="single" w:color="CCCCCC" w:sz="1"/>
+              <w:right w:val="single" w:color="CCCCCC" w:sz="1"/>
+            </w:tcBorders>
+            <w:tcMar>
+              <w:top w:type="dxa" w:w="80"/>
+              <w:left w:type="dxa" w:w="120"/>
+              <w:bottom w:type="dxa" w:w="80"/>
+              <w:right w:type="dxa" w:w="120"/>
+            </w:tcMar>
+          </w:tcPr>
+          <w:p>
+            <w:r>
+              <w:rPr>
+                <w:rFonts w:ascii="Arial" w:cs="Arial" w:eastAsia="Arial" w:hAnsi="Arial"/>
+                <w:sz w:val="20"/>
+                <w:szCs w:val="20"/>
+              </w:rPr>
+              <w:t xml:space="preserve">Alar-Mundwinkel-Distanz (Nasolabialregion)</w:t>
+            </w:r>
+          </w:p>
+        </w:tc>
+      </w:tr>
+      <w:tr>
+        <w:tc>
+          <w:tcPr>
+            <w:tcW w:type="dxa" w:w="400"/>
+            <w:tcBorders>
+              <w:top w:val="single" w:color="CCCCCC" w:sz="1"/>
+              <w:left w:val="single" w:color="CCCCCC" w:sz="1"/>
+              <w:bottom w:val="single" w:color="CCCCCC" w:sz="1"/>
+              <w:right w:val="single" w:color="CCCCCC" w:sz="1"/>
+            </w:tcBorders>
+            <w:tcMar>
+              <w:top w:type="dxa" w:w="80"/>
+              <w:left w:type="dxa" w:w="120"/>
+              <w:bottom w:type="dxa" w:w="80"/>
+              <w:right w:type="dxa" w:w="120"/>
+            </w:tcMar>
+          </w:tcPr>
+          <w:p>
+            <w:r>
+              <w:rPr>
+                <w:rFonts w:ascii="Arial" w:cs="Arial" w:eastAsia="Arial" w:hAnsi="Arial"/>
+                <w:sz w:val="20"/>
+                <w:szCs w:val="20"/>
+              </w:rPr>
+              <w:t xml:space="preserve">5</w:t>
+            </w:r>
+          </w:p>
+        </w:tc>
+        <w:tc>
+          <w:tcPr>
+            <w:tcW w:type="dxa" w:w="1600"/>
+            <w:tcBorders>
+              <w:top w:val="single" w:color="CCCCCC" w:sz="1"/>
+              <w:left w:val="single" w:color="CCCCCC" w:sz="1"/>
+              <w:bottom w:val="single" w:color="CCCCCC" w:sz="1"/>
+              <w:right w:val="single" w:color="CCCCCC" w:sz="1"/>
+            </w:tcBorders>
+            <w:tcMar>
+              <w:top w:type="dxa" w:w="80"/>
+              <w:left w:type="dxa" w:w="120"/>
+              <w:bottom w:type="dxa" w:w="80"/>
+              <w:right w:type="dxa" w:w="120"/>
+            </w:tcMar>
+          </w:tcPr>
+          <w:p>
+            <w:r>
+              <w:rPr>
+                <w:rFonts w:ascii="Arial" w:cs="Arial" w:eastAsia="Arial" w:hAnsi="Arial"/>
+                <w:sz w:val="20"/>
+                <w:szCs w:val="20"/>
+              </w:rPr>
+              <w:t xml:space="preserve">mouth_corner_height</w:t>
+            </w:r>
+          </w:p>
+        </w:tc>
+        <w:tc>
+          <w:tcPr>
+            <w:tcW w:type="dxa" w:w="1600"/>
+            <w:tcBorders>
+              <w:top w:val="single" w:color="CCCCCC" w:sz="1"/>
+              <w:left w:val="single" w:color="CCCCCC" w:sz="1"/>
+              <w:bottom w:val="single" w:color="CCCCCC" w:sz="1"/>
+              <w:right w:val="single" w:color="CCCCCC" w:sz="1"/>
+            </w:tcBorders>
+            <w:tcMar>
+              <w:top w:type="dxa" w:w="80"/>
+              <w:left w:type="dxa" w:w="120"/>
+              <w:bottom w:type="dxa" w:w="80"/>
+              <w:right w:type="dxa" w:w="120"/>
+            </w:tcMar>
+          </w:tcPr>
+          <w:p>
+            <w:r>
+              <w:rPr>
+                <w:rFonts w:ascii="Arial" w:cs="Arial" w:eastAsia="Arial" w:hAnsi="Arial"/>
+                <w:sz w:val="20"/>
+                <w:szCs w:val="20"/>
+              </w:rPr>
+              <w:t xml:space="preserve">291 (Mundwinkel L)</w:t>
+            </w:r>
+          </w:p>
+        </w:tc>
+        <w:tc>
+          <w:tcPr>
+            <w:tcW w:type="dxa" w:w="1600"/>
+            <w:tcBorders>
+              <w:top w:val="single" w:color="CCCCCC" w:sz="1"/>
+              <w:left w:val="single" w:color="CCCCCC" w:sz="1"/>
+              <w:bottom w:val="single" w:color="CCCCCC" w:sz="1"/>
+              <w:right w:val="single" w:color="CCCCCC" w:sz="1"/>
+            </w:tcBorders>
+            <w:tcMar>
+              <w:top w:type="dxa" w:w="80"/>
+              <w:left w:type="dxa" w:w="120"/>
+              <w:bottom w:type="dxa" w:w="80"/>
+              <w:right w:type="dxa" w:w="120"/>
+            </w:tcMar>
+          </w:tcPr>
+          <w:p>
+            <w:r>
+              <w:rPr>
+                <w:rFonts w:ascii="Arial" w:cs="Arial" w:eastAsia="Arial" w:hAnsi="Arial"/>
+                <w:sz w:val="20"/>
+                <w:szCs w:val="20"/>
+              </w:rPr>
+              <w:t xml:space="preserve">61 (Mundwinkel R)</w:t>
+            </w:r>
+          </w:p>
+        </w:tc>
+        <w:tc>
+          <w:tcPr>
+            <w:tcW w:type="dxa" w:w="1400"/>
+            <w:tcBorders>
+              <w:top w:val="single" w:color="CCCCCC" w:sz="1"/>
+              <w:left w:val="single" w:color="CCCCCC" w:sz="1"/>
+              <w:bottom w:val="single" w:color="CCCCCC" w:sz="1"/>
+              <w:right w:val="single" w:color="CCCCCC" w:sz="1"/>
+            </w:tcBorders>
+            <w:tcMar>
+              <w:top w:type="dxa" w:w="80"/>
+              <w:left w:type="dxa" w:w="120"/>
+              <w:bottom w:type="dxa" w:w="80"/>
+              <w:right w:type="dxa" w:w="120"/>
+            </w:tcMar>
+          </w:tcPr>
+          <w:p>
+            <w:r>
+              <w:rPr>
+                <w:rFonts w:ascii="Arial" w:cs="Arial" w:eastAsia="Arial" w:hAnsi="Arial"/>
+                <w:sz w:val="20"/>
+                <w:szCs w:val="20"/>
+              </w:rPr>
+              <w:t xml:space="preserve">Stomion (13)</w:t>
+            </w:r>
+          </w:p>
+        </w:tc>
+        <w:tc>
+          <w:tcPr>
+            <w:tcW w:type="dxa" w:w="2760"/>
+            <w:tcBorders>
+              <w:top w:val="single" w:color="CCCCCC" w:sz="1"/>
+              <w:left w:val="single" w:color="CCCCCC" w:sz="1"/>
+              <w:bottom w:val="single" w:color="CCCCCC" w:sz="1"/>
+              <w:right w:val="single" w:color="CCCCCC" w:sz="1"/>
+            </w:tcBorders>
+            <w:tcMar>
+              <w:top w:type="dxa" w:w="80"/>
+              <w:left w:type="dxa" w:w="120"/>
+              <w:bottom w:type="dxa" w:w="80"/>
+              <w:right w:type="dxa" w:w="120"/>
+            </w:tcMar>
+          </w:tcPr>
+          <w:p>
+            <w:r>
+              <w:rPr>
+                <w:rFonts w:ascii="Arial" w:cs="Arial" w:eastAsia="Arial" w:hAnsi="Arial"/>
+                <w:sz w:val="20"/>
+                <w:szCs w:val="20"/>
+              </w:rPr>
+              <w:t xml:space="preserve">Vertikale Mundwinkelposition</w:t>
+            </w:r>
+          </w:p>
+        </w:tc>
+      </w:tr>
+      <w:tr>
+        <w:tc>
+          <w:tcPr>
+            <w:tcW w:type="dxa" w:w="400"/>
+            <w:tcBorders>
+              <w:top w:val="single" w:color="CCCCCC" w:sz="1"/>
+              <w:left w:val="single" w:color="CCCCCC" w:sz="1"/>
+              <w:bottom w:val="single" w:color="CCCCCC" w:sz="1"/>
+              <w:right w:val="single" w:color="CCCCCC" w:sz="1"/>
+            </w:tcBorders>
+            <w:tcMar>
+              <w:top w:type="dxa" w:w="80"/>
+              <w:left w:type="dxa" w:w="120"/>
+              <w:bottom w:type="dxa" w:w="80"/>
+              <w:right w:type="dxa" w:w="120"/>
+            </w:tcMar>
+          </w:tcPr>
+          <w:p>
+            <w:r>
+              <w:rPr>
+                <w:rFonts w:ascii="Arial" w:cs="Arial" w:eastAsia="Arial" w:hAnsi="Arial"/>
+                <w:sz w:val="20"/>
+                <w:szCs w:val="20"/>
+              </w:rPr>
+              <w:t xml:space="preserve">6</w:t>
+            </w:r>
+          </w:p>
+        </w:tc>
+        <w:tc>
+          <w:tcPr>
+            <w:tcW w:type="dxa" w:w="1600"/>
+            <w:tcBorders>
+              <w:top w:val="single" w:color="CCCCCC" w:sz="1"/>
+              <w:left w:val="single" w:color="CCCCCC" w:sz="1"/>
+              <w:bottom w:val="single" w:color="CCCCCC" w:sz="1"/>
+              <w:right w:val="single" w:color="CCCCCC" w:sz="1"/>
+            </w:tcBorders>
+            <w:tcMar>
+              <w:top w:type="dxa" w:w="80"/>
+              <w:left w:type="dxa" w:w="120"/>
+              <w:bottom w:type="dxa" w:w="80"/>
+              <w:right w:type="dxa" w:w="120"/>
+            </w:tcMar>
+          </w:tcPr>
+          <w:p>
+            <w:r>
+              <w:rPr>
+                <w:rFonts w:ascii="Arial" w:cs="Arial" w:eastAsia="Arial" w:hAnsi="Arial"/>
+                <w:sz w:val="20"/>
+                <w:szCs w:val="20"/>
+              </w:rPr>
+              <w:t xml:space="preserve">gonion_height</w:t>
+            </w:r>
+          </w:p>
+        </w:tc>
+        <w:tc>
+          <w:tcPr>
+            <w:tcW w:type="dxa" w:w="1600"/>
+            <w:tcBorders>
+              <w:top w:val="single" w:color="CCCCCC" w:sz="1"/>
+              <w:left w:val="single" w:color="CCCCCC" w:sz="1"/>
+              <w:bottom w:val="single" w:color="CCCCCC" w:sz="1"/>
+              <w:right w:val="single" w:color="CCCCCC" w:sz="1"/>
+            </w:tcBorders>
+            <w:tcMar>
+              <w:top w:type="dxa" w:w="80"/>
+              <w:left w:type="dxa" w:w="120"/>
+              <w:bottom w:type="dxa" w:w="80"/>
+              <w:right w:type="dxa" w:w="120"/>
+            </w:tcMar>
+          </w:tcPr>
+          <w:p>
+            <w:r>
+              <w:rPr>
+                <w:rFonts w:ascii="Arial" w:cs="Arial" w:eastAsia="Arial" w:hAnsi="Arial"/>
+                <w:sz w:val="20"/>
+                <w:szCs w:val="20"/>
+              </w:rPr>
+              <w:t xml:space="preserve">Gonion L</w:t>
+            </w:r>
+          </w:p>
+        </w:tc>
+        <w:tc>
+          <w:tcPr>
+            <w:tcW w:type="dxa" w:w="1600"/>
+            <w:tcBorders>
+              <w:top w:val="single" w:color="CCCCCC" w:sz="1"/>
+              <w:left w:val="single" w:color="CCCCCC" w:sz="1"/>
+              <w:bottom w:val="single" w:color="CCCCCC" w:sz="1"/>
+              <w:right w:val="single" w:color="CCCCCC" w:sz="1"/>
+            </w:tcBorders>
+            <w:tcMar>
+              <w:top w:type="dxa" w:w="80"/>
+              <w:left w:type="dxa" w:w="120"/>
+              <w:bottom w:type="dxa" w:w="80"/>
+              <w:right w:type="dxa" w:w="120"/>
+            </w:tcMar>
+          </w:tcPr>
+          <w:p>
+            <w:r>
+              <w:rPr>
+                <w:rFonts w:ascii="Arial" w:cs="Arial" w:eastAsia="Arial" w:hAnsi="Arial"/>
+                <w:sz w:val="20"/>
+                <w:szCs w:val="20"/>
+              </w:rPr>
+              <w:t xml:space="preserve">Gonion R</w:t>
+            </w:r>
+          </w:p>
+        </w:tc>
+        <w:tc>
+          <w:tcPr>
+            <w:tcW w:type="dxa" w:w="1400"/>
+            <w:tcBorders>
+              <w:top w:val="single" w:color="CCCCCC" w:sz="1"/>
+              <w:left w:val="single" w:color="CCCCCC" w:sz="1"/>
+              <w:bottom w:val="single" w:color="CCCCCC" w:sz="1"/>
+              <w:right w:val="single" w:color="CCCCCC" w:sz="1"/>
+            </w:tcBorders>
+            <w:tcMar>
+              <w:top w:type="dxa" w:w="80"/>
+              <w:left w:type="dxa" w:w="120"/>
+              <w:bottom w:type="dxa" w:w="80"/>
+              <w:right w:type="dxa" w:w="120"/>
+            </w:tcMar>
+          </w:tcPr>
+          <w:p>
+            <w:r>
+              <w:rPr>
+                <w:rFonts w:ascii="Arial" w:cs="Arial" w:eastAsia="Arial" w:hAnsi="Arial"/>
+                <w:sz w:val="20"/>
+                <w:szCs w:val="20"/>
+              </w:rPr>
+              <w:t xml:space="preserve">Gnathion (152)</w:t>
+            </w:r>
+          </w:p>
+        </w:tc>
+        <w:tc>
+          <w:tcPr>
+            <w:tcW w:type="dxa" w:w="2760"/>
+            <w:tcBorders>
+              <w:top w:val="single" w:color="CCCCCC" w:sz="1"/>
+              <w:left w:val="single" w:color="CCCCCC" w:sz="1"/>
+              <w:bottom w:val="single" w:color="CCCCCC" w:sz="1"/>
+              <w:right w:val="single" w:color="CCCCCC" w:sz="1"/>
+            </w:tcBorders>
+            <w:tcMar>
+              <w:top w:type="dxa" w:w="80"/>
+              <w:left w:type="dxa" w:w="120"/>
+              <w:bottom w:type="dxa" w:w="80"/>
+              <w:right w:type="dxa" w:w="120"/>
+            </w:tcMar>
+          </w:tcPr>
+          <w:p>
+            <w:r>
+              <w:rPr>
+                <w:rFonts w:ascii="Arial" w:cs="Arial" w:eastAsia="Arial" w:hAnsi="Arial"/>
+                <w:sz w:val="20"/>
+                <w:szCs w:val="20"/>
+              </w:rPr>
+              <w:t xml:space="preserve">Kieferwinkelhoehe relativ zum Kinn</w:t>
+            </w:r>
+          </w:p>
+        </w:tc>
+      </w:tr>
+    </w:tbl>
+    <w:p>
+      <w:pPr>
+        <w:spacing w:after="120"/>
+        <w:jc w:val="left"/>
+      </w:pPr>
+      <w:r>
+        <w:t xml:space="preserve">Fuer jede Achse werden zwei Messtypen verwendet:</w:t>
+      </w:r>
+    </w:p>
+    <w:p>
+      <w:pPr>
+        <w:spacing w:after="120"/>
+        <w:ind w:left="360"/>
+        <w:jc w:val="left"/>
+      </w:pPr>
+      <w:r>
+        <w:t xml:space="preserve">• Hoehenbasierte Messung: Vertikale Distanz eines bilateralen Landmarks zum Midline-Referenzpunkt (Achsen 1, 3, 5, 6). Berechnung: |y_Landmark − y_Referenz| in Pixel, konvertiert ueber Kalibrierung zu mm.</w:t>
+      </w:r>
+    </w:p>
+    <w:p>
+      <w:pPr>
+        <w:spacing w:after="120"/>
+        <w:ind w:left="360"/>
+        <w:jc w:val="left"/>
+      </w:pPr>
+      <w:r>
+        <w:t xml:space="preserve">• Distanzbasierte Messung: Euklidische 2D-Distanz zwischen zwei Landmarks einer Seite (Achsen 2, 4). Berechnung: √((x₂−x₁)² + (y₂−y₁)²) in Pixel, konvertiert zu mm.</w:t>
+      </w:r>
+    </w:p>
+    <w:p>
+      <w:pPr>
+        <w:spacing w:after="120"/>
+        <w:jc w:val="left"/>
+      </w:pPr>
+      <w:r>
+        <w:t xml:space="preserve">Die Differenz wird sowohl absolut (in mm) als auch relativ (in Prozent des Mittelwerts beider Seiten) angegeben: diff_pct = (diff_mm / avg_mm) × 100.</w:t>
       </w:r>
     </w:p>
     <w:p>
@@ -599,12 +1851,1090 @@
         <w:jc w:val="left"/>
       </w:pPr>
       <w:r>
+        <w:t xml:space="preserve">Die klinische Signifikanz einer Asymmetrie wird durch zwei unabhaengige Schwellenwerte definiert:</w:t>
+      </w:r>
+    </w:p>
+    <w:p>
+      <w:pPr>
+        <w:spacing w:after="120"/>
+        <w:jc w:val="left"/>
+      </w:pPr>
+      <w:r>
         <w:rPr>
-          <w:i/>
-          <w:iCs/>
-          <w:color w:val="888888"/>
+          <w:b/>
+          <w:bCs/>
         </w:rPr>
-        <w:t xml:space="preserve">Inhalt folgt in einer späteren Ausgabe.</w:t>
+        <w:t xml:space="preserve">Tabelle 4.2: Schwellenwerte fuer klinische Signifikanz</w:t>
+      </w:r>
+    </w:p>
+    <w:tbl>
+      <w:tblPr>
+        <w:tblW w:type="dxa" w:w="9360"/>
+        <w:tblBorders>
+          <w:top w:val="single" w:color="auto" w:sz="4"/>
+          <w:left w:val="single" w:color="auto" w:sz="4"/>
+          <w:bottom w:val="single" w:color="auto" w:sz="4"/>
+          <w:right w:val="single" w:color="auto" w:sz="4"/>
+          <w:insideH w:val="single" w:color="auto" w:sz="4"/>
+          <w:insideV w:val="single" w:color="auto" w:sz="4"/>
+        </w:tblBorders>
+      </w:tblPr>
+      <w:tblGrid>
+        <w:gridCol w:w="3200"/>
+        <w:gridCol w:w="2300"/>
+        <w:gridCol w:w="3860"/>
+      </w:tblGrid>
+      <w:tr>
+        <w:tc>
+          <w:tcPr>
+            <w:tcW w:type="dxa" w:w="3200"/>
+            <w:tcBorders>
+              <w:top w:val="single" w:color="CCCCCC" w:sz="1"/>
+              <w:left w:val="single" w:color="CCCCCC" w:sz="1"/>
+              <w:bottom w:val="single" w:color="CCCCCC" w:sz="1"/>
+              <w:right w:val="single" w:color="CCCCCC" w:sz="1"/>
+            </w:tcBorders>
+            <w:shd w:fill="2C3E50" w:val="clear"/>
+            <w:tcMar>
+              <w:top w:type="dxa" w:w="80"/>
+              <w:left w:type="dxa" w:w="120"/>
+              <w:bottom w:type="dxa" w:w="80"/>
+              <w:right w:type="dxa" w:w="120"/>
+            </w:tcMar>
+          </w:tcPr>
+          <w:p>
+            <w:r>
+              <w:rPr>
+                <w:rFonts w:ascii="Arial" w:cs="Arial" w:eastAsia="Arial" w:hAnsi="Arial"/>
+                <w:b/>
+                <w:bCs/>
+                <w:color w:val="FFFFFF"/>
+                <w:sz w:val="20"/>
+                <w:szCs w:val="20"/>
+              </w:rPr>
+              <w:t xml:space="preserve">Parameter</w:t>
+            </w:r>
+          </w:p>
+        </w:tc>
+        <w:tc>
+          <w:tcPr>
+            <w:tcW w:type="dxa" w:w="2300"/>
+            <w:tcBorders>
+              <w:top w:val="single" w:color="CCCCCC" w:sz="1"/>
+              <w:left w:val="single" w:color="CCCCCC" w:sz="1"/>
+              <w:bottom w:val="single" w:color="CCCCCC" w:sz="1"/>
+              <w:right w:val="single" w:color="CCCCCC" w:sz="1"/>
+            </w:tcBorders>
+            <w:shd w:fill="2C3E50" w:val="clear"/>
+            <w:tcMar>
+              <w:top w:type="dxa" w:w="80"/>
+              <w:left w:type="dxa" w:w="120"/>
+              <w:bottom w:type="dxa" w:w="80"/>
+              <w:right w:type="dxa" w:w="120"/>
+            </w:tcMar>
+          </w:tcPr>
+          <w:p>
+            <w:r>
+              <w:rPr>
+                <w:rFonts w:ascii="Arial" w:cs="Arial" w:eastAsia="Arial" w:hAnsi="Arial"/>
+                <w:b/>
+                <w:bCs/>
+                <w:color w:val="FFFFFF"/>
+                <w:sz w:val="20"/>
+                <w:szCs w:val="20"/>
+              </w:rPr>
+              <w:t xml:space="preserve">Schwellenwert</w:t>
+            </w:r>
+          </w:p>
+        </w:tc>
+        <w:tc>
+          <w:tcPr>
+            <w:tcW w:type="dxa" w:w="3860"/>
+            <w:tcBorders>
+              <w:top w:val="single" w:color="CCCCCC" w:sz="1"/>
+              <w:left w:val="single" w:color="CCCCCC" w:sz="1"/>
+              <w:bottom w:val="single" w:color="CCCCCC" w:sz="1"/>
+              <w:right w:val="single" w:color="CCCCCC" w:sz="1"/>
+            </w:tcBorders>
+            <w:shd w:fill="2C3E50" w:val="clear"/>
+            <w:tcMar>
+              <w:top w:type="dxa" w:w="80"/>
+              <w:left w:type="dxa" w:w="120"/>
+              <w:bottom w:type="dxa" w:w="80"/>
+              <w:right w:type="dxa" w:w="120"/>
+            </w:tcMar>
+          </w:tcPr>
+          <w:p>
+            <w:r>
+              <w:rPr>
+                <w:rFonts w:ascii="Arial" w:cs="Arial" w:eastAsia="Arial" w:hAnsi="Arial"/>
+                <w:b/>
+                <w:bCs/>
+                <w:color w:val="FFFFFF"/>
+                <w:sz w:val="20"/>
+                <w:szCs w:val="20"/>
+              </w:rPr>
+              <w:t xml:space="preserve">Bedeutung</w:t>
+            </w:r>
+          </w:p>
+        </w:tc>
+      </w:tr>
+      <w:tr>
+        <w:tc>
+          <w:tcPr>
+            <w:tcW w:type="dxa" w:w="3200"/>
+            <w:tcBorders>
+              <w:top w:val="single" w:color="CCCCCC" w:sz="1"/>
+              <w:left w:val="single" w:color="CCCCCC" w:sz="1"/>
+              <w:bottom w:val="single" w:color="CCCCCC" w:sz="1"/>
+              <w:right w:val="single" w:color="CCCCCC" w:sz="1"/>
+            </w:tcBorders>
+            <w:tcMar>
+              <w:top w:type="dxa" w:w="80"/>
+              <w:left w:type="dxa" w:w="120"/>
+              <w:bottom w:type="dxa" w:w="80"/>
+              <w:right w:type="dxa" w:w="120"/>
+            </w:tcMar>
+          </w:tcPr>
+          <w:p>
+            <w:r>
+              <w:rPr>
+                <w:rFonts w:ascii="Arial" w:cs="Arial" w:eastAsia="Arial" w:hAnsi="Arial"/>
+                <w:sz w:val="20"/>
+                <w:szCs w:val="20"/>
+              </w:rPr>
+              <w:t xml:space="preserve">SIGNIFICANCE_THRESHOLD_MM</w:t>
+            </w:r>
+          </w:p>
+        </w:tc>
+        <w:tc>
+          <w:tcPr>
+            <w:tcW w:type="dxa" w:w="2300"/>
+            <w:tcBorders>
+              <w:top w:val="single" w:color="CCCCCC" w:sz="1"/>
+              <w:left w:val="single" w:color="CCCCCC" w:sz="1"/>
+              <w:bottom w:val="single" w:color="CCCCCC" w:sz="1"/>
+              <w:right w:val="single" w:color="CCCCCC" w:sz="1"/>
+            </w:tcBorders>
+            <w:tcMar>
+              <w:top w:type="dxa" w:w="80"/>
+              <w:left w:type="dxa" w:w="120"/>
+              <w:bottom w:type="dxa" w:w="80"/>
+              <w:right w:type="dxa" w:w="120"/>
+            </w:tcMar>
+          </w:tcPr>
+          <w:p>
+            <w:r>
+              <w:rPr>
+                <w:rFonts w:ascii="Arial" w:cs="Arial" w:eastAsia="Arial" w:hAnsi="Arial"/>
+                <w:sz w:val="20"/>
+                <w:szCs w:val="20"/>
+              </w:rPr>
+              <w:t xml:space="preserve">&gt; 2,0 mm</w:t>
+            </w:r>
+          </w:p>
+        </w:tc>
+        <w:tc>
+          <w:tcPr>
+            <w:tcW w:type="dxa" w:w="3860"/>
+            <w:tcBorders>
+              <w:top w:val="single" w:color="CCCCCC" w:sz="1"/>
+              <w:left w:val="single" w:color="CCCCCC" w:sz="1"/>
+              <w:bottom w:val="single" w:color="CCCCCC" w:sz="1"/>
+              <w:right w:val="single" w:color="CCCCCC" w:sz="1"/>
+            </w:tcBorders>
+            <w:tcMar>
+              <w:top w:type="dxa" w:w="80"/>
+              <w:left w:type="dxa" w:w="120"/>
+              <w:bottom w:type="dxa" w:w="80"/>
+              <w:right w:type="dxa" w:w="120"/>
+            </w:tcMar>
+          </w:tcPr>
+          <w:p>
+            <w:r>
+              <w:rPr>
+                <w:rFonts w:ascii="Arial" w:cs="Arial" w:eastAsia="Arial" w:hAnsi="Arial"/>
+                <w:sz w:val="20"/>
+                <w:szCs w:val="20"/>
+              </w:rPr>
+              <w:t xml:space="preserve">Absolute Differenz, die vom menschlichen Auge als Asymmetrie wahrgenommen wird</w:t>
+            </w:r>
+          </w:p>
+        </w:tc>
+      </w:tr>
+      <w:tr>
+        <w:tc>
+          <w:tcPr>
+            <w:tcW w:type="dxa" w:w="3200"/>
+            <w:tcBorders>
+              <w:top w:val="single" w:color="CCCCCC" w:sz="1"/>
+              <w:left w:val="single" w:color="CCCCCC" w:sz="1"/>
+              <w:bottom w:val="single" w:color="CCCCCC" w:sz="1"/>
+              <w:right w:val="single" w:color="CCCCCC" w:sz="1"/>
+            </w:tcBorders>
+            <w:tcMar>
+              <w:top w:type="dxa" w:w="80"/>
+              <w:left w:type="dxa" w:w="120"/>
+              <w:bottom w:type="dxa" w:w="80"/>
+              <w:right w:type="dxa" w:w="120"/>
+            </w:tcMar>
+          </w:tcPr>
+          <w:p>
+            <w:r>
+              <w:rPr>
+                <w:rFonts w:ascii="Arial" w:cs="Arial" w:eastAsia="Arial" w:hAnsi="Arial"/>
+                <w:sz w:val="20"/>
+                <w:szCs w:val="20"/>
+              </w:rPr>
+              <w:t xml:space="preserve">SIGNIFICANCE_THRESHOLD_PCT</w:t>
+            </w:r>
+          </w:p>
+        </w:tc>
+        <w:tc>
+          <w:tcPr>
+            <w:tcW w:type="dxa" w:w="2300"/>
+            <w:tcBorders>
+              <w:top w:val="single" w:color="CCCCCC" w:sz="1"/>
+              <w:left w:val="single" w:color="CCCCCC" w:sz="1"/>
+              <w:bottom w:val="single" w:color="CCCCCC" w:sz="1"/>
+              <w:right w:val="single" w:color="CCCCCC" w:sz="1"/>
+            </w:tcBorders>
+            <w:tcMar>
+              <w:top w:type="dxa" w:w="80"/>
+              <w:left w:type="dxa" w:w="120"/>
+              <w:bottom w:type="dxa" w:w="80"/>
+              <w:right w:type="dxa" w:w="120"/>
+            </w:tcMar>
+          </w:tcPr>
+          <w:p>
+            <w:r>
+              <w:rPr>
+                <w:rFonts w:ascii="Arial" w:cs="Arial" w:eastAsia="Arial" w:hAnsi="Arial"/>
+                <w:sz w:val="20"/>
+                <w:szCs w:val="20"/>
+              </w:rPr>
+              <w:t xml:space="preserve">&gt; 8,0 %</w:t>
+            </w:r>
+          </w:p>
+        </w:tc>
+        <w:tc>
+          <w:tcPr>
+            <w:tcW w:type="dxa" w:w="3860"/>
+            <w:tcBorders>
+              <w:top w:val="single" w:color="CCCCCC" w:sz="1"/>
+              <w:left w:val="single" w:color="CCCCCC" w:sz="1"/>
+              <w:bottom w:val="single" w:color="CCCCCC" w:sz="1"/>
+              <w:right w:val="single" w:color="CCCCCC" w:sz="1"/>
+            </w:tcBorders>
+            <w:tcMar>
+              <w:top w:type="dxa" w:w="80"/>
+              <w:left w:type="dxa" w:w="120"/>
+              <w:bottom w:type="dxa" w:w="80"/>
+              <w:right w:type="dxa" w:w="120"/>
+            </w:tcMar>
+          </w:tcPr>
+          <w:p>
+            <w:r>
+              <w:rPr>
+                <w:rFonts w:ascii="Arial" w:cs="Arial" w:eastAsia="Arial" w:hAnsi="Arial"/>
+                <w:sz w:val="20"/>
+                <w:szCs w:val="20"/>
+              </w:rPr>
+              <w:t xml:space="preserve">Relative Differenz bezogen auf den Mittelwert beider Seiten</w:t>
+            </w:r>
+          </w:p>
+        </w:tc>
+      </w:tr>
+    </w:tbl>
+    <w:p>
+      <w:pPr>
+        <w:spacing w:after="120"/>
+        <w:jc w:val="left"/>
+      </w:pPr>
+      <w:r>
+        <w:t xml:space="preserve">Eine Messung wird als klinisch signifikant markiert (is_clinically_significant = true), wenn EINER der beiden Schwellenwerte ueberschritten wird. Dieses ODER-Kriterium stellt sicher, dass sowohl kleine Gesichter (wo 2 mm relativ viel sind) als auch grosse Gesichter (wo 8 % absolut mehr als 2 mm sein koennen) korrekt erfasst werden.</w:t>
+      </w:r>
+    </w:p>
+    <w:p>
+      <w:pPr>
+        <w:spacing w:after="120"/>
+        <w:jc w:val="left"/>
+      </w:pPr>
+      <w:r>
+        <w:rPr>
+          <w:b/>
+          <w:bCs/>
+        </w:rPr>
+        <w:t xml:space="preserve">Klinische Einordnung der Asymmetrie:</w:t>
+      </w:r>
+    </w:p>
+    <w:p>
+      <w:pPr>
+        <w:spacing w:after="120"/>
+        <w:ind w:left="360"/>
+        <w:jc w:val="left"/>
+      </w:pPr>
+      <w:r>
+        <w:t xml:space="preserve">• &lt; 3 % Differenz: Physiologische Asymmetrie — keine Behandlungsindikation</w:t>
+      </w:r>
+    </w:p>
+    <w:p>
+      <w:pPr>
+        <w:spacing w:after="120"/>
+        <w:ind w:left="360"/>
+        <w:jc w:val="left"/>
+      </w:pPr>
+      <w:r>
+        <w:t xml:space="preserve">• 3–5 % Differenz: Subklinische Asymmetrie — bei Patientenwunsch behandelbar</w:t>
+      </w:r>
+    </w:p>
+    <w:p>
+      <w:pPr>
+        <w:spacing w:after="120"/>
+        <w:ind w:left="360"/>
+        <w:jc w:val="left"/>
+      </w:pPr>
+      <w:r>
+        <w:t xml:space="preserve">• 5–8 % Differenz: Moderate Asymmetrie — behandlungsrelevant</w:t>
+      </w:r>
+    </w:p>
+    <w:p>
+      <w:pPr>
+        <w:spacing w:after="120"/>
+        <w:ind w:left="360"/>
+        <w:jc w:val="left"/>
+      </w:pPr>
+      <w:r>
+        <w:t xml:space="preserve">• &gt; 8 % Differenz: Ausgepraegt — Abklaerung zugrunde liegender Pathologien empfohlen (vgl. Kapitel 14, Extreme Asymmetrie)</w:t>
+      </w:r>
+    </w:p>
+    <w:p>
+      <w:pPr>
+        <w:pStyle w:val="Heading3"/>
+        <w:spacing w:after="120" w:before="240"/>
+      </w:pPr>
+      <w:r>
+        <w:rPr>
+          <w:b/>
+          <w:bCs/>
+        </w:rPr>
+        <w:t xml:space="preserve">4.2.1 Globaler Symmetrie-Index</w:t>
+      </w:r>
+    </w:p>
+    <w:p>
+      <w:pPr>
+        <w:spacing w:after="120"/>
+        <w:jc w:val="left"/>
+      </w:pPr>
+      <w:r>
+        <w:t xml:space="preserve">Der globale Symmetrie-Index fasst alle sechs Achsen zu einem Score von 0 bis 100 zusammen (100 = perfekte Symmetrie). Die Berechnung erfolgt gewichtet, da nicht alle Achsen die gleiche klinische Bedeutung haben:</w:t>
+      </w:r>
+    </w:p>
+    <w:p>
+      <w:pPr>
+        <w:spacing w:after="120"/>
+        <w:jc w:val="left"/>
+      </w:pPr>
+      <w:r>
+        <w:rPr>
+          <w:b/>
+          <w:bCs/>
+        </w:rPr>
+        <w:t xml:space="preserve">Tabelle 4.3: Achsengewichte fuer den globalen Symmetrie-Index</w:t>
+      </w:r>
+    </w:p>
+    <w:tbl>
+      <w:tblPr>
+        <w:tblW w:type="dxa" w:w="9360"/>
+        <w:tblBorders>
+          <w:top w:val="single" w:color="auto" w:sz="4"/>
+          <w:left w:val="single" w:color="auto" w:sz="4"/>
+          <w:bottom w:val="single" w:color="auto" w:sz="4"/>
+          <w:right w:val="single" w:color="auto" w:sz="4"/>
+          <w:insideH w:val="single" w:color="auto" w:sz="4"/>
+          <w:insideV w:val="single" w:color="auto" w:sz="4"/>
+        </w:tblBorders>
+      </w:tblPr>
+      <w:tblGrid>
+        <w:gridCol w:w="2800"/>
+        <w:gridCol w:w="1000"/>
+        <w:gridCol w:w="5560"/>
+      </w:tblGrid>
+      <w:tr>
+        <w:tc>
+          <w:tcPr>
+            <w:tcW w:type="dxa" w:w="2800"/>
+            <w:tcBorders>
+              <w:top w:val="single" w:color="CCCCCC" w:sz="1"/>
+              <w:left w:val="single" w:color="CCCCCC" w:sz="1"/>
+              <w:bottom w:val="single" w:color="CCCCCC" w:sz="1"/>
+              <w:right w:val="single" w:color="CCCCCC" w:sz="1"/>
+            </w:tcBorders>
+            <w:shd w:fill="2C3E50" w:val="clear"/>
+            <w:tcMar>
+              <w:top w:type="dxa" w:w="80"/>
+              <w:left w:type="dxa" w:w="120"/>
+              <w:bottom w:type="dxa" w:w="80"/>
+              <w:right w:type="dxa" w:w="120"/>
+            </w:tcMar>
+          </w:tcPr>
+          <w:p>
+            <w:r>
+              <w:rPr>
+                <w:rFonts w:ascii="Arial" w:cs="Arial" w:eastAsia="Arial" w:hAnsi="Arial"/>
+                <w:b/>
+                <w:bCs/>
+                <w:color w:val="FFFFFF"/>
+                <w:sz w:val="20"/>
+                <w:szCs w:val="20"/>
+              </w:rPr>
+              <w:t xml:space="preserve">Achse</w:t>
+            </w:r>
+          </w:p>
+        </w:tc>
+        <w:tc>
+          <w:tcPr>
+            <w:tcW w:type="dxa" w:w="1000"/>
+            <w:tcBorders>
+              <w:top w:val="single" w:color="CCCCCC" w:sz="1"/>
+              <w:left w:val="single" w:color="CCCCCC" w:sz="1"/>
+              <w:bottom w:val="single" w:color="CCCCCC" w:sz="1"/>
+              <w:right w:val="single" w:color="CCCCCC" w:sz="1"/>
+            </w:tcBorders>
+            <w:shd w:fill="2C3E50" w:val="clear"/>
+            <w:tcMar>
+              <w:top w:type="dxa" w:w="80"/>
+              <w:left w:type="dxa" w:w="120"/>
+              <w:bottom w:type="dxa" w:w="80"/>
+              <w:right w:type="dxa" w:w="120"/>
+            </w:tcMar>
+          </w:tcPr>
+          <w:p>
+            <w:r>
+              <w:rPr>
+                <w:rFonts w:ascii="Arial" w:cs="Arial" w:eastAsia="Arial" w:hAnsi="Arial"/>
+                <w:b/>
+                <w:bCs/>
+                <w:color w:val="FFFFFF"/>
+                <w:sz w:val="20"/>
+                <w:szCs w:val="20"/>
+              </w:rPr>
+              <w:t xml:space="preserve">Gewicht</w:t>
+            </w:r>
+          </w:p>
+        </w:tc>
+        <w:tc>
+          <w:tcPr>
+            <w:tcW w:type="dxa" w:w="5560"/>
+            <w:tcBorders>
+              <w:top w:val="single" w:color="CCCCCC" w:sz="1"/>
+              <w:left w:val="single" w:color="CCCCCC" w:sz="1"/>
+              <w:bottom w:val="single" w:color="CCCCCC" w:sz="1"/>
+              <w:right w:val="single" w:color="CCCCCC" w:sz="1"/>
+            </w:tcBorders>
+            <w:shd w:fill="2C3E50" w:val="clear"/>
+            <w:tcMar>
+              <w:top w:type="dxa" w:w="80"/>
+              <w:left w:type="dxa" w:w="120"/>
+              <w:bottom w:type="dxa" w:w="80"/>
+              <w:right w:type="dxa" w:w="120"/>
+            </w:tcMar>
+          </w:tcPr>
+          <w:p>
+            <w:r>
+              <w:rPr>
+                <w:rFonts w:ascii="Arial" w:cs="Arial" w:eastAsia="Arial" w:hAnsi="Arial"/>
+                <w:b/>
+                <w:bCs/>
+                <w:color w:val="FFFFFF"/>
+                <w:sz w:val="20"/>
+                <w:szCs w:val="20"/>
+              </w:rPr>
+              <w:t xml:space="preserve">Begruendung</w:t>
+            </w:r>
+          </w:p>
+        </w:tc>
+      </w:tr>
+      <w:tr>
+        <w:tc>
+          <w:tcPr>
+            <w:tcW w:type="dxa" w:w="2800"/>
+            <w:tcBorders>
+              <w:top w:val="single" w:color="CCCCCC" w:sz="1"/>
+              <w:left w:val="single" w:color="CCCCCC" w:sz="1"/>
+              <w:bottom w:val="single" w:color="CCCCCC" w:sz="1"/>
+              <w:right w:val="single" w:color="CCCCCC" w:sz="1"/>
+            </w:tcBorders>
+            <w:tcMar>
+              <w:top w:type="dxa" w:w="80"/>
+              <w:left w:type="dxa" w:w="120"/>
+              <w:bottom w:type="dxa" w:w="80"/>
+              <w:right w:type="dxa" w:w="120"/>
+            </w:tcMar>
+          </w:tcPr>
+          <w:p>
+            <w:r>
+              <w:rPr>
+                <w:rFonts w:ascii="Arial" w:cs="Arial" w:eastAsia="Arial" w:hAnsi="Arial"/>
+                <w:sz w:val="20"/>
+                <w:szCs w:val="20"/>
+              </w:rPr>
+              <w:t xml:space="preserve">brow_height</w:t>
+            </w:r>
+          </w:p>
+        </w:tc>
+        <w:tc>
+          <w:tcPr>
+            <w:tcW w:type="dxa" w:w="1000"/>
+            <w:tcBorders>
+              <w:top w:val="single" w:color="CCCCCC" w:sz="1"/>
+              <w:left w:val="single" w:color="CCCCCC" w:sz="1"/>
+              <w:bottom w:val="single" w:color="CCCCCC" w:sz="1"/>
+              <w:right w:val="single" w:color="CCCCCC" w:sz="1"/>
+            </w:tcBorders>
+            <w:tcMar>
+              <w:top w:type="dxa" w:w="80"/>
+              <w:left w:type="dxa" w:w="120"/>
+              <w:bottom w:type="dxa" w:w="80"/>
+              <w:right w:type="dxa" w:w="120"/>
+            </w:tcMar>
+          </w:tcPr>
+          <w:p>
+            <w:r>
+              <w:rPr>
+                <w:rFonts w:ascii="Arial" w:cs="Arial" w:eastAsia="Arial" w:hAnsi="Arial"/>
+                <w:sz w:val="20"/>
+                <w:szCs w:val="20"/>
+              </w:rPr>
+              <w:t xml:space="preserve">1,0</w:t>
+            </w:r>
+          </w:p>
+        </w:tc>
+        <w:tc>
+          <w:tcPr>
+            <w:tcW w:type="dxa" w:w="5560"/>
+            <w:tcBorders>
+              <w:top w:val="single" w:color="CCCCCC" w:sz="1"/>
+              <w:left w:val="single" w:color="CCCCCC" w:sz="1"/>
+              <w:bottom w:val="single" w:color="CCCCCC" w:sz="1"/>
+              <w:right w:val="single" w:color="CCCCCC" w:sz="1"/>
+            </w:tcBorders>
+            <w:tcMar>
+              <w:top w:type="dxa" w:w="80"/>
+              <w:left w:type="dxa" w:w="120"/>
+              <w:bottom w:type="dxa" w:w="80"/>
+              <w:right w:type="dxa" w:w="120"/>
+            </w:tcMar>
+          </w:tcPr>
+          <w:p>
+            <w:r>
+              <w:rPr>
+                <w:rFonts w:ascii="Arial" w:cs="Arial" w:eastAsia="Arial" w:hAnsi="Arial"/>
+                <w:sz w:val="20"/>
+                <w:szCs w:val="20"/>
+              </w:rPr>
+              <w:t xml:space="preserve">Baseline-Gewicht; moderate visuelle Auswirkung</w:t>
+            </w:r>
+          </w:p>
+        </w:tc>
+      </w:tr>
+      <w:tr>
+        <w:tc>
+          <w:tcPr>
+            <w:tcW w:type="dxa" w:w="2800"/>
+            <w:tcBorders>
+              <w:top w:val="single" w:color="CCCCCC" w:sz="1"/>
+              <w:left w:val="single" w:color="CCCCCC" w:sz="1"/>
+              <w:bottom w:val="single" w:color="CCCCCC" w:sz="1"/>
+              <w:right w:val="single" w:color="CCCCCC" w:sz="1"/>
+            </w:tcBorders>
+            <w:tcMar>
+              <w:top w:type="dxa" w:w="80"/>
+              <w:left w:type="dxa" w:w="120"/>
+              <w:bottom w:type="dxa" w:w="80"/>
+              <w:right w:type="dxa" w:w="120"/>
+            </w:tcMar>
+          </w:tcPr>
+          <w:p>
+            <w:r>
+              <w:rPr>
+                <w:rFonts w:ascii="Arial" w:cs="Arial" w:eastAsia="Arial" w:hAnsi="Arial"/>
+                <w:sz w:val="20"/>
+                <w:szCs w:val="20"/>
+              </w:rPr>
+              <w:t xml:space="preserve">eye_width</w:t>
+            </w:r>
+          </w:p>
+        </w:tc>
+        <w:tc>
+          <w:tcPr>
+            <w:tcW w:type="dxa" w:w="1000"/>
+            <w:tcBorders>
+              <w:top w:val="single" w:color="CCCCCC" w:sz="1"/>
+              <w:left w:val="single" w:color="CCCCCC" w:sz="1"/>
+              <w:bottom w:val="single" w:color="CCCCCC" w:sz="1"/>
+              <w:right w:val="single" w:color="CCCCCC" w:sz="1"/>
+            </w:tcBorders>
+            <w:tcMar>
+              <w:top w:type="dxa" w:w="80"/>
+              <w:left w:type="dxa" w:w="120"/>
+              <w:bottom w:type="dxa" w:w="80"/>
+              <w:right w:type="dxa" w:w="120"/>
+            </w:tcMar>
+          </w:tcPr>
+          <w:p>
+            <w:r>
+              <w:rPr>
+                <w:rFonts w:ascii="Arial" w:cs="Arial" w:eastAsia="Arial" w:hAnsi="Arial"/>
+                <w:sz w:val="20"/>
+                <w:szCs w:val="20"/>
+              </w:rPr>
+              <w:t xml:space="preserve">1,2</w:t>
+            </w:r>
+          </w:p>
+        </w:tc>
+        <w:tc>
+          <w:tcPr>
+            <w:tcW w:type="dxa" w:w="5560"/>
+            <w:tcBorders>
+              <w:top w:val="single" w:color="CCCCCC" w:sz="1"/>
+              <w:left w:val="single" w:color="CCCCCC" w:sz="1"/>
+              <w:bottom w:val="single" w:color="CCCCCC" w:sz="1"/>
+              <w:right w:val="single" w:color="CCCCCC" w:sz="1"/>
+            </w:tcBorders>
+            <w:tcMar>
+              <w:top w:type="dxa" w:w="80"/>
+              <w:left w:type="dxa" w:w="120"/>
+              <w:bottom w:type="dxa" w:w="80"/>
+              <w:right w:type="dxa" w:w="120"/>
+            </w:tcMar>
+          </w:tcPr>
+          <w:p>
+            <w:r>
+              <w:rPr>
+                <w:rFonts w:ascii="Arial" w:cs="Arial" w:eastAsia="Arial" w:hAnsi="Arial"/>
+                <w:sz w:val="20"/>
+                <w:szCs w:val="20"/>
+              </w:rPr>
+              <w:t xml:space="preserve">Hoeher gewichtet: Augenregion ist zentraler Blickfang</w:t>
+            </w:r>
+          </w:p>
+        </w:tc>
+      </w:tr>
+      <w:tr>
+        <w:tc>
+          <w:tcPr>
+            <w:tcW w:type="dxa" w:w="2800"/>
+            <w:tcBorders>
+              <w:top w:val="single" w:color="CCCCCC" w:sz="1"/>
+              <w:left w:val="single" w:color="CCCCCC" w:sz="1"/>
+              <w:bottom w:val="single" w:color="CCCCCC" w:sz="1"/>
+              <w:right w:val="single" w:color="CCCCCC" w:sz="1"/>
+            </w:tcBorders>
+            <w:tcMar>
+              <w:top w:type="dxa" w:w="80"/>
+              <w:left w:type="dxa" w:w="120"/>
+              <w:bottom w:type="dxa" w:w="80"/>
+              <w:right w:type="dxa" w:w="120"/>
+            </w:tcMar>
+          </w:tcPr>
+          <w:p>
+            <w:r>
+              <w:rPr>
+                <w:rFonts w:ascii="Arial" w:cs="Arial" w:eastAsia="Arial" w:hAnsi="Arial"/>
+                <w:sz w:val="20"/>
+                <w:szCs w:val="20"/>
+              </w:rPr>
+              <w:t xml:space="preserve">cheekbone_height</w:t>
+            </w:r>
+          </w:p>
+        </w:tc>
+        <w:tc>
+          <w:tcPr>
+            <w:tcW w:type="dxa" w:w="1000"/>
+            <w:tcBorders>
+              <w:top w:val="single" w:color="CCCCCC" w:sz="1"/>
+              <w:left w:val="single" w:color="CCCCCC" w:sz="1"/>
+              <w:bottom w:val="single" w:color="CCCCCC" w:sz="1"/>
+              <w:right w:val="single" w:color="CCCCCC" w:sz="1"/>
+            </w:tcBorders>
+            <w:tcMar>
+              <w:top w:type="dxa" w:w="80"/>
+              <w:left w:type="dxa" w:w="120"/>
+              <w:bottom w:type="dxa" w:w="80"/>
+              <w:right w:type="dxa" w:w="120"/>
+            </w:tcMar>
+          </w:tcPr>
+          <w:p>
+            <w:r>
+              <w:rPr>
+                <w:rFonts w:ascii="Arial" w:cs="Arial" w:eastAsia="Arial" w:hAnsi="Arial"/>
+                <w:sz w:val="20"/>
+                <w:szCs w:val="20"/>
+              </w:rPr>
+              <w:t xml:space="preserve">1,3</w:t>
+            </w:r>
+          </w:p>
+        </w:tc>
+        <w:tc>
+          <w:tcPr>
+            <w:tcW w:type="dxa" w:w="5560"/>
+            <w:tcBorders>
+              <w:top w:val="single" w:color="CCCCCC" w:sz="1"/>
+              <w:left w:val="single" w:color="CCCCCC" w:sz="1"/>
+              <w:bottom w:val="single" w:color="CCCCCC" w:sz="1"/>
+              <w:right w:val="single" w:color="CCCCCC" w:sz="1"/>
+            </w:tcBorders>
+            <w:tcMar>
+              <w:top w:type="dxa" w:w="80"/>
+              <w:left w:type="dxa" w:w="120"/>
+              <w:bottom w:type="dxa" w:w="80"/>
+              <w:right w:type="dxa" w:w="120"/>
+            </w:tcMar>
+          </w:tcPr>
+          <w:p>
+            <w:r>
+              <w:rPr>
+                <w:rFonts w:ascii="Arial" w:cs="Arial" w:eastAsia="Arial" w:hAnsi="Arial"/>
+                <w:sz w:val="20"/>
+                <w:szCs w:val="20"/>
+              </w:rPr>
+              <w:t xml:space="preserve">Hoechste Gewichtung: Mittelgesichtssymmetrie dominiert den Gesamteindruck</w:t>
+            </w:r>
+          </w:p>
+        </w:tc>
+      </w:tr>
+      <w:tr>
+        <w:tc>
+          <w:tcPr>
+            <w:tcW w:type="dxa" w:w="2800"/>
+            <w:tcBorders>
+              <w:top w:val="single" w:color="CCCCCC" w:sz="1"/>
+              <w:left w:val="single" w:color="CCCCCC" w:sz="1"/>
+              <w:bottom w:val="single" w:color="CCCCCC" w:sz="1"/>
+              <w:right w:val="single" w:color="CCCCCC" w:sz="1"/>
+            </w:tcBorders>
+            <w:tcMar>
+              <w:top w:type="dxa" w:w="80"/>
+              <w:left w:type="dxa" w:w="120"/>
+              <w:bottom w:type="dxa" w:w="80"/>
+              <w:right w:type="dxa" w:w="120"/>
+            </w:tcMar>
+          </w:tcPr>
+          <w:p>
+            <w:r>
+              <w:rPr>
+                <w:rFonts w:ascii="Arial" w:cs="Arial" w:eastAsia="Arial" w:hAnsi="Arial"/>
+                <w:sz w:val="20"/>
+                <w:szCs w:val="20"/>
+              </w:rPr>
+              <w:t xml:space="preserve">nasolabial_region</w:t>
+            </w:r>
+          </w:p>
+        </w:tc>
+        <w:tc>
+          <w:tcPr>
+            <w:tcW w:type="dxa" w:w="1000"/>
+            <w:tcBorders>
+              <w:top w:val="single" w:color="CCCCCC" w:sz="1"/>
+              <w:left w:val="single" w:color="CCCCCC" w:sz="1"/>
+              <w:bottom w:val="single" w:color="CCCCCC" w:sz="1"/>
+              <w:right w:val="single" w:color="CCCCCC" w:sz="1"/>
+            </w:tcBorders>
+            <w:tcMar>
+              <w:top w:type="dxa" w:w="80"/>
+              <w:left w:type="dxa" w:w="120"/>
+              <w:bottom w:type="dxa" w:w="80"/>
+              <w:right w:type="dxa" w:w="120"/>
+            </w:tcMar>
+          </w:tcPr>
+          <w:p>
+            <w:r>
+              <w:rPr>
+                <w:rFonts w:ascii="Arial" w:cs="Arial" w:eastAsia="Arial" w:hAnsi="Arial"/>
+                <w:sz w:val="20"/>
+                <w:szCs w:val="20"/>
+              </w:rPr>
+              <w:t xml:space="preserve">1,1</w:t>
+            </w:r>
+          </w:p>
+        </w:tc>
+        <w:tc>
+          <w:tcPr>
+            <w:tcW w:type="dxa" w:w="5560"/>
+            <w:tcBorders>
+              <w:top w:val="single" w:color="CCCCCC" w:sz="1"/>
+              <w:left w:val="single" w:color="CCCCCC" w:sz="1"/>
+              <w:bottom w:val="single" w:color="CCCCCC" w:sz="1"/>
+              <w:right w:val="single" w:color="CCCCCC" w:sz="1"/>
+            </w:tcBorders>
+            <w:tcMar>
+              <w:top w:type="dxa" w:w="80"/>
+              <w:left w:type="dxa" w:w="120"/>
+              <w:bottom w:type="dxa" w:w="80"/>
+              <w:right w:type="dxa" w:w="120"/>
+            </w:tcMar>
+          </w:tcPr>
+          <w:p>
+            <w:r>
+              <w:rPr>
+                <w:rFonts w:ascii="Arial" w:cs="Arial" w:eastAsia="Arial" w:hAnsi="Arial"/>
+                <w:sz w:val="20"/>
+                <w:szCs w:val="20"/>
+              </w:rPr>
+              <w:t xml:space="preserve">Nasolabial-Asymmetrie faellt auf, besonders beim Laecheln</w:t>
+            </w:r>
+          </w:p>
+        </w:tc>
+      </w:tr>
+      <w:tr>
+        <w:tc>
+          <w:tcPr>
+            <w:tcW w:type="dxa" w:w="2800"/>
+            <w:tcBorders>
+              <w:top w:val="single" w:color="CCCCCC" w:sz="1"/>
+              <w:left w:val="single" w:color="CCCCCC" w:sz="1"/>
+              <w:bottom w:val="single" w:color="CCCCCC" w:sz="1"/>
+              <w:right w:val="single" w:color="CCCCCC" w:sz="1"/>
+            </w:tcBorders>
+            <w:tcMar>
+              <w:top w:type="dxa" w:w="80"/>
+              <w:left w:type="dxa" w:w="120"/>
+              <w:bottom w:type="dxa" w:w="80"/>
+              <w:right w:type="dxa" w:w="120"/>
+            </w:tcMar>
+          </w:tcPr>
+          <w:p>
+            <w:r>
+              <w:rPr>
+                <w:rFonts w:ascii="Arial" w:cs="Arial" w:eastAsia="Arial" w:hAnsi="Arial"/>
+                <w:sz w:val="20"/>
+                <w:szCs w:val="20"/>
+              </w:rPr>
+              <w:t xml:space="preserve">mouth_corner_height</w:t>
+            </w:r>
+          </w:p>
+        </w:tc>
+        <w:tc>
+          <w:tcPr>
+            <w:tcW w:type="dxa" w:w="1000"/>
+            <w:tcBorders>
+              <w:top w:val="single" w:color="CCCCCC" w:sz="1"/>
+              <w:left w:val="single" w:color="CCCCCC" w:sz="1"/>
+              <w:bottom w:val="single" w:color="CCCCCC" w:sz="1"/>
+              <w:right w:val="single" w:color="CCCCCC" w:sz="1"/>
+            </w:tcBorders>
+            <w:tcMar>
+              <w:top w:type="dxa" w:w="80"/>
+              <w:left w:type="dxa" w:w="120"/>
+              <w:bottom w:type="dxa" w:w="80"/>
+              <w:right w:type="dxa" w:w="120"/>
+            </w:tcMar>
+          </w:tcPr>
+          <w:p>
+            <w:r>
+              <w:rPr>
+                <w:rFonts w:ascii="Arial" w:cs="Arial" w:eastAsia="Arial" w:hAnsi="Arial"/>
+                <w:sz w:val="20"/>
+                <w:szCs w:val="20"/>
+              </w:rPr>
+              <w:t xml:space="preserve">1,0</w:t>
+            </w:r>
+          </w:p>
+        </w:tc>
+        <w:tc>
+          <w:tcPr>
+            <w:tcW w:type="dxa" w:w="5560"/>
+            <w:tcBorders>
+              <w:top w:val="single" w:color="CCCCCC" w:sz="1"/>
+              <w:left w:val="single" w:color="CCCCCC" w:sz="1"/>
+              <w:bottom w:val="single" w:color="CCCCCC" w:sz="1"/>
+              <w:right w:val="single" w:color="CCCCCC" w:sz="1"/>
+            </w:tcBorders>
+            <w:tcMar>
+              <w:top w:type="dxa" w:w="80"/>
+              <w:left w:type="dxa" w:w="120"/>
+              <w:bottom w:type="dxa" w:w="80"/>
+              <w:right w:type="dxa" w:w="120"/>
+            </w:tcMar>
+          </w:tcPr>
+          <w:p>
+            <w:r>
+              <w:rPr>
+                <w:rFonts w:ascii="Arial" w:cs="Arial" w:eastAsia="Arial" w:hAnsi="Arial"/>
+                <w:sz w:val="20"/>
+                <w:szCs w:val="20"/>
+              </w:rPr>
+              <w:t xml:space="preserve">Baseline; Mundwinkel-Downturn separat in Zone Lp3 erfasst</w:t>
+            </w:r>
+          </w:p>
+        </w:tc>
+      </w:tr>
+      <w:tr>
+        <w:tc>
+          <w:tcPr>
+            <w:tcW w:type="dxa" w:w="2800"/>
+            <w:tcBorders>
+              <w:top w:val="single" w:color="CCCCCC" w:sz="1"/>
+              <w:left w:val="single" w:color="CCCCCC" w:sz="1"/>
+              <w:bottom w:val="single" w:color="CCCCCC" w:sz="1"/>
+              <w:right w:val="single" w:color="CCCCCC" w:sz="1"/>
+            </w:tcBorders>
+            <w:tcMar>
+              <w:top w:type="dxa" w:w="80"/>
+              <w:left w:type="dxa" w:w="120"/>
+              <w:bottom w:type="dxa" w:w="80"/>
+              <w:right w:type="dxa" w:w="120"/>
+            </w:tcMar>
+          </w:tcPr>
+          <w:p>
+            <w:r>
+              <w:rPr>
+                <w:rFonts w:ascii="Arial" w:cs="Arial" w:eastAsia="Arial" w:hAnsi="Arial"/>
+                <w:sz w:val="20"/>
+                <w:szCs w:val="20"/>
+              </w:rPr>
+              <w:t xml:space="preserve">gonion_height</w:t>
+            </w:r>
+          </w:p>
+        </w:tc>
+        <w:tc>
+          <w:tcPr>
+            <w:tcW w:type="dxa" w:w="1000"/>
+            <w:tcBorders>
+              <w:top w:val="single" w:color="CCCCCC" w:sz="1"/>
+              <w:left w:val="single" w:color="CCCCCC" w:sz="1"/>
+              <w:bottom w:val="single" w:color="CCCCCC" w:sz="1"/>
+              <w:right w:val="single" w:color="CCCCCC" w:sz="1"/>
+            </w:tcBorders>
+            <w:tcMar>
+              <w:top w:type="dxa" w:w="80"/>
+              <w:left w:type="dxa" w:w="120"/>
+              <w:bottom w:type="dxa" w:w="80"/>
+              <w:right w:type="dxa" w:w="120"/>
+            </w:tcMar>
+          </w:tcPr>
+          <w:p>
+            <w:r>
+              <w:rPr>
+                <w:rFonts w:ascii="Arial" w:cs="Arial" w:eastAsia="Arial" w:hAnsi="Arial"/>
+                <w:sz w:val="20"/>
+                <w:szCs w:val="20"/>
+              </w:rPr>
+              <w:t xml:space="preserve">0,8</w:t>
+            </w:r>
+          </w:p>
+        </w:tc>
+        <w:tc>
+          <w:tcPr>
+            <w:tcW w:type="dxa" w:w="5560"/>
+            <w:tcBorders>
+              <w:top w:val="single" w:color="CCCCCC" w:sz="1"/>
+              <w:left w:val="single" w:color="CCCCCC" w:sz="1"/>
+              <w:bottom w:val="single" w:color="CCCCCC" w:sz="1"/>
+              <w:right w:val="single" w:color="CCCCCC" w:sz="1"/>
+            </w:tcBorders>
+            <w:tcMar>
+              <w:top w:type="dxa" w:w="80"/>
+              <w:left w:type="dxa" w:w="120"/>
+              <w:bottom w:type="dxa" w:w="80"/>
+              <w:right w:type="dxa" w:w="120"/>
+            </w:tcMar>
+          </w:tcPr>
+          <w:p>
+            <w:r>
+              <w:rPr>
+                <w:rFonts w:ascii="Arial" w:cs="Arial" w:eastAsia="Arial" w:hAnsi="Arial"/>
+                <w:sz w:val="20"/>
+                <w:szCs w:val="20"/>
+              </w:rPr>
+              <w:t xml:space="preserve">Niedrigste Gewichtung: Kieferkontur weniger sichtbar als Mittelgesicht</w:t>
+            </w:r>
+          </w:p>
+        </w:tc>
+      </w:tr>
+    </w:tbl>
+    <w:p>
+      <w:pPr>
+        <w:spacing w:after="120"/>
+        <w:jc w:val="left"/>
+      </w:pPr>
+      <w:r>
+        <w:t xml:space="preserve">Berechnung: Fuer jede Achse wird die prozentuale Abweichung auf einen Maximalwert von 15 % normalisiert (Abweichungen &gt; 15 % erhalten die maximale Bestrafung). Der gewichtete Durchschnitt aller normalisierten Abweichungen wird von 1,0 subtrahiert und mit 100 multipliziert:</w:t>
+      </w:r>
+    </w:p>
+    <w:p>
+      <w:pPr>
+        <w:spacing w:after="120"/>
+        <w:jc w:val="left"/>
+      </w:pPr>
+      <w:r>
+        <w:rPr>
+          <w:b/>
+          <w:bCs/>
+        </w:rPr>
+        <w:t xml:space="preserve">Symmetrie-Index = max(0, (1 − gewichteter_Durchschnitt) × 100)</w:t>
+      </w:r>
+    </w:p>
+    <w:p>
+      <w:pPr>
+        <w:spacing w:after="120"/>
+        <w:jc w:val="left"/>
+      </w:pPr>
+      <w:r>
+        <w:t xml:space="preserve">Interpretation: Ein Score von 95–100 zeigt exzellente Symmetrie. Werte zwischen 85 und 94 sind im Normalbereich. Unter 85 sollte eine gezielte Analyse der betroffenen Achsen erfolgen. Werte unter 70 deuten auf pathologische Asymmetrien hin (vgl. Kapitel 14.3).</w:t>
+      </w:r>
+    </w:p>
+    <w:p>
+      <w:pPr>
+        <w:pStyle w:val="Heading3"/>
+        <w:spacing w:after="120" w:before="240"/>
+      </w:pPr>
+      <w:r>
+        <w:rPr>
+          <w:b/>
+          <w:bCs/>
+        </w:rPr>
+        <w:t xml:space="preserve">4.2.2 Pro-Zone Asymmetrie-Scores</w:t>
+      </w:r>
+    </w:p>
+    <w:p>
+      <w:pPr>
+        <w:spacing w:after="120"/>
+        <w:jc w:val="left"/>
+      </w:pPr>
+      <w:r>
+        <w:t xml:space="preserve">Neben dem globalen Index liefert das System zonenspezifische Asymmetrie-Scores. Jede der 19 Behandlungszonen (vgl. Kapitel 9) erhaelt einen eigenen Severity-Beitrag durch die Asymmetrie der zugehoerigen Achse. Beispiele:</w:t>
+      </w:r>
+    </w:p>
+    <w:p>
+      <w:pPr>
+        <w:spacing w:after="120"/>
+        <w:ind w:left="360"/>
+        <w:jc w:val="left"/>
+      </w:pPr>
+      <w:r>
+        <w:t xml:space="preserve">• Zone Bw1 (Laterale Braue): Asymmetrie ueber die brow_height-Achse → Severity-Gewicht 0,4</w:t>
+      </w:r>
+    </w:p>
+    <w:p>
+      <w:pPr>
+        <w:spacing w:after="120"/>
+        <w:ind w:left="360"/>
+        <w:jc w:val="left"/>
+      </w:pPr>
+      <w:r>
+        <w:t xml:space="preserve">• Zonen Ck1/Ck2/Ck3 (Wangenregion): Asymmetrie ueber die cheekbone_height-Achse → Severity-Gewicht 0,2–0,3</w:t>
+      </w:r>
+    </w:p>
+    <w:p>
+      <w:pPr>
+        <w:spacing w:after="120"/>
+        <w:ind w:left="360"/>
+        <w:jc w:val="left"/>
+      </w:pPr>
+      <w:r>
+        <w:t xml:space="preserve">• Zone T1 (Temporal): Asymmetrie der Temporaltiefe links vs. rechts (volume_engine) → Severity-Gewicht 0,2</w:t>
       </w:r>
     </w:p>
     <w:p>
@@ -626,12 +2956,899 @@
         <w:jc w:val="left"/>
       </w:pPr>
       <w:r>
+        <w:t xml:space="preserve">Die statische Symmetrieanalyse erfasst nur die geometrische Position der Landmarks in Ruhe. Die dynamische Asymmetrie nutzt die 52 Blendshape-Koeffizienten (vgl. Kapitel 3) um Unterschiede in der Muskelaktivierung zwischen linker und rechter Gesichtshaelfte zu quantifizieren.</w:t>
+      </w:r>
+    </w:p>
+    <w:p>
+      <w:pPr>
+        <w:spacing w:after="120"/>
+        <w:jc w:val="left"/>
+      </w:pPr>
+      <w:r>
         <w:rPr>
-          <w:i/>
-          <w:iCs/>
-          <w:color w:val="888888"/>
+          <w:b/>
+          <w:bCs/>
         </w:rPr>
-        <w:t xml:space="preserve">Inhalt folgt in einer späteren Ausgabe.</w:t>
+        <w:t xml:space="preserve">WICHTIG: Blendshapes werden NIEMALS ueber Views fusioniert. Die dynamische Asymmetrie wird ausschliesslich auf Basis der Blendshapes einer einzelnen Aufnahme berechnet — typischerweise der Frontalansicht. Dies verhindert Artefakte durch unterschiedliche Perspektiven.</w:t>
+      </w:r>
+    </w:p>
+    <w:p>
+      <w:pPr>
+        <w:spacing w:after="120"/>
+        <w:jc w:val="left"/>
+      </w:pPr>
+      <w:r>
+        <w:t xml:space="preserve">Das System analysiert acht bilateral gepaarte Blendshapes:</w:t>
+      </w:r>
+    </w:p>
+    <w:p>
+      <w:pPr>
+        <w:spacing w:after="120"/>
+        <w:jc w:val="left"/>
+      </w:pPr>
+      <w:r>
+        <w:rPr>
+          <w:b/>
+          <w:bCs/>
+        </w:rPr>
+        <w:t xml:space="preserve">Tabelle 4.4: Blendshape-Paare fuer dynamische Asymmetrie</w:t>
+      </w:r>
+    </w:p>
+    <w:tbl>
+      <w:tblPr>
+        <w:tblW w:type="dxa" w:w="9360"/>
+        <w:tblBorders>
+          <w:top w:val="single" w:color="auto" w:sz="4"/>
+          <w:left w:val="single" w:color="auto" w:sz="4"/>
+          <w:bottom w:val="single" w:color="auto" w:sz="4"/>
+          <w:right w:val="single" w:color="auto" w:sz="4"/>
+          <w:insideH w:val="single" w:color="auto" w:sz="4"/>
+          <w:insideV w:val="single" w:color="auto" w:sz="4"/>
+        </w:tblBorders>
+      </w:tblPr>
+      <w:tblGrid>
+        <w:gridCol w:w="2800"/>
+        <w:gridCol w:w="2800"/>
+        <w:gridCol w:w="3760"/>
+      </w:tblGrid>
+      <w:tr>
+        <w:tc>
+          <w:tcPr>
+            <w:tcW w:type="dxa" w:w="2800"/>
+            <w:tcBorders>
+              <w:top w:val="single" w:color="CCCCCC" w:sz="1"/>
+              <w:left w:val="single" w:color="CCCCCC" w:sz="1"/>
+              <w:bottom w:val="single" w:color="CCCCCC" w:sz="1"/>
+              <w:right w:val="single" w:color="CCCCCC" w:sz="1"/>
+            </w:tcBorders>
+            <w:shd w:fill="2C3E50" w:val="clear"/>
+            <w:tcMar>
+              <w:top w:type="dxa" w:w="80"/>
+              <w:left w:type="dxa" w:w="120"/>
+              <w:bottom w:type="dxa" w:w="80"/>
+              <w:right w:type="dxa" w:w="120"/>
+            </w:tcMar>
+          </w:tcPr>
+          <w:p>
+            <w:r>
+              <w:rPr>
+                <w:rFonts w:ascii="Arial" w:cs="Arial" w:eastAsia="Arial" w:hAnsi="Arial"/>
+                <w:b/>
+                <w:bCs/>
+                <w:color w:val="FFFFFF"/>
+                <w:sz w:val="20"/>
+                <w:szCs w:val="20"/>
+              </w:rPr>
+              <w:t xml:space="preserve">Blendshape-Paar</w:t>
+            </w:r>
+          </w:p>
+        </w:tc>
+        <w:tc>
+          <w:tcPr>
+            <w:tcW w:type="dxa" w:w="2800"/>
+            <w:tcBorders>
+              <w:top w:val="single" w:color="CCCCCC" w:sz="1"/>
+              <w:left w:val="single" w:color="CCCCCC" w:sz="1"/>
+              <w:bottom w:val="single" w:color="CCCCCC" w:sz="1"/>
+              <w:right w:val="single" w:color="CCCCCC" w:sz="1"/>
+            </w:tcBorders>
+            <w:shd w:fill="2C3E50" w:val="clear"/>
+            <w:tcMar>
+              <w:top w:type="dxa" w:w="80"/>
+              <w:left w:type="dxa" w:w="120"/>
+              <w:bottom w:type="dxa" w:w="80"/>
+              <w:right w:type="dxa" w:w="120"/>
+            </w:tcMar>
+          </w:tcPr>
+          <w:p>
+            <w:r>
+              <w:rPr>
+                <w:rFonts w:ascii="Arial" w:cs="Arial" w:eastAsia="Arial" w:hAnsi="Arial"/>
+                <w:b/>
+                <w:bCs/>
+                <w:color w:val="FFFFFF"/>
+                <w:sz w:val="20"/>
+                <w:szCs w:val="20"/>
+              </w:rPr>
+              <w:t xml:space="preserve">Anatomische Struktur</w:t>
+            </w:r>
+          </w:p>
+        </w:tc>
+        <w:tc>
+          <w:tcPr>
+            <w:tcW w:type="dxa" w:w="3760"/>
+            <w:tcBorders>
+              <w:top w:val="single" w:color="CCCCCC" w:sz="1"/>
+              <w:left w:val="single" w:color="CCCCCC" w:sz="1"/>
+              <w:bottom w:val="single" w:color="CCCCCC" w:sz="1"/>
+              <w:right w:val="single" w:color="CCCCCC" w:sz="1"/>
+            </w:tcBorders>
+            <w:shd w:fill="2C3E50" w:val="clear"/>
+            <w:tcMar>
+              <w:top w:type="dxa" w:w="80"/>
+              <w:left w:type="dxa" w:w="120"/>
+              <w:bottom w:type="dxa" w:w="80"/>
+              <w:right w:type="dxa" w:w="120"/>
+            </w:tcMar>
+          </w:tcPr>
+          <w:p>
+            <w:r>
+              <w:rPr>
+                <w:rFonts w:ascii="Arial" w:cs="Arial" w:eastAsia="Arial" w:hAnsi="Arial"/>
+                <w:b/>
+                <w:bCs/>
+                <w:color w:val="FFFFFF"/>
+                <w:sz w:val="20"/>
+                <w:szCs w:val="20"/>
+              </w:rPr>
+              <w:t xml:space="preserve">Klinische Bedeutung bei Asymmetrie</w:t>
+            </w:r>
+          </w:p>
+        </w:tc>
+      </w:tr>
+      <w:tr>
+        <w:tc>
+          <w:tcPr>
+            <w:tcW w:type="dxa" w:w="2800"/>
+            <w:tcBorders>
+              <w:top w:val="single" w:color="CCCCCC" w:sz="1"/>
+              <w:left w:val="single" w:color="CCCCCC" w:sz="1"/>
+              <w:bottom w:val="single" w:color="CCCCCC" w:sz="1"/>
+              <w:right w:val="single" w:color="CCCCCC" w:sz="1"/>
+            </w:tcBorders>
+            <w:tcMar>
+              <w:top w:type="dxa" w:w="80"/>
+              <w:left w:type="dxa" w:w="120"/>
+              <w:bottom w:type="dxa" w:w="80"/>
+              <w:right w:type="dxa" w:w="120"/>
+            </w:tcMar>
+          </w:tcPr>
+          <w:p>
+            <w:r>
+              <w:rPr>
+                <w:rFonts w:ascii="Arial" w:cs="Arial" w:eastAsia="Arial" w:hAnsi="Arial"/>
+                <w:sz w:val="20"/>
+                <w:szCs w:val="20"/>
+              </w:rPr>
+              <w:t xml:space="preserve">browDownLeft / browDownRight</w:t>
+            </w:r>
+          </w:p>
+        </w:tc>
+        <w:tc>
+          <w:tcPr>
+            <w:tcW w:type="dxa" w:w="2800"/>
+            <w:tcBorders>
+              <w:top w:val="single" w:color="CCCCCC" w:sz="1"/>
+              <w:left w:val="single" w:color="CCCCCC" w:sz="1"/>
+              <w:bottom w:val="single" w:color="CCCCCC" w:sz="1"/>
+              <w:right w:val="single" w:color="CCCCCC" w:sz="1"/>
+            </w:tcBorders>
+            <w:tcMar>
+              <w:top w:type="dxa" w:w="80"/>
+              <w:left w:type="dxa" w:w="120"/>
+              <w:bottom w:type="dxa" w:w="80"/>
+              <w:right w:type="dxa" w:w="120"/>
+            </w:tcMar>
+          </w:tcPr>
+          <w:p>
+            <w:r>
+              <w:rPr>
+                <w:rFonts w:ascii="Arial" w:cs="Arial" w:eastAsia="Arial" w:hAnsi="Arial"/>
+                <w:sz w:val="20"/>
+                <w:szCs w:val="20"/>
+              </w:rPr>
+              <w:t xml:space="preserve">M. corrugator supercilii</w:t>
+            </w:r>
+          </w:p>
+        </w:tc>
+        <w:tc>
+          <w:tcPr>
+            <w:tcW w:type="dxa" w:w="3760"/>
+            <w:tcBorders>
+              <w:top w:val="single" w:color="CCCCCC" w:sz="1"/>
+              <w:left w:val="single" w:color="CCCCCC" w:sz="1"/>
+              <w:bottom w:val="single" w:color="CCCCCC" w:sz="1"/>
+              <w:right w:val="single" w:color="CCCCCC" w:sz="1"/>
+            </w:tcBorders>
+            <w:tcMar>
+              <w:top w:type="dxa" w:w="80"/>
+              <w:left w:type="dxa" w:w="120"/>
+              <w:bottom w:type="dxa" w:w="80"/>
+              <w:right w:type="dxa" w:w="120"/>
+            </w:tcMar>
+          </w:tcPr>
+          <w:p>
+            <w:r>
+              <w:rPr>
+                <w:rFonts w:ascii="Arial" w:cs="Arial" w:eastAsia="Arial" w:hAnsi="Arial"/>
+                <w:sz w:val="20"/>
+                <w:szCs w:val="20"/>
+              </w:rPr>
+              <w:t xml:space="preserve">Einseitige Glabellafalten, Corrugator-Hyperaktivitaet</w:t>
+            </w:r>
+          </w:p>
+        </w:tc>
+      </w:tr>
+      <w:tr>
+        <w:tc>
+          <w:tcPr>
+            <w:tcW w:type="dxa" w:w="2800"/>
+            <w:tcBorders>
+              <w:top w:val="single" w:color="CCCCCC" w:sz="1"/>
+              <w:left w:val="single" w:color="CCCCCC" w:sz="1"/>
+              <w:bottom w:val="single" w:color="CCCCCC" w:sz="1"/>
+              <w:right w:val="single" w:color="CCCCCC" w:sz="1"/>
+            </w:tcBorders>
+            <w:tcMar>
+              <w:top w:type="dxa" w:w="80"/>
+              <w:left w:type="dxa" w:w="120"/>
+              <w:bottom w:type="dxa" w:w="80"/>
+              <w:right w:type="dxa" w:w="120"/>
+            </w:tcMar>
+          </w:tcPr>
+          <w:p>
+            <w:r>
+              <w:rPr>
+                <w:rFonts w:ascii="Arial" w:cs="Arial" w:eastAsia="Arial" w:hAnsi="Arial"/>
+                <w:sz w:val="20"/>
+                <w:szCs w:val="20"/>
+              </w:rPr>
+              <w:t xml:space="preserve">browOuterUpLeft / browOuterUpRight</w:t>
+            </w:r>
+          </w:p>
+        </w:tc>
+        <w:tc>
+          <w:tcPr>
+            <w:tcW w:type="dxa" w:w="2800"/>
+            <w:tcBorders>
+              <w:top w:val="single" w:color="CCCCCC" w:sz="1"/>
+              <w:left w:val="single" w:color="CCCCCC" w:sz="1"/>
+              <w:bottom w:val="single" w:color="CCCCCC" w:sz="1"/>
+              <w:right w:val="single" w:color="CCCCCC" w:sz="1"/>
+            </w:tcBorders>
+            <w:tcMar>
+              <w:top w:type="dxa" w:w="80"/>
+              <w:left w:type="dxa" w:w="120"/>
+              <w:bottom w:type="dxa" w:w="80"/>
+              <w:right w:type="dxa" w:w="120"/>
+            </w:tcMar>
+          </w:tcPr>
+          <w:p>
+            <w:r>
+              <w:rPr>
+                <w:rFonts w:ascii="Arial" w:cs="Arial" w:eastAsia="Arial" w:hAnsi="Arial"/>
+                <w:sz w:val="20"/>
+                <w:szCs w:val="20"/>
+              </w:rPr>
+              <w:t xml:space="preserve">M. frontalis (lateral)</w:t>
+            </w:r>
+          </w:p>
+        </w:tc>
+        <w:tc>
+          <w:tcPr>
+            <w:tcW w:type="dxa" w:w="3760"/>
+            <w:tcBorders>
+              <w:top w:val="single" w:color="CCCCCC" w:sz="1"/>
+              <w:left w:val="single" w:color="CCCCCC" w:sz="1"/>
+              <w:bottom w:val="single" w:color="CCCCCC" w:sz="1"/>
+              <w:right w:val="single" w:color="CCCCCC" w:sz="1"/>
+            </w:tcBorders>
+            <w:tcMar>
+              <w:top w:type="dxa" w:w="80"/>
+              <w:left w:type="dxa" w:w="120"/>
+              <w:bottom w:type="dxa" w:w="80"/>
+              <w:right w:type="dxa" w:w="120"/>
+            </w:tcMar>
+          </w:tcPr>
+          <w:p>
+            <w:r>
+              <w:rPr>
+                <w:rFonts w:ascii="Arial" w:cs="Arial" w:eastAsia="Arial" w:hAnsi="Arial"/>
+                <w:sz w:val="20"/>
+                <w:szCs w:val="20"/>
+              </w:rPr>
+              <w:t xml:space="preserve">Einseitige Brauenhebung, kompensatorische Frontalis-Aktivitaet</w:t>
+            </w:r>
+          </w:p>
+        </w:tc>
+      </w:tr>
+      <w:tr>
+        <w:tc>
+          <w:tcPr>
+            <w:tcW w:type="dxa" w:w="2800"/>
+            <w:tcBorders>
+              <w:top w:val="single" w:color="CCCCCC" w:sz="1"/>
+              <w:left w:val="single" w:color="CCCCCC" w:sz="1"/>
+              <w:bottom w:val="single" w:color="CCCCCC" w:sz="1"/>
+              <w:right w:val="single" w:color="CCCCCC" w:sz="1"/>
+            </w:tcBorders>
+            <w:tcMar>
+              <w:top w:type="dxa" w:w="80"/>
+              <w:left w:type="dxa" w:w="120"/>
+              <w:bottom w:type="dxa" w:w="80"/>
+              <w:right w:type="dxa" w:w="120"/>
+            </w:tcMar>
+          </w:tcPr>
+          <w:p>
+            <w:r>
+              <w:rPr>
+                <w:rFonts w:ascii="Arial" w:cs="Arial" w:eastAsia="Arial" w:hAnsi="Arial"/>
+                <w:sz w:val="20"/>
+                <w:szCs w:val="20"/>
+              </w:rPr>
+              <w:t xml:space="preserve">cheekSquintLeft / cheekSquintRight</w:t>
+            </w:r>
+          </w:p>
+        </w:tc>
+        <w:tc>
+          <w:tcPr>
+            <w:tcW w:type="dxa" w:w="2800"/>
+            <w:tcBorders>
+              <w:top w:val="single" w:color="CCCCCC" w:sz="1"/>
+              <w:left w:val="single" w:color="CCCCCC" w:sz="1"/>
+              <w:bottom w:val="single" w:color="CCCCCC" w:sz="1"/>
+              <w:right w:val="single" w:color="CCCCCC" w:sz="1"/>
+            </w:tcBorders>
+            <w:tcMar>
+              <w:top w:type="dxa" w:w="80"/>
+              <w:left w:type="dxa" w:w="120"/>
+              <w:bottom w:type="dxa" w:w="80"/>
+              <w:right w:type="dxa" w:w="120"/>
+            </w:tcMar>
+          </w:tcPr>
+          <w:p>
+            <w:r>
+              <w:rPr>
+                <w:rFonts w:ascii="Arial" w:cs="Arial" w:eastAsia="Arial" w:hAnsi="Arial"/>
+                <w:sz w:val="20"/>
+                <w:szCs w:val="20"/>
+              </w:rPr>
+              <w:t xml:space="preserve">M. zygomaticus</w:t>
+            </w:r>
+          </w:p>
+        </w:tc>
+        <w:tc>
+          <w:tcPr>
+            <w:tcW w:type="dxa" w:w="3760"/>
+            <w:tcBorders>
+              <w:top w:val="single" w:color="CCCCCC" w:sz="1"/>
+              <w:left w:val="single" w:color="CCCCCC" w:sz="1"/>
+              <w:bottom w:val="single" w:color="CCCCCC" w:sz="1"/>
+              <w:right w:val="single" w:color="CCCCCC" w:sz="1"/>
+            </w:tcBorders>
+            <w:tcMar>
+              <w:top w:type="dxa" w:w="80"/>
+              <w:left w:type="dxa" w:w="120"/>
+              <w:bottom w:type="dxa" w:w="80"/>
+              <w:right w:type="dxa" w:w="120"/>
+            </w:tcMar>
+          </w:tcPr>
+          <w:p>
+            <w:r>
+              <w:rPr>
+                <w:rFonts w:ascii="Arial" w:cs="Arial" w:eastAsia="Arial" w:hAnsi="Arial"/>
+                <w:sz w:val="20"/>
+                <w:szCs w:val="20"/>
+              </w:rPr>
+              <w:t xml:space="preserve">Asymmetrisches Laecheln, unterschiedliche Wangenhebung</w:t>
+            </w:r>
+          </w:p>
+        </w:tc>
+      </w:tr>
+      <w:tr>
+        <w:tc>
+          <w:tcPr>
+            <w:tcW w:type="dxa" w:w="2800"/>
+            <w:tcBorders>
+              <w:top w:val="single" w:color="CCCCCC" w:sz="1"/>
+              <w:left w:val="single" w:color="CCCCCC" w:sz="1"/>
+              <w:bottom w:val="single" w:color="CCCCCC" w:sz="1"/>
+              <w:right w:val="single" w:color="CCCCCC" w:sz="1"/>
+            </w:tcBorders>
+            <w:tcMar>
+              <w:top w:type="dxa" w:w="80"/>
+              <w:left w:type="dxa" w:w="120"/>
+              <w:bottom w:type="dxa" w:w="80"/>
+              <w:right w:type="dxa" w:w="120"/>
+            </w:tcMar>
+          </w:tcPr>
+          <w:p>
+            <w:r>
+              <w:rPr>
+                <w:rFonts w:ascii="Arial" w:cs="Arial" w:eastAsia="Arial" w:hAnsi="Arial"/>
+                <w:sz w:val="20"/>
+                <w:szCs w:val="20"/>
+              </w:rPr>
+              <w:t xml:space="preserve">eyeBlinkLeft / eyeBlinkRight</w:t>
+            </w:r>
+          </w:p>
+        </w:tc>
+        <w:tc>
+          <w:tcPr>
+            <w:tcW w:type="dxa" w:w="2800"/>
+            <w:tcBorders>
+              <w:top w:val="single" w:color="CCCCCC" w:sz="1"/>
+              <w:left w:val="single" w:color="CCCCCC" w:sz="1"/>
+              <w:bottom w:val="single" w:color="CCCCCC" w:sz="1"/>
+              <w:right w:val="single" w:color="CCCCCC" w:sz="1"/>
+            </w:tcBorders>
+            <w:tcMar>
+              <w:top w:type="dxa" w:w="80"/>
+              <w:left w:type="dxa" w:w="120"/>
+              <w:bottom w:type="dxa" w:w="80"/>
+              <w:right w:type="dxa" w:w="120"/>
+            </w:tcMar>
+          </w:tcPr>
+          <w:p>
+            <w:r>
+              <w:rPr>
+                <w:rFonts w:ascii="Arial" w:cs="Arial" w:eastAsia="Arial" w:hAnsi="Arial"/>
+                <w:sz w:val="20"/>
+                <w:szCs w:val="20"/>
+              </w:rPr>
+              <w:t xml:space="preserve">M. orbicularis oculi</w:t>
+            </w:r>
+          </w:p>
+        </w:tc>
+        <w:tc>
+          <w:tcPr>
+            <w:tcW w:type="dxa" w:w="3760"/>
+            <w:tcBorders>
+              <w:top w:val="single" w:color="CCCCCC" w:sz="1"/>
+              <w:left w:val="single" w:color="CCCCCC" w:sz="1"/>
+              <w:bottom w:val="single" w:color="CCCCCC" w:sz="1"/>
+              <w:right w:val="single" w:color="CCCCCC" w:sz="1"/>
+            </w:tcBorders>
+            <w:tcMar>
+              <w:top w:type="dxa" w:w="80"/>
+              <w:left w:type="dxa" w:w="120"/>
+              <w:bottom w:type="dxa" w:w="80"/>
+              <w:right w:type="dxa" w:w="120"/>
+            </w:tcMar>
+          </w:tcPr>
+          <w:p>
+            <w:r>
+              <w:rPr>
+                <w:rFonts w:ascii="Arial" w:cs="Arial" w:eastAsia="Arial" w:hAnsi="Arial"/>
+                <w:sz w:val="20"/>
+                <w:szCs w:val="20"/>
+              </w:rPr>
+              <w:t xml:space="preserve">Lidschluss-Asymmetrie, moeglicher Hinweis auf Parese</w:t>
+            </w:r>
+          </w:p>
+        </w:tc>
+      </w:tr>
+      <w:tr>
+        <w:tc>
+          <w:tcPr>
+            <w:tcW w:type="dxa" w:w="2800"/>
+            <w:tcBorders>
+              <w:top w:val="single" w:color="CCCCCC" w:sz="1"/>
+              <w:left w:val="single" w:color="CCCCCC" w:sz="1"/>
+              <w:bottom w:val="single" w:color="CCCCCC" w:sz="1"/>
+              <w:right w:val="single" w:color="CCCCCC" w:sz="1"/>
+            </w:tcBorders>
+            <w:tcMar>
+              <w:top w:type="dxa" w:w="80"/>
+              <w:left w:type="dxa" w:w="120"/>
+              <w:bottom w:type="dxa" w:w="80"/>
+              <w:right w:type="dxa" w:w="120"/>
+            </w:tcMar>
+          </w:tcPr>
+          <w:p>
+            <w:r>
+              <w:rPr>
+                <w:rFonts w:ascii="Arial" w:cs="Arial" w:eastAsia="Arial" w:hAnsi="Arial"/>
+                <w:sz w:val="20"/>
+                <w:szCs w:val="20"/>
+              </w:rPr>
+              <w:t xml:space="preserve">eyeSquintLeft / eyeSquintRight</w:t>
+            </w:r>
+          </w:p>
+        </w:tc>
+        <w:tc>
+          <w:tcPr>
+            <w:tcW w:type="dxa" w:w="2800"/>
+            <w:tcBorders>
+              <w:top w:val="single" w:color="CCCCCC" w:sz="1"/>
+              <w:left w:val="single" w:color="CCCCCC" w:sz="1"/>
+              <w:bottom w:val="single" w:color="CCCCCC" w:sz="1"/>
+              <w:right w:val="single" w:color="CCCCCC" w:sz="1"/>
+            </w:tcBorders>
+            <w:tcMar>
+              <w:top w:type="dxa" w:w="80"/>
+              <w:left w:type="dxa" w:w="120"/>
+              <w:bottom w:type="dxa" w:w="80"/>
+              <w:right w:type="dxa" w:w="120"/>
+            </w:tcMar>
+          </w:tcPr>
+          <w:p>
+            <w:r>
+              <w:rPr>
+                <w:rFonts w:ascii="Arial" w:cs="Arial" w:eastAsia="Arial" w:hAnsi="Arial"/>
+                <w:sz w:val="20"/>
+                <w:szCs w:val="20"/>
+              </w:rPr>
+              <w:t xml:space="preserve">M. orbicularis oculi (inferior)</w:t>
+            </w:r>
+          </w:p>
+        </w:tc>
+        <w:tc>
+          <w:tcPr>
+            <w:tcW w:type="dxa" w:w="3760"/>
+            <w:tcBorders>
+              <w:top w:val="single" w:color="CCCCCC" w:sz="1"/>
+              <w:left w:val="single" w:color="CCCCCC" w:sz="1"/>
+              <w:bottom w:val="single" w:color="CCCCCC" w:sz="1"/>
+              <w:right w:val="single" w:color="CCCCCC" w:sz="1"/>
+            </w:tcBorders>
+            <w:tcMar>
+              <w:top w:type="dxa" w:w="80"/>
+              <w:left w:type="dxa" w:w="120"/>
+              <w:bottom w:type="dxa" w:w="80"/>
+              <w:right w:type="dxa" w:w="120"/>
+            </w:tcMar>
+          </w:tcPr>
+          <w:p>
+            <w:r>
+              <w:rPr>
+                <w:rFonts w:ascii="Arial" w:cs="Arial" w:eastAsia="Arial" w:hAnsi="Arial"/>
+                <w:sz w:val="20"/>
+                <w:szCs w:val="20"/>
+              </w:rPr>
+              <w:t xml:space="preserve">Einseitige Crow’s Feet, periortbitale Aktivitaet</w:t>
+            </w:r>
+          </w:p>
+        </w:tc>
+      </w:tr>
+      <w:tr>
+        <w:tc>
+          <w:tcPr>
+            <w:tcW w:type="dxa" w:w="2800"/>
+            <w:tcBorders>
+              <w:top w:val="single" w:color="CCCCCC" w:sz="1"/>
+              <w:left w:val="single" w:color="CCCCCC" w:sz="1"/>
+              <w:bottom w:val="single" w:color="CCCCCC" w:sz="1"/>
+              <w:right w:val="single" w:color="CCCCCC" w:sz="1"/>
+            </w:tcBorders>
+            <w:tcMar>
+              <w:top w:type="dxa" w:w="80"/>
+              <w:left w:type="dxa" w:w="120"/>
+              <w:bottom w:type="dxa" w:w="80"/>
+              <w:right w:type="dxa" w:w="120"/>
+            </w:tcMar>
+          </w:tcPr>
+          <w:p>
+            <w:r>
+              <w:rPr>
+                <w:rFonts w:ascii="Arial" w:cs="Arial" w:eastAsia="Arial" w:hAnsi="Arial"/>
+                <w:sz w:val="20"/>
+                <w:szCs w:val="20"/>
+              </w:rPr>
+              <w:t xml:space="preserve">mouthSmileLeft / mouthSmileRight</w:t>
+            </w:r>
+          </w:p>
+        </w:tc>
+        <w:tc>
+          <w:tcPr>
+            <w:tcW w:type="dxa" w:w="2800"/>
+            <w:tcBorders>
+              <w:top w:val="single" w:color="CCCCCC" w:sz="1"/>
+              <w:left w:val="single" w:color="CCCCCC" w:sz="1"/>
+              <w:bottom w:val="single" w:color="CCCCCC" w:sz="1"/>
+              <w:right w:val="single" w:color="CCCCCC" w:sz="1"/>
+            </w:tcBorders>
+            <w:tcMar>
+              <w:top w:type="dxa" w:w="80"/>
+              <w:left w:type="dxa" w:w="120"/>
+              <w:bottom w:type="dxa" w:w="80"/>
+              <w:right w:type="dxa" w:w="120"/>
+            </w:tcMar>
+          </w:tcPr>
+          <w:p>
+            <w:r>
+              <w:rPr>
+                <w:rFonts w:ascii="Arial" w:cs="Arial" w:eastAsia="Arial" w:hAnsi="Arial"/>
+                <w:sz w:val="20"/>
+                <w:szCs w:val="20"/>
+              </w:rPr>
+              <w:t xml:space="preserve">M. zygomaticus major</w:t>
+            </w:r>
+          </w:p>
+        </w:tc>
+        <w:tc>
+          <w:tcPr>
+            <w:tcW w:type="dxa" w:w="3760"/>
+            <w:tcBorders>
+              <w:top w:val="single" w:color="CCCCCC" w:sz="1"/>
+              <w:left w:val="single" w:color="CCCCCC" w:sz="1"/>
+              <w:bottom w:val="single" w:color="CCCCCC" w:sz="1"/>
+              <w:right w:val="single" w:color="CCCCCC" w:sz="1"/>
+            </w:tcBorders>
+            <w:tcMar>
+              <w:top w:type="dxa" w:w="80"/>
+              <w:left w:type="dxa" w:w="120"/>
+              <w:bottom w:type="dxa" w:w="80"/>
+              <w:right w:type="dxa" w:w="120"/>
+            </w:tcMar>
+          </w:tcPr>
+          <w:p>
+            <w:r>
+              <w:rPr>
+                <w:rFonts w:ascii="Arial" w:cs="Arial" w:eastAsia="Arial" w:hAnsi="Arial"/>
+                <w:sz w:val="20"/>
+                <w:szCs w:val="20"/>
+              </w:rPr>
+              <w:t xml:space="preserve">Asymmetrisches Laecheln — haeufigster dynamischer Befund</w:t>
+            </w:r>
+          </w:p>
+        </w:tc>
+      </w:tr>
+      <w:tr>
+        <w:tc>
+          <w:tcPr>
+            <w:tcW w:type="dxa" w:w="2800"/>
+            <w:tcBorders>
+              <w:top w:val="single" w:color="CCCCCC" w:sz="1"/>
+              <w:left w:val="single" w:color="CCCCCC" w:sz="1"/>
+              <w:bottom w:val="single" w:color="CCCCCC" w:sz="1"/>
+              <w:right w:val="single" w:color="CCCCCC" w:sz="1"/>
+            </w:tcBorders>
+            <w:tcMar>
+              <w:top w:type="dxa" w:w="80"/>
+              <w:left w:type="dxa" w:w="120"/>
+              <w:bottom w:type="dxa" w:w="80"/>
+              <w:right w:type="dxa" w:w="120"/>
+            </w:tcMar>
+          </w:tcPr>
+          <w:p>
+            <w:r>
+              <w:rPr>
+                <w:rFonts w:ascii="Arial" w:cs="Arial" w:eastAsia="Arial" w:hAnsi="Arial"/>
+                <w:sz w:val="20"/>
+                <w:szCs w:val="20"/>
+              </w:rPr>
+              <w:t xml:space="preserve">mouthFrownLeft / mouthFrownRight</w:t>
+            </w:r>
+          </w:p>
+        </w:tc>
+        <w:tc>
+          <w:tcPr>
+            <w:tcW w:type="dxa" w:w="2800"/>
+            <w:tcBorders>
+              <w:top w:val="single" w:color="CCCCCC" w:sz="1"/>
+              <w:left w:val="single" w:color="CCCCCC" w:sz="1"/>
+              <w:bottom w:val="single" w:color="CCCCCC" w:sz="1"/>
+              <w:right w:val="single" w:color="CCCCCC" w:sz="1"/>
+            </w:tcBorders>
+            <w:tcMar>
+              <w:top w:type="dxa" w:w="80"/>
+              <w:left w:type="dxa" w:w="120"/>
+              <w:bottom w:type="dxa" w:w="80"/>
+              <w:right w:type="dxa" w:w="120"/>
+            </w:tcMar>
+          </w:tcPr>
+          <w:p>
+            <w:r>
+              <w:rPr>
+                <w:rFonts w:ascii="Arial" w:cs="Arial" w:eastAsia="Arial" w:hAnsi="Arial"/>
+                <w:sz w:val="20"/>
+                <w:szCs w:val="20"/>
+              </w:rPr>
+              <w:t xml:space="preserve">M. depressor anguli oris</w:t>
+            </w:r>
+          </w:p>
+        </w:tc>
+        <w:tc>
+          <w:tcPr>
+            <w:tcW w:type="dxa" w:w="3760"/>
+            <w:tcBorders>
+              <w:top w:val="single" w:color="CCCCCC" w:sz="1"/>
+              <w:left w:val="single" w:color="CCCCCC" w:sz="1"/>
+              <w:bottom w:val="single" w:color="CCCCCC" w:sz="1"/>
+              <w:right w:val="single" w:color="CCCCCC" w:sz="1"/>
+            </w:tcBorders>
+            <w:tcMar>
+              <w:top w:type="dxa" w:w="80"/>
+              <w:left w:type="dxa" w:w="120"/>
+              <w:bottom w:type="dxa" w:w="80"/>
+              <w:right w:type="dxa" w:w="120"/>
+            </w:tcMar>
+          </w:tcPr>
+          <w:p>
+            <w:r>
+              <w:rPr>
+                <w:rFonts w:ascii="Arial" w:cs="Arial" w:eastAsia="Arial" w:hAnsi="Arial"/>
+                <w:sz w:val="20"/>
+                <w:szCs w:val="20"/>
+              </w:rPr>
+              <w:t xml:space="preserve">Einseitiger Mundwinkel-Downturn</w:t>
+            </w:r>
+          </w:p>
+        </w:tc>
+      </w:tr>
+      <w:tr>
+        <w:tc>
+          <w:tcPr>
+            <w:tcW w:type="dxa" w:w="2800"/>
+            <w:tcBorders>
+              <w:top w:val="single" w:color="CCCCCC" w:sz="1"/>
+              <w:left w:val="single" w:color="CCCCCC" w:sz="1"/>
+              <w:bottom w:val="single" w:color="CCCCCC" w:sz="1"/>
+              <w:right w:val="single" w:color="CCCCCC" w:sz="1"/>
+            </w:tcBorders>
+            <w:tcMar>
+              <w:top w:type="dxa" w:w="80"/>
+              <w:left w:type="dxa" w:w="120"/>
+              <w:bottom w:type="dxa" w:w="80"/>
+              <w:right w:type="dxa" w:w="120"/>
+            </w:tcMar>
+          </w:tcPr>
+          <w:p>
+            <w:r>
+              <w:rPr>
+                <w:rFonts w:ascii="Arial" w:cs="Arial" w:eastAsia="Arial" w:hAnsi="Arial"/>
+                <w:sz w:val="20"/>
+                <w:szCs w:val="20"/>
+              </w:rPr>
+              <w:t xml:space="preserve">noseSneerLeft / noseSneerRight</w:t>
+            </w:r>
+          </w:p>
+        </w:tc>
+        <w:tc>
+          <w:tcPr>
+            <w:tcW w:type="dxa" w:w="2800"/>
+            <w:tcBorders>
+              <w:top w:val="single" w:color="CCCCCC" w:sz="1"/>
+              <w:left w:val="single" w:color="CCCCCC" w:sz="1"/>
+              <w:bottom w:val="single" w:color="CCCCCC" w:sz="1"/>
+              <w:right w:val="single" w:color="CCCCCC" w:sz="1"/>
+            </w:tcBorders>
+            <w:tcMar>
+              <w:top w:type="dxa" w:w="80"/>
+              <w:left w:type="dxa" w:w="120"/>
+              <w:bottom w:type="dxa" w:w="80"/>
+              <w:right w:type="dxa" w:w="120"/>
+            </w:tcMar>
+          </w:tcPr>
+          <w:p>
+            <w:r>
+              <w:rPr>
+                <w:rFonts w:ascii="Arial" w:cs="Arial" w:eastAsia="Arial" w:hAnsi="Arial"/>
+                <w:sz w:val="20"/>
+                <w:szCs w:val="20"/>
+              </w:rPr>
+              <w:t xml:space="preserve">M. levator labii sup. alaeque nasi</w:t>
+            </w:r>
+          </w:p>
+        </w:tc>
+        <w:tc>
+          <w:tcPr>
+            <w:tcW w:type="dxa" w:w="3760"/>
+            <w:tcBorders>
+              <w:top w:val="single" w:color="CCCCCC" w:sz="1"/>
+              <w:left w:val="single" w:color="CCCCCC" w:sz="1"/>
+              <w:bottom w:val="single" w:color="CCCCCC" w:sz="1"/>
+              <w:right w:val="single" w:color="CCCCCC" w:sz="1"/>
+            </w:tcBorders>
+            <w:tcMar>
+              <w:top w:type="dxa" w:w="80"/>
+              <w:left w:type="dxa" w:w="120"/>
+              <w:bottom w:type="dxa" w:w="80"/>
+              <w:right w:type="dxa" w:w="120"/>
+            </w:tcMar>
+          </w:tcPr>
+          <w:p>
+            <w:r>
+              <w:rPr>
+                <w:rFonts w:ascii="Arial" w:cs="Arial" w:eastAsia="Arial" w:hAnsi="Arial"/>
+                <w:sz w:val="20"/>
+                <w:szCs w:val="20"/>
+              </w:rPr>
+              <w:t xml:space="preserve">Einseitiges Nasenruempfen, Bunny Lines</w:t>
+            </w:r>
+          </w:p>
+        </w:tc>
+      </w:tr>
+    </w:tbl>
+    <w:p>
+      <w:pPr>
+        <w:pStyle w:val="Heading3"/>
+        <w:spacing w:after="120" w:before="240"/>
+      </w:pPr>
+      <w:r>
+        <w:rPr>
+          <w:b/>
+          <w:bCs/>
+        </w:rPr>
+        <w:t xml:space="preserve">4.3.1 Schwellenwert und Berechnung</w:t>
+      </w:r>
+    </w:p>
+    <w:p>
+      <w:pPr>
+        <w:spacing w:after="120"/>
+        <w:jc w:val="left"/>
+      </w:pPr>
+      <w:r>
+        <w:t xml:space="preserve">Der Schwellenwert fuer die dynamische Asymmetrie liegt bei einer Differenz von 0,10 (10 % der maximalen Aktivierung). Nur Paare mit einer Differenz &gt; 0,10 werden reportet. Berechnung: diff = |left_value − right_value|.</w:t>
+      </w:r>
+    </w:p>
+    <w:p>
+      <w:pPr>
+        <w:spacing w:after="120"/>
+        <w:jc w:val="left"/>
+      </w:pPr>
+      <w:r>
+        <w:t xml:space="preserve">Ein Blendshape-Koeffizient von 0,0 bedeutet keine Aktivierung, 1,0 maximale Aktivierung. Im Ruhezustand (Neutralexpression) sollten alle Werte nahe 0 liegen. Erhoehte Ruhewerte deuten auf chronische Muskelaktivitaetsmuster hin, die mit Alterung und Faltenbildung korrelieren (vgl. Kapitel 8, Muskeltonus).</w:t>
+      </w:r>
+    </w:p>
+    <w:p>
+      <w:pPr>
+        <w:pStyle w:val="Heading3"/>
+        <w:spacing w:after="120" w:before="240"/>
+      </w:pPr>
+      <w:r>
+        <w:rPr>
+          <w:b/>
+          <w:bCs/>
+        </w:rPr>
+        <w:t xml:space="preserve">4.3.2 Klinische Relevanz der dynamischen Asymmetrie</w:t>
+      </w:r>
+    </w:p>
+    <w:p>
+      <w:pPr>
+        <w:spacing w:after="120"/>
+        <w:jc w:val="left"/>
+      </w:pPr>
+      <w:r>
+        <w:t xml:space="preserve">Die dynamische Asymmetrie ergaenzt die statische Analyse um zwei wesentliche Dimensionen:</w:t>
+      </w:r>
+    </w:p>
+    <w:p>
+      <w:pPr>
+        <w:spacing w:after="120"/>
+        <w:jc w:val="left"/>
+      </w:pPr>
+      <w:r>
+        <w:t xml:space="preserve">1. Differenzialdiagnose: Eine ausgepraete mouthSmileLeft/Right-Differenz in Ruhe kann auf eine periphere Fazialisparese hinweisen und sollte neurologisch abgeklaert werden (vgl. Kapitel 14.3, Extreme Asymmetrie als Pathologie-Indikator).</w:t>
+      </w:r>
+    </w:p>
+    <w:p>
+      <w:pPr>
+        <w:spacing w:after="120"/>
+        <w:jc w:val="left"/>
+      </w:pPr>
+      <w:r>
+        <w:t xml:space="preserve">2. Behandlungsplanung: Einseitige Muskelueberaktivitaet kann mit gezieltem Neurotoxin behandelt werden. Beispiel: Eine browDownLeft-Aktivierung von 0,35 bei browDownRight von 0,08 deutet auf eine einseitige Corrugator-Hyperaktivitaet hin. Die Neurotoxin-Dosis fuer die Glabella (Zone Bw2) sollte asymmetrisch angepasst werden.</w:t>
+      </w:r>
+    </w:p>
+    <w:p>
+      <w:pPr>
+        <w:spacing w:after="120"/>
+        <w:jc w:val="left"/>
+      </w:pPr>
+      <w:r>
+        <w:t xml:space="preserve">Die Ergebnisse der dynamischen Asymmetrieanalyse fliessen in den Severity-Score der jeweiligen Zone ein — mit einem Gewichtungsfaktor, der sicherstellt, dass dynamische Befunde die statischen nicht ueberlagern, sondern ergaenzen.</w:t>
       </w:r>
     </w:p>
     <w:p>
@@ -658,12 +3875,16 @@
         <w:jc w:val="left"/>
       </w:pPr>
       <w:r>
-        <w:rPr>
-          <w:i/>
-          <w:iCs/>
-          <w:color w:val="888888"/>
-        </w:rPr>
-        <w:t xml:space="preserve">Inhalt folgt in einer späteren Ausgabe.</w:t>
+        <w:t xml:space="preserve">Die proportionale Analyse des Gesichts basiert auf dem Konzept idealer Verhaeltnisse, die in der klassischen Aesthetik und modernen Forschung als Grundlage fuer die Beurteilung fazialer Harmonie dienen. Abweichungen von diesen Idealverhaeltnissen koennen — muessen aber nicht — einen Behandlungsbedarf begrdnden. Ziel der Proportionsanalyse ist es, dem Behandler eine objektive Grundlage fuer die Planung volumengebender Massnahmen zu liefern.</w:t>
+      </w:r>
+    </w:p>
+    <w:p>
+      <w:pPr>
+        <w:spacing w:after="120"/>
+        <w:jc w:val="left"/>
+      </w:pPr>
+      <w:r>
+        <w:t xml:space="preserve">Die proportion_engine des Aesthetic Biometrics Engine berechnet vier Proportionssysteme: vertikale Drittel, horizontale Fuenftel, Golden Ratio und Lip Ratio mit Cupid’s Bow-Analyse. Alle Messungen werden in kalibrierten Millimetern durchgefuehrt und primaer aus der Frontalansicht gewonnen.</w:t>
       </w:r>
     </w:p>
     <w:p>
@@ -685,25 +3906,59 @@
         <w:jc w:val="left"/>
       </w:pPr>
       <w:r>
-        <w:rPr>
-          <w:i/>
-          <w:iCs/>
-          <w:color w:val="888888"/>
-        </w:rPr>
-        <w:t xml:space="preserve">Inhalt folgt in einer späteren Ausgabe.</w:t>
-      </w:r>
-    </w:p>
-    <w:p>
-      <w:pPr>
-        <w:pStyle w:val="Heading2"/>
-        <w:spacing w:after="180" w:before="360"/>
+        <w:t xml:space="preserve">Die vertikalen Gesichtsdrittel teilen das Gesicht in drei annaehernd gleich grosse Segmente:</w:t>
+      </w:r>
+    </w:p>
+    <w:p>
+      <w:pPr>
+        <w:spacing w:after="120"/>
+        <w:ind w:left="360"/>
+        <w:jc w:val="left"/>
+      </w:pPr>
+      <w:r>
+        <w:t xml:space="preserve">• Oberes Drittel: Trichion (Haaransatz, Landmark 10) → Glabella (Landmark 9)</w:t>
+      </w:r>
+    </w:p>
+    <w:p>
+      <w:pPr>
+        <w:spacing w:after="120"/>
+        <w:ind w:left="360"/>
+        <w:jc w:val="left"/>
+      </w:pPr>
+      <w:r>
+        <w:t xml:space="preserve">• Mittleres Drittel: Glabella → Subnasale (Landmark 2)</w:t>
+      </w:r>
+    </w:p>
+    <w:p>
+      <w:pPr>
+        <w:spacing w:after="120"/>
+        <w:ind w:left="360"/>
+        <w:jc w:val="left"/>
+      </w:pPr>
+      <w:r>
+        <w:t xml:space="preserve">• Unteres Drittel: Subnasale → Menton/Gnathion (Landmark 152)</w:t>
+      </w:r>
+    </w:p>
+    <w:p>
+      <w:pPr>
+        <w:spacing w:after="120"/>
+        <w:jc w:val="left"/>
       </w:pPr>
       <w:r>
         <w:rPr>
           <w:b/>
           <w:bCs/>
         </w:rPr>
-        <w:t xml:space="preserve">5.2 Horizontale Fünftel</w:t>
+        <w:t xml:space="preserve">Idealverhaeltnis: 1:1:1 (jedes Drittel = 33,3 % der Gesamthoehe)</w:t>
+      </w:r>
+    </w:p>
+    <w:p>
+      <w:pPr>
+        <w:spacing w:after="120"/>
+        <w:jc w:val="left"/>
+      </w:pPr>
+      <w:r>
+        <w:t xml:space="preserve">Die Messung erfolgt als vertikale Pixeldistanz (nur y-Komponente) zwischen den Landmarks, konvertiert zu Millimetern ueber die Iris-Kalibrierung. Die Deviation vom Idealverhaeltnis wird als mittlere absolute Abweichung der drei Anteile von 0,333 berechnet:</w:t>
       </w:r>
     </w:p>
     <w:p>
@@ -713,11 +3968,658 @@
       </w:pPr>
       <w:r>
         <w:rPr>
-          <w:i/>
-          <w:iCs/>
-          <w:color w:val="888888"/>
+          <w:b/>
+          <w:bCs/>
         </w:rPr>
-        <w:t xml:space="preserve">Inhalt folgt in einer späteren Ausgabe.</w:t>
+        <w:t xml:space="preserve">deviation = (|upper_ratio − 0,333| + |middle_ratio − 0,333| + |lower_ratio − 0,333|) / 3 × 100</w:t>
+      </w:r>
+    </w:p>
+    <w:p>
+      <w:pPr>
+        <w:spacing w:after="120"/>
+        <w:jc w:val="left"/>
+      </w:pPr>
+      <w:r>
+        <w:rPr>
+          <w:b/>
+          <w:bCs/>
+        </w:rPr>
+        <w:t xml:space="preserve">Tabelle 5.1: Vertikale Drittel — Referenzwerte und klinische Interpretation</w:t>
+      </w:r>
+    </w:p>
+    <w:tbl>
+      <w:tblPr>
+        <w:tblW w:type="dxa" w:w="9360"/>
+        <w:tblBorders>
+          <w:top w:val="single" w:color="auto" w:sz="4"/>
+          <w:left w:val="single" w:color="auto" w:sz="4"/>
+          <w:bottom w:val="single" w:color="auto" w:sz="4"/>
+          <w:right w:val="single" w:color="auto" w:sz="4"/>
+          <w:insideH w:val="single" w:color="auto" w:sz="4"/>
+          <w:insideV w:val="single" w:color="auto" w:sz="4"/>
+        </w:tblBorders>
+      </w:tblPr>
+      <w:tblGrid>
+        <w:gridCol w:w="2200"/>
+        <w:gridCol w:w="1600"/>
+        <w:gridCol w:w="5560"/>
+      </w:tblGrid>
+      <w:tr>
+        <w:tc>
+          <w:tcPr>
+            <w:tcW w:type="dxa" w:w="2200"/>
+            <w:tcBorders>
+              <w:top w:val="single" w:color="CCCCCC" w:sz="1"/>
+              <w:left w:val="single" w:color="CCCCCC" w:sz="1"/>
+              <w:bottom w:val="single" w:color="CCCCCC" w:sz="1"/>
+              <w:right w:val="single" w:color="CCCCCC" w:sz="1"/>
+            </w:tcBorders>
+            <w:shd w:fill="2C3E50" w:val="clear"/>
+            <w:tcMar>
+              <w:top w:type="dxa" w:w="80"/>
+              <w:left w:type="dxa" w:w="120"/>
+              <w:bottom w:type="dxa" w:w="80"/>
+              <w:right w:type="dxa" w:w="120"/>
+            </w:tcMar>
+          </w:tcPr>
+          <w:p>
+            <w:r>
+              <w:rPr>
+                <w:rFonts w:ascii="Arial" w:cs="Arial" w:eastAsia="Arial" w:hAnsi="Arial"/>
+                <w:b/>
+                <w:bCs/>
+                <w:color w:val="FFFFFF"/>
+                <w:sz w:val="20"/>
+                <w:szCs w:val="20"/>
+              </w:rPr>
+              <w:t xml:space="preserve">Parameter</w:t>
+            </w:r>
+          </w:p>
+        </w:tc>
+        <w:tc>
+          <w:tcPr>
+            <w:tcW w:type="dxa" w:w="1600"/>
+            <w:tcBorders>
+              <w:top w:val="single" w:color="CCCCCC" w:sz="1"/>
+              <w:left w:val="single" w:color="CCCCCC" w:sz="1"/>
+              <w:bottom w:val="single" w:color="CCCCCC" w:sz="1"/>
+              <w:right w:val="single" w:color="CCCCCC" w:sz="1"/>
+            </w:tcBorders>
+            <w:shd w:fill="2C3E50" w:val="clear"/>
+            <w:tcMar>
+              <w:top w:type="dxa" w:w="80"/>
+              <w:left w:type="dxa" w:w="120"/>
+              <w:bottom w:type="dxa" w:w="80"/>
+              <w:right w:type="dxa" w:w="120"/>
+            </w:tcMar>
+          </w:tcPr>
+          <w:p>
+            <w:r>
+              <w:rPr>
+                <w:rFonts w:ascii="Arial" w:cs="Arial" w:eastAsia="Arial" w:hAnsi="Arial"/>
+                <w:b/>
+                <w:bCs/>
+                <w:color w:val="FFFFFF"/>
+                <w:sz w:val="20"/>
+                <w:szCs w:val="20"/>
+              </w:rPr>
+              <w:t xml:space="preserve">Idealwert</w:t>
+            </w:r>
+          </w:p>
+        </w:tc>
+        <w:tc>
+          <w:tcPr>
+            <w:tcW w:type="dxa" w:w="5560"/>
+            <w:tcBorders>
+              <w:top w:val="single" w:color="CCCCCC" w:sz="1"/>
+              <w:left w:val="single" w:color="CCCCCC" w:sz="1"/>
+              <w:bottom w:val="single" w:color="CCCCCC" w:sz="1"/>
+              <w:right w:val="single" w:color="CCCCCC" w:sz="1"/>
+            </w:tcBorders>
+            <w:shd w:fill="2C3E50" w:val="clear"/>
+            <w:tcMar>
+              <w:top w:type="dxa" w:w="80"/>
+              <w:left w:type="dxa" w:w="120"/>
+              <w:bottom w:type="dxa" w:w="80"/>
+              <w:right w:type="dxa" w:w="120"/>
+            </w:tcMar>
+          </w:tcPr>
+          <w:p>
+            <w:r>
+              <w:rPr>
+                <w:rFonts w:ascii="Arial" w:cs="Arial" w:eastAsia="Arial" w:hAnsi="Arial"/>
+                <w:b/>
+                <w:bCs/>
+                <w:color w:val="FFFFFF"/>
+                <w:sz w:val="20"/>
+                <w:szCs w:val="20"/>
+              </w:rPr>
+              <w:t xml:space="preserve">Klinische Bedeutung bei Abweichung</w:t>
+            </w:r>
+          </w:p>
+        </w:tc>
+      </w:tr>
+      <w:tr>
+        <w:tc>
+          <w:tcPr>
+            <w:tcW w:type="dxa" w:w="2200"/>
+            <w:tcBorders>
+              <w:top w:val="single" w:color="CCCCCC" w:sz="1"/>
+              <w:left w:val="single" w:color="CCCCCC" w:sz="1"/>
+              <w:bottom w:val="single" w:color="CCCCCC" w:sz="1"/>
+              <w:right w:val="single" w:color="CCCCCC" w:sz="1"/>
+            </w:tcBorders>
+            <w:tcMar>
+              <w:top w:type="dxa" w:w="80"/>
+              <w:left w:type="dxa" w:w="120"/>
+              <w:bottom w:type="dxa" w:w="80"/>
+              <w:right w:type="dxa" w:w="120"/>
+            </w:tcMar>
+          </w:tcPr>
+          <w:p>
+            <w:r>
+              <w:rPr>
+                <w:rFonts w:ascii="Arial" w:cs="Arial" w:eastAsia="Arial" w:hAnsi="Arial"/>
+                <w:sz w:val="20"/>
+                <w:szCs w:val="20"/>
+              </w:rPr>
+              <w:t xml:space="preserve">Oberes Drittel &lt; 30 %</w:t>
+            </w:r>
+          </w:p>
+        </w:tc>
+        <w:tc>
+          <w:tcPr>
+            <w:tcW w:type="dxa" w:w="1600"/>
+            <w:tcBorders>
+              <w:top w:val="single" w:color="CCCCCC" w:sz="1"/>
+              <w:left w:val="single" w:color="CCCCCC" w:sz="1"/>
+              <w:bottom w:val="single" w:color="CCCCCC" w:sz="1"/>
+              <w:right w:val="single" w:color="CCCCCC" w:sz="1"/>
+            </w:tcBorders>
+            <w:tcMar>
+              <w:top w:type="dxa" w:w="80"/>
+              <w:left w:type="dxa" w:w="120"/>
+              <w:bottom w:type="dxa" w:w="80"/>
+              <w:right w:type="dxa" w:w="120"/>
+            </w:tcMar>
+          </w:tcPr>
+          <w:p>
+            <w:r>
+              <w:rPr>
+                <w:rFonts w:ascii="Arial" w:cs="Arial" w:eastAsia="Arial" w:hAnsi="Arial"/>
+                <w:sz w:val="20"/>
+                <w:szCs w:val="20"/>
+              </w:rPr>
+              <w:t xml:space="preserve">33,3 %</w:t>
+            </w:r>
+          </w:p>
+        </w:tc>
+        <w:tc>
+          <w:tcPr>
+            <w:tcW w:type="dxa" w:w="5560"/>
+            <w:tcBorders>
+              <w:top w:val="single" w:color="CCCCCC" w:sz="1"/>
+              <w:left w:val="single" w:color="CCCCCC" w:sz="1"/>
+              <w:bottom w:val="single" w:color="CCCCCC" w:sz="1"/>
+              <w:right w:val="single" w:color="CCCCCC" w:sz="1"/>
+            </w:tcBorders>
+            <w:tcMar>
+              <w:top w:type="dxa" w:w="80"/>
+              <w:left w:type="dxa" w:w="120"/>
+              <w:bottom w:type="dxa" w:w="80"/>
+              <w:right w:type="dxa" w:w="120"/>
+            </w:tcMar>
+          </w:tcPr>
+          <w:p>
+            <w:r>
+              <w:rPr>
+                <w:rFonts w:ascii="Arial" w:cs="Arial" w:eastAsia="Arial" w:hAnsi="Arial"/>
+                <w:sz w:val="20"/>
+                <w:szCs w:val="20"/>
+              </w:rPr>
+              <w:t xml:space="preserve">Niedrige Stirn; Trichion-Landmark-Limitation bei Haarausfall beachten</w:t>
+            </w:r>
+          </w:p>
+        </w:tc>
+      </w:tr>
+      <w:tr>
+        <w:tc>
+          <w:tcPr>
+            <w:tcW w:type="dxa" w:w="2200"/>
+            <w:tcBorders>
+              <w:top w:val="single" w:color="CCCCCC" w:sz="1"/>
+              <w:left w:val="single" w:color="CCCCCC" w:sz="1"/>
+              <w:bottom w:val="single" w:color="CCCCCC" w:sz="1"/>
+              <w:right w:val="single" w:color="CCCCCC" w:sz="1"/>
+            </w:tcBorders>
+            <w:tcMar>
+              <w:top w:type="dxa" w:w="80"/>
+              <w:left w:type="dxa" w:w="120"/>
+              <w:bottom w:type="dxa" w:w="80"/>
+              <w:right w:type="dxa" w:w="120"/>
+            </w:tcMar>
+          </w:tcPr>
+          <w:p>
+            <w:r>
+              <w:rPr>
+                <w:rFonts w:ascii="Arial" w:cs="Arial" w:eastAsia="Arial" w:hAnsi="Arial"/>
+                <w:sz w:val="20"/>
+                <w:szCs w:val="20"/>
+              </w:rPr>
+              <w:t xml:space="preserve">Oberes Drittel &gt; 36 %</w:t>
+            </w:r>
+          </w:p>
+        </w:tc>
+        <w:tc>
+          <w:tcPr>
+            <w:tcW w:type="dxa" w:w="1600"/>
+            <w:tcBorders>
+              <w:top w:val="single" w:color="CCCCCC" w:sz="1"/>
+              <w:left w:val="single" w:color="CCCCCC" w:sz="1"/>
+              <w:bottom w:val="single" w:color="CCCCCC" w:sz="1"/>
+              <w:right w:val="single" w:color="CCCCCC" w:sz="1"/>
+            </w:tcBorders>
+            <w:tcMar>
+              <w:top w:type="dxa" w:w="80"/>
+              <w:left w:type="dxa" w:w="120"/>
+              <w:bottom w:type="dxa" w:w="80"/>
+              <w:right w:type="dxa" w:w="120"/>
+            </w:tcMar>
+          </w:tcPr>
+          <w:p>
+            <w:r>
+              <w:rPr>
+                <w:rFonts w:ascii="Arial" w:cs="Arial" w:eastAsia="Arial" w:hAnsi="Arial"/>
+                <w:sz w:val="20"/>
+                <w:szCs w:val="20"/>
+              </w:rPr>
+              <w:t xml:space="preserve">33,3 %</w:t>
+            </w:r>
+          </w:p>
+        </w:tc>
+        <w:tc>
+          <w:tcPr>
+            <w:tcW w:type="dxa" w:w="5560"/>
+            <w:tcBorders>
+              <w:top w:val="single" w:color="CCCCCC" w:sz="1"/>
+              <w:left w:val="single" w:color="CCCCCC" w:sz="1"/>
+              <w:bottom w:val="single" w:color="CCCCCC" w:sz="1"/>
+              <w:right w:val="single" w:color="CCCCCC" w:sz="1"/>
+            </w:tcBorders>
+            <w:tcMar>
+              <w:top w:type="dxa" w:w="80"/>
+              <w:left w:type="dxa" w:w="120"/>
+              <w:bottom w:type="dxa" w:w="80"/>
+              <w:right w:type="dxa" w:w="120"/>
+            </w:tcMar>
+          </w:tcPr>
+          <w:p>
+            <w:r>
+              <w:rPr>
+                <w:rFonts w:ascii="Arial" w:cs="Arial" w:eastAsia="Arial" w:hAnsi="Arial"/>
+                <w:sz w:val="20"/>
+                <w:szCs w:val="20"/>
+              </w:rPr>
+              <w:t xml:space="preserve">Hohe Stirn; Hairline-Eingriffe erwaegen (ausserhalb Filler-Indikation)</w:t>
+            </w:r>
+          </w:p>
+        </w:tc>
+      </w:tr>
+      <w:tr>
+        <w:tc>
+          <w:tcPr>
+            <w:tcW w:type="dxa" w:w="2200"/>
+            <w:tcBorders>
+              <w:top w:val="single" w:color="CCCCCC" w:sz="1"/>
+              <w:left w:val="single" w:color="CCCCCC" w:sz="1"/>
+              <w:bottom w:val="single" w:color="CCCCCC" w:sz="1"/>
+              <w:right w:val="single" w:color="CCCCCC" w:sz="1"/>
+            </w:tcBorders>
+            <w:tcMar>
+              <w:top w:type="dxa" w:w="80"/>
+              <w:left w:type="dxa" w:w="120"/>
+              <w:bottom w:type="dxa" w:w="80"/>
+              <w:right w:type="dxa" w:w="120"/>
+            </w:tcMar>
+          </w:tcPr>
+          <w:p>
+            <w:r>
+              <w:rPr>
+                <w:rFonts w:ascii="Arial" w:cs="Arial" w:eastAsia="Arial" w:hAnsi="Arial"/>
+                <w:sz w:val="20"/>
+                <w:szCs w:val="20"/>
+              </w:rPr>
+              <w:t xml:space="preserve">Mittleres Drittel &lt; 30 %</w:t>
+            </w:r>
+          </w:p>
+        </w:tc>
+        <w:tc>
+          <w:tcPr>
+            <w:tcW w:type="dxa" w:w="1600"/>
+            <w:tcBorders>
+              <w:top w:val="single" w:color="CCCCCC" w:sz="1"/>
+              <w:left w:val="single" w:color="CCCCCC" w:sz="1"/>
+              <w:bottom w:val="single" w:color="CCCCCC" w:sz="1"/>
+              <w:right w:val="single" w:color="CCCCCC" w:sz="1"/>
+            </w:tcBorders>
+            <w:tcMar>
+              <w:top w:type="dxa" w:w="80"/>
+              <w:left w:type="dxa" w:w="120"/>
+              <w:bottom w:type="dxa" w:w="80"/>
+              <w:right w:type="dxa" w:w="120"/>
+            </w:tcMar>
+          </w:tcPr>
+          <w:p>
+            <w:r>
+              <w:rPr>
+                <w:rFonts w:ascii="Arial" w:cs="Arial" w:eastAsia="Arial" w:hAnsi="Arial"/>
+                <w:sz w:val="20"/>
+                <w:szCs w:val="20"/>
+              </w:rPr>
+              <w:t xml:space="preserve">33,3 %</w:t>
+            </w:r>
+          </w:p>
+        </w:tc>
+        <w:tc>
+          <w:tcPr>
+            <w:tcW w:type="dxa" w:w="5560"/>
+            <w:tcBorders>
+              <w:top w:val="single" w:color="CCCCCC" w:sz="1"/>
+              <w:left w:val="single" w:color="CCCCCC" w:sz="1"/>
+              <w:bottom w:val="single" w:color="CCCCCC" w:sz="1"/>
+              <w:right w:val="single" w:color="CCCCCC" w:sz="1"/>
+            </w:tcBorders>
+            <w:tcMar>
+              <w:top w:type="dxa" w:w="80"/>
+              <w:left w:type="dxa" w:w="120"/>
+              <w:bottom w:type="dxa" w:w="80"/>
+              <w:right w:type="dxa" w:w="120"/>
+            </w:tcMar>
+          </w:tcPr>
+          <w:p>
+            <w:r>
+              <w:rPr>
+                <w:rFonts w:ascii="Arial" w:cs="Arial" w:eastAsia="Arial" w:hAnsi="Arial"/>
+                <w:sz w:val="20"/>
+                <w:szCs w:val="20"/>
+              </w:rPr>
+              <w:t xml:space="preserve">Verkuerzte Mittelgesichtshoehe; selten isoliert behandelbar</w:t>
+            </w:r>
+          </w:p>
+        </w:tc>
+      </w:tr>
+      <w:tr>
+        <w:tc>
+          <w:tcPr>
+            <w:tcW w:type="dxa" w:w="2200"/>
+            <w:tcBorders>
+              <w:top w:val="single" w:color="CCCCCC" w:sz="1"/>
+              <w:left w:val="single" w:color="CCCCCC" w:sz="1"/>
+              <w:bottom w:val="single" w:color="CCCCCC" w:sz="1"/>
+              <w:right w:val="single" w:color="CCCCCC" w:sz="1"/>
+            </w:tcBorders>
+            <w:tcMar>
+              <w:top w:type="dxa" w:w="80"/>
+              <w:left w:type="dxa" w:w="120"/>
+              <w:bottom w:type="dxa" w:w="80"/>
+              <w:right w:type="dxa" w:w="120"/>
+            </w:tcMar>
+          </w:tcPr>
+          <w:p>
+            <w:r>
+              <w:rPr>
+                <w:rFonts w:ascii="Arial" w:cs="Arial" w:eastAsia="Arial" w:hAnsi="Arial"/>
+                <w:sz w:val="20"/>
+                <w:szCs w:val="20"/>
+              </w:rPr>
+              <w:t xml:space="preserve">Unteres Drittel &gt; 36 %</w:t>
+            </w:r>
+          </w:p>
+        </w:tc>
+        <w:tc>
+          <w:tcPr>
+            <w:tcW w:type="dxa" w:w="1600"/>
+            <w:tcBorders>
+              <w:top w:val="single" w:color="CCCCCC" w:sz="1"/>
+              <w:left w:val="single" w:color="CCCCCC" w:sz="1"/>
+              <w:bottom w:val="single" w:color="CCCCCC" w:sz="1"/>
+              <w:right w:val="single" w:color="CCCCCC" w:sz="1"/>
+            </w:tcBorders>
+            <w:tcMar>
+              <w:top w:type="dxa" w:w="80"/>
+              <w:left w:type="dxa" w:w="120"/>
+              <w:bottom w:type="dxa" w:w="80"/>
+              <w:right w:type="dxa" w:w="120"/>
+            </w:tcMar>
+          </w:tcPr>
+          <w:p>
+            <w:r>
+              <w:rPr>
+                <w:rFonts w:ascii="Arial" w:cs="Arial" w:eastAsia="Arial" w:hAnsi="Arial"/>
+                <w:sz w:val="20"/>
+                <w:szCs w:val="20"/>
+              </w:rPr>
+              <w:t xml:space="preserve">33,3 %</w:t>
+            </w:r>
+          </w:p>
+        </w:tc>
+        <w:tc>
+          <w:tcPr>
+            <w:tcW w:type="dxa" w:w="5560"/>
+            <w:tcBorders>
+              <w:top w:val="single" w:color="CCCCCC" w:sz="1"/>
+              <w:left w:val="single" w:color="CCCCCC" w:sz="1"/>
+              <w:bottom w:val="single" w:color="CCCCCC" w:sz="1"/>
+              <w:right w:val="single" w:color="CCCCCC" w:sz="1"/>
+            </w:tcBorders>
+            <w:tcMar>
+              <w:top w:type="dxa" w:w="80"/>
+              <w:left w:type="dxa" w:w="120"/>
+              <w:bottom w:type="dxa" w:w="80"/>
+              <w:right w:type="dxa" w:w="120"/>
+            </w:tcMar>
+          </w:tcPr>
+          <w:p>
+            <w:r>
+              <w:rPr>
+                <w:rFonts w:ascii="Arial" w:cs="Arial" w:eastAsia="Arial" w:hAnsi="Arial"/>
+                <w:sz w:val="20"/>
+                <w:szCs w:val="20"/>
+              </w:rPr>
+              <w:t xml:space="preserve">Verlaengertes unteres Drittel; Kinn-Reduktion in Betracht ziehen</w:t>
+            </w:r>
+          </w:p>
+        </w:tc>
+      </w:tr>
+      <w:tr>
+        <w:tc>
+          <w:tcPr>
+            <w:tcW w:type="dxa" w:w="2200"/>
+            <w:tcBorders>
+              <w:top w:val="single" w:color="CCCCCC" w:sz="1"/>
+              <w:left w:val="single" w:color="CCCCCC" w:sz="1"/>
+              <w:bottom w:val="single" w:color="CCCCCC" w:sz="1"/>
+              <w:right w:val="single" w:color="CCCCCC" w:sz="1"/>
+            </w:tcBorders>
+            <w:tcMar>
+              <w:top w:type="dxa" w:w="80"/>
+              <w:left w:type="dxa" w:w="120"/>
+              <w:bottom w:type="dxa" w:w="80"/>
+              <w:right w:type="dxa" w:w="120"/>
+            </w:tcMar>
+          </w:tcPr>
+          <w:p>
+            <w:r>
+              <w:rPr>
+                <w:rFonts w:ascii="Arial" w:cs="Arial" w:eastAsia="Arial" w:hAnsi="Arial"/>
+                <w:sz w:val="20"/>
+                <w:szCs w:val="20"/>
+              </w:rPr>
+              <w:t xml:space="preserve">Unteres Drittel &lt; 30 %</w:t>
+            </w:r>
+          </w:p>
+        </w:tc>
+        <w:tc>
+          <w:tcPr>
+            <w:tcW w:type="dxa" w:w="1600"/>
+            <w:tcBorders>
+              <w:top w:val="single" w:color="CCCCCC" w:sz="1"/>
+              <w:left w:val="single" w:color="CCCCCC" w:sz="1"/>
+              <w:bottom w:val="single" w:color="CCCCCC" w:sz="1"/>
+              <w:right w:val="single" w:color="CCCCCC" w:sz="1"/>
+            </w:tcBorders>
+            <w:tcMar>
+              <w:top w:type="dxa" w:w="80"/>
+              <w:left w:type="dxa" w:w="120"/>
+              <w:bottom w:type="dxa" w:w="80"/>
+              <w:right w:type="dxa" w:w="120"/>
+            </w:tcMar>
+          </w:tcPr>
+          <w:p>
+            <w:r>
+              <w:rPr>
+                <w:rFonts w:ascii="Arial" w:cs="Arial" w:eastAsia="Arial" w:hAnsi="Arial"/>
+                <w:sz w:val="20"/>
+                <w:szCs w:val="20"/>
+              </w:rPr>
+              <w:t xml:space="preserve">33,3 %</w:t>
+            </w:r>
+          </w:p>
+        </w:tc>
+        <w:tc>
+          <w:tcPr>
+            <w:tcW w:type="dxa" w:w="5560"/>
+            <w:tcBorders>
+              <w:top w:val="single" w:color="CCCCCC" w:sz="1"/>
+              <w:left w:val="single" w:color="CCCCCC" w:sz="1"/>
+              <w:bottom w:val="single" w:color="CCCCCC" w:sz="1"/>
+              <w:right w:val="single" w:color="CCCCCC" w:sz="1"/>
+            </w:tcBorders>
+            <w:tcMar>
+              <w:top w:type="dxa" w:w="80"/>
+              <w:left w:type="dxa" w:w="120"/>
+              <w:bottom w:type="dxa" w:w="80"/>
+              <w:right w:type="dxa" w:w="120"/>
+            </w:tcMar>
+          </w:tcPr>
+          <w:p>
+            <w:r>
+              <w:rPr>
+                <w:rFonts w:ascii="Arial" w:cs="Arial" w:eastAsia="Arial" w:hAnsi="Arial"/>
+                <w:sz w:val="20"/>
+                <w:szCs w:val="20"/>
+              </w:rPr>
+              <w:t xml:space="preserve">Verkuerztes unteres Drittel; Kinn-Augmentation (Zone Ch1) erwaegen</w:t>
+            </w:r>
+          </w:p>
+        </w:tc>
+      </w:tr>
+    </w:tbl>
+    <w:p>
+      <w:pPr>
+        <w:spacing w:after="120"/>
+        <w:jc w:val="left"/>
+      </w:pPr>
+      <w:r>
+        <w:t xml:space="preserve">Hinweis: Das Trichion (Haaransatz) ist fuer MediaPipe nicht direkt detektierbar. Landmark 10 dient als Approximation des hoechsten zuverlaessig erkennbaren Stirnpunkts. Bei Patienten mit Geheimratsecken oder hohem Haaransatz kann das obere Drittel systematisch unterschaetzt werden.</w:t>
+      </w:r>
+    </w:p>
+    <w:p>
+      <w:pPr>
+        <w:pStyle w:val="Heading2"/>
+        <w:spacing w:after="180" w:before="360"/>
+      </w:pPr>
+      <w:r>
+        <w:rPr>
+          <w:b/>
+          <w:bCs/>
+        </w:rPr>
+        <w:t xml:space="preserve">5.2 Horizontale Fuenftel</w:t>
+      </w:r>
+    </w:p>
+    <w:p>
+      <w:pPr>
+        <w:spacing w:after="120"/>
+        <w:jc w:val="left"/>
+      </w:pPr>
+      <w:r>
+        <w:t xml:space="preserve">Die horizontalen Fuenftel teilen die Gesichtsbreite in fuenf annaehernd gleich breite Segmente. Die Messung erfolgt ueber die x-Koordinaten (horizontale Pixeldistanz) der folgenden Landmarks:</w:t>
+      </w:r>
+    </w:p>
+    <w:p>
+      <w:pPr>
+        <w:spacing w:after="120"/>
+        <w:jc w:val="left"/>
+      </w:pPr>
+      <w:r>
+        <w:t xml:space="preserve">1. Segment: Rechtes Praeauriculare → Rechter Augenaussenwinkel</w:t>
+      </w:r>
+    </w:p>
+    <w:p>
+      <w:pPr>
+        <w:spacing w:after="120"/>
+        <w:jc w:val="left"/>
+      </w:pPr>
+      <w:r>
+        <w:t xml:space="preserve">2. Segment: Rechter Augenaussenwinkel → Rechter Augeninnenwinkel</w:t>
+      </w:r>
+    </w:p>
+    <w:p>
+      <w:pPr>
+        <w:spacing w:after="120"/>
+        <w:jc w:val="left"/>
+      </w:pPr>
+      <w:r>
+        <w:t xml:space="preserve">3. Segment: Rechter Augeninnenwinkel → Linker Augeninnenwinkel (Interkanthaldistanz)</w:t>
+      </w:r>
+    </w:p>
+    <w:p>
+      <w:pPr>
+        <w:spacing w:after="120"/>
+        <w:jc w:val="left"/>
+      </w:pPr>
+      <w:r>
+        <w:t xml:space="preserve">4. Segment: Linker Augeninnenwinkel → Linker Augenaussenwinkel</w:t>
+      </w:r>
+    </w:p>
+    <w:p>
+      <w:pPr>
+        <w:spacing w:after="120"/>
+        <w:jc w:val="left"/>
+      </w:pPr>
+      <w:r>
+        <w:t xml:space="preserve">5. Segment: Linker Augenaussenwinkel → Linkes Praeauriculare</w:t>
+      </w:r>
+    </w:p>
+    <w:p>
+      <w:pPr>
+        <w:spacing w:after="120"/>
+        <w:jc w:val="left"/>
+      </w:pPr>
+      <w:r>
+        <w:rPr>
+          <w:b/>
+          <w:bCs/>
+        </w:rPr>
+        <w:t xml:space="preserve">Idealverhaeltnis: 1:1:1:1:1 (jedes Segment = 20 % der Gesamtbreite)</w:t>
+      </w:r>
+    </w:p>
+    <w:p>
+      <w:pPr>
+        <w:spacing w:after="120"/>
+        <w:jc w:val="left"/>
+      </w:pPr>
+      <w:r>
+        <w:t xml:space="preserve">Die Deviation berechnet sich analog zu den Dritteln: deviation = Σ|ratio_i − 0,20| / 5 × 100.</w:t>
+      </w:r>
+    </w:p>
+    <w:p>
+      <w:pPr>
+        <w:spacing w:after="120"/>
+        <w:jc w:val="left"/>
+      </w:pPr>
+      <w:r>
+        <w:t xml:space="preserve">Klinisch relevant ist insbesondere das dritte Segment (Interkanthaldistanz). Eine erhoehte Interkanthaldistanz (&gt; 24 % der Gesamtbreite) wird als Hypertelorismus bezeichnet und kann auf ein Syndrom hinweisen. Eine verringerte Distanz (&lt; 16 %) ist als Hypotelorismus bekannt. Beide Befunde liegen ausserhalb der aesthetischen Behandlungsindikation und sollten dokumentiert, aber nicht behandelt werden.</w:t>
       </w:r>
     </w:p>
     <w:p>
@@ -739,12 +4641,660 @@
         <w:jc w:val="left"/>
       </w:pPr>
       <w:r>
+        <w:t xml:space="preserve">Das Verhaeltnis von Gesichtshoehe zu Gesichtsbreite wird gegen den Goldenen Schnitt (Phi, φ = 1,618) verglichen. Die Messung erfolgt:</w:t>
+      </w:r>
+    </w:p>
+    <w:p>
+      <w:pPr>
+        <w:spacing w:after="120"/>
+        <w:ind w:left="360"/>
+        <w:jc w:val="left"/>
+      </w:pPr>
+      <w:r>
+        <w:t xml:space="preserve">• Gesichtshoehe: Trichion (Landmark 10) → Gnathion (Landmark 152), vertikale Pixeldistanz</w:t>
+      </w:r>
+    </w:p>
+    <w:p>
+      <w:pPr>
+        <w:spacing w:after="120"/>
+        <w:ind w:left="360"/>
+        <w:jc w:val="left"/>
+      </w:pPr>
+      <w:r>
+        <w:t xml:space="preserve">• Gesichtsbreite: Bizygomatische Breite (Jochbein links, Landmark 330 → Jochbein rechts, Landmark 101), horizontale Pixeldistanz</w:t>
+      </w:r>
+    </w:p>
+    <w:p>
+      <w:pPr>
+        <w:spacing w:after="120"/>
+        <w:jc w:val="left"/>
+      </w:pPr>
+      <w:r>
         <w:rPr>
-          <w:i/>
-          <w:iCs/>
-          <w:color w:val="888888"/>
+          <w:b/>
+          <w:bCs/>
         </w:rPr>
-        <w:t xml:space="preserve">Inhalt folgt in einer späteren Ausgabe.</w:t>
+        <w:t xml:space="preserve">Berechnung: ratio = face_height_mm / face_width_mm</w:t>
+      </w:r>
+    </w:p>
+    <w:p>
+      <w:pPr>
+        <w:spacing w:after="120"/>
+        <w:jc w:val="left"/>
+      </w:pPr>
+      <w:r>
+        <w:rPr>
+          <w:b/>
+          <w:bCs/>
+        </w:rPr>
+        <w:t xml:space="preserve">Deviation: deviation_pct = |ratio − 1,618| / 1,618 × 100</w:t>
+      </w:r>
+    </w:p>
+    <w:p>
+      <w:pPr>
+        <w:spacing w:after="120"/>
+        <w:jc w:val="left"/>
+      </w:pPr>
+      <w:r>
+        <w:rPr>
+          <w:b/>
+          <w:bCs/>
+        </w:rPr>
+        <w:t xml:space="preserve">Tabelle 5.2: Golden Ratio — Referenzwerte</w:t>
+      </w:r>
+    </w:p>
+    <w:tbl>
+      <w:tblPr>
+        <w:tblW w:type="dxa" w:w="9360"/>
+        <w:tblBorders>
+          <w:top w:val="single" w:color="auto" w:sz="4"/>
+          <w:left w:val="single" w:color="auto" w:sz="4"/>
+          <w:bottom w:val="single" w:color="auto" w:sz="4"/>
+          <w:right w:val="single" w:color="auto" w:sz="4"/>
+          <w:insideH w:val="single" w:color="auto" w:sz="4"/>
+          <w:insideV w:val="single" w:color="auto" w:sz="4"/>
+        </w:tblBorders>
+      </w:tblPr>
+      <w:tblGrid>
+        <w:gridCol w:w="2200"/>
+        <w:gridCol w:w="1400"/>
+        <w:gridCol w:w="1800"/>
+        <w:gridCol w:w="3960"/>
+      </w:tblGrid>
+      <w:tr>
+        <w:tc>
+          <w:tcPr>
+            <w:tcW w:type="dxa" w:w="2200"/>
+            <w:tcBorders>
+              <w:top w:val="single" w:color="CCCCCC" w:sz="1"/>
+              <w:left w:val="single" w:color="CCCCCC" w:sz="1"/>
+              <w:bottom w:val="single" w:color="CCCCCC" w:sz="1"/>
+              <w:right w:val="single" w:color="CCCCCC" w:sz="1"/>
+            </w:tcBorders>
+            <w:shd w:fill="2C3E50" w:val="clear"/>
+            <w:tcMar>
+              <w:top w:type="dxa" w:w="80"/>
+              <w:left w:type="dxa" w:w="120"/>
+              <w:bottom w:type="dxa" w:w="80"/>
+              <w:right w:type="dxa" w:w="120"/>
+            </w:tcMar>
+          </w:tcPr>
+          <w:p>
+            <w:r>
+              <w:rPr>
+                <w:rFonts w:ascii="Arial" w:cs="Arial" w:eastAsia="Arial" w:hAnsi="Arial"/>
+                <w:b/>
+                <w:bCs/>
+                <w:color w:val="FFFFFF"/>
+                <w:sz w:val="20"/>
+                <w:szCs w:val="20"/>
+              </w:rPr>
+              <w:t xml:space="preserve">Parameter</w:t>
+            </w:r>
+          </w:p>
+        </w:tc>
+        <w:tc>
+          <w:tcPr>
+            <w:tcW w:type="dxa" w:w="1400"/>
+            <w:tcBorders>
+              <w:top w:val="single" w:color="CCCCCC" w:sz="1"/>
+              <w:left w:val="single" w:color="CCCCCC" w:sz="1"/>
+              <w:bottom w:val="single" w:color="CCCCCC" w:sz="1"/>
+              <w:right w:val="single" w:color="CCCCCC" w:sz="1"/>
+            </w:tcBorders>
+            <w:shd w:fill="2C3E50" w:val="clear"/>
+            <w:tcMar>
+              <w:top w:type="dxa" w:w="80"/>
+              <w:left w:type="dxa" w:w="120"/>
+              <w:bottom w:type="dxa" w:w="80"/>
+              <w:right w:type="dxa" w:w="120"/>
+            </w:tcMar>
+          </w:tcPr>
+          <w:p>
+            <w:r>
+              <w:rPr>
+                <w:rFonts w:ascii="Arial" w:cs="Arial" w:eastAsia="Arial" w:hAnsi="Arial"/>
+                <w:b/>
+                <w:bCs/>
+                <w:color w:val="FFFFFF"/>
+                <w:sz w:val="20"/>
+                <w:szCs w:val="20"/>
+              </w:rPr>
+              <w:t xml:space="preserve">Idealwert</w:t>
+            </w:r>
+          </w:p>
+        </w:tc>
+        <w:tc>
+          <w:tcPr>
+            <w:tcW w:type="dxa" w:w="1800"/>
+            <w:tcBorders>
+              <w:top w:val="single" w:color="CCCCCC" w:sz="1"/>
+              <w:left w:val="single" w:color="CCCCCC" w:sz="1"/>
+              <w:bottom w:val="single" w:color="CCCCCC" w:sz="1"/>
+              <w:right w:val="single" w:color="CCCCCC" w:sz="1"/>
+            </w:tcBorders>
+            <w:shd w:fill="2C3E50" w:val="clear"/>
+            <w:tcMar>
+              <w:top w:type="dxa" w:w="80"/>
+              <w:left w:type="dxa" w:w="120"/>
+              <w:bottom w:type="dxa" w:w="80"/>
+              <w:right w:type="dxa" w:w="120"/>
+            </w:tcMar>
+          </w:tcPr>
+          <w:p>
+            <w:r>
+              <w:rPr>
+                <w:rFonts w:ascii="Arial" w:cs="Arial" w:eastAsia="Arial" w:hAnsi="Arial"/>
+                <w:b/>
+                <w:bCs/>
+                <w:color w:val="FFFFFF"/>
+                <w:sz w:val="20"/>
+                <w:szCs w:val="20"/>
+              </w:rPr>
+              <w:t xml:space="preserve">Typischer Bereich</w:t>
+            </w:r>
+          </w:p>
+        </w:tc>
+        <w:tc>
+          <w:tcPr>
+            <w:tcW w:type="dxa" w:w="3960"/>
+            <w:tcBorders>
+              <w:top w:val="single" w:color="CCCCCC" w:sz="1"/>
+              <w:left w:val="single" w:color="CCCCCC" w:sz="1"/>
+              <w:bottom w:val="single" w:color="CCCCCC" w:sz="1"/>
+              <w:right w:val="single" w:color="CCCCCC" w:sz="1"/>
+            </w:tcBorders>
+            <w:shd w:fill="2C3E50" w:val="clear"/>
+            <w:tcMar>
+              <w:top w:type="dxa" w:w="80"/>
+              <w:left w:type="dxa" w:w="120"/>
+              <w:bottom w:type="dxa" w:w="80"/>
+              <w:right w:type="dxa" w:w="120"/>
+            </w:tcMar>
+          </w:tcPr>
+          <w:p>
+            <w:r>
+              <w:rPr>
+                <w:rFonts w:ascii="Arial" w:cs="Arial" w:eastAsia="Arial" w:hAnsi="Arial"/>
+                <w:b/>
+                <w:bCs/>
+                <w:color w:val="FFFFFF"/>
+                <w:sz w:val="20"/>
+                <w:szCs w:val="20"/>
+              </w:rPr>
+              <w:t xml:space="preserve">Deviation bei Behandlungsbedarf</w:t>
+            </w:r>
+          </w:p>
+        </w:tc>
+      </w:tr>
+      <w:tr>
+        <w:tc>
+          <w:tcPr>
+            <w:tcW w:type="dxa" w:w="2200"/>
+            <w:tcBorders>
+              <w:top w:val="single" w:color="CCCCCC" w:sz="1"/>
+              <w:left w:val="single" w:color="CCCCCC" w:sz="1"/>
+              <w:bottom w:val="single" w:color="CCCCCC" w:sz="1"/>
+              <w:right w:val="single" w:color="CCCCCC" w:sz="1"/>
+            </w:tcBorders>
+            <w:tcMar>
+              <w:top w:type="dxa" w:w="80"/>
+              <w:left w:type="dxa" w:w="120"/>
+              <w:bottom w:type="dxa" w:w="80"/>
+              <w:right w:type="dxa" w:w="120"/>
+            </w:tcMar>
+          </w:tcPr>
+          <w:p>
+            <w:r>
+              <w:rPr>
+                <w:rFonts w:ascii="Arial" w:cs="Arial" w:eastAsia="Arial" w:hAnsi="Arial"/>
+                <w:sz w:val="20"/>
+                <w:szCs w:val="20"/>
+              </w:rPr>
+              <w:t xml:space="preserve">Gesichtshoehe/Breite</w:t>
+            </w:r>
+          </w:p>
+        </w:tc>
+        <w:tc>
+          <w:tcPr>
+            <w:tcW w:type="dxa" w:w="1400"/>
+            <w:tcBorders>
+              <w:top w:val="single" w:color="CCCCCC" w:sz="1"/>
+              <w:left w:val="single" w:color="CCCCCC" w:sz="1"/>
+              <w:bottom w:val="single" w:color="CCCCCC" w:sz="1"/>
+              <w:right w:val="single" w:color="CCCCCC" w:sz="1"/>
+            </w:tcBorders>
+            <w:tcMar>
+              <w:top w:type="dxa" w:w="80"/>
+              <w:left w:type="dxa" w:w="120"/>
+              <w:bottom w:type="dxa" w:w="80"/>
+              <w:right w:type="dxa" w:w="120"/>
+            </w:tcMar>
+          </w:tcPr>
+          <w:p>
+            <w:r>
+              <w:rPr>
+                <w:rFonts w:ascii="Arial" w:cs="Arial" w:eastAsia="Arial" w:hAnsi="Arial"/>
+                <w:sz w:val="20"/>
+                <w:szCs w:val="20"/>
+              </w:rPr>
+              <w:t xml:space="preserve">1,618 (φ)</w:t>
+            </w:r>
+          </w:p>
+        </w:tc>
+        <w:tc>
+          <w:tcPr>
+            <w:tcW w:type="dxa" w:w="1800"/>
+            <w:tcBorders>
+              <w:top w:val="single" w:color="CCCCCC" w:sz="1"/>
+              <w:left w:val="single" w:color="CCCCCC" w:sz="1"/>
+              <w:bottom w:val="single" w:color="CCCCCC" w:sz="1"/>
+              <w:right w:val="single" w:color="CCCCCC" w:sz="1"/>
+            </w:tcBorders>
+            <w:tcMar>
+              <w:top w:type="dxa" w:w="80"/>
+              <w:left w:type="dxa" w:w="120"/>
+              <w:bottom w:type="dxa" w:w="80"/>
+              <w:right w:type="dxa" w:w="120"/>
+            </w:tcMar>
+          </w:tcPr>
+          <w:p>
+            <w:r>
+              <w:rPr>
+                <w:rFonts w:ascii="Arial" w:cs="Arial" w:eastAsia="Arial" w:hAnsi="Arial"/>
+                <w:sz w:val="20"/>
+                <w:szCs w:val="20"/>
+              </w:rPr>
+              <w:t xml:space="preserve">1,4–1,8</w:t>
+            </w:r>
+          </w:p>
+        </w:tc>
+        <w:tc>
+          <w:tcPr>
+            <w:tcW w:type="dxa" w:w="3960"/>
+            <w:tcBorders>
+              <w:top w:val="single" w:color="CCCCCC" w:sz="1"/>
+              <w:left w:val="single" w:color="CCCCCC" w:sz="1"/>
+              <w:bottom w:val="single" w:color="CCCCCC" w:sz="1"/>
+              <w:right w:val="single" w:color="CCCCCC" w:sz="1"/>
+            </w:tcBorders>
+            <w:tcMar>
+              <w:top w:type="dxa" w:w="80"/>
+              <w:left w:type="dxa" w:w="120"/>
+              <w:bottom w:type="dxa" w:w="80"/>
+              <w:right w:type="dxa" w:w="120"/>
+            </w:tcMar>
+          </w:tcPr>
+          <w:p>
+            <w:r>
+              <w:rPr>
+                <w:rFonts w:ascii="Arial" w:cs="Arial" w:eastAsia="Arial" w:hAnsi="Arial"/>
+                <w:sz w:val="20"/>
+                <w:szCs w:val="20"/>
+              </w:rPr>
+              <w:t xml:space="preserve">&gt; 10 % Abweichung von φ</w:t>
+            </w:r>
+          </w:p>
+        </w:tc>
+      </w:tr>
+      <w:tr>
+        <w:tc>
+          <w:tcPr>
+            <w:tcW w:type="dxa" w:w="2200"/>
+            <w:tcBorders>
+              <w:top w:val="single" w:color="CCCCCC" w:sz="1"/>
+              <w:left w:val="single" w:color="CCCCCC" w:sz="1"/>
+              <w:bottom w:val="single" w:color="CCCCCC" w:sz="1"/>
+              <w:right w:val="single" w:color="CCCCCC" w:sz="1"/>
+            </w:tcBorders>
+            <w:tcMar>
+              <w:top w:type="dxa" w:w="80"/>
+              <w:left w:type="dxa" w:w="120"/>
+              <w:bottom w:type="dxa" w:w="80"/>
+              <w:right w:type="dxa" w:w="120"/>
+            </w:tcMar>
+          </w:tcPr>
+          <w:p>
+            <w:r>
+              <w:rPr>
+                <w:rFonts w:ascii="Arial" w:cs="Arial" w:eastAsia="Arial" w:hAnsi="Arial"/>
+                <w:sz w:val="20"/>
+                <w:szCs w:val="20"/>
+              </w:rPr>
+              <w:t xml:space="preserve">Deviation &lt; 5 %</w:t>
+            </w:r>
+          </w:p>
+        </w:tc>
+        <w:tc>
+          <w:tcPr>
+            <w:tcW w:type="dxa" w:w="1400"/>
+            <w:tcBorders>
+              <w:top w:val="single" w:color="CCCCCC" w:sz="1"/>
+              <w:left w:val="single" w:color="CCCCCC" w:sz="1"/>
+              <w:bottom w:val="single" w:color="CCCCCC" w:sz="1"/>
+              <w:right w:val="single" w:color="CCCCCC" w:sz="1"/>
+            </w:tcBorders>
+            <w:tcMar>
+              <w:top w:type="dxa" w:w="80"/>
+              <w:left w:type="dxa" w:w="120"/>
+              <w:bottom w:type="dxa" w:w="80"/>
+              <w:right w:type="dxa" w:w="120"/>
+            </w:tcMar>
+          </w:tcPr>
+          <w:p>
+            <w:r>
+              <w:rPr>
+                <w:rFonts w:ascii="Arial" w:cs="Arial" w:eastAsia="Arial" w:hAnsi="Arial"/>
+                <w:sz w:val="20"/>
+                <w:szCs w:val="20"/>
+              </w:rPr>
+              <w:t xml:space="preserve">—</w:t>
+            </w:r>
+          </w:p>
+        </w:tc>
+        <w:tc>
+          <w:tcPr>
+            <w:tcW w:type="dxa" w:w="1800"/>
+            <w:tcBorders>
+              <w:top w:val="single" w:color="CCCCCC" w:sz="1"/>
+              <w:left w:val="single" w:color="CCCCCC" w:sz="1"/>
+              <w:bottom w:val="single" w:color="CCCCCC" w:sz="1"/>
+              <w:right w:val="single" w:color="CCCCCC" w:sz="1"/>
+            </w:tcBorders>
+            <w:tcMar>
+              <w:top w:type="dxa" w:w="80"/>
+              <w:left w:type="dxa" w:w="120"/>
+              <w:bottom w:type="dxa" w:w="80"/>
+              <w:right w:type="dxa" w:w="120"/>
+            </w:tcMar>
+          </w:tcPr>
+          <w:p>
+            <w:r>
+              <w:rPr>
+                <w:rFonts w:ascii="Arial" w:cs="Arial" w:eastAsia="Arial" w:hAnsi="Arial"/>
+                <w:sz w:val="20"/>
+                <w:szCs w:val="20"/>
+              </w:rPr>
+              <w:t xml:space="preserve">—</w:t>
+            </w:r>
+          </w:p>
+        </w:tc>
+        <w:tc>
+          <w:tcPr>
+            <w:tcW w:type="dxa" w:w="3960"/>
+            <w:tcBorders>
+              <w:top w:val="single" w:color="CCCCCC" w:sz="1"/>
+              <w:left w:val="single" w:color="CCCCCC" w:sz="1"/>
+              <w:bottom w:val="single" w:color="CCCCCC" w:sz="1"/>
+              <w:right w:val="single" w:color="CCCCCC" w:sz="1"/>
+            </w:tcBorders>
+            <w:tcMar>
+              <w:top w:type="dxa" w:w="80"/>
+              <w:left w:type="dxa" w:w="120"/>
+              <w:bottom w:type="dxa" w:w="80"/>
+              <w:right w:type="dxa" w:w="120"/>
+            </w:tcMar>
+          </w:tcPr>
+          <w:p>
+            <w:r>
+              <w:rPr>
+                <w:rFonts w:ascii="Arial" w:cs="Arial" w:eastAsia="Arial" w:hAnsi="Arial"/>
+                <w:sz w:val="20"/>
+                <w:szCs w:val="20"/>
+              </w:rPr>
+              <w:t xml:space="preserve">Exzellente Proportion</w:t>
+            </w:r>
+          </w:p>
+        </w:tc>
+      </w:tr>
+      <w:tr>
+        <w:tc>
+          <w:tcPr>
+            <w:tcW w:type="dxa" w:w="2200"/>
+            <w:tcBorders>
+              <w:top w:val="single" w:color="CCCCCC" w:sz="1"/>
+              <w:left w:val="single" w:color="CCCCCC" w:sz="1"/>
+              <w:bottom w:val="single" w:color="CCCCCC" w:sz="1"/>
+              <w:right w:val="single" w:color="CCCCCC" w:sz="1"/>
+            </w:tcBorders>
+            <w:tcMar>
+              <w:top w:type="dxa" w:w="80"/>
+              <w:left w:type="dxa" w:w="120"/>
+              <w:bottom w:type="dxa" w:w="80"/>
+              <w:right w:type="dxa" w:w="120"/>
+            </w:tcMar>
+          </w:tcPr>
+          <w:p>
+            <w:r>
+              <w:rPr>
+                <w:rFonts w:ascii="Arial" w:cs="Arial" w:eastAsia="Arial" w:hAnsi="Arial"/>
+                <w:sz w:val="20"/>
+                <w:szCs w:val="20"/>
+              </w:rPr>
+              <w:t xml:space="preserve">Deviation 5–10 %</w:t>
+            </w:r>
+          </w:p>
+        </w:tc>
+        <w:tc>
+          <w:tcPr>
+            <w:tcW w:type="dxa" w:w="1400"/>
+            <w:tcBorders>
+              <w:top w:val="single" w:color="CCCCCC" w:sz="1"/>
+              <w:left w:val="single" w:color="CCCCCC" w:sz="1"/>
+              <w:bottom w:val="single" w:color="CCCCCC" w:sz="1"/>
+              <w:right w:val="single" w:color="CCCCCC" w:sz="1"/>
+            </w:tcBorders>
+            <w:tcMar>
+              <w:top w:type="dxa" w:w="80"/>
+              <w:left w:type="dxa" w:w="120"/>
+              <w:bottom w:type="dxa" w:w="80"/>
+              <w:right w:type="dxa" w:w="120"/>
+            </w:tcMar>
+          </w:tcPr>
+          <w:p>
+            <w:r>
+              <w:rPr>
+                <w:rFonts w:ascii="Arial" w:cs="Arial" w:eastAsia="Arial" w:hAnsi="Arial"/>
+                <w:sz w:val="20"/>
+                <w:szCs w:val="20"/>
+              </w:rPr>
+              <w:t xml:space="preserve">—</w:t>
+            </w:r>
+          </w:p>
+        </w:tc>
+        <w:tc>
+          <w:tcPr>
+            <w:tcW w:type="dxa" w:w="1800"/>
+            <w:tcBorders>
+              <w:top w:val="single" w:color="CCCCCC" w:sz="1"/>
+              <w:left w:val="single" w:color="CCCCCC" w:sz="1"/>
+              <w:bottom w:val="single" w:color="CCCCCC" w:sz="1"/>
+              <w:right w:val="single" w:color="CCCCCC" w:sz="1"/>
+            </w:tcBorders>
+            <w:tcMar>
+              <w:top w:type="dxa" w:w="80"/>
+              <w:left w:type="dxa" w:w="120"/>
+              <w:bottom w:type="dxa" w:w="80"/>
+              <w:right w:type="dxa" w:w="120"/>
+            </w:tcMar>
+          </w:tcPr>
+          <w:p>
+            <w:r>
+              <w:rPr>
+                <w:rFonts w:ascii="Arial" w:cs="Arial" w:eastAsia="Arial" w:hAnsi="Arial"/>
+                <w:sz w:val="20"/>
+                <w:szCs w:val="20"/>
+              </w:rPr>
+              <w:t xml:space="preserve">—</w:t>
+            </w:r>
+          </w:p>
+        </w:tc>
+        <w:tc>
+          <w:tcPr>
+            <w:tcW w:type="dxa" w:w="3960"/>
+            <w:tcBorders>
+              <w:top w:val="single" w:color="CCCCCC" w:sz="1"/>
+              <w:left w:val="single" w:color="CCCCCC" w:sz="1"/>
+              <w:bottom w:val="single" w:color="CCCCCC" w:sz="1"/>
+              <w:right w:val="single" w:color="CCCCCC" w:sz="1"/>
+            </w:tcBorders>
+            <w:tcMar>
+              <w:top w:type="dxa" w:w="80"/>
+              <w:left w:type="dxa" w:w="120"/>
+              <w:bottom w:type="dxa" w:w="80"/>
+              <w:right w:type="dxa" w:w="120"/>
+            </w:tcMar>
+          </w:tcPr>
+          <w:p>
+            <w:r>
+              <w:rPr>
+                <w:rFonts w:ascii="Arial" w:cs="Arial" w:eastAsia="Arial" w:hAnsi="Arial"/>
+                <w:sz w:val="20"/>
+                <w:szCs w:val="20"/>
+              </w:rPr>
+              <w:t xml:space="preserve">Leichte Abweichung, klinisch meist irrelevant</w:t>
+            </w:r>
+          </w:p>
+        </w:tc>
+      </w:tr>
+      <w:tr>
+        <w:tc>
+          <w:tcPr>
+            <w:tcW w:type="dxa" w:w="2200"/>
+            <w:tcBorders>
+              <w:top w:val="single" w:color="CCCCCC" w:sz="1"/>
+              <w:left w:val="single" w:color="CCCCCC" w:sz="1"/>
+              <w:bottom w:val="single" w:color="CCCCCC" w:sz="1"/>
+              <w:right w:val="single" w:color="CCCCCC" w:sz="1"/>
+            </w:tcBorders>
+            <w:tcMar>
+              <w:top w:type="dxa" w:w="80"/>
+              <w:left w:type="dxa" w:w="120"/>
+              <w:bottom w:type="dxa" w:w="80"/>
+              <w:right w:type="dxa" w:w="120"/>
+            </w:tcMar>
+          </w:tcPr>
+          <w:p>
+            <w:r>
+              <w:rPr>
+                <w:rFonts w:ascii="Arial" w:cs="Arial" w:eastAsia="Arial" w:hAnsi="Arial"/>
+                <w:sz w:val="20"/>
+                <w:szCs w:val="20"/>
+              </w:rPr>
+              <w:t xml:space="preserve">Deviation &gt; 10 %</w:t>
+            </w:r>
+          </w:p>
+        </w:tc>
+        <w:tc>
+          <w:tcPr>
+            <w:tcW w:type="dxa" w:w="1400"/>
+            <w:tcBorders>
+              <w:top w:val="single" w:color="CCCCCC" w:sz="1"/>
+              <w:left w:val="single" w:color="CCCCCC" w:sz="1"/>
+              <w:bottom w:val="single" w:color="CCCCCC" w:sz="1"/>
+              <w:right w:val="single" w:color="CCCCCC" w:sz="1"/>
+            </w:tcBorders>
+            <w:tcMar>
+              <w:top w:type="dxa" w:w="80"/>
+              <w:left w:type="dxa" w:w="120"/>
+              <w:bottom w:type="dxa" w:w="80"/>
+              <w:right w:type="dxa" w:w="120"/>
+            </w:tcMar>
+          </w:tcPr>
+          <w:p>
+            <w:r>
+              <w:rPr>
+                <w:rFonts w:ascii="Arial" w:cs="Arial" w:eastAsia="Arial" w:hAnsi="Arial"/>
+                <w:sz w:val="20"/>
+                <w:szCs w:val="20"/>
+              </w:rPr>
+              <w:t xml:space="preserve">—</w:t>
+            </w:r>
+          </w:p>
+        </w:tc>
+        <w:tc>
+          <w:tcPr>
+            <w:tcW w:type="dxa" w:w="1800"/>
+            <w:tcBorders>
+              <w:top w:val="single" w:color="CCCCCC" w:sz="1"/>
+              <w:left w:val="single" w:color="CCCCCC" w:sz="1"/>
+              <w:bottom w:val="single" w:color="CCCCCC" w:sz="1"/>
+              <w:right w:val="single" w:color="CCCCCC" w:sz="1"/>
+            </w:tcBorders>
+            <w:tcMar>
+              <w:top w:type="dxa" w:w="80"/>
+              <w:left w:type="dxa" w:w="120"/>
+              <w:bottom w:type="dxa" w:w="80"/>
+              <w:right w:type="dxa" w:w="120"/>
+            </w:tcMar>
+          </w:tcPr>
+          <w:p>
+            <w:r>
+              <w:rPr>
+                <w:rFonts w:ascii="Arial" w:cs="Arial" w:eastAsia="Arial" w:hAnsi="Arial"/>
+                <w:sz w:val="20"/>
+                <w:szCs w:val="20"/>
+              </w:rPr>
+              <w:t xml:space="preserve">—</w:t>
+            </w:r>
+          </w:p>
+        </w:tc>
+        <w:tc>
+          <w:tcPr>
+            <w:tcW w:type="dxa" w:w="3960"/>
+            <w:tcBorders>
+              <w:top w:val="single" w:color="CCCCCC" w:sz="1"/>
+              <w:left w:val="single" w:color="CCCCCC" w:sz="1"/>
+              <w:bottom w:val="single" w:color="CCCCCC" w:sz="1"/>
+              <w:right w:val="single" w:color="CCCCCC" w:sz="1"/>
+            </w:tcBorders>
+            <w:tcMar>
+              <w:top w:type="dxa" w:w="80"/>
+              <w:left w:type="dxa" w:w="120"/>
+              <w:bottom w:type="dxa" w:w="80"/>
+              <w:right w:type="dxa" w:w="120"/>
+            </w:tcMar>
+          </w:tcPr>
+          <w:p>
+            <w:r>
+              <w:rPr>
+                <w:rFonts w:ascii="Arial" w:cs="Arial" w:eastAsia="Arial" w:hAnsi="Arial"/>
+                <w:sz w:val="20"/>
+                <w:szCs w:val="20"/>
+              </w:rPr>
+              <w:t xml:space="preserve">Signifikante Abweichung; Ursachenanalyse empfohlen</w:t>
+            </w:r>
+          </w:p>
+        </w:tc>
+      </w:tr>
+    </w:tbl>
+    <w:p>
+      <w:pPr>
+        <w:spacing w:after="120"/>
+        <w:jc w:val="left"/>
+      </w:pPr>
+      <w:r>
+        <w:t xml:space="preserve">Klinische Einordnung: Der Goldene Schnitt ist ein aesthetisches Ideal, kein medizinischer Standard. Ethnische und individuelle Variationen sind zu beruecksichtigen. Das System verwendet die Golden Ratio Deviation als einen von mehreren Inputs fuer den globalen Aesthetik-Score, nicht als alleinigen Indikator.</w:t>
       </w:r>
     </w:p>
     <w:p>
@@ -766,12 +5316,720 @@
         <w:jc w:val="left"/>
       </w:pPr>
       <w:r>
+        <w:t xml:space="preserve">Die Lippenanalyse ist fuer die Zonen Lp1 (Oberlippe) und Lp2 (Unterlippe) des Zonensystems (Kapitel 9) massgeblich. Sie umfasst drei Aspekte: Lip Ratio, Cupid’s Bow-Tiefe und Cupid’s Bow-Asymmetrie.</w:t>
+      </w:r>
+    </w:p>
+    <w:p>
+      <w:pPr>
+        <w:pStyle w:val="Heading3"/>
+        <w:spacing w:after="120" w:before="240"/>
+      </w:pPr>
+      <w:r>
         <w:rPr>
-          <w:i/>
-          <w:iCs/>
-          <w:color w:val="888888"/>
+          <w:b/>
+          <w:bCs/>
         </w:rPr>
-        <w:t xml:space="preserve">Inhalt folgt in einer späteren Ausgabe.</w:t>
+        <w:t xml:space="preserve">5.4.1 Lip Ratio</w:t>
+      </w:r>
+    </w:p>
+    <w:p>
+      <w:pPr>
+        <w:spacing w:after="120"/>
+        <w:jc w:val="left"/>
+      </w:pPr>
+      <w:r>
+        <w:t xml:space="preserve">Das Lip Ratio beschreibt das Verhaeltnis der Oberlippenhoehe zur Unterlippenhoehe:</w:t>
+      </w:r>
+    </w:p>
+    <w:p>
+      <w:pPr>
+        <w:spacing w:after="120"/>
+        <w:ind w:left="360"/>
+        <w:jc w:val="left"/>
+      </w:pPr>
+      <w:r>
+        <w:t xml:space="preserve">• Oberlippenhoehe: Labrale superius (Landmark am oberen Vermilionrand) → Stomion (Mundspalte, Landmark 13), vertikale Distanz</w:t>
+      </w:r>
+    </w:p>
+    <w:p>
+      <w:pPr>
+        <w:spacing w:after="120"/>
+        <w:ind w:left="360"/>
+        <w:jc w:val="left"/>
+      </w:pPr>
+      <w:r>
+        <w:t xml:space="preserve">• Unterlippenhoehe: Stomion → Labrale inferius (Landmark am unteren Vermilionrand), vertikale Distanz</w:t>
+      </w:r>
+    </w:p>
+    <w:p>
+      <w:pPr>
+        <w:spacing w:after="120"/>
+        <w:jc w:val="left"/>
+      </w:pPr>
+      <w:r>
+        <w:rPr>
+          <w:b/>
+          <w:bCs/>
+        </w:rPr>
+        <w:t xml:space="preserve">Idealverhaeltnis: Upper:Lower = 1:1,6 (Lip Ratio = 0,625)</w:t>
+      </w:r>
+    </w:p>
+    <w:p>
+      <w:pPr>
+        <w:spacing w:after="120"/>
+        <w:jc w:val="left"/>
+      </w:pPr>
+      <w:r>
+        <w:t xml:space="preserve">Deviation: deviation_pct = |lip_ratio − 0,625| / 0,625 × 100</w:t>
+      </w:r>
+    </w:p>
+    <w:p>
+      <w:pPr>
+        <w:spacing w:after="120"/>
+        <w:jc w:val="left"/>
+      </w:pPr>
+      <w:r>
+        <w:rPr>
+          <w:b/>
+          <w:bCs/>
+        </w:rPr>
+        <w:t xml:space="preserve">Tabelle 5.3: Lip Ratio — Referenzwerte</w:t>
+      </w:r>
+    </w:p>
+    <w:tbl>
+      <w:tblPr>
+        <w:tblW w:type="dxa" w:w="9360"/>
+        <w:tblBorders>
+          <w:top w:val="single" w:color="auto" w:sz="4"/>
+          <w:left w:val="single" w:color="auto" w:sz="4"/>
+          <w:bottom w:val="single" w:color="auto" w:sz="4"/>
+          <w:right w:val="single" w:color="auto" w:sz="4"/>
+          <w:insideH w:val="single" w:color="auto" w:sz="4"/>
+          <w:insideV w:val="single" w:color="auto" w:sz="4"/>
+        </w:tblBorders>
+      </w:tblPr>
+      <w:tblGrid>
+        <w:gridCol w:w="2600"/>
+        <w:gridCol w:w="1200"/>
+        <w:gridCol w:w="1600"/>
+        <w:gridCol w:w="3960"/>
+      </w:tblGrid>
+      <w:tr>
+        <w:tc>
+          <w:tcPr>
+            <w:tcW w:type="dxa" w:w="2600"/>
+            <w:tcBorders>
+              <w:top w:val="single" w:color="CCCCCC" w:sz="1"/>
+              <w:left w:val="single" w:color="CCCCCC" w:sz="1"/>
+              <w:bottom w:val="single" w:color="CCCCCC" w:sz="1"/>
+              <w:right w:val="single" w:color="CCCCCC" w:sz="1"/>
+            </w:tcBorders>
+            <w:shd w:fill="2C3E50" w:val="clear"/>
+            <w:tcMar>
+              <w:top w:type="dxa" w:w="80"/>
+              <w:left w:type="dxa" w:w="120"/>
+              <w:bottom w:type="dxa" w:w="80"/>
+              <w:right w:type="dxa" w:w="120"/>
+            </w:tcMar>
+          </w:tcPr>
+          <w:p>
+            <w:r>
+              <w:rPr>
+                <w:rFonts w:ascii="Arial" w:cs="Arial" w:eastAsia="Arial" w:hAnsi="Arial"/>
+                <w:b/>
+                <w:bCs/>
+                <w:color w:val="FFFFFF"/>
+                <w:sz w:val="20"/>
+                <w:szCs w:val="20"/>
+              </w:rPr>
+              <w:t xml:space="preserve">Parameter</w:t>
+            </w:r>
+          </w:p>
+        </w:tc>
+        <w:tc>
+          <w:tcPr>
+            <w:tcW w:type="dxa" w:w="1200"/>
+            <w:tcBorders>
+              <w:top w:val="single" w:color="CCCCCC" w:sz="1"/>
+              <w:left w:val="single" w:color="CCCCCC" w:sz="1"/>
+              <w:bottom w:val="single" w:color="CCCCCC" w:sz="1"/>
+              <w:right w:val="single" w:color="CCCCCC" w:sz="1"/>
+            </w:tcBorders>
+            <w:shd w:fill="2C3E50" w:val="clear"/>
+            <w:tcMar>
+              <w:top w:type="dxa" w:w="80"/>
+              <w:left w:type="dxa" w:w="120"/>
+              <w:bottom w:type="dxa" w:w="80"/>
+              <w:right w:type="dxa" w:w="120"/>
+            </w:tcMar>
+          </w:tcPr>
+          <w:p>
+            <w:r>
+              <w:rPr>
+                <w:rFonts w:ascii="Arial" w:cs="Arial" w:eastAsia="Arial" w:hAnsi="Arial"/>
+                <w:b/>
+                <w:bCs/>
+                <w:color w:val="FFFFFF"/>
+                <w:sz w:val="20"/>
+                <w:szCs w:val="20"/>
+              </w:rPr>
+              <w:t xml:space="preserve">Idealwert</w:t>
+            </w:r>
+          </w:p>
+        </w:tc>
+        <w:tc>
+          <w:tcPr>
+            <w:tcW w:type="dxa" w:w="1600"/>
+            <w:tcBorders>
+              <w:top w:val="single" w:color="CCCCCC" w:sz="1"/>
+              <w:left w:val="single" w:color="CCCCCC" w:sz="1"/>
+              <w:bottom w:val="single" w:color="CCCCCC" w:sz="1"/>
+              <w:right w:val="single" w:color="CCCCCC" w:sz="1"/>
+            </w:tcBorders>
+            <w:shd w:fill="2C3E50" w:val="clear"/>
+            <w:tcMar>
+              <w:top w:type="dxa" w:w="80"/>
+              <w:left w:type="dxa" w:w="120"/>
+              <w:bottom w:type="dxa" w:w="80"/>
+              <w:right w:type="dxa" w:w="120"/>
+            </w:tcMar>
+          </w:tcPr>
+          <w:p>
+            <w:r>
+              <w:rPr>
+                <w:rFonts w:ascii="Arial" w:cs="Arial" w:eastAsia="Arial" w:hAnsi="Arial"/>
+                <w:b/>
+                <w:bCs/>
+                <w:color w:val="FFFFFF"/>
+                <w:sz w:val="20"/>
+                <w:szCs w:val="20"/>
+              </w:rPr>
+              <w:t xml:space="preserve">Referenzbereich</w:t>
+            </w:r>
+          </w:p>
+        </w:tc>
+        <w:tc>
+          <w:tcPr>
+            <w:tcW w:type="dxa" w:w="3960"/>
+            <w:tcBorders>
+              <w:top w:val="single" w:color="CCCCCC" w:sz="1"/>
+              <w:left w:val="single" w:color="CCCCCC" w:sz="1"/>
+              <w:bottom w:val="single" w:color="CCCCCC" w:sz="1"/>
+              <w:right w:val="single" w:color="CCCCCC" w:sz="1"/>
+            </w:tcBorders>
+            <w:shd w:fill="2C3E50" w:val="clear"/>
+            <w:tcMar>
+              <w:top w:type="dxa" w:w="80"/>
+              <w:left w:type="dxa" w:w="120"/>
+              <w:bottom w:type="dxa" w:w="80"/>
+              <w:right w:type="dxa" w:w="120"/>
+            </w:tcMar>
+          </w:tcPr>
+          <w:p>
+            <w:r>
+              <w:rPr>
+                <w:rFonts w:ascii="Arial" w:cs="Arial" w:eastAsia="Arial" w:hAnsi="Arial"/>
+                <w:b/>
+                <w:bCs/>
+                <w:color w:val="FFFFFF"/>
+                <w:sz w:val="20"/>
+                <w:szCs w:val="20"/>
+              </w:rPr>
+              <w:t xml:space="preserve">Klinische Bedeutung</w:t>
+            </w:r>
+          </w:p>
+        </w:tc>
+      </w:tr>
+      <w:tr>
+        <w:tc>
+          <w:tcPr>
+            <w:tcW w:type="dxa" w:w="2600"/>
+            <w:tcBorders>
+              <w:top w:val="single" w:color="CCCCCC" w:sz="1"/>
+              <w:left w:val="single" w:color="CCCCCC" w:sz="1"/>
+              <w:bottom w:val="single" w:color="CCCCCC" w:sz="1"/>
+              <w:right w:val="single" w:color="CCCCCC" w:sz="1"/>
+            </w:tcBorders>
+            <w:tcMar>
+              <w:top w:type="dxa" w:w="80"/>
+              <w:left w:type="dxa" w:w="120"/>
+              <w:bottom w:type="dxa" w:w="80"/>
+              <w:right w:type="dxa" w:w="120"/>
+            </w:tcMar>
+          </w:tcPr>
+          <w:p>
+            <w:r>
+              <w:rPr>
+                <w:rFonts w:ascii="Arial" w:cs="Arial" w:eastAsia="Arial" w:hAnsi="Arial"/>
+                <w:sz w:val="20"/>
+                <w:szCs w:val="20"/>
+              </w:rPr>
+              <w:t xml:space="preserve">Oberlippenhoehe (mm)</w:t>
+            </w:r>
+          </w:p>
+        </w:tc>
+        <w:tc>
+          <w:tcPr>
+            <w:tcW w:type="dxa" w:w="1200"/>
+            <w:tcBorders>
+              <w:top w:val="single" w:color="CCCCCC" w:sz="1"/>
+              <w:left w:val="single" w:color="CCCCCC" w:sz="1"/>
+              <w:bottom w:val="single" w:color="CCCCCC" w:sz="1"/>
+              <w:right w:val="single" w:color="CCCCCC" w:sz="1"/>
+            </w:tcBorders>
+            <w:tcMar>
+              <w:top w:type="dxa" w:w="80"/>
+              <w:left w:type="dxa" w:w="120"/>
+              <w:bottom w:type="dxa" w:w="80"/>
+              <w:right w:type="dxa" w:w="120"/>
+            </w:tcMar>
+          </w:tcPr>
+          <w:p>
+            <w:r>
+              <w:rPr>
+                <w:rFonts w:ascii="Arial" w:cs="Arial" w:eastAsia="Arial" w:hAnsi="Arial"/>
+                <w:sz w:val="20"/>
+                <w:szCs w:val="20"/>
+              </w:rPr>
+              <w:t xml:space="preserve">6–9</w:t>
+            </w:r>
+          </w:p>
+        </w:tc>
+        <w:tc>
+          <w:tcPr>
+            <w:tcW w:type="dxa" w:w="1600"/>
+            <w:tcBorders>
+              <w:top w:val="single" w:color="CCCCCC" w:sz="1"/>
+              <w:left w:val="single" w:color="CCCCCC" w:sz="1"/>
+              <w:bottom w:val="single" w:color="CCCCCC" w:sz="1"/>
+              <w:right w:val="single" w:color="CCCCCC" w:sz="1"/>
+            </w:tcBorders>
+            <w:tcMar>
+              <w:top w:type="dxa" w:w="80"/>
+              <w:left w:type="dxa" w:w="120"/>
+              <w:bottom w:type="dxa" w:w="80"/>
+              <w:right w:type="dxa" w:w="120"/>
+            </w:tcMar>
+          </w:tcPr>
+          <w:p>
+            <w:r>
+              <w:rPr>
+                <w:rFonts w:ascii="Arial" w:cs="Arial" w:eastAsia="Arial" w:hAnsi="Arial"/>
+                <w:sz w:val="20"/>
+                <w:szCs w:val="20"/>
+              </w:rPr>
+              <w:t xml:space="preserve">5–11</w:t>
+            </w:r>
+          </w:p>
+        </w:tc>
+        <w:tc>
+          <w:tcPr>
+            <w:tcW w:type="dxa" w:w="3960"/>
+            <w:tcBorders>
+              <w:top w:val="single" w:color="CCCCCC" w:sz="1"/>
+              <w:left w:val="single" w:color="CCCCCC" w:sz="1"/>
+              <w:bottom w:val="single" w:color="CCCCCC" w:sz="1"/>
+              <w:right w:val="single" w:color="CCCCCC" w:sz="1"/>
+            </w:tcBorders>
+            <w:tcMar>
+              <w:top w:type="dxa" w:w="80"/>
+              <w:left w:type="dxa" w:w="120"/>
+              <w:bottom w:type="dxa" w:w="80"/>
+              <w:right w:type="dxa" w:w="120"/>
+            </w:tcMar>
+          </w:tcPr>
+          <w:p>
+            <w:r>
+              <w:rPr>
+                <w:rFonts w:ascii="Arial" w:cs="Arial" w:eastAsia="Arial" w:hAnsi="Arial"/>
+                <w:sz w:val="20"/>
+                <w:szCs w:val="20"/>
+              </w:rPr>
+              <w:t xml:space="preserve">&lt; 5 mm: Lippenaugmentation erwaegen</w:t>
+            </w:r>
+          </w:p>
+        </w:tc>
+      </w:tr>
+      <w:tr>
+        <w:tc>
+          <w:tcPr>
+            <w:tcW w:type="dxa" w:w="2600"/>
+            <w:tcBorders>
+              <w:top w:val="single" w:color="CCCCCC" w:sz="1"/>
+              <w:left w:val="single" w:color="CCCCCC" w:sz="1"/>
+              <w:bottom w:val="single" w:color="CCCCCC" w:sz="1"/>
+              <w:right w:val="single" w:color="CCCCCC" w:sz="1"/>
+            </w:tcBorders>
+            <w:tcMar>
+              <w:top w:type="dxa" w:w="80"/>
+              <w:left w:type="dxa" w:w="120"/>
+              <w:bottom w:type="dxa" w:w="80"/>
+              <w:right w:type="dxa" w:w="120"/>
+            </w:tcMar>
+          </w:tcPr>
+          <w:p>
+            <w:r>
+              <w:rPr>
+                <w:rFonts w:ascii="Arial" w:cs="Arial" w:eastAsia="Arial" w:hAnsi="Arial"/>
+                <w:sz w:val="20"/>
+                <w:szCs w:val="20"/>
+              </w:rPr>
+              <w:t xml:space="preserve">Unterlippenhoehe (mm)</w:t>
+            </w:r>
+          </w:p>
+        </w:tc>
+        <w:tc>
+          <w:tcPr>
+            <w:tcW w:type="dxa" w:w="1200"/>
+            <w:tcBorders>
+              <w:top w:val="single" w:color="CCCCCC" w:sz="1"/>
+              <w:left w:val="single" w:color="CCCCCC" w:sz="1"/>
+              <w:bottom w:val="single" w:color="CCCCCC" w:sz="1"/>
+              <w:right w:val="single" w:color="CCCCCC" w:sz="1"/>
+            </w:tcBorders>
+            <w:tcMar>
+              <w:top w:type="dxa" w:w="80"/>
+              <w:left w:type="dxa" w:w="120"/>
+              <w:bottom w:type="dxa" w:w="80"/>
+              <w:right w:type="dxa" w:w="120"/>
+            </w:tcMar>
+          </w:tcPr>
+          <w:p>
+            <w:r>
+              <w:rPr>
+                <w:rFonts w:ascii="Arial" w:cs="Arial" w:eastAsia="Arial" w:hAnsi="Arial"/>
+                <w:sz w:val="20"/>
+                <w:szCs w:val="20"/>
+              </w:rPr>
+              <w:t xml:space="preserve">9–14</w:t>
+            </w:r>
+          </w:p>
+        </w:tc>
+        <w:tc>
+          <w:tcPr>
+            <w:tcW w:type="dxa" w:w="1600"/>
+            <w:tcBorders>
+              <w:top w:val="single" w:color="CCCCCC" w:sz="1"/>
+              <w:left w:val="single" w:color="CCCCCC" w:sz="1"/>
+              <w:bottom w:val="single" w:color="CCCCCC" w:sz="1"/>
+              <w:right w:val="single" w:color="CCCCCC" w:sz="1"/>
+            </w:tcBorders>
+            <w:tcMar>
+              <w:top w:type="dxa" w:w="80"/>
+              <w:left w:type="dxa" w:w="120"/>
+              <w:bottom w:type="dxa" w:w="80"/>
+              <w:right w:type="dxa" w:w="120"/>
+            </w:tcMar>
+          </w:tcPr>
+          <w:p>
+            <w:r>
+              <w:rPr>
+                <w:rFonts w:ascii="Arial" w:cs="Arial" w:eastAsia="Arial" w:hAnsi="Arial"/>
+                <w:sz w:val="20"/>
+                <w:szCs w:val="20"/>
+              </w:rPr>
+              <w:t xml:space="preserve">8–16</w:t>
+            </w:r>
+          </w:p>
+        </w:tc>
+        <w:tc>
+          <w:tcPr>
+            <w:tcW w:type="dxa" w:w="3960"/>
+            <w:tcBorders>
+              <w:top w:val="single" w:color="CCCCCC" w:sz="1"/>
+              <w:left w:val="single" w:color="CCCCCC" w:sz="1"/>
+              <w:bottom w:val="single" w:color="CCCCCC" w:sz="1"/>
+              <w:right w:val="single" w:color="CCCCCC" w:sz="1"/>
+            </w:tcBorders>
+            <w:tcMar>
+              <w:top w:type="dxa" w:w="80"/>
+              <w:left w:type="dxa" w:w="120"/>
+              <w:bottom w:type="dxa" w:w="80"/>
+              <w:right w:type="dxa" w:w="120"/>
+            </w:tcMar>
+          </w:tcPr>
+          <w:p>
+            <w:r>
+              <w:rPr>
+                <w:rFonts w:ascii="Arial" w:cs="Arial" w:eastAsia="Arial" w:hAnsi="Arial"/>
+                <w:sz w:val="20"/>
+                <w:szCs w:val="20"/>
+              </w:rPr>
+              <w:t xml:space="preserve">Selten behandlungsbeduerftig</w:t>
+            </w:r>
+          </w:p>
+        </w:tc>
+      </w:tr>
+      <w:tr>
+        <w:tc>
+          <w:tcPr>
+            <w:tcW w:type="dxa" w:w="2600"/>
+            <w:tcBorders>
+              <w:top w:val="single" w:color="CCCCCC" w:sz="1"/>
+              <w:left w:val="single" w:color="CCCCCC" w:sz="1"/>
+              <w:bottom w:val="single" w:color="CCCCCC" w:sz="1"/>
+              <w:right w:val="single" w:color="CCCCCC" w:sz="1"/>
+            </w:tcBorders>
+            <w:tcMar>
+              <w:top w:type="dxa" w:w="80"/>
+              <w:left w:type="dxa" w:w="120"/>
+              <w:bottom w:type="dxa" w:w="80"/>
+              <w:right w:type="dxa" w:w="120"/>
+            </w:tcMar>
+          </w:tcPr>
+          <w:p>
+            <w:r>
+              <w:rPr>
+                <w:rFonts w:ascii="Arial" w:cs="Arial" w:eastAsia="Arial" w:hAnsi="Arial"/>
+                <w:sz w:val="20"/>
+                <w:szCs w:val="20"/>
+              </w:rPr>
+              <w:t xml:space="preserve">Lip Ratio</w:t>
+            </w:r>
+          </w:p>
+        </w:tc>
+        <w:tc>
+          <w:tcPr>
+            <w:tcW w:type="dxa" w:w="1200"/>
+            <w:tcBorders>
+              <w:top w:val="single" w:color="CCCCCC" w:sz="1"/>
+              <w:left w:val="single" w:color="CCCCCC" w:sz="1"/>
+              <w:bottom w:val="single" w:color="CCCCCC" w:sz="1"/>
+              <w:right w:val="single" w:color="CCCCCC" w:sz="1"/>
+            </w:tcBorders>
+            <w:tcMar>
+              <w:top w:type="dxa" w:w="80"/>
+              <w:left w:type="dxa" w:w="120"/>
+              <w:bottom w:type="dxa" w:w="80"/>
+              <w:right w:type="dxa" w:w="120"/>
+            </w:tcMar>
+          </w:tcPr>
+          <w:p>
+            <w:r>
+              <w:rPr>
+                <w:rFonts w:ascii="Arial" w:cs="Arial" w:eastAsia="Arial" w:hAnsi="Arial"/>
+                <w:sz w:val="20"/>
+                <w:szCs w:val="20"/>
+              </w:rPr>
+              <w:t xml:space="preserve">0,625</w:t>
+            </w:r>
+          </w:p>
+        </w:tc>
+        <w:tc>
+          <w:tcPr>
+            <w:tcW w:type="dxa" w:w="1600"/>
+            <w:tcBorders>
+              <w:top w:val="single" w:color="CCCCCC" w:sz="1"/>
+              <w:left w:val="single" w:color="CCCCCC" w:sz="1"/>
+              <w:bottom w:val="single" w:color="CCCCCC" w:sz="1"/>
+              <w:right w:val="single" w:color="CCCCCC" w:sz="1"/>
+            </w:tcBorders>
+            <w:tcMar>
+              <w:top w:type="dxa" w:w="80"/>
+              <w:left w:type="dxa" w:w="120"/>
+              <w:bottom w:type="dxa" w:w="80"/>
+              <w:right w:type="dxa" w:w="120"/>
+            </w:tcMar>
+          </w:tcPr>
+          <w:p>
+            <w:r>
+              <w:rPr>
+                <w:rFonts w:ascii="Arial" w:cs="Arial" w:eastAsia="Arial" w:hAnsi="Arial"/>
+                <w:sz w:val="20"/>
+                <w:szCs w:val="20"/>
+              </w:rPr>
+              <w:t xml:space="preserve">0,5–0,7</w:t>
+            </w:r>
+          </w:p>
+        </w:tc>
+        <w:tc>
+          <w:tcPr>
+            <w:tcW w:type="dxa" w:w="3960"/>
+            <w:tcBorders>
+              <w:top w:val="single" w:color="CCCCCC" w:sz="1"/>
+              <w:left w:val="single" w:color="CCCCCC" w:sz="1"/>
+              <w:bottom w:val="single" w:color="CCCCCC" w:sz="1"/>
+              <w:right w:val="single" w:color="CCCCCC" w:sz="1"/>
+            </w:tcBorders>
+            <w:tcMar>
+              <w:top w:type="dxa" w:w="80"/>
+              <w:left w:type="dxa" w:w="120"/>
+              <w:bottom w:type="dxa" w:w="80"/>
+              <w:right w:type="dxa" w:w="120"/>
+            </w:tcMar>
+          </w:tcPr>
+          <w:p>
+            <w:r>
+              <w:rPr>
+                <w:rFonts w:ascii="Arial" w:cs="Arial" w:eastAsia="Arial" w:hAnsi="Arial"/>
+                <w:sz w:val="20"/>
+                <w:szCs w:val="20"/>
+              </w:rPr>
+              <w:t xml:space="preserve">&lt; 0,5: Oberlippe deutlich zu duenn</w:t>
+            </w:r>
+          </w:p>
+        </w:tc>
+      </w:tr>
+      <w:tr>
+        <w:tc>
+          <w:tcPr>
+            <w:tcW w:type="dxa" w:w="2600"/>
+            <w:tcBorders>
+              <w:top w:val="single" w:color="CCCCCC" w:sz="1"/>
+              <w:left w:val="single" w:color="CCCCCC" w:sz="1"/>
+              <w:bottom w:val="single" w:color="CCCCCC" w:sz="1"/>
+              <w:right w:val="single" w:color="CCCCCC" w:sz="1"/>
+            </w:tcBorders>
+            <w:tcMar>
+              <w:top w:type="dxa" w:w="80"/>
+              <w:left w:type="dxa" w:w="120"/>
+              <w:bottom w:type="dxa" w:w="80"/>
+              <w:right w:type="dxa" w:w="120"/>
+            </w:tcMar>
+          </w:tcPr>
+          <w:p>
+            <w:r>
+              <w:rPr>
+                <w:rFonts w:ascii="Arial" w:cs="Arial" w:eastAsia="Arial" w:hAnsi="Arial"/>
+                <w:sz w:val="20"/>
+                <w:szCs w:val="20"/>
+              </w:rPr>
+              <w:t xml:space="preserve">Lippenbreite (mm)</w:t>
+            </w:r>
+          </w:p>
+        </w:tc>
+        <w:tc>
+          <w:tcPr>
+            <w:tcW w:type="dxa" w:w="1200"/>
+            <w:tcBorders>
+              <w:top w:val="single" w:color="CCCCCC" w:sz="1"/>
+              <w:left w:val="single" w:color="CCCCCC" w:sz="1"/>
+              <w:bottom w:val="single" w:color="CCCCCC" w:sz="1"/>
+              <w:right w:val="single" w:color="CCCCCC" w:sz="1"/>
+            </w:tcBorders>
+            <w:tcMar>
+              <w:top w:type="dxa" w:w="80"/>
+              <w:left w:type="dxa" w:w="120"/>
+              <w:bottom w:type="dxa" w:w="80"/>
+              <w:right w:type="dxa" w:w="120"/>
+            </w:tcMar>
+          </w:tcPr>
+          <w:p>
+            <w:r>
+              <w:rPr>
+                <w:rFonts w:ascii="Arial" w:cs="Arial" w:eastAsia="Arial" w:hAnsi="Arial"/>
+                <w:sz w:val="20"/>
+                <w:szCs w:val="20"/>
+              </w:rPr>
+              <w:t xml:space="preserve">45–55</w:t>
+            </w:r>
+          </w:p>
+        </w:tc>
+        <w:tc>
+          <w:tcPr>
+            <w:tcW w:type="dxa" w:w="1600"/>
+            <w:tcBorders>
+              <w:top w:val="single" w:color="CCCCCC" w:sz="1"/>
+              <w:left w:val="single" w:color="CCCCCC" w:sz="1"/>
+              <w:bottom w:val="single" w:color="CCCCCC" w:sz="1"/>
+              <w:right w:val="single" w:color="CCCCCC" w:sz="1"/>
+            </w:tcBorders>
+            <w:tcMar>
+              <w:top w:type="dxa" w:w="80"/>
+              <w:left w:type="dxa" w:w="120"/>
+              <w:bottom w:type="dxa" w:w="80"/>
+              <w:right w:type="dxa" w:w="120"/>
+            </w:tcMar>
+          </w:tcPr>
+          <w:p>
+            <w:r>
+              <w:rPr>
+                <w:rFonts w:ascii="Arial" w:cs="Arial" w:eastAsia="Arial" w:hAnsi="Arial"/>
+                <w:sz w:val="20"/>
+                <w:szCs w:val="20"/>
+              </w:rPr>
+              <w:t xml:space="preserve">40–60</w:t>
+            </w:r>
+          </w:p>
+        </w:tc>
+        <w:tc>
+          <w:tcPr>
+            <w:tcW w:type="dxa" w:w="3960"/>
+            <w:tcBorders>
+              <w:top w:val="single" w:color="CCCCCC" w:sz="1"/>
+              <w:left w:val="single" w:color="CCCCCC" w:sz="1"/>
+              <w:bottom w:val="single" w:color="CCCCCC" w:sz="1"/>
+              <w:right w:val="single" w:color="CCCCCC" w:sz="1"/>
+            </w:tcBorders>
+            <w:tcMar>
+              <w:top w:type="dxa" w:w="80"/>
+              <w:left w:type="dxa" w:w="120"/>
+              <w:bottom w:type="dxa" w:w="80"/>
+              <w:right w:type="dxa" w:w="120"/>
+            </w:tcMar>
+          </w:tcPr>
+          <w:p>
+            <w:r>
+              <w:rPr>
+                <w:rFonts w:ascii="Arial" w:cs="Arial" w:eastAsia="Arial" w:hAnsi="Arial"/>
+                <w:sz w:val="20"/>
+                <w:szCs w:val="20"/>
+              </w:rPr>
+              <w:t xml:space="preserve">Mundwinkel-zu-Mundwinkel-Distanz</w:t>
+            </w:r>
+          </w:p>
+        </w:tc>
+      </w:tr>
+    </w:tbl>
+    <w:p>
+      <w:pPr>
+        <w:pStyle w:val="Heading3"/>
+        <w:spacing w:after="120" w:before="240"/>
+      </w:pPr>
+      <w:r>
+        <w:rPr>
+          <w:b/>
+          <w:bCs/>
+        </w:rPr>
+        <w:t xml:space="preserve">5.4.2 Cupid’s Bow-Analyse</w:t>
+      </w:r>
+    </w:p>
+    <w:p>
+      <w:pPr>
+        <w:spacing w:after="120"/>
+        <w:jc w:val="left"/>
+      </w:pPr>
+      <w:r>
+        <w:t xml:space="preserve">Der Cupid’s Bow (Amorbogen) ist die M-foermige Kontur der oberen Vermilionlinie. Die Analyse misst:</w:t>
+      </w:r>
+    </w:p>
+    <w:p>
+      <w:pPr>
+        <w:spacing w:after="120"/>
+        <w:ind w:left="360"/>
+        <w:jc w:val="left"/>
+      </w:pPr>
+      <w:r>
+        <w:t xml:space="preserve">• Bogentiefe (cupid_bow_depth_mm): Vertikaler Abstand zwischen den Philtralsaeulen-Peaks (Landmarks 267 links, 37 rechts) und dem Mittelpunkt der Oberlippe (Landmark 0). Berechnung: avg(mid_y − left_peak_y, mid_y − right_peak_y), konvertiert zu mm.</w:t>
+      </w:r>
+    </w:p>
+    <w:p>
+      <w:pPr>
+        <w:spacing w:after="120"/>
+        <w:ind w:left="360"/>
+        <w:jc w:val="left"/>
+      </w:pPr>
+      <w:r>
+        <w:t xml:space="preserve">• Bogenasymmetrie (cupid_bow_asymmetry_pct): Differenz der Peakhoehen links vs. rechts, normalisiert auf die durchschnittliche Peakhoehe. Berechnung: |left_peak_y − right_peak_y| / avg_peak_height × 100.</w:t>
+      </w:r>
+    </w:p>
+    <w:p>
+      <w:pPr>
+        <w:spacing w:after="120"/>
+        <w:jc w:val="left"/>
+      </w:pPr>
+      <w:r>
+        <w:t xml:space="preserve">Interpretation: Eine Cupid’s Bow-Tiefe von 0 mm deutet auf einen flachen, undefineten Lippensaum hin. Asymmetrien &gt; 15 % koennen auf vorangegangene Injektionen, Narben oder kongenitale Variationen hinweisen.</w:t>
       </w:r>
     </w:p>
     <w:p>
@@ -7673,12 +12931,16 @@
         <w:jc w:val="left"/>
       </w:pPr>
       <w:r>
-        <w:rPr>
-          <w:i/>
-          <w:iCs/>
-          <w:color w:val="888888"/>
-        </w:rPr>
-        <w:t xml:space="preserve">Inhalt folgt in einer späteren Ausgabe.</w:t>
+        <w:t xml:space="preserve">Der altersbedingte Volumenverlust ist einer der Hauptmechanismen der Gesichtsalterung. Im Gegensatz zur Symmetrie- und Proportionsanalyse, die primaer zweidimensionale Messungen verwenden, nutzt die Volumenanalyse die z-Koordinaten der 478 3D-Landmarks, um Tiefenverhaeltnisse im Gesicht zu quantifizieren. Damit lassen sich Volumendefizite identifizieren, die in der reinen Frontalansicht nicht sichtbar sind.</w:t>
+      </w:r>
+    </w:p>
+    <w:p>
+      <w:pPr>
+        <w:spacing w:after="120"/>
+        <w:jc w:val="left"/>
+      </w:pPr>
+      <w:r>
+        <w:t xml:space="preserve">Die volume_engine des Aesthetic Biometrics Engine analysiert vier klinisch relevante Volumenkomponenten: Ogee Curve (Mittelgesichts-S-Kurve), Temporal Hollowing (Schlaefeneintiefung), Tear Trough (Traenental) und Pre-Jowl Sulcus (Haengewange). Die besten Ergebnisse werden aus der Obliqueansicht (45°) gewonnen, da hier die Tiefenunterschiede am deutlichsten sichtbar sind.</w:t>
       </w:r>
     </w:p>
     <w:p>
@@ -7691,88 +12953,122 @@
           <w:b/>
           <w:bCs/>
         </w:rPr>
-        <w:t xml:space="preserve">7.1 Ogee Curve</w:t>
-      </w:r>
-    </w:p>
-    <w:p>
-      <w:pPr>
-        <w:spacing w:after="120"/>
-        <w:jc w:val="left"/>
-      </w:pPr>
-      <w:r>
-        <w:rPr>
-          <w:i/>
-          <w:iCs/>
-          <w:color w:val="888888"/>
-        </w:rPr>
-        <w:t xml:space="preserve">Inhalt folgt in einer späteren Ausgabe.</w:t>
-      </w:r>
-    </w:p>
-    <w:p>
-      <w:pPr>
-        <w:pStyle w:val="Heading2"/>
-        <w:spacing w:after="180" w:before="360"/>
+        <w:t xml:space="preserve">7.1 Ogee Curve (Mittelgesichts-S-Kurve)</w:t>
+      </w:r>
+    </w:p>
+    <w:p>
+      <w:pPr>
+        <w:spacing w:after="120"/>
+        <w:jc w:val="left"/>
+      </w:pPr>
+      <w:r>
+        <w:t xml:space="preserve">Die Ogee-Kurve (auch als S-Kurve des Mittelgesichts bezeichnet) ist die fliessende Konturlinie, die von der lateralen Stirn ueber die Wangenhoehe in die Wangenvertiefung verlaeuft. Eine gut definierte Ogee-Kurve ist ein Kennzeichen eines jugendlichen Gesichts. Ihre Abflachung ist eines der fruehesten und klinisch auffaelligsten Zeichen des Mittelgesichtsvolumenverlusts.</w:t>
+      </w:r>
+    </w:p>
+    <w:p>
+      <w:pPr>
+        <w:pStyle w:val="Heading3"/>
+        <w:spacing w:after="120" w:before="240"/>
       </w:pPr>
       <w:r>
         <w:rPr>
           <w:b/>
           <w:bCs/>
         </w:rPr>
-        <w:t xml:space="preserve">7.2 Temporal Hollowing</w:t>
-      </w:r>
-    </w:p>
-    <w:p>
-      <w:pPr>
-        <w:spacing w:after="120"/>
-        <w:jc w:val="left"/>
-      </w:pPr>
-      <w:r>
-        <w:rPr>
-          <w:i/>
-          <w:iCs/>
-          <w:color w:val="888888"/>
-        </w:rPr>
-        <w:t xml:space="preserve">Inhalt folgt in einer späteren Ausgabe.</w:t>
-      </w:r>
-    </w:p>
-    <w:p>
-      <w:pPr>
-        <w:pStyle w:val="Heading2"/>
-        <w:spacing w:after="180" w:before="360"/>
+        <w:t xml:space="preserve">7.1.1 Messpunkte und Tiefentransitionen</w:t>
+      </w:r>
+    </w:p>
+    <w:p>
+      <w:pPr>
+        <w:spacing w:after="120"/>
+        <w:jc w:val="left"/>
+      </w:pPr>
+      <w:r>
+        <w:t xml:space="preserve">Die Ogee-Kurve wird ueber vier Tiefenpunkte entlang der malaren Region charakterisiert:</w:t>
+      </w:r>
+    </w:p>
+    <w:p>
+      <w:pPr>
+        <w:spacing w:after="120"/>
+        <w:ind w:left="360"/>
+        <w:jc w:val="left"/>
+      </w:pPr>
+      <w:r>
+        <w:t xml:space="preserve">• Infraorbital (Landmarks 253/23): Punkt unterhalb des Orbitarands — sollte leicht zurueckliegen</w:t>
+      </w:r>
+    </w:p>
+    <w:p>
+      <w:pPr>
+        <w:spacing w:after="120"/>
+        <w:ind w:left="360"/>
+        <w:jc w:val="left"/>
+      </w:pPr>
+      <w:r>
+        <w:t xml:space="preserve">• Malar High (Landmarks 329/100): Hoechster Punkt der Wangenprominenz — sollte nach vorn projizieren</w:t>
+      </w:r>
+    </w:p>
+    <w:p>
+      <w:pPr>
+        <w:spacing w:after="120"/>
+        <w:ind w:left="360"/>
+        <w:jc w:val="left"/>
+      </w:pPr>
+      <w:r>
+        <w:t xml:space="preserve">• Malar Low (Landmarks 425/205): Tieferer Wangenbereich — Uebergang zur Bukkalregion</w:t>
+      </w:r>
+    </w:p>
+    <w:p>
+      <w:pPr>
+        <w:spacing w:after="120"/>
+        <w:ind w:left="360"/>
+        <w:jc w:val="left"/>
+      </w:pPr>
+      <w:r>
+        <w:t xml:space="preserve">• Cheekbone (Landmarks 330/101): Jochbein — knoecherne Referenz</w:t>
+      </w:r>
+    </w:p>
+    <w:p>
+      <w:pPr>
+        <w:spacing w:after="120"/>
+        <w:jc w:val="left"/>
+      </w:pPr>
+      <w:r>
+        <w:t xml:space="preserve">Die z-Tiefendifferenz (in mm) zwischen Malar High und Infraorbital repraesentiert die Malarprominenz. Die Differenz zwischen Cheekbone und Malar Low repraesentiert den Bukkal-Uebergang.</w:t>
+      </w:r>
+    </w:p>
+    <w:p>
+      <w:pPr>
+        <w:pStyle w:val="Heading3"/>
+        <w:spacing w:after="120" w:before="240"/>
       </w:pPr>
       <w:r>
         <w:rPr>
           <w:b/>
           <w:bCs/>
         </w:rPr>
-        <w:t xml:space="preserve">7.3 Tear Trough Assessment</w:t>
-      </w:r>
-    </w:p>
-    <w:p>
-      <w:pPr>
-        <w:spacing w:after="120"/>
-        <w:jc w:val="left"/>
-      </w:pPr>
-      <w:r>
-        <w:rPr>
-          <w:i/>
-          <w:iCs/>
-          <w:color w:val="888888"/>
-        </w:rPr>
-        <w:t xml:space="preserve">Inhalt folgt in einer späteren Ausgabe.</w:t>
-      </w:r>
-    </w:p>
-    <w:p>
-      <w:pPr>
-        <w:pStyle w:val="Heading2"/>
-        <w:spacing w:after="180" w:before="360"/>
+        <w:t xml:space="preserve">7.1.2 Score-Berechnung</w:t>
+      </w:r>
+    </w:p>
+    <w:p>
+      <w:pPr>
+        <w:spacing w:after="120"/>
+        <w:jc w:val="left"/>
+      </w:pPr>
+      <w:r>
+        <w:t xml:space="preserve">Der Ogee-Score (0–100) quantifiziert die Fliessendheit der S-Kurve:</w:t>
+      </w:r>
+    </w:p>
+    <w:p>
+      <w:pPr>
+        <w:spacing w:after="120"/>
+        <w:jc w:val="left"/>
       </w:pPr>
       <w:r>
         <w:rPr>
           <w:b/>
           <w:bCs/>
         </w:rPr>
-        <w:t xml:space="preserve">7.4 Pre-Jowl Sulcus</w:t>
+        <w:t xml:space="preserve">raw_score = |malar_depth| × 10 + |buccal_transition| × 8</w:t>
       </w:r>
     </w:p>
     <w:p>
@@ -7782,11 +13078,2164 @@
       </w:pPr>
       <w:r>
         <w:rPr>
-          <w:i/>
-          <w:iCs/>
-          <w:color w:val="888888"/>
+          <w:b/>
+          <w:bCs/>
         </w:rPr>
-        <w:t xml:space="preserve">Inhalt folgt in einer späteren Ausgabe.</w:t>
+        <w:t xml:space="preserve">score = clamp(raw_score, 0, 100)</w:t>
+      </w:r>
+    </w:p>
+    <w:p>
+      <w:pPr>
+        <w:spacing w:after="120"/>
+        <w:jc w:val="left"/>
+      </w:pPr>
+      <w:r>
+        <w:rPr>
+          <w:b/>
+          <w:bCs/>
+        </w:rPr>
+        <w:t xml:space="preserve">Tabelle 7.1: Ogee-Score-Interpretation</w:t>
+      </w:r>
+    </w:p>
+    <w:tbl>
+      <w:tblPr>
+        <w:tblW w:type="dxa" w:w="9360"/>
+        <w:tblBorders>
+          <w:top w:val="single" w:color="auto" w:sz="4"/>
+          <w:left w:val="single" w:color="auto" w:sz="4"/>
+          <w:bottom w:val="single" w:color="auto" w:sz="4"/>
+          <w:right w:val="single" w:color="auto" w:sz="4"/>
+          <w:insideH w:val="single" w:color="auto" w:sz="4"/>
+          <w:insideV w:val="single" w:color="auto" w:sz="4"/>
+        </w:tblBorders>
+      </w:tblPr>
+      <w:tblGrid>
+        <w:gridCol w:w="1600"/>
+        <w:gridCol w:w="3200"/>
+        <w:gridCol w:w="4560"/>
+      </w:tblGrid>
+      <w:tr>
+        <w:tc>
+          <w:tcPr>
+            <w:tcW w:type="dxa" w:w="1600"/>
+            <w:tcBorders>
+              <w:top w:val="single" w:color="CCCCCC" w:sz="1"/>
+              <w:left w:val="single" w:color="CCCCCC" w:sz="1"/>
+              <w:bottom w:val="single" w:color="CCCCCC" w:sz="1"/>
+              <w:right w:val="single" w:color="CCCCCC" w:sz="1"/>
+            </w:tcBorders>
+            <w:shd w:fill="2C3E50" w:val="clear"/>
+            <w:tcMar>
+              <w:top w:type="dxa" w:w="80"/>
+              <w:left w:type="dxa" w:w="120"/>
+              <w:bottom w:type="dxa" w:w="80"/>
+              <w:right w:type="dxa" w:w="120"/>
+            </w:tcMar>
+          </w:tcPr>
+          <w:p>
+            <w:r>
+              <w:rPr>
+                <w:rFonts w:ascii="Arial" w:cs="Arial" w:eastAsia="Arial" w:hAnsi="Arial"/>
+                <w:b/>
+                <w:bCs/>
+                <w:color w:val="FFFFFF"/>
+                <w:sz w:val="20"/>
+                <w:szCs w:val="20"/>
+              </w:rPr>
+              <w:t xml:space="preserve">Score-Bereich</w:t>
+            </w:r>
+          </w:p>
+        </w:tc>
+        <w:tc>
+          <w:tcPr>
+            <w:tcW w:type="dxa" w:w="3200"/>
+            <w:tcBorders>
+              <w:top w:val="single" w:color="CCCCCC" w:sz="1"/>
+              <w:left w:val="single" w:color="CCCCCC" w:sz="1"/>
+              <w:bottom w:val="single" w:color="CCCCCC" w:sz="1"/>
+              <w:right w:val="single" w:color="CCCCCC" w:sz="1"/>
+            </w:tcBorders>
+            <w:shd w:fill="2C3E50" w:val="clear"/>
+            <w:tcMar>
+              <w:top w:type="dxa" w:w="80"/>
+              <w:left w:type="dxa" w:w="120"/>
+              <w:bottom w:type="dxa" w:w="80"/>
+              <w:right w:type="dxa" w:w="120"/>
+            </w:tcMar>
+          </w:tcPr>
+          <w:p>
+            <w:r>
+              <w:rPr>
+                <w:rFonts w:ascii="Arial" w:cs="Arial" w:eastAsia="Arial" w:hAnsi="Arial"/>
+                <w:b/>
+                <w:bCs/>
+                <w:color w:val="FFFFFF"/>
+                <w:sz w:val="20"/>
+                <w:szCs w:val="20"/>
+              </w:rPr>
+              <w:t xml:space="preserve">Interpretation</w:t>
+            </w:r>
+          </w:p>
+        </w:tc>
+        <w:tc>
+          <w:tcPr>
+            <w:tcW w:type="dxa" w:w="4560"/>
+            <w:tcBorders>
+              <w:top w:val="single" w:color="CCCCCC" w:sz="1"/>
+              <w:left w:val="single" w:color="CCCCCC" w:sz="1"/>
+              <w:bottom w:val="single" w:color="CCCCCC" w:sz="1"/>
+              <w:right w:val="single" w:color="CCCCCC" w:sz="1"/>
+            </w:tcBorders>
+            <w:shd w:fill="2C3E50" w:val="clear"/>
+            <w:tcMar>
+              <w:top w:type="dxa" w:w="80"/>
+              <w:left w:type="dxa" w:w="120"/>
+              <w:bottom w:type="dxa" w:w="80"/>
+              <w:right w:type="dxa" w:w="120"/>
+            </w:tcMar>
+          </w:tcPr>
+          <w:p>
+            <w:r>
+              <w:rPr>
+                <w:rFonts w:ascii="Arial" w:cs="Arial" w:eastAsia="Arial" w:hAnsi="Arial"/>
+                <w:b/>
+                <w:bCs/>
+                <w:color w:val="FFFFFF"/>
+                <w:sz w:val="20"/>
+                <w:szCs w:val="20"/>
+              </w:rPr>
+              <w:t xml:space="preserve">Klinische Empfehlung</w:t>
+            </w:r>
+          </w:p>
+        </w:tc>
+      </w:tr>
+      <w:tr>
+        <w:tc>
+          <w:tcPr>
+            <w:tcW w:type="dxa" w:w="1600"/>
+            <w:tcBorders>
+              <w:top w:val="single" w:color="CCCCCC" w:sz="1"/>
+              <w:left w:val="single" w:color="CCCCCC" w:sz="1"/>
+              <w:bottom w:val="single" w:color="CCCCCC" w:sz="1"/>
+              <w:right w:val="single" w:color="CCCCCC" w:sz="1"/>
+            </w:tcBorders>
+            <w:tcMar>
+              <w:top w:type="dxa" w:w="80"/>
+              <w:left w:type="dxa" w:w="120"/>
+              <w:bottom w:type="dxa" w:w="80"/>
+              <w:right w:type="dxa" w:w="120"/>
+            </w:tcMar>
+          </w:tcPr>
+          <w:p>
+            <w:r>
+              <w:rPr>
+                <w:rFonts w:ascii="Arial" w:cs="Arial" w:eastAsia="Arial" w:hAnsi="Arial"/>
+                <w:sz w:val="20"/>
+                <w:szCs w:val="20"/>
+              </w:rPr>
+              <w:t xml:space="preserve">70–100</w:t>
+            </w:r>
+          </w:p>
+        </w:tc>
+        <w:tc>
+          <w:tcPr>
+            <w:tcW w:type="dxa" w:w="3200"/>
+            <w:tcBorders>
+              <w:top w:val="single" w:color="CCCCCC" w:sz="1"/>
+              <w:left w:val="single" w:color="CCCCCC" w:sz="1"/>
+              <w:bottom w:val="single" w:color="CCCCCC" w:sz="1"/>
+              <w:right w:val="single" w:color="CCCCCC" w:sz="1"/>
+            </w:tcBorders>
+            <w:tcMar>
+              <w:top w:type="dxa" w:w="80"/>
+              <w:left w:type="dxa" w:w="120"/>
+              <w:bottom w:type="dxa" w:w="80"/>
+              <w:right w:type="dxa" w:w="120"/>
+            </w:tcMar>
+          </w:tcPr>
+          <w:p>
+            <w:r>
+              <w:rPr>
+                <w:rFonts w:ascii="Arial" w:cs="Arial" w:eastAsia="Arial" w:hAnsi="Arial"/>
+                <w:sz w:val="20"/>
+                <w:szCs w:val="20"/>
+              </w:rPr>
+              <w:t xml:space="preserve">Fliessende S-Kurve; jugendlich</w:t>
+            </w:r>
+          </w:p>
+        </w:tc>
+        <w:tc>
+          <w:tcPr>
+            <w:tcW w:type="dxa" w:w="4560"/>
+            <w:tcBorders>
+              <w:top w:val="single" w:color="CCCCCC" w:sz="1"/>
+              <w:left w:val="single" w:color="CCCCCC" w:sz="1"/>
+              <w:bottom w:val="single" w:color="CCCCCC" w:sz="1"/>
+              <w:right w:val="single" w:color="CCCCCC" w:sz="1"/>
+            </w:tcBorders>
+            <w:tcMar>
+              <w:top w:type="dxa" w:w="80"/>
+              <w:left w:type="dxa" w:w="120"/>
+              <w:bottom w:type="dxa" w:w="80"/>
+              <w:right w:type="dxa" w:w="120"/>
+            </w:tcMar>
+          </w:tcPr>
+          <w:p>
+            <w:r>
+              <w:rPr>
+                <w:rFonts w:ascii="Arial" w:cs="Arial" w:eastAsia="Arial" w:hAnsi="Arial"/>
+                <w:sz w:val="20"/>
+                <w:szCs w:val="20"/>
+              </w:rPr>
+              <w:t xml:space="preserve">Kein Behandlungsbedarf</w:t>
+            </w:r>
+          </w:p>
+        </w:tc>
+      </w:tr>
+      <w:tr>
+        <w:tc>
+          <w:tcPr>
+            <w:tcW w:type="dxa" w:w="1600"/>
+            <w:tcBorders>
+              <w:top w:val="single" w:color="CCCCCC" w:sz="1"/>
+              <w:left w:val="single" w:color="CCCCCC" w:sz="1"/>
+              <w:bottom w:val="single" w:color="CCCCCC" w:sz="1"/>
+              <w:right w:val="single" w:color="CCCCCC" w:sz="1"/>
+            </w:tcBorders>
+            <w:tcMar>
+              <w:top w:type="dxa" w:w="80"/>
+              <w:left w:type="dxa" w:w="120"/>
+              <w:bottom w:type="dxa" w:w="80"/>
+              <w:right w:type="dxa" w:w="120"/>
+            </w:tcMar>
+          </w:tcPr>
+          <w:p>
+            <w:r>
+              <w:rPr>
+                <w:rFonts w:ascii="Arial" w:cs="Arial" w:eastAsia="Arial" w:hAnsi="Arial"/>
+                <w:sz w:val="20"/>
+                <w:szCs w:val="20"/>
+              </w:rPr>
+              <w:t xml:space="preserve">50–70</w:t>
+            </w:r>
+          </w:p>
+        </w:tc>
+        <w:tc>
+          <w:tcPr>
+            <w:tcW w:type="dxa" w:w="3200"/>
+            <w:tcBorders>
+              <w:top w:val="single" w:color="CCCCCC" w:sz="1"/>
+              <w:left w:val="single" w:color="CCCCCC" w:sz="1"/>
+              <w:bottom w:val="single" w:color="CCCCCC" w:sz="1"/>
+              <w:right w:val="single" w:color="CCCCCC" w:sz="1"/>
+            </w:tcBorders>
+            <w:tcMar>
+              <w:top w:type="dxa" w:w="80"/>
+              <w:left w:type="dxa" w:w="120"/>
+              <w:bottom w:type="dxa" w:w="80"/>
+              <w:right w:type="dxa" w:w="120"/>
+            </w:tcMar>
+          </w:tcPr>
+          <w:p>
+            <w:r>
+              <w:rPr>
+                <w:rFonts w:ascii="Arial" w:cs="Arial" w:eastAsia="Arial" w:hAnsi="Arial"/>
+                <w:sz w:val="20"/>
+                <w:szCs w:val="20"/>
+              </w:rPr>
+              <w:t xml:space="preserve">Leichte Abflachung; fruehe Zeichen</w:t>
+            </w:r>
+          </w:p>
+        </w:tc>
+        <w:tc>
+          <w:tcPr>
+            <w:tcW w:type="dxa" w:w="4560"/>
+            <w:tcBorders>
+              <w:top w:val="single" w:color="CCCCCC" w:sz="1"/>
+              <w:left w:val="single" w:color="CCCCCC" w:sz="1"/>
+              <w:bottom w:val="single" w:color="CCCCCC" w:sz="1"/>
+              <w:right w:val="single" w:color="CCCCCC" w:sz="1"/>
+            </w:tcBorders>
+            <w:tcMar>
+              <w:top w:type="dxa" w:w="80"/>
+              <w:left w:type="dxa" w:w="120"/>
+              <w:bottom w:type="dxa" w:w="80"/>
+              <w:right w:type="dxa" w:w="120"/>
+            </w:tcMar>
+          </w:tcPr>
+          <w:p>
+            <w:r>
+              <w:rPr>
+                <w:rFonts w:ascii="Arial" w:cs="Arial" w:eastAsia="Arial" w:hAnsi="Arial"/>
+                <w:sz w:val="20"/>
+                <w:szCs w:val="20"/>
+              </w:rPr>
+              <w:t xml:space="preserve">Monitoring oder Biostimulation</w:t>
+            </w:r>
+          </w:p>
+        </w:tc>
+      </w:tr>
+      <w:tr>
+        <w:tc>
+          <w:tcPr>
+            <w:tcW w:type="dxa" w:w="1600"/>
+            <w:tcBorders>
+              <w:top w:val="single" w:color="CCCCCC" w:sz="1"/>
+              <w:left w:val="single" w:color="CCCCCC" w:sz="1"/>
+              <w:bottom w:val="single" w:color="CCCCCC" w:sz="1"/>
+              <w:right w:val="single" w:color="CCCCCC" w:sz="1"/>
+            </w:tcBorders>
+            <w:tcMar>
+              <w:top w:type="dxa" w:w="80"/>
+              <w:left w:type="dxa" w:w="120"/>
+              <w:bottom w:type="dxa" w:w="80"/>
+              <w:right w:type="dxa" w:w="120"/>
+            </w:tcMar>
+          </w:tcPr>
+          <w:p>
+            <w:r>
+              <w:rPr>
+                <w:rFonts w:ascii="Arial" w:cs="Arial" w:eastAsia="Arial" w:hAnsi="Arial"/>
+                <w:sz w:val="20"/>
+                <w:szCs w:val="20"/>
+              </w:rPr>
+              <w:t xml:space="preserve">30–50</w:t>
+            </w:r>
+          </w:p>
+        </w:tc>
+        <w:tc>
+          <w:tcPr>
+            <w:tcW w:type="dxa" w:w="3200"/>
+            <w:tcBorders>
+              <w:top w:val="single" w:color="CCCCCC" w:sz="1"/>
+              <w:left w:val="single" w:color="CCCCCC" w:sz="1"/>
+              <w:bottom w:val="single" w:color="CCCCCC" w:sz="1"/>
+              <w:right w:val="single" w:color="CCCCCC" w:sz="1"/>
+            </w:tcBorders>
+            <w:tcMar>
+              <w:top w:type="dxa" w:w="80"/>
+              <w:left w:type="dxa" w:w="120"/>
+              <w:bottom w:type="dxa" w:w="80"/>
+              <w:right w:type="dxa" w:w="120"/>
+            </w:tcMar>
+          </w:tcPr>
+          <w:p>
+            <w:r>
+              <w:rPr>
+                <w:rFonts w:ascii="Arial" w:cs="Arial" w:eastAsia="Arial" w:hAnsi="Arial"/>
+                <w:sz w:val="20"/>
+                <w:szCs w:val="20"/>
+              </w:rPr>
+              <w:t xml:space="preserve">Deutliche Abflachung</w:t>
+            </w:r>
+          </w:p>
+        </w:tc>
+        <w:tc>
+          <w:tcPr>
+            <w:tcW w:type="dxa" w:w="4560"/>
+            <w:tcBorders>
+              <w:top w:val="single" w:color="CCCCCC" w:sz="1"/>
+              <w:left w:val="single" w:color="CCCCCC" w:sz="1"/>
+              <w:bottom w:val="single" w:color="CCCCCC" w:sz="1"/>
+              <w:right w:val="single" w:color="CCCCCC" w:sz="1"/>
+            </w:tcBorders>
+            <w:tcMar>
+              <w:top w:type="dxa" w:w="80"/>
+              <w:left w:type="dxa" w:w="120"/>
+              <w:bottom w:type="dxa" w:w="80"/>
+              <w:right w:type="dxa" w:w="120"/>
+            </w:tcMar>
+          </w:tcPr>
+          <w:p>
+            <w:r>
+              <w:rPr>
+                <w:rFonts w:ascii="Arial" w:cs="Arial" w:eastAsia="Arial" w:hAnsi="Arial"/>
+                <w:sz w:val="20"/>
+                <w:szCs w:val="20"/>
+              </w:rPr>
+              <w:t xml:space="preserve">HA Deep (Voluma) oder CaHA (Radiesse) in Zone Ck2</w:t>
+            </w:r>
+          </w:p>
+        </w:tc>
+      </w:tr>
+      <w:tr>
+        <w:tc>
+          <w:tcPr>
+            <w:tcW w:type="dxa" w:w="1600"/>
+            <w:tcBorders>
+              <w:top w:val="single" w:color="CCCCCC" w:sz="1"/>
+              <w:left w:val="single" w:color="CCCCCC" w:sz="1"/>
+              <w:bottom w:val="single" w:color="CCCCCC" w:sz="1"/>
+              <w:right w:val="single" w:color="CCCCCC" w:sz="1"/>
+            </w:tcBorders>
+            <w:tcMar>
+              <w:top w:type="dxa" w:w="80"/>
+              <w:left w:type="dxa" w:w="120"/>
+              <w:bottom w:type="dxa" w:w="80"/>
+              <w:right w:type="dxa" w:w="120"/>
+            </w:tcMar>
+          </w:tcPr>
+          <w:p>
+            <w:r>
+              <w:rPr>
+                <w:rFonts w:ascii="Arial" w:cs="Arial" w:eastAsia="Arial" w:hAnsi="Arial"/>
+                <w:sz w:val="20"/>
+                <w:szCs w:val="20"/>
+              </w:rPr>
+              <w:t xml:space="preserve">&lt; 30</w:t>
+            </w:r>
+          </w:p>
+        </w:tc>
+        <w:tc>
+          <w:tcPr>
+            <w:tcW w:type="dxa" w:w="3200"/>
+            <w:tcBorders>
+              <w:top w:val="single" w:color="CCCCCC" w:sz="1"/>
+              <w:left w:val="single" w:color="CCCCCC" w:sz="1"/>
+              <w:bottom w:val="single" w:color="CCCCCC" w:sz="1"/>
+              <w:right w:val="single" w:color="CCCCCC" w:sz="1"/>
+            </w:tcBorders>
+            <w:tcMar>
+              <w:top w:type="dxa" w:w="80"/>
+              <w:left w:type="dxa" w:w="120"/>
+              <w:bottom w:type="dxa" w:w="80"/>
+              <w:right w:type="dxa" w:w="120"/>
+            </w:tcMar>
+          </w:tcPr>
+          <w:p>
+            <w:r>
+              <w:rPr>
+                <w:rFonts w:ascii="Arial" w:cs="Arial" w:eastAsia="Arial" w:hAnsi="Arial"/>
+                <w:sz w:val="20"/>
+                <w:szCs w:val="20"/>
+              </w:rPr>
+              <w:t xml:space="preserve">Skelettiertes Erscheinungsbild</w:t>
+            </w:r>
+          </w:p>
+        </w:tc>
+        <w:tc>
+          <w:tcPr>
+            <w:tcW w:type="dxa" w:w="4560"/>
+            <w:tcBorders>
+              <w:top w:val="single" w:color="CCCCCC" w:sz="1"/>
+              <w:left w:val="single" w:color="CCCCCC" w:sz="1"/>
+              <w:bottom w:val="single" w:color="CCCCCC" w:sz="1"/>
+              <w:right w:val="single" w:color="CCCCCC" w:sz="1"/>
+            </w:tcBorders>
+            <w:tcMar>
+              <w:top w:type="dxa" w:w="80"/>
+              <w:left w:type="dxa" w:w="120"/>
+              <w:bottom w:type="dxa" w:w="80"/>
+              <w:right w:type="dxa" w:w="120"/>
+            </w:tcMar>
+          </w:tcPr>
+          <w:p>
+            <w:r>
+              <w:rPr>
+                <w:rFonts w:ascii="Arial" w:cs="Arial" w:eastAsia="Arial" w:hAnsi="Arial"/>
+                <w:sz w:val="20"/>
+                <w:szCs w:val="20"/>
+              </w:rPr>
+              <w:t xml:space="preserve">Strukturelle Filler-Augmentation in Ck1 und Ck2</w:t>
+            </w:r>
+          </w:p>
+        </w:tc>
+      </w:tr>
+    </w:tbl>
+    <w:p>
+      <w:pPr>
+        <w:spacing w:after="120"/>
+        <w:jc w:val="left"/>
+      </w:pPr>
+      <w:r>
+        <w:t xml:space="preserve">Ein Score &lt; 60 setzt das Flag is_flattened = true, was im Zonensystem (Kapitel 9) den Severity-Score fuer Zone Ck2 direkt beeinflusst.</w:t>
+      </w:r>
+    </w:p>
+    <w:p>
+      <w:pPr>
+        <w:pStyle w:val="Heading2"/>
+        <w:spacing w:after="180" w:before="360"/>
+      </w:pPr>
+      <w:r>
+        <w:rPr>
+          <w:b/>
+          <w:bCs/>
+        </w:rPr>
+        <w:t xml:space="preserve">7.2 Temporal Hollowing (Schlaefeneintiefung)</w:t>
+      </w:r>
+    </w:p>
+    <w:p>
+      <w:pPr>
+        <w:spacing w:after="120"/>
+        <w:jc w:val="left"/>
+      </w:pPr>
+      <w:r>
+        <w:t xml:space="preserve">Temporal Hollowing bezeichnet die Eintiefung der Fossa temporalis, die durch Volumenverlust des M. temporalis, des temporalen Fettpolsters und der Fascia temporalis entsteht. Es ist einer der fruehesten Alterungsindikatoren und betrifft Zone T1 des Zonensystems.</w:t>
+      </w:r>
+    </w:p>
+    <w:p>
+      <w:pPr>
+        <w:pStyle w:val="Heading3"/>
+        <w:spacing w:after="120" w:before="240"/>
+      </w:pPr>
+      <w:r>
+        <w:rPr>
+          <w:b/>
+          <w:bCs/>
+        </w:rPr>
+        <w:t xml:space="preserve">7.2.1 Messmethode</w:t>
+      </w:r>
+    </w:p>
+    <w:p>
+      <w:pPr>
+        <w:spacing w:after="120"/>
+        <w:jc w:val="left"/>
+      </w:pPr>
+      <w:r>
+        <w:t xml:space="preserve">Die Temporaltiefe wird als z-Differenz (in mm) zwischen dem temporalen Landmark und dem lateralen Brauenlandmark gemessen:</w:t>
+      </w:r>
+    </w:p>
+    <w:p>
+      <w:pPr>
+        <w:spacing w:after="120"/>
+        <w:jc w:val="left"/>
+      </w:pPr>
+      <w:r>
+        <w:rPr>
+          <w:b/>
+          <w:bCs/>
+        </w:rPr>
+        <w:t xml:space="preserve">temporal_depth = z(temporal) − z(brow_outer) — separat fuer links und rechts</w:t>
+      </w:r>
+    </w:p>
+    <w:p>
+      <w:pPr>
+        <w:spacing w:after="120"/>
+        <w:jc w:val="left"/>
+      </w:pPr>
+      <w:r>
+        <w:t xml:space="preserve">Asymmetrie: asymmetry_mm = |left_depth − right_depth|</w:t>
+      </w:r>
+    </w:p>
+    <w:p>
+      <w:pPr>
+        <w:spacing w:after="120"/>
+        <w:jc w:val="left"/>
+      </w:pPr>
+      <w:r>
+        <w:rPr>
+          <w:b/>
+          <w:bCs/>
+        </w:rPr>
+        <w:t xml:space="preserve">Tabelle 7.2: Temporal Hollowing — Schwellenwerte</w:t>
+      </w:r>
+    </w:p>
+    <w:tbl>
+      <w:tblPr>
+        <w:tblW w:type="dxa" w:w="9360"/>
+        <w:tblBorders>
+          <w:top w:val="single" w:color="auto" w:sz="4"/>
+          <w:left w:val="single" w:color="auto" w:sz="4"/>
+          <w:bottom w:val="single" w:color="auto" w:sz="4"/>
+          <w:right w:val="single" w:color="auto" w:sz="4"/>
+          <w:insideH w:val="single" w:color="auto" w:sz="4"/>
+          <w:insideV w:val="single" w:color="auto" w:sz="4"/>
+        </w:tblBorders>
+      </w:tblPr>
+      <w:tblGrid>
+        <w:gridCol w:w="3200"/>
+        <w:gridCol w:w="1800"/>
+        <w:gridCol w:w="4360"/>
+      </w:tblGrid>
+      <w:tr>
+        <w:tc>
+          <w:tcPr>
+            <w:tcW w:type="dxa" w:w="3200"/>
+            <w:tcBorders>
+              <w:top w:val="single" w:color="CCCCCC" w:sz="1"/>
+              <w:left w:val="single" w:color="CCCCCC" w:sz="1"/>
+              <w:bottom w:val="single" w:color="CCCCCC" w:sz="1"/>
+              <w:right w:val="single" w:color="CCCCCC" w:sz="1"/>
+            </w:tcBorders>
+            <w:shd w:fill="2C3E50" w:val="clear"/>
+            <w:tcMar>
+              <w:top w:type="dxa" w:w="80"/>
+              <w:left w:type="dxa" w:w="120"/>
+              <w:bottom w:type="dxa" w:w="80"/>
+              <w:right w:type="dxa" w:w="120"/>
+            </w:tcMar>
+          </w:tcPr>
+          <w:p>
+            <w:r>
+              <w:rPr>
+                <w:rFonts w:ascii="Arial" w:cs="Arial" w:eastAsia="Arial" w:hAnsi="Arial"/>
+                <w:b/>
+                <w:bCs/>
+                <w:color w:val="FFFFFF"/>
+                <w:sz w:val="20"/>
+                <w:szCs w:val="20"/>
+              </w:rPr>
+              <w:t xml:space="preserve">Parameter</w:t>
+            </w:r>
+          </w:p>
+        </w:tc>
+        <w:tc>
+          <w:tcPr>
+            <w:tcW w:type="dxa" w:w="1800"/>
+            <w:tcBorders>
+              <w:top w:val="single" w:color="CCCCCC" w:sz="1"/>
+              <w:left w:val="single" w:color="CCCCCC" w:sz="1"/>
+              <w:bottom w:val="single" w:color="CCCCCC" w:sz="1"/>
+              <w:right w:val="single" w:color="CCCCCC" w:sz="1"/>
+            </w:tcBorders>
+            <w:shd w:fill="2C3E50" w:val="clear"/>
+            <w:tcMar>
+              <w:top w:type="dxa" w:w="80"/>
+              <w:left w:type="dxa" w:w="120"/>
+              <w:bottom w:type="dxa" w:w="80"/>
+              <w:right w:type="dxa" w:w="120"/>
+            </w:tcMar>
+          </w:tcPr>
+          <w:p>
+            <w:r>
+              <w:rPr>
+                <w:rFonts w:ascii="Arial" w:cs="Arial" w:eastAsia="Arial" w:hAnsi="Arial"/>
+                <w:b/>
+                <w:bCs/>
+                <w:color w:val="FFFFFF"/>
+                <w:sz w:val="20"/>
+                <w:szCs w:val="20"/>
+              </w:rPr>
+              <w:t xml:space="preserve">Schwellenwert</w:t>
+            </w:r>
+          </w:p>
+        </w:tc>
+        <w:tc>
+          <w:tcPr>
+            <w:tcW w:type="dxa" w:w="4360"/>
+            <w:tcBorders>
+              <w:top w:val="single" w:color="CCCCCC" w:sz="1"/>
+              <w:left w:val="single" w:color="CCCCCC" w:sz="1"/>
+              <w:bottom w:val="single" w:color="CCCCCC" w:sz="1"/>
+              <w:right w:val="single" w:color="CCCCCC" w:sz="1"/>
+            </w:tcBorders>
+            <w:shd w:fill="2C3E50" w:val="clear"/>
+            <w:tcMar>
+              <w:top w:type="dxa" w:w="80"/>
+              <w:left w:type="dxa" w:w="120"/>
+              <w:bottom w:type="dxa" w:w="80"/>
+              <w:right w:type="dxa" w:w="120"/>
+            </w:tcMar>
+          </w:tcPr>
+          <w:p>
+            <w:r>
+              <w:rPr>
+                <w:rFonts w:ascii="Arial" w:cs="Arial" w:eastAsia="Arial" w:hAnsi="Arial"/>
+                <w:b/>
+                <w:bCs/>
+                <w:color w:val="FFFFFF"/>
+                <w:sz w:val="20"/>
+                <w:szCs w:val="20"/>
+              </w:rPr>
+              <w:t xml:space="preserve">Interpretation</w:t>
+            </w:r>
+          </w:p>
+        </w:tc>
+      </w:tr>
+      <w:tr>
+        <w:tc>
+          <w:tcPr>
+            <w:tcW w:type="dxa" w:w="3200"/>
+            <w:tcBorders>
+              <w:top w:val="single" w:color="CCCCCC" w:sz="1"/>
+              <w:left w:val="single" w:color="CCCCCC" w:sz="1"/>
+              <w:bottom w:val="single" w:color="CCCCCC" w:sz="1"/>
+              <w:right w:val="single" w:color="CCCCCC" w:sz="1"/>
+            </w:tcBorders>
+            <w:tcMar>
+              <w:top w:type="dxa" w:w="80"/>
+              <w:left w:type="dxa" w:w="120"/>
+              <w:bottom w:type="dxa" w:w="80"/>
+              <w:right w:type="dxa" w:w="120"/>
+            </w:tcMar>
+          </w:tcPr>
+          <w:p>
+            <w:r>
+              <w:rPr>
+                <w:rFonts w:ascii="Arial" w:cs="Arial" w:eastAsia="Arial" w:hAnsi="Arial"/>
+                <w:sz w:val="20"/>
+                <w:szCs w:val="20"/>
+              </w:rPr>
+              <w:t xml:space="preserve">temporal_depth (links oder rechts)</w:t>
+            </w:r>
+          </w:p>
+        </w:tc>
+        <w:tc>
+          <w:tcPr>
+            <w:tcW w:type="dxa" w:w="1800"/>
+            <w:tcBorders>
+              <w:top w:val="single" w:color="CCCCCC" w:sz="1"/>
+              <w:left w:val="single" w:color="CCCCCC" w:sz="1"/>
+              <w:bottom w:val="single" w:color="CCCCCC" w:sz="1"/>
+              <w:right w:val="single" w:color="CCCCCC" w:sz="1"/>
+            </w:tcBorders>
+            <w:tcMar>
+              <w:top w:type="dxa" w:w="80"/>
+              <w:left w:type="dxa" w:w="120"/>
+              <w:bottom w:type="dxa" w:w="80"/>
+              <w:right w:type="dxa" w:w="120"/>
+            </w:tcMar>
+          </w:tcPr>
+          <w:p>
+            <w:r>
+              <w:rPr>
+                <w:rFonts w:ascii="Arial" w:cs="Arial" w:eastAsia="Arial" w:hAnsi="Arial"/>
+                <w:sz w:val="20"/>
+                <w:szCs w:val="20"/>
+              </w:rPr>
+              <w:t xml:space="preserve">&gt; 3,0 mm</w:t>
+            </w:r>
+          </w:p>
+        </w:tc>
+        <w:tc>
+          <w:tcPr>
+            <w:tcW w:type="dxa" w:w="4360"/>
+            <w:tcBorders>
+              <w:top w:val="single" w:color="CCCCCC" w:sz="1"/>
+              <w:left w:val="single" w:color="CCCCCC" w:sz="1"/>
+              <w:bottom w:val="single" w:color="CCCCCC" w:sz="1"/>
+              <w:right w:val="single" w:color="CCCCCC" w:sz="1"/>
+            </w:tcBorders>
+            <w:tcMar>
+              <w:top w:type="dxa" w:w="80"/>
+              <w:left w:type="dxa" w:w="120"/>
+              <w:bottom w:type="dxa" w:w="80"/>
+              <w:right w:type="dxa" w:w="120"/>
+            </w:tcMar>
+          </w:tcPr>
+          <w:p>
+            <w:r>
+              <w:rPr>
+                <w:rFonts w:ascii="Arial" w:cs="Arial" w:eastAsia="Arial" w:hAnsi="Arial"/>
+                <w:sz w:val="20"/>
+                <w:szCs w:val="20"/>
+              </w:rPr>
+              <w:t xml:space="preserve">Hollowing detektiert (is_hollowed = true)</w:t>
+            </w:r>
+          </w:p>
+        </w:tc>
+      </w:tr>
+      <w:tr>
+        <w:tc>
+          <w:tcPr>
+            <w:tcW w:type="dxa" w:w="3200"/>
+            <w:tcBorders>
+              <w:top w:val="single" w:color="CCCCCC" w:sz="1"/>
+              <w:left w:val="single" w:color="CCCCCC" w:sz="1"/>
+              <w:bottom w:val="single" w:color="CCCCCC" w:sz="1"/>
+              <w:right w:val="single" w:color="CCCCCC" w:sz="1"/>
+            </w:tcBorders>
+            <w:tcMar>
+              <w:top w:type="dxa" w:w="80"/>
+              <w:left w:type="dxa" w:w="120"/>
+              <w:bottom w:type="dxa" w:w="80"/>
+              <w:right w:type="dxa" w:w="120"/>
+            </w:tcMar>
+          </w:tcPr>
+          <w:p>
+            <w:r>
+              <w:rPr>
+                <w:rFonts w:ascii="Arial" w:cs="Arial" w:eastAsia="Arial" w:hAnsi="Arial"/>
+                <w:sz w:val="20"/>
+                <w:szCs w:val="20"/>
+              </w:rPr>
+              <w:t xml:space="preserve">asymmetry_mm</w:t>
+            </w:r>
+          </w:p>
+        </w:tc>
+        <w:tc>
+          <w:tcPr>
+            <w:tcW w:type="dxa" w:w="1800"/>
+            <w:tcBorders>
+              <w:top w:val="single" w:color="CCCCCC" w:sz="1"/>
+              <w:left w:val="single" w:color="CCCCCC" w:sz="1"/>
+              <w:bottom w:val="single" w:color="CCCCCC" w:sz="1"/>
+              <w:right w:val="single" w:color="CCCCCC" w:sz="1"/>
+            </w:tcBorders>
+            <w:tcMar>
+              <w:top w:type="dxa" w:w="80"/>
+              <w:left w:type="dxa" w:w="120"/>
+              <w:bottom w:type="dxa" w:w="80"/>
+              <w:right w:type="dxa" w:w="120"/>
+            </w:tcMar>
+          </w:tcPr>
+          <w:p>
+            <w:r>
+              <w:rPr>
+                <w:rFonts w:ascii="Arial" w:cs="Arial" w:eastAsia="Arial" w:hAnsi="Arial"/>
+                <w:sz w:val="20"/>
+                <w:szCs w:val="20"/>
+              </w:rPr>
+              <w:t xml:space="preserve">&gt; 2,0 mm</w:t>
+            </w:r>
+          </w:p>
+        </w:tc>
+        <w:tc>
+          <w:tcPr>
+            <w:tcW w:type="dxa" w:w="4360"/>
+            <w:tcBorders>
+              <w:top w:val="single" w:color="CCCCCC" w:sz="1"/>
+              <w:left w:val="single" w:color="CCCCCC" w:sz="1"/>
+              <w:bottom w:val="single" w:color="CCCCCC" w:sz="1"/>
+              <w:right w:val="single" w:color="CCCCCC" w:sz="1"/>
+            </w:tcBorders>
+            <w:tcMar>
+              <w:top w:type="dxa" w:w="80"/>
+              <w:left w:type="dxa" w:w="120"/>
+              <w:bottom w:type="dxa" w:w="80"/>
+              <w:right w:type="dxa" w:w="120"/>
+            </w:tcMar>
+          </w:tcPr>
+          <w:p>
+            <w:r>
+              <w:rPr>
+                <w:rFonts w:ascii="Arial" w:cs="Arial" w:eastAsia="Arial" w:hAnsi="Arial"/>
+                <w:sz w:val="20"/>
+                <w:szCs w:val="20"/>
+              </w:rPr>
+              <w:t xml:space="preserve">Asymmetrische Eintiefung — Pathologie ausschliessen</w:t>
+            </w:r>
+          </w:p>
+        </w:tc>
+      </w:tr>
+      <w:tr>
+        <w:tc>
+          <w:tcPr>
+            <w:tcW w:type="dxa" w:w="3200"/>
+            <w:tcBorders>
+              <w:top w:val="single" w:color="CCCCCC" w:sz="1"/>
+              <w:left w:val="single" w:color="CCCCCC" w:sz="1"/>
+              <w:bottom w:val="single" w:color="CCCCCC" w:sz="1"/>
+              <w:right w:val="single" w:color="CCCCCC" w:sz="1"/>
+            </w:tcBorders>
+            <w:tcMar>
+              <w:top w:type="dxa" w:w="80"/>
+              <w:left w:type="dxa" w:w="120"/>
+              <w:bottom w:type="dxa" w:w="80"/>
+              <w:right w:type="dxa" w:w="120"/>
+            </w:tcMar>
+          </w:tcPr>
+          <w:p>
+            <w:r>
+              <w:rPr>
+                <w:rFonts w:ascii="Arial" w:cs="Arial" w:eastAsia="Arial" w:hAnsi="Arial"/>
+                <w:sz w:val="20"/>
+                <w:szCs w:val="20"/>
+              </w:rPr>
+              <w:t xml:space="preserve">Idealer Bereich</w:t>
+            </w:r>
+          </w:p>
+        </w:tc>
+        <w:tc>
+          <w:tcPr>
+            <w:tcW w:type="dxa" w:w="1800"/>
+            <w:tcBorders>
+              <w:top w:val="single" w:color="CCCCCC" w:sz="1"/>
+              <w:left w:val="single" w:color="CCCCCC" w:sz="1"/>
+              <w:bottom w:val="single" w:color="CCCCCC" w:sz="1"/>
+              <w:right w:val="single" w:color="CCCCCC" w:sz="1"/>
+            </w:tcBorders>
+            <w:tcMar>
+              <w:top w:type="dxa" w:w="80"/>
+              <w:left w:type="dxa" w:w="120"/>
+              <w:bottom w:type="dxa" w:w="80"/>
+              <w:right w:type="dxa" w:w="120"/>
+            </w:tcMar>
+          </w:tcPr>
+          <w:p>
+            <w:r>
+              <w:rPr>
+                <w:rFonts w:ascii="Arial" w:cs="Arial" w:eastAsia="Arial" w:hAnsi="Arial"/>
+                <w:sz w:val="20"/>
+                <w:szCs w:val="20"/>
+              </w:rPr>
+              <w:t xml:space="preserve">-2,0 bis 2,0 mm</w:t>
+            </w:r>
+          </w:p>
+        </w:tc>
+        <w:tc>
+          <w:tcPr>
+            <w:tcW w:type="dxa" w:w="4360"/>
+            <w:tcBorders>
+              <w:top w:val="single" w:color="CCCCCC" w:sz="1"/>
+              <w:left w:val="single" w:color="CCCCCC" w:sz="1"/>
+              <w:bottom w:val="single" w:color="CCCCCC" w:sz="1"/>
+              <w:right w:val="single" w:color="CCCCCC" w:sz="1"/>
+            </w:tcBorders>
+            <w:tcMar>
+              <w:top w:type="dxa" w:w="80"/>
+              <w:left w:type="dxa" w:w="120"/>
+              <w:bottom w:type="dxa" w:w="80"/>
+              <w:right w:type="dxa" w:w="120"/>
+            </w:tcMar>
+          </w:tcPr>
+          <w:p>
+            <w:r>
+              <w:rPr>
+                <w:rFonts w:ascii="Arial" w:cs="Arial" w:eastAsia="Arial" w:hAnsi="Arial"/>
+                <w:sz w:val="20"/>
+                <w:szCs w:val="20"/>
+              </w:rPr>
+              <w:t xml:space="preserve">Zone T1 Referenzwerte (Kapitel 9)</w:t>
+            </w:r>
+          </w:p>
+        </w:tc>
+      </w:tr>
+    </w:tbl>
+    <w:p>
+      <w:pPr>
+        <w:spacing w:after="120"/>
+        <w:jc w:val="left"/>
+      </w:pPr>
+      <w:r>
+        <w:t xml:space="preserve">Behandlung: Biostimulantien (Sculptra, Radiesse) in der tiefen subkutanen Ebene. Die A. temporalis superficialis verlaeuft in dieser Region und muss geschont werden (vgl. Kapitel 14, Vaskulaere Risikozonen).</w:t>
+      </w:r>
+    </w:p>
+    <w:p>
+      <w:pPr>
+        <w:pStyle w:val="Heading2"/>
+        <w:spacing w:after="180" w:before="360"/>
+      </w:pPr>
+      <w:r>
+        <w:rPr>
+          <w:b/>
+          <w:bCs/>
+        </w:rPr>
+        <w:t xml:space="preserve">7.3 Tear Trough Assessment (Traenentalanalyse)</w:t>
+      </w:r>
+    </w:p>
+    <w:p>
+      <w:pPr>
+        <w:spacing w:after="120"/>
+        <w:jc w:val="left"/>
+      </w:pPr>
+      <w:r>
+        <w:t xml:space="preserve">Das Traenental (Sulcus palpebromalaris) ist die Vertiefung zwischen Unterlid und Wange. Es betrifft Zone Tt1, eine der technisch anspruchsvollsten und vaskulaer riskantesten Behandlungszonen (vgl. Kapitel 14.5).</w:t>
+      </w:r>
+    </w:p>
+    <w:p>
+      <w:pPr>
+        <w:pStyle w:val="Heading3"/>
+        <w:spacing w:after="120" w:before="240"/>
+      </w:pPr>
+      <w:r>
+        <w:rPr>
+          <w:b/>
+          <w:bCs/>
+        </w:rPr>
+        <w:t xml:space="preserve">7.3.1 Tiefenmessung</w:t>
+      </w:r>
+    </w:p>
+    <w:p>
+      <w:pPr>
+        <w:spacing w:after="120"/>
+        <w:jc w:val="left"/>
+      </w:pPr>
+      <w:r>
+        <w:t xml:space="preserve">Die Traenentaltiefe wird als z-Differenz zwischen dem infraorbitalen Landmark und dem Jochbein gemessen:</w:t>
+      </w:r>
+    </w:p>
+    <w:p>
+      <w:pPr>
+        <w:spacing w:after="120"/>
+        <w:jc w:val="left"/>
+      </w:pPr>
+      <w:r>
+        <w:rPr>
+          <w:b/>
+          <w:bCs/>
+        </w:rPr>
+        <w:t xml:space="preserve">tear_trough_depth = z(infraorbital) − z(cheekbone) — separat links/rechts</w:t>
+      </w:r>
+    </w:p>
+    <w:p>
+      <w:pPr>
+        <w:spacing w:after="120"/>
+        <w:jc w:val="left"/>
+      </w:pPr>
+      <w:r>
+        <w:t xml:space="preserve">Der Severity-Score fuer das Traenental berechnet sich aus der mittleren Tiefe:</w:t>
+      </w:r>
+    </w:p>
+    <w:p>
+      <w:pPr>
+        <w:spacing w:after="120"/>
+        <w:jc w:val="left"/>
+      </w:pPr>
+      <w:r>
+        <w:rPr>
+          <w:b/>
+          <w:bCs/>
+        </w:rPr>
+        <w:t xml:space="preserve">severity = min(10, avg_depth × 2,5)</w:t>
+      </w:r>
+    </w:p>
+    <w:p>
+      <w:pPr>
+        <w:spacing w:after="120"/>
+        <w:jc w:val="left"/>
+      </w:pPr>
+      <w:r>
+        <w:rPr>
+          <w:b/>
+          <w:bCs/>
+        </w:rPr>
+        <w:t xml:space="preserve">Tabelle 7.3: Tear Trough Severity-Einstufung</w:t>
+      </w:r>
+    </w:p>
+    <w:tbl>
+      <w:tblPr>
+        <w:tblW w:type="dxa" w:w="9360"/>
+        <w:tblBorders>
+          <w:top w:val="single" w:color="auto" w:sz="4"/>
+          <w:left w:val="single" w:color="auto" w:sz="4"/>
+          <w:bottom w:val="single" w:color="auto" w:sz="4"/>
+          <w:right w:val="single" w:color="auto" w:sz="4"/>
+          <w:insideH w:val="single" w:color="auto" w:sz="4"/>
+          <w:insideV w:val="single" w:color="auto" w:sz="4"/>
+        </w:tblBorders>
+      </w:tblPr>
+      <w:tblGrid>
+        <w:gridCol w:w="1400"/>
+        <w:gridCol w:w="1200"/>
+        <w:gridCol w:w="3200"/>
+        <w:gridCol w:w="3560"/>
+      </w:tblGrid>
+      <w:tr>
+        <w:tc>
+          <w:tcPr>
+            <w:tcW w:type="dxa" w:w="1400"/>
+            <w:tcBorders>
+              <w:top w:val="single" w:color="CCCCCC" w:sz="1"/>
+              <w:left w:val="single" w:color="CCCCCC" w:sz="1"/>
+              <w:bottom w:val="single" w:color="CCCCCC" w:sz="1"/>
+              <w:right w:val="single" w:color="CCCCCC" w:sz="1"/>
+            </w:tcBorders>
+            <w:shd w:fill="2C3E50" w:val="clear"/>
+            <w:tcMar>
+              <w:top w:type="dxa" w:w="80"/>
+              <w:left w:type="dxa" w:w="120"/>
+              <w:bottom w:type="dxa" w:w="80"/>
+              <w:right w:type="dxa" w:w="120"/>
+            </w:tcMar>
+          </w:tcPr>
+          <w:p>
+            <w:r>
+              <w:rPr>
+                <w:rFonts w:ascii="Arial" w:cs="Arial" w:eastAsia="Arial" w:hAnsi="Arial"/>
+                <w:b/>
+                <w:bCs/>
+                <w:color w:val="FFFFFF"/>
+                <w:sz w:val="20"/>
+                <w:szCs w:val="20"/>
+              </w:rPr>
+              <w:t xml:space="preserve">Severity-Score</w:t>
+            </w:r>
+          </w:p>
+        </w:tc>
+        <w:tc>
+          <w:tcPr>
+            <w:tcW w:type="dxa" w:w="1200"/>
+            <w:tcBorders>
+              <w:top w:val="single" w:color="CCCCCC" w:sz="1"/>
+              <w:left w:val="single" w:color="CCCCCC" w:sz="1"/>
+              <w:bottom w:val="single" w:color="CCCCCC" w:sz="1"/>
+              <w:right w:val="single" w:color="CCCCCC" w:sz="1"/>
+            </w:tcBorders>
+            <w:shd w:fill="2C3E50" w:val="clear"/>
+            <w:tcMar>
+              <w:top w:type="dxa" w:w="80"/>
+              <w:left w:type="dxa" w:w="120"/>
+              <w:bottom w:type="dxa" w:w="80"/>
+              <w:right w:type="dxa" w:w="120"/>
+            </w:tcMar>
+          </w:tcPr>
+          <w:p>
+            <w:r>
+              <w:rPr>
+                <w:rFonts w:ascii="Arial" w:cs="Arial" w:eastAsia="Arial" w:hAnsi="Arial"/>
+                <w:b/>
+                <w:bCs/>
+                <w:color w:val="FFFFFF"/>
+                <w:sz w:val="20"/>
+                <w:szCs w:val="20"/>
+              </w:rPr>
+              <w:t xml:space="preserve">Tiefe (mm)</w:t>
+            </w:r>
+          </w:p>
+        </w:tc>
+        <w:tc>
+          <w:tcPr>
+            <w:tcW w:type="dxa" w:w="3200"/>
+            <w:tcBorders>
+              <w:top w:val="single" w:color="CCCCCC" w:sz="1"/>
+              <w:left w:val="single" w:color="CCCCCC" w:sz="1"/>
+              <w:bottom w:val="single" w:color="CCCCCC" w:sz="1"/>
+              <w:right w:val="single" w:color="CCCCCC" w:sz="1"/>
+            </w:tcBorders>
+            <w:shd w:fill="2C3E50" w:val="clear"/>
+            <w:tcMar>
+              <w:top w:type="dxa" w:w="80"/>
+              <w:left w:type="dxa" w:w="120"/>
+              <w:bottom w:type="dxa" w:w="80"/>
+              <w:right w:type="dxa" w:w="120"/>
+            </w:tcMar>
+          </w:tcPr>
+          <w:p>
+            <w:r>
+              <w:rPr>
+                <w:rFonts w:ascii="Arial" w:cs="Arial" w:eastAsia="Arial" w:hAnsi="Arial"/>
+                <w:b/>
+                <w:bCs/>
+                <w:color w:val="FFFFFF"/>
+                <w:sz w:val="20"/>
+                <w:szCs w:val="20"/>
+              </w:rPr>
+              <w:t xml:space="preserve">Klinische Einschaetzung</w:t>
+            </w:r>
+          </w:p>
+        </w:tc>
+        <w:tc>
+          <w:tcPr>
+            <w:tcW w:type="dxa" w:w="3560"/>
+            <w:tcBorders>
+              <w:top w:val="single" w:color="CCCCCC" w:sz="1"/>
+              <w:left w:val="single" w:color="CCCCCC" w:sz="1"/>
+              <w:bottom w:val="single" w:color="CCCCCC" w:sz="1"/>
+              <w:right w:val="single" w:color="CCCCCC" w:sz="1"/>
+            </w:tcBorders>
+            <w:shd w:fill="2C3E50" w:val="clear"/>
+            <w:tcMar>
+              <w:top w:type="dxa" w:w="80"/>
+              <w:left w:type="dxa" w:w="120"/>
+              <w:bottom w:type="dxa" w:w="80"/>
+              <w:right w:type="dxa" w:w="120"/>
+            </w:tcMar>
+          </w:tcPr>
+          <w:p>
+            <w:r>
+              <w:rPr>
+                <w:rFonts w:ascii="Arial" w:cs="Arial" w:eastAsia="Arial" w:hAnsi="Arial"/>
+                <w:b/>
+                <w:bCs/>
+                <w:color w:val="FFFFFF"/>
+                <w:sz w:val="20"/>
+                <w:szCs w:val="20"/>
+              </w:rPr>
+              <w:t xml:space="preserve">Empfehlung</w:t>
+            </w:r>
+          </w:p>
+        </w:tc>
+      </w:tr>
+      <w:tr>
+        <w:tc>
+          <w:tcPr>
+            <w:tcW w:type="dxa" w:w="1400"/>
+            <w:tcBorders>
+              <w:top w:val="single" w:color="CCCCCC" w:sz="1"/>
+              <w:left w:val="single" w:color="CCCCCC" w:sz="1"/>
+              <w:bottom w:val="single" w:color="CCCCCC" w:sz="1"/>
+              <w:right w:val="single" w:color="CCCCCC" w:sz="1"/>
+            </w:tcBorders>
+            <w:tcMar>
+              <w:top w:type="dxa" w:w="80"/>
+              <w:left w:type="dxa" w:w="120"/>
+              <w:bottom w:type="dxa" w:w="80"/>
+              <w:right w:type="dxa" w:w="120"/>
+            </w:tcMar>
+          </w:tcPr>
+          <w:p>
+            <w:r>
+              <w:rPr>
+                <w:rFonts w:ascii="Arial" w:cs="Arial" w:eastAsia="Arial" w:hAnsi="Arial"/>
+                <w:sz w:val="20"/>
+                <w:szCs w:val="20"/>
+              </w:rPr>
+              <w:t xml:space="preserve">0–2</w:t>
+            </w:r>
+          </w:p>
+        </w:tc>
+        <w:tc>
+          <w:tcPr>
+            <w:tcW w:type="dxa" w:w="1200"/>
+            <w:tcBorders>
+              <w:top w:val="single" w:color="CCCCCC" w:sz="1"/>
+              <w:left w:val="single" w:color="CCCCCC" w:sz="1"/>
+              <w:bottom w:val="single" w:color="CCCCCC" w:sz="1"/>
+              <w:right w:val="single" w:color="CCCCCC" w:sz="1"/>
+            </w:tcBorders>
+            <w:tcMar>
+              <w:top w:type="dxa" w:w="80"/>
+              <w:left w:type="dxa" w:w="120"/>
+              <w:bottom w:type="dxa" w:w="80"/>
+              <w:right w:type="dxa" w:w="120"/>
+            </w:tcMar>
+          </w:tcPr>
+          <w:p>
+            <w:r>
+              <w:rPr>
+                <w:rFonts w:ascii="Arial" w:cs="Arial" w:eastAsia="Arial" w:hAnsi="Arial"/>
+                <w:sz w:val="20"/>
+                <w:szCs w:val="20"/>
+              </w:rPr>
+              <w:t xml:space="preserve">0–0,8</w:t>
+            </w:r>
+          </w:p>
+        </w:tc>
+        <w:tc>
+          <w:tcPr>
+            <w:tcW w:type="dxa" w:w="3200"/>
+            <w:tcBorders>
+              <w:top w:val="single" w:color="CCCCCC" w:sz="1"/>
+              <w:left w:val="single" w:color="CCCCCC" w:sz="1"/>
+              <w:bottom w:val="single" w:color="CCCCCC" w:sz="1"/>
+              <w:right w:val="single" w:color="CCCCCC" w:sz="1"/>
+            </w:tcBorders>
+            <w:tcMar>
+              <w:top w:type="dxa" w:w="80"/>
+              <w:left w:type="dxa" w:w="120"/>
+              <w:bottom w:type="dxa" w:w="80"/>
+              <w:right w:type="dxa" w:w="120"/>
+            </w:tcMar>
+          </w:tcPr>
+          <w:p>
+            <w:r>
+              <w:rPr>
+                <w:rFonts w:ascii="Arial" w:cs="Arial" w:eastAsia="Arial" w:hAnsi="Arial"/>
+                <w:sz w:val="20"/>
+                <w:szCs w:val="20"/>
+              </w:rPr>
+              <w:t xml:space="preserve">Kein oder minimales Traenental</w:t>
+            </w:r>
+          </w:p>
+        </w:tc>
+        <w:tc>
+          <w:tcPr>
+            <w:tcW w:type="dxa" w:w="3560"/>
+            <w:tcBorders>
+              <w:top w:val="single" w:color="CCCCCC" w:sz="1"/>
+              <w:left w:val="single" w:color="CCCCCC" w:sz="1"/>
+              <w:bottom w:val="single" w:color="CCCCCC" w:sz="1"/>
+              <w:right w:val="single" w:color="CCCCCC" w:sz="1"/>
+            </w:tcBorders>
+            <w:tcMar>
+              <w:top w:type="dxa" w:w="80"/>
+              <w:left w:type="dxa" w:w="120"/>
+              <w:bottom w:type="dxa" w:w="80"/>
+              <w:right w:type="dxa" w:w="120"/>
+            </w:tcMar>
+          </w:tcPr>
+          <w:p>
+            <w:r>
+              <w:rPr>
+                <w:rFonts w:ascii="Arial" w:cs="Arial" w:eastAsia="Arial" w:hAnsi="Arial"/>
+                <w:sz w:val="20"/>
+                <w:szCs w:val="20"/>
+              </w:rPr>
+              <w:t xml:space="preserve">Keine Behandlung noetig</w:t>
+            </w:r>
+          </w:p>
+        </w:tc>
+      </w:tr>
+      <w:tr>
+        <w:tc>
+          <w:tcPr>
+            <w:tcW w:type="dxa" w:w="1400"/>
+            <w:tcBorders>
+              <w:top w:val="single" w:color="CCCCCC" w:sz="1"/>
+              <w:left w:val="single" w:color="CCCCCC" w:sz="1"/>
+              <w:bottom w:val="single" w:color="CCCCCC" w:sz="1"/>
+              <w:right w:val="single" w:color="CCCCCC" w:sz="1"/>
+            </w:tcBorders>
+            <w:tcMar>
+              <w:top w:type="dxa" w:w="80"/>
+              <w:left w:type="dxa" w:w="120"/>
+              <w:bottom w:type="dxa" w:w="80"/>
+              <w:right w:type="dxa" w:w="120"/>
+            </w:tcMar>
+          </w:tcPr>
+          <w:p>
+            <w:r>
+              <w:rPr>
+                <w:rFonts w:ascii="Arial" w:cs="Arial" w:eastAsia="Arial" w:hAnsi="Arial"/>
+                <w:sz w:val="20"/>
+                <w:szCs w:val="20"/>
+              </w:rPr>
+              <w:t xml:space="preserve">2–4</w:t>
+            </w:r>
+          </w:p>
+        </w:tc>
+        <w:tc>
+          <w:tcPr>
+            <w:tcW w:type="dxa" w:w="1200"/>
+            <w:tcBorders>
+              <w:top w:val="single" w:color="CCCCCC" w:sz="1"/>
+              <w:left w:val="single" w:color="CCCCCC" w:sz="1"/>
+              <w:bottom w:val="single" w:color="CCCCCC" w:sz="1"/>
+              <w:right w:val="single" w:color="CCCCCC" w:sz="1"/>
+            </w:tcBorders>
+            <w:tcMar>
+              <w:top w:type="dxa" w:w="80"/>
+              <w:left w:type="dxa" w:w="120"/>
+              <w:bottom w:type="dxa" w:w="80"/>
+              <w:right w:type="dxa" w:w="120"/>
+            </w:tcMar>
+          </w:tcPr>
+          <w:p>
+            <w:r>
+              <w:rPr>
+                <w:rFonts w:ascii="Arial" w:cs="Arial" w:eastAsia="Arial" w:hAnsi="Arial"/>
+                <w:sz w:val="20"/>
+                <w:szCs w:val="20"/>
+              </w:rPr>
+              <w:t xml:space="preserve">0,8–1,6</w:t>
+            </w:r>
+          </w:p>
+        </w:tc>
+        <w:tc>
+          <w:tcPr>
+            <w:tcW w:type="dxa" w:w="3200"/>
+            <w:tcBorders>
+              <w:top w:val="single" w:color="CCCCCC" w:sz="1"/>
+              <w:left w:val="single" w:color="CCCCCC" w:sz="1"/>
+              <w:bottom w:val="single" w:color="CCCCCC" w:sz="1"/>
+              <w:right w:val="single" w:color="CCCCCC" w:sz="1"/>
+            </w:tcBorders>
+            <w:tcMar>
+              <w:top w:type="dxa" w:w="80"/>
+              <w:left w:type="dxa" w:w="120"/>
+              <w:bottom w:type="dxa" w:w="80"/>
+              <w:right w:type="dxa" w:w="120"/>
+            </w:tcMar>
+          </w:tcPr>
+          <w:p>
+            <w:r>
+              <w:rPr>
+                <w:rFonts w:ascii="Arial" w:cs="Arial" w:eastAsia="Arial" w:hAnsi="Arial"/>
+                <w:sz w:val="20"/>
+                <w:szCs w:val="20"/>
+              </w:rPr>
+              <w:t xml:space="preserve">Leichtes Traenental</w:t>
+            </w:r>
+          </w:p>
+        </w:tc>
+        <w:tc>
+          <w:tcPr>
+            <w:tcW w:type="dxa" w:w="3560"/>
+            <w:tcBorders>
+              <w:top w:val="single" w:color="CCCCCC" w:sz="1"/>
+              <w:left w:val="single" w:color="CCCCCC" w:sz="1"/>
+              <w:bottom w:val="single" w:color="CCCCCC" w:sz="1"/>
+              <w:right w:val="single" w:color="CCCCCC" w:sz="1"/>
+            </w:tcBorders>
+            <w:tcMar>
+              <w:top w:type="dxa" w:w="80"/>
+              <w:left w:type="dxa" w:w="120"/>
+              <w:bottom w:type="dxa" w:w="80"/>
+              <w:right w:type="dxa" w:w="120"/>
+            </w:tcMar>
+          </w:tcPr>
+          <w:p>
+            <w:r>
+              <w:rPr>
+                <w:rFonts w:ascii="Arial" w:cs="Arial" w:eastAsia="Arial" w:hAnsi="Arial"/>
+                <w:sz w:val="20"/>
+                <w:szCs w:val="20"/>
+              </w:rPr>
+              <w:t xml:space="preserve">Midface-First-Strategie (Ck2/Ck3) pruefen</w:t>
+            </w:r>
+          </w:p>
+        </w:tc>
+      </w:tr>
+      <w:tr>
+        <w:tc>
+          <w:tcPr>
+            <w:tcW w:type="dxa" w:w="1400"/>
+            <w:tcBorders>
+              <w:top w:val="single" w:color="CCCCCC" w:sz="1"/>
+              <w:left w:val="single" w:color="CCCCCC" w:sz="1"/>
+              <w:bottom w:val="single" w:color="CCCCCC" w:sz="1"/>
+              <w:right w:val="single" w:color="CCCCCC" w:sz="1"/>
+            </w:tcBorders>
+            <w:tcMar>
+              <w:top w:type="dxa" w:w="80"/>
+              <w:left w:type="dxa" w:w="120"/>
+              <w:bottom w:type="dxa" w:w="80"/>
+              <w:right w:type="dxa" w:w="120"/>
+            </w:tcMar>
+          </w:tcPr>
+          <w:p>
+            <w:r>
+              <w:rPr>
+                <w:rFonts w:ascii="Arial" w:cs="Arial" w:eastAsia="Arial" w:hAnsi="Arial"/>
+                <w:sz w:val="20"/>
+                <w:szCs w:val="20"/>
+              </w:rPr>
+              <w:t xml:space="preserve">4–6</w:t>
+            </w:r>
+          </w:p>
+        </w:tc>
+        <w:tc>
+          <w:tcPr>
+            <w:tcW w:type="dxa" w:w="1200"/>
+            <w:tcBorders>
+              <w:top w:val="single" w:color="CCCCCC" w:sz="1"/>
+              <w:left w:val="single" w:color="CCCCCC" w:sz="1"/>
+              <w:bottom w:val="single" w:color="CCCCCC" w:sz="1"/>
+              <w:right w:val="single" w:color="CCCCCC" w:sz="1"/>
+            </w:tcBorders>
+            <w:tcMar>
+              <w:top w:type="dxa" w:w="80"/>
+              <w:left w:type="dxa" w:w="120"/>
+              <w:bottom w:type="dxa" w:w="80"/>
+              <w:right w:type="dxa" w:w="120"/>
+            </w:tcMar>
+          </w:tcPr>
+          <w:p>
+            <w:r>
+              <w:rPr>
+                <w:rFonts w:ascii="Arial" w:cs="Arial" w:eastAsia="Arial" w:hAnsi="Arial"/>
+                <w:sz w:val="20"/>
+                <w:szCs w:val="20"/>
+              </w:rPr>
+              <w:t xml:space="preserve">1,6–2,4</w:t>
+            </w:r>
+          </w:p>
+        </w:tc>
+        <w:tc>
+          <w:tcPr>
+            <w:tcW w:type="dxa" w:w="3200"/>
+            <w:tcBorders>
+              <w:top w:val="single" w:color="CCCCCC" w:sz="1"/>
+              <w:left w:val="single" w:color="CCCCCC" w:sz="1"/>
+              <w:bottom w:val="single" w:color="CCCCCC" w:sz="1"/>
+              <w:right w:val="single" w:color="CCCCCC" w:sz="1"/>
+            </w:tcBorders>
+            <w:tcMar>
+              <w:top w:type="dxa" w:w="80"/>
+              <w:left w:type="dxa" w:w="120"/>
+              <w:bottom w:type="dxa" w:w="80"/>
+              <w:right w:type="dxa" w:w="120"/>
+            </w:tcMar>
+          </w:tcPr>
+          <w:p>
+            <w:r>
+              <w:rPr>
+                <w:rFonts w:ascii="Arial" w:cs="Arial" w:eastAsia="Arial" w:hAnsi="Arial"/>
+                <w:sz w:val="20"/>
+                <w:szCs w:val="20"/>
+              </w:rPr>
+              <w:t xml:space="preserve">Moderates Traenental</w:t>
+            </w:r>
+          </w:p>
+        </w:tc>
+        <w:tc>
+          <w:tcPr>
+            <w:tcW w:type="dxa" w:w="3560"/>
+            <w:tcBorders>
+              <w:top w:val="single" w:color="CCCCCC" w:sz="1"/>
+              <w:left w:val="single" w:color="CCCCCC" w:sz="1"/>
+              <w:bottom w:val="single" w:color="CCCCCC" w:sz="1"/>
+              <w:right w:val="single" w:color="CCCCCC" w:sz="1"/>
+            </w:tcBorders>
+            <w:tcMar>
+              <w:top w:type="dxa" w:w="80"/>
+              <w:left w:type="dxa" w:w="120"/>
+              <w:bottom w:type="dxa" w:w="80"/>
+              <w:right w:type="dxa" w:w="120"/>
+            </w:tcMar>
+          </w:tcPr>
+          <w:p>
+            <w:r>
+              <w:rPr>
+                <w:rFonts w:ascii="Arial" w:cs="Arial" w:eastAsia="Arial" w:hAnsi="Arial"/>
+                <w:sz w:val="20"/>
+                <w:szCs w:val="20"/>
+              </w:rPr>
+              <w:t xml:space="preserve">Ck2 zuerst, dann Reevaluation</w:t>
+            </w:r>
+          </w:p>
+        </w:tc>
+      </w:tr>
+      <w:tr>
+        <w:tc>
+          <w:tcPr>
+            <w:tcW w:type="dxa" w:w="1400"/>
+            <w:tcBorders>
+              <w:top w:val="single" w:color="CCCCCC" w:sz="1"/>
+              <w:left w:val="single" w:color="CCCCCC" w:sz="1"/>
+              <w:bottom w:val="single" w:color="CCCCCC" w:sz="1"/>
+              <w:right w:val="single" w:color="CCCCCC" w:sz="1"/>
+            </w:tcBorders>
+            <w:tcMar>
+              <w:top w:type="dxa" w:w="80"/>
+              <w:left w:type="dxa" w:w="120"/>
+              <w:bottom w:type="dxa" w:w="80"/>
+              <w:right w:type="dxa" w:w="120"/>
+            </w:tcMar>
+          </w:tcPr>
+          <w:p>
+            <w:r>
+              <w:rPr>
+                <w:rFonts w:ascii="Arial" w:cs="Arial" w:eastAsia="Arial" w:hAnsi="Arial"/>
+                <w:sz w:val="20"/>
+                <w:szCs w:val="20"/>
+              </w:rPr>
+              <w:t xml:space="preserve">6–8</w:t>
+            </w:r>
+          </w:p>
+        </w:tc>
+        <w:tc>
+          <w:tcPr>
+            <w:tcW w:type="dxa" w:w="1200"/>
+            <w:tcBorders>
+              <w:top w:val="single" w:color="CCCCCC" w:sz="1"/>
+              <w:left w:val="single" w:color="CCCCCC" w:sz="1"/>
+              <w:bottom w:val="single" w:color="CCCCCC" w:sz="1"/>
+              <w:right w:val="single" w:color="CCCCCC" w:sz="1"/>
+            </w:tcBorders>
+            <w:tcMar>
+              <w:top w:type="dxa" w:w="80"/>
+              <w:left w:type="dxa" w:w="120"/>
+              <w:bottom w:type="dxa" w:w="80"/>
+              <w:right w:type="dxa" w:w="120"/>
+            </w:tcMar>
+          </w:tcPr>
+          <w:p>
+            <w:r>
+              <w:rPr>
+                <w:rFonts w:ascii="Arial" w:cs="Arial" w:eastAsia="Arial" w:hAnsi="Arial"/>
+                <w:sz w:val="20"/>
+                <w:szCs w:val="20"/>
+              </w:rPr>
+              <w:t xml:space="preserve">2,4–3,2</w:t>
+            </w:r>
+          </w:p>
+        </w:tc>
+        <w:tc>
+          <w:tcPr>
+            <w:tcW w:type="dxa" w:w="3200"/>
+            <w:tcBorders>
+              <w:top w:val="single" w:color="CCCCCC" w:sz="1"/>
+              <w:left w:val="single" w:color="CCCCCC" w:sz="1"/>
+              <w:bottom w:val="single" w:color="CCCCCC" w:sz="1"/>
+              <w:right w:val="single" w:color="CCCCCC" w:sz="1"/>
+            </w:tcBorders>
+            <w:tcMar>
+              <w:top w:type="dxa" w:w="80"/>
+              <w:left w:type="dxa" w:w="120"/>
+              <w:bottom w:type="dxa" w:w="80"/>
+              <w:right w:type="dxa" w:w="120"/>
+            </w:tcMar>
+          </w:tcPr>
+          <w:p>
+            <w:r>
+              <w:rPr>
+                <w:rFonts w:ascii="Arial" w:cs="Arial" w:eastAsia="Arial" w:hAnsi="Arial"/>
+                <w:sz w:val="20"/>
+                <w:szCs w:val="20"/>
+              </w:rPr>
+              <w:t xml:space="preserve">Tiefes Traenental</w:t>
+            </w:r>
+          </w:p>
+        </w:tc>
+        <w:tc>
+          <w:tcPr>
+            <w:tcW w:type="dxa" w:w="3560"/>
+            <w:tcBorders>
+              <w:top w:val="single" w:color="CCCCCC" w:sz="1"/>
+              <w:left w:val="single" w:color="CCCCCC" w:sz="1"/>
+              <w:bottom w:val="single" w:color="CCCCCC" w:sz="1"/>
+              <w:right w:val="single" w:color="CCCCCC" w:sz="1"/>
+            </w:tcBorders>
+            <w:tcMar>
+              <w:top w:type="dxa" w:w="80"/>
+              <w:left w:type="dxa" w:w="120"/>
+              <w:bottom w:type="dxa" w:w="80"/>
+              <w:right w:type="dxa" w:w="120"/>
+            </w:tcMar>
+          </w:tcPr>
+          <w:p>
+            <w:r>
+              <w:rPr>
+                <w:rFonts w:ascii="Arial" w:cs="Arial" w:eastAsia="Arial" w:hAnsi="Arial"/>
+                <w:sz w:val="20"/>
+                <w:szCs w:val="20"/>
+              </w:rPr>
+              <w:t xml:space="preserve">CAUTION: Konservativ, max 0,1–0,2 ml/Seite</w:t>
+            </w:r>
+          </w:p>
+        </w:tc>
+      </w:tr>
+      <w:tr>
+        <w:tc>
+          <w:tcPr>
+            <w:tcW w:type="dxa" w:w="1400"/>
+            <w:tcBorders>
+              <w:top w:val="single" w:color="CCCCCC" w:sz="1"/>
+              <w:left w:val="single" w:color="CCCCCC" w:sz="1"/>
+              <w:bottom w:val="single" w:color="CCCCCC" w:sz="1"/>
+              <w:right w:val="single" w:color="CCCCCC" w:sz="1"/>
+            </w:tcBorders>
+            <w:tcMar>
+              <w:top w:type="dxa" w:w="80"/>
+              <w:left w:type="dxa" w:w="120"/>
+              <w:bottom w:type="dxa" w:w="80"/>
+              <w:right w:type="dxa" w:w="120"/>
+            </w:tcMar>
+          </w:tcPr>
+          <w:p>
+            <w:r>
+              <w:rPr>
+                <w:rFonts w:ascii="Arial" w:cs="Arial" w:eastAsia="Arial" w:hAnsi="Arial"/>
+                <w:sz w:val="20"/>
+                <w:szCs w:val="20"/>
+              </w:rPr>
+              <w:t xml:space="preserve">8–10</w:t>
+            </w:r>
+          </w:p>
+        </w:tc>
+        <w:tc>
+          <w:tcPr>
+            <w:tcW w:type="dxa" w:w="1200"/>
+            <w:tcBorders>
+              <w:top w:val="single" w:color="CCCCCC" w:sz="1"/>
+              <w:left w:val="single" w:color="CCCCCC" w:sz="1"/>
+              <w:bottom w:val="single" w:color="CCCCCC" w:sz="1"/>
+              <w:right w:val="single" w:color="CCCCCC" w:sz="1"/>
+            </w:tcBorders>
+            <w:tcMar>
+              <w:top w:type="dxa" w:w="80"/>
+              <w:left w:type="dxa" w:w="120"/>
+              <w:bottom w:type="dxa" w:w="80"/>
+              <w:right w:type="dxa" w:w="120"/>
+            </w:tcMar>
+          </w:tcPr>
+          <w:p>
+            <w:r>
+              <w:rPr>
+                <w:rFonts w:ascii="Arial" w:cs="Arial" w:eastAsia="Arial" w:hAnsi="Arial"/>
+                <w:sz w:val="20"/>
+                <w:szCs w:val="20"/>
+              </w:rPr>
+              <w:t xml:space="preserve">&gt; 3,2</w:t>
+            </w:r>
+          </w:p>
+        </w:tc>
+        <w:tc>
+          <w:tcPr>
+            <w:tcW w:type="dxa" w:w="3200"/>
+            <w:tcBorders>
+              <w:top w:val="single" w:color="CCCCCC" w:sz="1"/>
+              <w:left w:val="single" w:color="CCCCCC" w:sz="1"/>
+              <w:bottom w:val="single" w:color="CCCCCC" w:sz="1"/>
+              <w:right w:val="single" w:color="CCCCCC" w:sz="1"/>
+            </w:tcBorders>
+            <w:tcMar>
+              <w:top w:type="dxa" w:w="80"/>
+              <w:left w:type="dxa" w:w="120"/>
+              <w:bottom w:type="dxa" w:w="80"/>
+              <w:right w:type="dxa" w:w="120"/>
+            </w:tcMar>
+          </w:tcPr>
+          <w:p>
+            <w:r>
+              <w:rPr>
+                <w:rFonts w:ascii="Arial" w:cs="Arial" w:eastAsia="Arial" w:hAnsi="Arial"/>
+                <w:sz w:val="20"/>
+                <w:szCs w:val="20"/>
+              </w:rPr>
+              <w:t xml:space="preserve">Schwere Deformitaet</w:t>
+            </w:r>
+          </w:p>
+        </w:tc>
+        <w:tc>
+          <w:tcPr>
+            <w:tcW w:type="dxa" w:w="3560"/>
+            <w:tcBorders>
+              <w:top w:val="single" w:color="CCCCCC" w:sz="1"/>
+              <w:left w:val="single" w:color="CCCCCC" w:sz="1"/>
+              <w:bottom w:val="single" w:color="CCCCCC" w:sz="1"/>
+              <w:right w:val="single" w:color="CCCCCC" w:sz="1"/>
+            </w:tcBorders>
+            <w:tcMar>
+              <w:top w:type="dxa" w:w="80"/>
+              <w:left w:type="dxa" w:w="120"/>
+              <w:bottom w:type="dxa" w:w="80"/>
+              <w:right w:type="dxa" w:w="120"/>
+            </w:tcMar>
+          </w:tcPr>
+          <w:p>
+            <w:r>
+              <w:rPr>
+                <w:rFonts w:ascii="Arial" w:cs="Arial" w:eastAsia="Arial" w:hAnsi="Arial"/>
+                <w:sz w:val="20"/>
+                <w:szCs w:val="20"/>
+              </w:rPr>
+              <w:t xml:space="preserve">REFERRAL: Facharzt-Abklaerung erwaegen</w:t>
+            </w:r>
+          </w:p>
+        </w:tc>
+      </w:tr>
+    </w:tbl>
+    <w:p>
+      <w:pPr>
+        <w:spacing w:after="120"/>
+        <w:jc w:val="left"/>
+      </w:pPr>
+      <w:r>
+        <w:t xml:space="preserve">Die Midface-First-Strategie (vgl. Kapitel 14.5) ist bei Zone Tt1 besonders wichtig: In vielen Faellen reduziert eine Volumenauffuellung in den Zonen Ck2 und Ck3 die Traenentaltiefe sekundaer um 30–50 %, wodurch eine direkte Behandlung des Traenentals entweder unnoetig wird oder nur mit minimalen Volumina erfolgen muss.</w:t>
+      </w:r>
+    </w:p>
+    <w:p>
+      <w:pPr>
+        <w:pStyle w:val="Heading2"/>
+        <w:spacing w:after="180" w:before="360"/>
+      </w:pPr>
+      <w:r>
+        <w:rPr>
+          <w:b/>
+          <w:bCs/>
+        </w:rPr>
+        <w:t xml:space="preserve">7.4 Pre-Jowl Sulcus (Haengewange)</w:t>
+      </w:r>
+    </w:p>
+    <w:p>
+      <w:pPr>
+        <w:spacing w:after="120"/>
+        <w:jc w:val="left"/>
+      </w:pPr>
+      <w:r>
+        <w:t xml:space="preserve">Der Pre-Jowl Sulcus ist die Einbuchtung lateral des Kinns, die durch Volumenatrophie und Gewebeabsenkung entsteht. Er betrifft Zone Jw1 und korreliert eng mit der Kieferlinien-Kontinuitaet (Zone Jl1).</w:t>
+      </w:r>
+    </w:p>
+    <w:p>
+      <w:pPr>
+        <w:pStyle w:val="Heading3"/>
+        <w:spacing w:after="120" w:before="240"/>
+      </w:pPr>
+      <w:r>
+        <w:rPr>
+          <w:b/>
+          <w:bCs/>
+        </w:rPr>
+        <w:t xml:space="preserve">7.4.1 Messmethode</w:t>
+      </w:r>
+    </w:p>
+    <w:p>
+      <w:pPr>
+        <w:spacing w:after="120"/>
+        <w:jc w:val="left"/>
+      </w:pPr>
+      <w:r>
+        <w:t xml:space="preserve">Die Jowl-Tiefe wird als z-Differenz zwischen dem Gonion (Kieferwinkel) und dem Pogonion (Kinnspitze) gemessen:</w:t>
+      </w:r>
+    </w:p>
+    <w:p>
+      <w:pPr>
+        <w:spacing w:after="120"/>
+        <w:jc w:val="left"/>
+      </w:pPr>
+      <w:r>
+        <w:rPr>
+          <w:b/>
+          <w:bCs/>
+        </w:rPr>
+        <w:t xml:space="preserve">jowl_depth = z(gonion) − z(pogonion) — separat links/rechts</w:t>
+      </w:r>
+    </w:p>
+    <w:p>
+      <w:pPr>
+        <w:spacing w:after="120"/>
+        <w:jc w:val="left"/>
+      </w:pPr>
+      <w:r>
+        <w:rPr>
+          <w:b/>
+          <w:bCs/>
+        </w:rPr>
+        <w:t xml:space="preserve">Tabelle 7.4: Pre-Jowl Sulcus — Schwellenwerte</w:t>
+      </w:r>
+    </w:p>
+    <w:tbl>
+      <w:tblPr>
+        <w:tblW w:type="dxa" w:w="9360"/>
+        <w:tblBorders>
+          <w:top w:val="single" w:color="auto" w:sz="4"/>
+          <w:left w:val="single" w:color="auto" w:sz="4"/>
+          <w:bottom w:val="single" w:color="auto" w:sz="4"/>
+          <w:right w:val="single" w:color="auto" w:sz="4"/>
+          <w:insideH w:val="single" w:color="auto" w:sz="4"/>
+          <w:insideV w:val="single" w:color="auto" w:sz="4"/>
+        </w:tblBorders>
+      </w:tblPr>
+      <w:tblGrid>
+        <w:gridCol w:w="3200"/>
+        <w:gridCol w:w="1800"/>
+        <w:gridCol w:w="4360"/>
+      </w:tblGrid>
+      <w:tr>
+        <w:tc>
+          <w:tcPr>
+            <w:tcW w:type="dxa" w:w="3200"/>
+            <w:tcBorders>
+              <w:top w:val="single" w:color="CCCCCC" w:sz="1"/>
+              <w:left w:val="single" w:color="CCCCCC" w:sz="1"/>
+              <w:bottom w:val="single" w:color="CCCCCC" w:sz="1"/>
+              <w:right w:val="single" w:color="CCCCCC" w:sz="1"/>
+            </w:tcBorders>
+            <w:shd w:fill="2C3E50" w:val="clear"/>
+            <w:tcMar>
+              <w:top w:type="dxa" w:w="80"/>
+              <w:left w:type="dxa" w:w="120"/>
+              <w:bottom w:type="dxa" w:w="80"/>
+              <w:right w:type="dxa" w:w="120"/>
+            </w:tcMar>
+          </w:tcPr>
+          <w:p>
+            <w:r>
+              <w:rPr>
+                <w:rFonts w:ascii="Arial" w:cs="Arial" w:eastAsia="Arial" w:hAnsi="Arial"/>
+                <w:b/>
+                <w:bCs/>
+                <w:color w:val="FFFFFF"/>
+                <w:sz w:val="20"/>
+                <w:szCs w:val="20"/>
+              </w:rPr>
+              <w:t xml:space="preserve">Parameter</w:t>
+            </w:r>
+          </w:p>
+        </w:tc>
+        <w:tc>
+          <w:tcPr>
+            <w:tcW w:type="dxa" w:w="1800"/>
+            <w:tcBorders>
+              <w:top w:val="single" w:color="CCCCCC" w:sz="1"/>
+              <w:left w:val="single" w:color="CCCCCC" w:sz="1"/>
+              <w:bottom w:val="single" w:color="CCCCCC" w:sz="1"/>
+              <w:right w:val="single" w:color="CCCCCC" w:sz="1"/>
+            </w:tcBorders>
+            <w:shd w:fill="2C3E50" w:val="clear"/>
+            <w:tcMar>
+              <w:top w:type="dxa" w:w="80"/>
+              <w:left w:type="dxa" w:w="120"/>
+              <w:bottom w:type="dxa" w:w="80"/>
+              <w:right w:type="dxa" w:w="120"/>
+            </w:tcMar>
+          </w:tcPr>
+          <w:p>
+            <w:r>
+              <w:rPr>
+                <w:rFonts w:ascii="Arial" w:cs="Arial" w:eastAsia="Arial" w:hAnsi="Arial"/>
+                <w:b/>
+                <w:bCs/>
+                <w:color w:val="FFFFFF"/>
+                <w:sz w:val="20"/>
+                <w:szCs w:val="20"/>
+              </w:rPr>
+              <w:t xml:space="preserve">Schwellenwert</w:t>
+            </w:r>
+          </w:p>
+        </w:tc>
+        <w:tc>
+          <w:tcPr>
+            <w:tcW w:type="dxa" w:w="4360"/>
+            <w:tcBorders>
+              <w:top w:val="single" w:color="CCCCCC" w:sz="1"/>
+              <w:left w:val="single" w:color="CCCCCC" w:sz="1"/>
+              <w:bottom w:val="single" w:color="CCCCCC" w:sz="1"/>
+              <w:right w:val="single" w:color="CCCCCC" w:sz="1"/>
+            </w:tcBorders>
+            <w:shd w:fill="2C3E50" w:val="clear"/>
+            <w:tcMar>
+              <w:top w:type="dxa" w:w="80"/>
+              <w:left w:type="dxa" w:w="120"/>
+              <w:bottom w:type="dxa" w:w="80"/>
+              <w:right w:type="dxa" w:w="120"/>
+            </w:tcMar>
+          </w:tcPr>
+          <w:p>
+            <w:r>
+              <w:rPr>
+                <w:rFonts w:ascii="Arial" w:cs="Arial" w:eastAsia="Arial" w:hAnsi="Arial"/>
+                <w:b/>
+                <w:bCs/>
+                <w:color w:val="FFFFFF"/>
+                <w:sz w:val="20"/>
+                <w:szCs w:val="20"/>
+              </w:rPr>
+              <w:t xml:space="preserve">Interpretation</w:t>
+            </w:r>
+          </w:p>
+        </w:tc>
+      </w:tr>
+      <w:tr>
+        <w:tc>
+          <w:tcPr>
+            <w:tcW w:type="dxa" w:w="3200"/>
+            <w:tcBorders>
+              <w:top w:val="single" w:color="CCCCCC" w:sz="1"/>
+              <w:left w:val="single" w:color="CCCCCC" w:sz="1"/>
+              <w:bottom w:val="single" w:color="CCCCCC" w:sz="1"/>
+              <w:right w:val="single" w:color="CCCCCC" w:sz="1"/>
+            </w:tcBorders>
+            <w:tcMar>
+              <w:top w:type="dxa" w:w="80"/>
+              <w:left w:type="dxa" w:w="120"/>
+              <w:bottom w:type="dxa" w:w="80"/>
+              <w:right w:type="dxa" w:w="120"/>
+            </w:tcMar>
+          </w:tcPr>
+          <w:p>
+            <w:r>
+              <w:rPr>
+                <w:rFonts w:ascii="Arial" w:cs="Arial" w:eastAsia="Arial" w:hAnsi="Arial"/>
+                <w:sz w:val="20"/>
+                <w:szCs w:val="20"/>
+              </w:rPr>
+              <w:t xml:space="preserve">jowl_depth (links oder rechts)</w:t>
+            </w:r>
+          </w:p>
+        </w:tc>
+        <w:tc>
+          <w:tcPr>
+            <w:tcW w:type="dxa" w:w="1800"/>
+            <w:tcBorders>
+              <w:top w:val="single" w:color="CCCCCC" w:sz="1"/>
+              <w:left w:val="single" w:color="CCCCCC" w:sz="1"/>
+              <w:bottom w:val="single" w:color="CCCCCC" w:sz="1"/>
+              <w:right w:val="single" w:color="CCCCCC" w:sz="1"/>
+            </w:tcBorders>
+            <w:tcMar>
+              <w:top w:type="dxa" w:w="80"/>
+              <w:left w:type="dxa" w:w="120"/>
+              <w:bottom w:type="dxa" w:w="80"/>
+              <w:right w:type="dxa" w:w="120"/>
+            </w:tcMar>
+          </w:tcPr>
+          <w:p>
+            <w:r>
+              <w:rPr>
+                <w:rFonts w:ascii="Arial" w:cs="Arial" w:eastAsia="Arial" w:hAnsi="Arial"/>
+                <w:sz w:val="20"/>
+                <w:szCs w:val="20"/>
+              </w:rPr>
+              <w:t xml:space="preserve">&gt; 2,0 mm</w:t>
+            </w:r>
+          </w:p>
+        </w:tc>
+        <w:tc>
+          <w:tcPr>
+            <w:tcW w:type="dxa" w:w="4360"/>
+            <w:tcBorders>
+              <w:top w:val="single" w:color="CCCCCC" w:sz="1"/>
+              <w:left w:val="single" w:color="CCCCCC" w:sz="1"/>
+              <w:bottom w:val="single" w:color="CCCCCC" w:sz="1"/>
+              <w:right w:val="single" w:color="CCCCCC" w:sz="1"/>
+            </w:tcBorders>
+            <w:tcMar>
+              <w:top w:type="dxa" w:w="80"/>
+              <w:left w:type="dxa" w:w="120"/>
+              <w:bottom w:type="dxa" w:w="80"/>
+              <w:right w:type="dxa" w:w="120"/>
+            </w:tcMar>
+          </w:tcPr>
+          <w:p>
+            <w:r>
+              <w:rPr>
+                <w:rFonts w:ascii="Arial" w:cs="Arial" w:eastAsia="Arial" w:hAnsi="Arial"/>
+                <w:sz w:val="20"/>
+                <w:szCs w:val="20"/>
+              </w:rPr>
+              <w:t xml:space="preserve">Jawline Break detektiert (jawline_break_detected = true)</w:t>
+            </w:r>
+          </w:p>
+        </w:tc>
+      </w:tr>
+      <w:tr>
+        <w:tc>
+          <w:tcPr>
+            <w:tcW w:type="dxa" w:w="3200"/>
+            <w:tcBorders>
+              <w:top w:val="single" w:color="CCCCCC" w:sz="1"/>
+              <w:left w:val="single" w:color="CCCCCC" w:sz="1"/>
+              <w:bottom w:val="single" w:color="CCCCCC" w:sz="1"/>
+              <w:right w:val="single" w:color="CCCCCC" w:sz="1"/>
+            </w:tcBorders>
+            <w:tcMar>
+              <w:top w:type="dxa" w:w="80"/>
+              <w:left w:type="dxa" w:w="120"/>
+              <w:bottom w:type="dxa" w:w="80"/>
+              <w:right w:type="dxa" w:w="120"/>
+            </w:tcMar>
+          </w:tcPr>
+          <w:p>
+            <w:r>
+              <w:rPr>
+                <w:rFonts w:ascii="Arial" w:cs="Arial" w:eastAsia="Arial" w:hAnsi="Arial"/>
+                <w:sz w:val="20"/>
+                <w:szCs w:val="20"/>
+              </w:rPr>
+              <w:t xml:space="preserve">Asymmetrie</w:t>
+            </w:r>
+          </w:p>
+        </w:tc>
+        <w:tc>
+          <w:tcPr>
+            <w:tcW w:type="dxa" w:w="1800"/>
+            <w:tcBorders>
+              <w:top w:val="single" w:color="CCCCCC" w:sz="1"/>
+              <w:left w:val="single" w:color="CCCCCC" w:sz="1"/>
+              <w:bottom w:val="single" w:color="CCCCCC" w:sz="1"/>
+              <w:right w:val="single" w:color="CCCCCC" w:sz="1"/>
+            </w:tcBorders>
+            <w:tcMar>
+              <w:top w:type="dxa" w:w="80"/>
+              <w:left w:type="dxa" w:w="120"/>
+              <w:bottom w:type="dxa" w:w="80"/>
+              <w:right w:type="dxa" w:w="120"/>
+            </w:tcMar>
+          </w:tcPr>
+          <w:p>
+            <w:r>
+              <w:rPr>
+                <w:rFonts w:ascii="Arial" w:cs="Arial" w:eastAsia="Arial" w:hAnsi="Arial"/>
+                <w:sz w:val="20"/>
+                <w:szCs w:val="20"/>
+              </w:rPr>
+              <w:t xml:space="preserve">&gt; 1,5 mm</w:t>
+            </w:r>
+          </w:p>
+        </w:tc>
+        <w:tc>
+          <w:tcPr>
+            <w:tcW w:type="dxa" w:w="4360"/>
+            <w:tcBorders>
+              <w:top w:val="single" w:color="CCCCCC" w:sz="1"/>
+              <w:left w:val="single" w:color="CCCCCC" w:sz="1"/>
+              <w:bottom w:val="single" w:color="CCCCCC" w:sz="1"/>
+              <w:right w:val="single" w:color="CCCCCC" w:sz="1"/>
+            </w:tcBorders>
+            <w:tcMar>
+              <w:top w:type="dxa" w:w="80"/>
+              <w:left w:type="dxa" w:w="120"/>
+              <w:bottom w:type="dxa" w:w="80"/>
+              <w:right w:type="dxa" w:w="120"/>
+            </w:tcMar>
+          </w:tcPr>
+          <w:p>
+            <w:r>
+              <w:rPr>
+                <w:rFonts w:ascii="Arial" w:cs="Arial" w:eastAsia="Arial" w:hAnsi="Arial"/>
+                <w:sz w:val="20"/>
+                <w:szCs w:val="20"/>
+              </w:rPr>
+              <w:t xml:space="preserve">Einseitige Jowl-Bildung — ggf. asymmetrische Behandlung</w:t>
+            </w:r>
+          </w:p>
+        </w:tc>
+      </w:tr>
+      <w:tr>
+        <w:tc>
+          <w:tcPr>
+            <w:tcW w:type="dxa" w:w="3200"/>
+            <w:tcBorders>
+              <w:top w:val="single" w:color="CCCCCC" w:sz="1"/>
+              <w:left w:val="single" w:color="CCCCCC" w:sz="1"/>
+              <w:bottom w:val="single" w:color="CCCCCC" w:sz="1"/>
+              <w:right w:val="single" w:color="CCCCCC" w:sz="1"/>
+            </w:tcBorders>
+            <w:tcMar>
+              <w:top w:type="dxa" w:w="80"/>
+              <w:left w:type="dxa" w:w="120"/>
+              <w:bottom w:type="dxa" w:w="80"/>
+              <w:right w:type="dxa" w:w="120"/>
+            </w:tcMar>
+          </w:tcPr>
+          <w:p>
+            <w:r>
+              <w:rPr>
+                <w:rFonts w:ascii="Arial" w:cs="Arial" w:eastAsia="Arial" w:hAnsi="Arial"/>
+                <w:sz w:val="20"/>
+                <w:szCs w:val="20"/>
+              </w:rPr>
+              <w:t xml:space="preserve">Beide Seiten &gt; 2 mm</w:t>
+            </w:r>
+          </w:p>
+        </w:tc>
+        <w:tc>
+          <w:tcPr>
+            <w:tcW w:type="dxa" w:w="1800"/>
+            <w:tcBorders>
+              <w:top w:val="single" w:color="CCCCCC" w:sz="1"/>
+              <w:left w:val="single" w:color="CCCCCC" w:sz="1"/>
+              <w:bottom w:val="single" w:color="CCCCCC" w:sz="1"/>
+              <w:right w:val="single" w:color="CCCCCC" w:sz="1"/>
+            </w:tcBorders>
+            <w:tcMar>
+              <w:top w:type="dxa" w:w="80"/>
+              <w:left w:type="dxa" w:w="120"/>
+              <w:bottom w:type="dxa" w:w="80"/>
+              <w:right w:type="dxa" w:w="120"/>
+            </w:tcMar>
+          </w:tcPr>
+          <w:p>
+            <w:r>
+              <w:rPr>
+                <w:rFonts w:ascii="Arial" w:cs="Arial" w:eastAsia="Arial" w:hAnsi="Arial"/>
+                <w:sz w:val="20"/>
+                <w:szCs w:val="20"/>
+              </w:rPr>
+              <w:t xml:space="preserve">—</w:t>
+            </w:r>
+          </w:p>
+        </w:tc>
+        <w:tc>
+          <w:tcPr>
+            <w:tcW w:type="dxa" w:w="4360"/>
+            <w:tcBorders>
+              <w:top w:val="single" w:color="CCCCCC" w:sz="1"/>
+              <w:left w:val="single" w:color="CCCCCC" w:sz="1"/>
+              <w:bottom w:val="single" w:color="CCCCCC" w:sz="1"/>
+              <w:right w:val="single" w:color="CCCCCC" w:sz="1"/>
+            </w:tcBorders>
+            <w:tcMar>
+              <w:top w:type="dxa" w:w="80"/>
+              <w:left w:type="dxa" w:w="120"/>
+              <w:bottom w:type="dxa" w:w="80"/>
+              <w:right w:type="dxa" w:w="120"/>
+            </w:tcMar>
+          </w:tcPr>
+          <w:p>
+            <w:r>
+              <w:rPr>
+                <w:rFonts w:ascii="Arial" w:cs="Arial" w:eastAsia="Arial" w:hAnsi="Arial"/>
+                <w:sz w:val="20"/>
+                <w:szCs w:val="20"/>
+              </w:rPr>
+              <w:t xml:space="preserve">Strukturelle Filler-Augmentation in Jw1 + Jl1 empfohlen</w:t>
+            </w:r>
+          </w:p>
+        </w:tc>
+      </w:tr>
+    </w:tbl>
+    <w:p>
+      <w:pPr>
+        <w:spacing w:after="120"/>
+        <w:jc w:val="left"/>
+      </w:pPr>
+      <w:r>
+        <w:t xml:space="preserve">Die Behandlung des Pre-Jowl Sulcus sollte immer im Kontext der gesamten unteren Gesichtskontur betrachtet werden. Haeufig ist eine Kombination aus Kinn-Augmentation (Zone Ch1, supraperiostaler Bolus) und Jawline-Definition (Zone Jl1) effektiver als eine isolierte Jowl-Behandlung. Das Priorisierungssystem (vgl. Kapitel 13) ordnet Ch1 und Jl1 in die strukturelle Prioritaetsstufe P2 ein, waehrend Jw1 als Volumendefizit in P3 klassifiziert ist.</w:t>
       </w:r>
     </w:p>
     <w:p>
@@ -7813,12 +15262,20 @@
         <w:jc w:val="left"/>
       </w:pPr>
       <w:r>
+        <w:t xml:space="preserve">Die Gesichtsalterung ist ein multifaktorieller Prozess, der knoecherne Resorption, Fettkompartiment-Verschiebung, Muskeltonusveraenderungen und Hauterschlaffung umfasst. Die aging_engine des Aesthetic Biometrics Engine quantifiziert drei Aspekte der Alterung, die aus den 478 Landmark-Koordinaten und den 52 Blendshape-Koeffizienten abgeleitet werden koennen: Muskeltonus-Veraenderungen, gravitationelle Drift und periorbitale Alterung.</w:t>
+      </w:r>
+    </w:p>
+    <w:p>
+      <w:pPr>
+        <w:spacing w:after="120"/>
+        <w:jc w:val="left"/>
+      </w:pPr>
+      <w:r>
         <w:rPr>
-          <w:i/>
-          <w:iCs/>
-          <w:color w:val="888888"/>
+          <w:b/>
+          <w:bCs/>
         </w:rPr>
-        <w:t xml:space="preserve">Inhalt folgt in einer späteren Ausgabe.</w:t>
+        <w:t xml:space="preserve">WICHTIG: Blendshapes sind viewgebunden und werden NICHT ueber verschiedene Aufnahmen fusioniert. Die Aging-Analyse wird typischerweise auf der Frontalansicht durchgefuehrt.</w:t>
       </w:r>
     </w:p>
     <w:p>
@@ -7840,12 +15297,584 @@
         <w:jc w:val="left"/>
       </w:pPr>
       <w:r>
+        <w:t xml:space="preserve">Die mimische Muskulatur veraendert sich im Laufe des Lebens: Bestimmte Muskeln werden hyperaktiv (chronische Kontraktion fuehrt zu Faltenbildung), waehrend andere an Tonus verlieren (Erschlaffung fuehrt zu Ptosis und Konturverlust). Die Blendshape-Analyse ermoeglicht eine nicht-invasive Abschaetzung dieser Veraenderungen.</w:t>
+      </w:r>
+    </w:p>
+    <w:p>
+      <w:pPr>
+        <w:pStyle w:val="Heading3"/>
+        <w:spacing w:after="120" w:before="240"/>
+      </w:pPr>
+      <w:r>
         <w:rPr>
-          <w:i/>
-          <w:iCs/>
-          <w:color w:val="888888"/>
+          <w:b/>
+          <w:bCs/>
         </w:rPr>
-        <w:t xml:space="preserve">Inhalt folgt in einer späteren Ausgabe.</w:t>
+        <w:t xml:space="preserve">8.1.1 Blendshape-zu-Muskel-Mapping</w:t>
+      </w:r>
+    </w:p>
+    <w:p>
+      <w:pPr>
+        <w:spacing w:after="120"/>
+        <w:jc w:val="left"/>
+      </w:pPr>
+      <w:r>
+        <w:t xml:space="preserve">Das System gruppiert die 52 Blendshape-Koeffizienten in vier klinisch relevante Muskelgruppen:</w:t>
+      </w:r>
+    </w:p>
+    <w:p>
+      <w:pPr>
+        <w:spacing w:after="120"/>
+        <w:jc w:val="left"/>
+      </w:pPr>
+      <w:r>
+        <w:rPr>
+          <w:b/>
+          <w:bCs/>
+        </w:rPr>
+        <w:t xml:space="preserve">Tabelle 8.1: Blendshape-Gruppen und ihre klinische Interpretation</w:t>
+      </w:r>
+    </w:p>
+    <w:tbl>
+      <w:tblPr>
+        <w:tblW w:type="dxa" w:w="9360"/>
+        <w:tblBorders>
+          <w:top w:val="single" w:color="auto" w:sz="4"/>
+          <w:left w:val="single" w:color="auto" w:sz="4"/>
+          <w:bottom w:val="single" w:color="auto" w:sz="4"/>
+          <w:right w:val="single" w:color="auto" w:sz="4"/>
+          <w:insideH w:val="single" w:color="auto" w:sz="4"/>
+          <w:insideV w:val="single" w:color="auto" w:sz="4"/>
+        </w:tblBorders>
+      </w:tblPr>
+      <w:tblGrid>
+        <w:gridCol w:w="2000"/>
+        <w:gridCol w:w="3800"/>
+        <w:gridCol w:w="3560"/>
+      </w:tblGrid>
+      <w:tr>
+        <w:tc>
+          <w:tcPr>
+            <w:tcW w:type="dxa" w:w="2000"/>
+            <w:tcBorders>
+              <w:top w:val="single" w:color="CCCCCC" w:sz="1"/>
+              <w:left w:val="single" w:color="CCCCCC" w:sz="1"/>
+              <w:bottom w:val="single" w:color="CCCCCC" w:sz="1"/>
+              <w:right w:val="single" w:color="CCCCCC" w:sz="1"/>
+            </w:tcBorders>
+            <w:shd w:fill="2C3E50" w:val="clear"/>
+            <w:tcMar>
+              <w:top w:type="dxa" w:w="80"/>
+              <w:left w:type="dxa" w:w="120"/>
+              <w:bottom w:type="dxa" w:w="80"/>
+              <w:right w:type="dxa" w:w="120"/>
+            </w:tcMar>
+          </w:tcPr>
+          <w:p>
+            <w:r>
+              <w:rPr>
+                <w:rFonts w:ascii="Arial" w:cs="Arial" w:eastAsia="Arial" w:hAnsi="Arial"/>
+                <w:b/>
+                <w:bCs/>
+                <w:color w:val="FFFFFF"/>
+                <w:sz w:val="20"/>
+                <w:szCs w:val="20"/>
+              </w:rPr>
+              <w:t xml:space="preserve">Muskelgruppe</w:t>
+            </w:r>
+          </w:p>
+        </w:tc>
+        <w:tc>
+          <w:tcPr>
+            <w:tcW w:type="dxa" w:w="3800"/>
+            <w:tcBorders>
+              <w:top w:val="single" w:color="CCCCCC" w:sz="1"/>
+              <w:left w:val="single" w:color="CCCCCC" w:sz="1"/>
+              <w:bottom w:val="single" w:color="CCCCCC" w:sz="1"/>
+              <w:right w:val="single" w:color="CCCCCC" w:sz="1"/>
+            </w:tcBorders>
+            <w:shd w:fill="2C3E50" w:val="clear"/>
+            <w:tcMar>
+              <w:top w:type="dxa" w:w="80"/>
+              <w:left w:type="dxa" w:w="120"/>
+              <w:bottom w:type="dxa" w:w="80"/>
+              <w:right w:type="dxa" w:w="120"/>
+            </w:tcMar>
+          </w:tcPr>
+          <w:p>
+            <w:r>
+              <w:rPr>
+                <w:rFonts w:ascii="Arial" w:cs="Arial" w:eastAsia="Arial" w:hAnsi="Arial"/>
+                <w:b/>
+                <w:bCs/>
+                <w:color w:val="FFFFFF"/>
+                <w:sz w:val="20"/>
+                <w:szCs w:val="20"/>
+              </w:rPr>
+              <w:t xml:space="preserve">Blendshapes</w:t>
+            </w:r>
+          </w:p>
+        </w:tc>
+        <w:tc>
+          <w:tcPr>
+            <w:tcW w:type="dxa" w:w="3560"/>
+            <w:tcBorders>
+              <w:top w:val="single" w:color="CCCCCC" w:sz="1"/>
+              <w:left w:val="single" w:color="CCCCCC" w:sz="1"/>
+              <w:bottom w:val="single" w:color="CCCCCC" w:sz="1"/>
+              <w:right w:val="single" w:color="CCCCCC" w:sz="1"/>
+            </w:tcBorders>
+            <w:shd w:fill="2C3E50" w:val="clear"/>
+            <w:tcMar>
+              <w:top w:type="dxa" w:w="80"/>
+              <w:left w:type="dxa" w:w="120"/>
+              <w:bottom w:type="dxa" w:w="80"/>
+              <w:right w:type="dxa" w:w="120"/>
+            </w:tcMar>
+          </w:tcPr>
+          <w:p>
+            <w:r>
+              <w:rPr>
+                <w:rFonts w:ascii="Arial" w:cs="Arial" w:eastAsia="Arial" w:hAnsi="Arial"/>
+                <w:b/>
+                <w:bCs/>
+                <w:color w:val="FFFFFF"/>
+                <w:sz w:val="20"/>
+                <w:szCs w:val="20"/>
+              </w:rPr>
+              <w:t xml:space="preserve">Klinische Bedeutung bei erhoehter Ruheaktivierung</w:t>
+            </w:r>
+          </w:p>
+        </w:tc>
+      </w:tr>
+      <w:tr>
+        <w:tc>
+          <w:tcPr>
+            <w:tcW w:type="dxa" w:w="2000"/>
+            <w:tcBorders>
+              <w:top w:val="single" w:color="CCCCCC" w:sz="1"/>
+              <w:left w:val="single" w:color="CCCCCC" w:sz="1"/>
+              <w:bottom w:val="single" w:color="CCCCCC" w:sz="1"/>
+              <w:right w:val="single" w:color="CCCCCC" w:sz="1"/>
+            </w:tcBorders>
+            <w:tcMar>
+              <w:top w:type="dxa" w:w="80"/>
+              <w:left w:type="dxa" w:w="120"/>
+              <w:bottom w:type="dxa" w:w="80"/>
+              <w:right w:type="dxa" w:w="120"/>
+            </w:tcMar>
+          </w:tcPr>
+          <w:p>
+            <w:r>
+              <w:rPr>
+                <w:rFonts w:ascii="Arial" w:cs="Arial" w:eastAsia="Arial" w:hAnsi="Arial"/>
+                <w:sz w:val="20"/>
+                <w:szCs w:val="20"/>
+              </w:rPr>
+              <w:t xml:space="preserve">Frontalis (Stirnheber)</w:t>
+            </w:r>
+          </w:p>
+        </w:tc>
+        <w:tc>
+          <w:tcPr>
+            <w:tcW w:type="dxa" w:w="3800"/>
+            <w:tcBorders>
+              <w:top w:val="single" w:color="CCCCCC" w:sz="1"/>
+              <w:left w:val="single" w:color="CCCCCC" w:sz="1"/>
+              <w:bottom w:val="single" w:color="CCCCCC" w:sz="1"/>
+              <w:right w:val="single" w:color="CCCCCC" w:sz="1"/>
+            </w:tcBorders>
+            <w:tcMar>
+              <w:top w:type="dxa" w:w="80"/>
+              <w:left w:type="dxa" w:w="120"/>
+              <w:bottom w:type="dxa" w:w="80"/>
+              <w:right w:type="dxa" w:w="120"/>
+            </w:tcMar>
+          </w:tcPr>
+          <w:p>
+            <w:r>
+              <w:rPr>
+                <w:rFonts w:ascii="Arial" w:cs="Arial" w:eastAsia="Arial" w:hAnsi="Arial"/>
+                <w:sz w:val="20"/>
+                <w:szCs w:val="20"/>
+              </w:rPr>
+              <w:t xml:space="preserve">browInnerUp, browOuterUpLeft, browOuterUpRight</w:t>
+            </w:r>
+          </w:p>
+        </w:tc>
+        <w:tc>
+          <w:tcPr>
+            <w:tcW w:type="dxa" w:w="3560"/>
+            <w:tcBorders>
+              <w:top w:val="single" w:color="CCCCCC" w:sz="1"/>
+              <w:left w:val="single" w:color="CCCCCC" w:sz="1"/>
+              <w:bottom w:val="single" w:color="CCCCCC" w:sz="1"/>
+              <w:right w:val="single" w:color="CCCCCC" w:sz="1"/>
+            </w:tcBorders>
+            <w:tcMar>
+              <w:top w:type="dxa" w:w="80"/>
+              <w:left w:type="dxa" w:w="120"/>
+              <w:bottom w:type="dxa" w:w="80"/>
+              <w:right w:type="dxa" w:w="120"/>
+            </w:tcMar>
+          </w:tcPr>
+          <w:p>
+            <w:r>
+              <w:rPr>
+                <w:rFonts w:ascii="Arial" w:cs="Arial" w:eastAsia="Arial" w:hAnsi="Arial"/>
+                <w:sz w:val="20"/>
+                <w:szCs w:val="20"/>
+              </w:rPr>
+              <w:t xml:space="preserve">Kompensatorische Hyperaktivitaet bei Brauenptosis; horizontale Stirnfalten</w:t>
+            </w:r>
+          </w:p>
+        </w:tc>
+      </w:tr>
+      <w:tr>
+        <w:tc>
+          <w:tcPr>
+            <w:tcW w:type="dxa" w:w="2000"/>
+            <w:tcBorders>
+              <w:top w:val="single" w:color="CCCCCC" w:sz="1"/>
+              <w:left w:val="single" w:color="CCCCCC" w:sz="1"/>
+              <w:bottom w:val="single" w:color="CCCCCC" w:sz="1"/>
+              <w:right w:val="single" w:color="CCCCCC" w:sz="1"/>
+            </w:tcBorders>
+            <w:tcMar>
+              <w:top w:type="dxa" w:w="80"/>
+              <w:left w:type="dxa" w:w="120"/>
+              <w:bottom w:type="dxa" w:w="80"/>
+              <w:right w:type="dxa" w:w="120"/>
+            </w:tcMar>
+          </w:tcPr>
+          <w:p>
+            <w:r>
+              <w:rPr>
+                <w:rFonts w:ascii="Arial" w:cs="Arial" w:eastAsia="Arial" w:hAnsi="Arial"/>
+                <w:sz w:val="20"/>
+                <w:szCs w:val="20"/>
+              </w:rPr>
+              <w:t xml:space="preserve">Corrugator (Brauensenker)</w:t>
+            </w:r>
+          </w:p>
+        </w:tc>
+        <w:tc>
+          <w:tcPr>
+            <w:tcW w:type="dxa" w:w="3800"/>
+            <w:tcBorders>
+              <w:top w:val="single" w:color="CCCCCC" w:sz="1"/>
+              <w:left w:val="single" w:color="CCCCCC" w:sz="1"/>
+              <w:bottom w:val="single" w:color="CCCCCC" w:sz="1"/>
+              <w:right w:val="single" w:color="CCCCCC" w:sz="1"/>
+            </w:tcBorders>
+            <w:tcMar>
+              <w:top w:type="dxa" w:w="80"/>
+              <w:left w:type="dxa" w:w="120"/>
+              <w:bottom w:type="dxa" w:w="80"/>
+              <w:right w:type="dxa" w:w="120"/>
+            </w:tcMar>
+          </w:tcPr>
+          <w:p>
+            <w:r>
+              <w:rPr>
+                <w:rFonts w:ascii="Arial" w:cs="Arial" w:eastAsia="Arial" w:hAnsi="Arial"/>
+                <w:sz w:val="20"/>
+                <w:szCs w:val="20"/>
+              </w:rPr>
+              <w:t xml:space="preserve">browDownLeft, browDownRight</w:t>
+            </w:r>
+          </w:p>
+        </w:tc>
+        <w:tc>
+          <w:tcPr>
+            <w:tcW w:type="dxa" w:w="3560"/>
+            <w:tcBorders>
+              <w:top w:val="single" w:color="CCCCCC" w:sz="1"/>
+              <w:left w:val="single" w:color="CCCCCC" w:sz="1"/>
+              <w:bottom w:val="single" w:color="CCCCCC" w:sz="1"/>
+              <w:right w:val="single" w:color="CCCCCC" w:sz="1"/>
+            </w:tcBorders>
+            <w:tcMar>
+              <w:top w:type="dxa" w:w="80"/>
+              <w:left w:type="dxa" w:w="120"/>
+              <w:bottom w:type="dxa" w:w="80"/>
+              <w:right w:type="dxa" w:w="120"/>
+            </w:tcMar>
+          </w:tcPr>
+          <w:p>
+            <w:r>
+              <w:rPr>
+                <w:rFonts w:ascii="Arial" w:cs="Arial" w:eastAsia="Arial" w:hAnsi="Arial"/>
+                <w:sz w:val="20"/>
+                <w:szCs w:val="20"/>
+              </w:rPr>
+              <w:t xml:space="preserve">Glabella-„11-Linien“; chronische Muskelspannung</w:t>
+            </w:r>
+          </w:p>
+        </w:tc>
+      </w:tr>
+      <w:tr>
+        <w:tc>
+          <w:tcPr>
+            <w:tcW w:type="dxa" w:w="2000"/>
+            <w:tcBorders>
+              <w:top w:val="single" w:color="CCCCCC" w:sz="1"/>
+              <w:left w:val="single" w:color="CCCCCC" w:sz="1"/>
+              <w:bottom w:val="single" w:color="CCCCCC" w:sz="1"/>
+              <w:right w:val="single" w:color="CCCCCC" w:sz="1"/>
+            </w:tcBorders>
+            <w:tcMar>
+              <w:top w:type="dxa" w:w="80"/>
+              <w:left w:type="dxa" w:w="120"/>
+              <w:bottom w:type="dxa" w:w="80"/>
+              <w:right w:type="dxa" w:w="120"/>
+            </w:tcMar>
+          </w:tcPr>
+          <w:p>
+            <w:r>
+              <w:rPr>
+                <w:rFonts w:ascii="Arial" w:cs="Arial" w:eastAsia="Arial" w:hAnsi="Arial"/>
+                <w:sz w:val="20"/>
+                <w:szCs w:val="20"/>
+              </w:rPr>
+              <w:t xml:space="preserve">Orbicularis (perioral)</w:t>
+            </w:r>
+          </w:p>
+        </w:tc>
+        <w:tc>
+          <w:tcPr>
+            <w:tcW w:type="dxa" w:w="3800"/>
+            <w:tcBorders>
+              <w:top w:val="single" w:color="CCCCCC" w:sz="1"/>
+              <w:left w:val="single" w:color="CCCCCC" w:sz="1"/>
+              <w:bottom w:val="single" w:color="CCCCCC" w:sz="1"/>
+              <w:right w:val="single" w:color="CCCCCC" w:sz="1"/>
+            </w:tcBorders>
+            <w:tcMar>
+              <w:top w:type="dxa" w:w="80"/>
+              <w:left w:type="dxa" w:w="120"/>
+              <w:bottom w:type="dxa" w:w="80"/>
+              <w:right w:type="dxa" w:w="120"/>
+            </w:tcMar>
+          </w:tcPr>
+          <w:p>
+            <w:r>
+              <w:rPr>
+                <w:rFonts w:ascii="Arial" w:cs="Arial" w:eastAsia="Arial" w:hAnsi="Arial"/>
+                <w:sz w:val="20"/>
+                <w:szCs w:val="20"/>
+              </w:rPr>
+              <w:t xml:space="preserve">mouthPucker, mouthFunnel, mouthPressLeft, mouthPressRight</w:t>
+            </w:r>
+          </w:p>
+        </w:tc>
+        <w:tc>
+          <w:tcPr>
+            <w:tcW w:type="dxa" w:w="3560"/>
+            <w:tcBorders>
+              <w:top w:val="single" w:color="CCCCCC" w:sz="1"/>
+              <w:left w:val="single" w:color="CCCCCC" w:sz="1"/>
+              <w:bottom w:val="single" w:color="CCCCCC" w:sz="1"/>
+              <w:right w:val="single" w:color="CCCCCC" w:sz="1"/>
+            </w:tcBorders>
+            <w:tcMar>
+              <w:top w:type="dxa" w:w="80"/>
+              <w:left w:type="dxa" w:w="120"/>
+              <w:bottom w:type="dxa" w:w="80"/>
+              <w:right w:type="dxa" w:w="120"/>
+            </w:tcMar>
+          </w:tcPr>
+          <w:p>
+            <w:r>
+              <w:rPr>
+                <w:rFonts w:ascii="Arial" w:cs="Arial" w:eastAsia="Arial" w:hAnsi="Arial"/>
+                <w:sz w:val="20"/>
+                <w:szCs w:val="20"/>
+              </w:rPr>
+              <w:t xml:space="preserve">Niedriger Tonus deutet auf periorale Alterung hin</w:t>
+            </w:r>
+          </w:p>
+        </w:tc>
+      </w:tr>
+      <w:tr>
+        <w:tc>
+          <w:tcPr>
+            <w:tcW w:type="dxa" w:w="2000"/>
+            <w:tcBorders>
+              <w:top w:val="single" w:color="CCCCCC" w:sz="1"/>
+              <w:left w:val="single" w:color="CCCCCC" w:sz="1"/>
+              <w:bottom w:val="single" w:color="CCCCCC" w:sz="1"/>
+              <w:right w:val="single" w:color="CCCCCC" w:sz="1"/>
+            </w:tcBorders>
+            <w:tcMar>
+              <w:top w:type="dxa" w:w="80"/>
+              <w:left w:type="dxa" w:w="120"/>
+              <w:bottom w:type="dxa" w:w="80"/>
+              <w:right w:type="dxa" w:w="120"/>
+            </w:tcMar>
+          </w:tcPr>
+          <w:p>
+            <w:r>
+              <w:rPr>
+                <w:rFonts w:ascii="Arial" w:cs="Arial" w:eastAsia="Arial" w:hAnsi="Arial"/>
+                <w:sz w:val="20"/>
+                <w:szCs w:val="20"/>
+              </w:rPr>
+              <w:t xml:space="preserve">Masseter (Kiefer)</w:t>
+            </w:r>
+          </w:p>
+        </w:tc>
+        <w:tc>
+          <w:tcPr>
+            <w:tcW w:type="dxa" w:w="3800"/>
+            <w:tcBorders>
+              <w:top w:val="single" w:color="CCCCCC" w:sz="1"/>
+              <w:left w:val="single" w:color="CCCCCC" w:sz="1"/>
+              <w:bottom w:val="single" w:color="CCCCCC" w:sz="1"/>
+              <w:right w:val="single" w:color="CCCCCC" w:sz="1"/>
+            </w:tcBorders>
+            <w:tcMar>
+              <w:top w:type="dxa" w:w="80"/>
+              <w:left w:type="dxa" w:w="120"/>
+              <w:bottom w:type="dxa" w:w="80"/>
+              <w:right w:type="dxa" w:w="120"/>
+            </w:tcMar>
+          </w:tcPr>
+          <w:p>
+            <w:r>
+              <w:rPr>
+                <w:rFonts w:ascii="Arial" w:cs="Arial" w:eastAsia="Arial" w:hAnsi="Arial"/>
+                <w:sz w:val="20"/>
+                <w:szCs w:val="20"/>
+              </w:rPr>
+              <w:t xml:space="preserve">jawOpen, jawForward, jawLeft, jawRight</w:t>
+            </w:r>
+          </w:p>
+        </w:tc>
+        <w:tc>
+          <w:tcPr>
+            <w:tcW w:type="dxa" w:w="3560"/>
+            <w:tcBorders>
+              <w:top w:val="single" w:color="CCCCCC" w:sz="1"/>
+              <w:left w:val="single" w:color="CCCCCC" w:sz="1"/>
+              <w:bottom w:val="single" w:color="CCCCCC" w:sz="1"/>
+              <w:right w:val="single" w:color="CCCCCC" w:sz="1"/>
+            </w:tcBorders>
+            <w:tcMar>
+              <w:top w:type="dxa" w:w="80"/>
+              <w:left w:type="dxa" w:w="120"/>
+              <w:bottom w:type="dxa" w:w="80"/>
+              <w:right w:type="dxa" w:w="120"/>
+            </w:tcMar>
+          </w:tcPr>
+          <w:p>
+            <w:r>
+              <w:rPr>
+                <w:rFonts w:ascii="Arial" w:cs="Arial" w:eastAsia="Arial" w:hAnsi="Arial"/>
+                <w:sz w:val="20"/>
+                <w:szCs w:val="20"/>
+              </w:rPr>
+              <w:t xml:space="preserve">Erhoehte Aktivitaet bei Bruxismus/Kieferpressen</w:t>
+            </w:r>
+          </w:p>
+        </w:tc>
+      </w:tr>
+    </w:tbl>
+    <w:p>
+      <w:pPr>
+        <w:pStyle w:val="Heading3"/>
+        <w:spacing w:after="120" w:before="240"/>
+      </w:pPr>
+      <w:r>
+        <w:rPr>
+          <w:b/>
+          <w:bCs/>
+        </w:rPr>
+        <w:t xml:space="preserve">8.1.2 Severity-Berechnung</w:t>
+      </w:r>
+    </w:p>
+    <w:p>
+      <w:pPr>
+        <w:spacing w:after="120"/>
+        <w:jc w:val="left"/>
+      </w:pPr>
+      <w:r>
+        <w:t xml:space="preserve">Der overall_muscle_age_indicator (0–10) berechnet sich aus den gemittelten Blendshape-Werten der vier Gruppen:</w:t>
+      </w:r>
+    </w:p>
+    <w:p>
+      <w:pPr>
+        <w:spacing w:after="120"/>
+        <w:jc w:val="left"/>
+      </w:pPr>
+      <w:r>
+        <w:rPr>
+          <w:b/>
+          <w:bCs/>
+        </w:rPr>
+        <w:t xml:space="preserve">severity = frontalis × 3,0 + corrugator × 3,0 + (1 − orbicularis) × 2,0 + masseter × 2,0</w:t>
+      </w:r>
+    </w:p>
+    <w:p>
+      <w:pPr>
+        <w:spacing w:after="120"/>
+        <w:jc w:val="left"/>
+      </w:pPr>
+      <w:r>
+        <w:t xml:space="preserve">Hierbei wird die Orbicularis-Aktivierung invertiert: Ein niedriger Orbicularis-Tonus (Wert nahe 0) erhoet den Severity-Score, da dies auf periorale Erschlaffung hindeutet. Frontalis und Corrugator erhalten die hoechste Gewichtung (je 3,0), da ihre Hyperaktivitaet die haeufigste Neurotoxin-Indikation darstellt (vgl. Kapitel 11, Tabelle 11.2).</w:t>
+      </w:r>
+    </w:p>
+    <w:p>
+      <w:pPr>
+        <w:spacing w:after="120"/>
+        <w:jc w:val="left"/>
+      </w:pPr>
+      <w:r>
+        <w:rPr>
+          <w:b/>
+          <w:bCs/>
+        </w:rPr>
+        <w:t xml:space="preserve">Interpretation der Muskeltonus-Werte:</w:t>
+      </w:r>
+    </w:p>
+    <w:p>
+      <w:pPr>
+        <w:spacing w:after="120"/>
+        <w:ind w:left="360"/>
+        <w:jc w:val="left"/>
+      </w:pPr>
+      <w:r>
+        <w:t xml:space="preserve">• frontalis_compensation &gt; 0,15: Kompensatorische Brauenhebung — Vorsicht bei isolierter Frontalis-Behandlung (Ptosis-Risiko, vgl. Kapitel 14.4)</w:t>
+      </w:r>
+    </w:p>
+    <w:p>
+      <w:pPr>
+        <w:spacing w:after="120"/>
+        <w:ind w:left="360"/>
+        <w:jc w:val="left"/>
+      </w:pPr>
+      <w:r>
+        <w:t xml:space="preserve">• corrugator_activity &gt; 0,20: Erhoehte Glabella-Spannung in Ruhe — Neurotoxin-Indikation fuer Zone Bw2</w:t>
+      </w:r>
+    </w:p>
+    <w:p>
+      <w:pPr>
+        <w:spacing w:after="120"/>
+        <w:ind w:left="360"/>
+        <w:jc w:val="left"/>
+      </w:pPr>
+      <w:r>
+        <w:t xml:space="preserve">• orbicularis_tone &lt; 0,05: Periorale Hypotonie — Lip Flip oder periorale Behandlung in Betracht ziehen</w:t>
+      </w:r>
+    </w:p>
+    <w:p>
+      <w:pPr>
+        <w:spacing w:after="120"/>
+        <w:ind w:left="360"/>
+        <w:jc w:val="left"/>
+      </w:pPr>
+      <w:r>
+        <w:t xml:space="preserve">• masseter_activity &gt; 0,15: Moeglicher Bruxismus — Masseter-Hypertrophie-Behandlung mit Neurotoxin erwaegen</w:t>
       </w:r>
     </w:p>
     <w:p>
@@ -7867,12 +15896,592 @@
         <w:jc w:val="left"/>
       </w:pPr>
       <w:r>
+        <w:t xml:space="preserve">Mit zunehmendem Alter sinken die Weichgewebe des Gesichts unter dem Einfluss der Schwerkraft nach inferior ab. Dieser als gravitationelle Drift bezeichnete Prozess betrifft alle Gesichtsschichten: Haut, SMAS, Fettkompartimente und Retaining Ligaments. Die Analyse misst die vertikale Verschiebung von Landmarks relativ zu idealen (jugendlichen) Positionen.</w:t>
+      </w:r>
+    </w:p>
+    <w:p>
+      <w:pPr>
+        <w:pStyle w:val="Heading3"/>
+        <w:spacing w:after="120" w:before="240"/>
+      </w:pPr>
+      <w:r>
         <w:rPr>
-          <w:i/>
-          <w:iCs/>
-          <w:color w:val="888888"/>
+          <w:b/>
+          <w:bCs/>
         </w:rPr>
-        <w:t xml:space="preserve">Inhalt folgt in einer späteren Ausgabe.</w:t>
+        <w:t xml:space="preserve">8.2.1 Drei Driftindikatoren</w:t>
+      </w:r>
+    </w:p>
+    <w:p>
+      <w:pPr>
+        <w:spacing w:after="120"/>
+        <w:jc w:val="left"/>
+      </w:pPr>
+      <w:r>
+        <w:rPr>
+          <w:b/>
+          <w:bCs/>
+        </w:rPr>
+        <w:t xml:space="preserve">Tabelle 8.2: Gravitationelle Driftindikatoren</w:t>
+      </w:r>
+    </w:p>
+    <w:tbl>
+      <w:tblPr>
+        <w:tblW w:type="dxa" w:w="9360"/>
+        <w:tblBorders>
+          <w:top w:val="single" w:color="auto" w:sz="4"/>
+          <w:left w:val="single" w:color="auto" w:sz="4"/>
+          <w:bottom w:val="single" w:color="auto" w:sz="4"/>
+          <w:right w:val="single" w:color="auto" w:sz="4"/>
+          <w:insideH w:val="single" w:color="auto" w:sz="4"/>
+          <w:insideV w:val="single" w:color="auto" w:sz="4"/>
+        </w:tblBorders>
+      </w:tblPr>
+      <w:tblGrid>
+        <w:gridCol w:w="2000"/>
+        <w:gridCol w:w="3000"/>
+        <w:gridCol w:w="1800"/>
+        <w:gridCol w:w="2560"/>
+      </w:tblGrid>
+      <w:tr>
+        <w:tc>
+          <w:tcPr>
+            <w:tcW w:type="dxa" w:w="2000"/>
+            <w:tcBorders>
+              <w:top w:val="single" w:color="CCCCCC" w:sz="1"/>
+              <w:left w:val="single" w:color="CCCCCC" w:sz="1"/>
+              <w:bottom w:val="single" w:color="CCCCCC" w:sz="1"/>
+              <w:right w:val="single" w:color="CCCCCC" w:sz="1"/>
+            </w:tcBorders>
+            <w:shd w:fill="2C3E50" w:val="clear"/>
+            <w:tcMar>
+              <w:top w:type="dxa" w:w="80"/>
+              <w:left w:type="dxa" w:w="120"/>
+              <w:bottom w:type="dxa" w:w="80"/>
+              <w:right w:type="dxa" w:w="120"/>
+            </w:tcMar>
+          </w:tcPr>
+          <w:p>
+            <w:r>
+              <w:rPr>
+                <w:rFonts w:ascii="Arial" w:cs="Arial" w:eastAsia="Arial" w:hAnsi="Arial"/>
+                <w:b/>
+                <w:bCs/>
+                <w:color w:val="FFFFFF"/>
+                <w:sz w:val="20"/>
+                <w:szCs w:val="20"/>
+              </w:rPr>
+              <w:t xml:space="preserve">Indikator</w:t>
+            </w:r>
+          </w:p>
+        </w:tc>
+        <w:tc>
+          <w:tcPr>
+            <w:tcW w:type="dxa" w:w="3000"/>
+            <w:tcBorders>
+              <w:top w:val="single" w:color="CCCCCC" w:sz="1"/>
+              <w:left w:val="single" w:color="CCCCCC" w:sz="1"/>
+              <w:bottom w:val="single" w:color="CCCCCC" w:sz="1"/>
+              <w:right w:val="single" w:color="CCCCCC" w:sz="1"/>
+            </w:tcBorders>
+            <w:shd w:fill="2C3E50" w:val="clear"/>
+            <w:tcMar>
+              <w:top w:type="dxa" w:w="80"/>
+              <w:left w:type="dxa" w:w="120"/>
+              <w:bottom w:type="dxa" w:w="80"/>
+              <w:right w:type="dxa" w:w="120"/>
+            </w:tcMar>
+          </w:tcPr>
+          <w:p>
+            <w:r>
+              <w:rPr>
+                <w:rFonts w:ascii="Arial" w:cs="Arial" w:eastAsia="Arial" w:hAnsi="Arial"/>
+                <w:b/>
+                <w:bCs/>
+                <w:color w:val="FFFFFF"/>
+                <w:sz w:val="20"/>
+                <w:szCs w:val="20"/>
+              </w:rPr>
+              <w:t xml:space="preserve">Messung</w:t>
+            </w:r>
+          </w:p>
+        </w:tc>
+        <w:tc>
+          <w:tcPr>
+            <w:tcW w:type="dxa" w:w="1800"/>
+            <w:tcBorders>
+              <w:top w:val="single" w:color="CCCCCC" w:sz="1"/>
+              <w:left w:val="single" w:color="CCCCCC" w:sz="1"/>
+              <w:bottom w:val="single" w:color="CCCCCC" w:sz="1"/>
+              <w:right w:val="single" w:color="CCCCCC" w:sz="1"/>
+            </w:tcBorders>
+            <w:shd w:fill="2C3E50" w:val="clear"/>
+            <w:tcMar>
+              <w:top w:type="dxa" w:w="80"/>
+              <w:left w:type="dxa" w:w="120"/>
+              <w:bottom w:type="dxa" w:w="80"/>
+              <w:right w:type="dxa" w:w="120"/>
+            </w:tcMar>
+          </w:tcPr>
+          <w:p>
+            <w:r>
+              <w:rPr>
+                <w:rFonts w:ascii="Arial" w:cs="Arial" w:eastAsia="Arial" w:hAnsi="Arial"/>
+                <w:b/>
+                <w:bCs/>
+                <w:color w:val="FFFFFF"/>
+                <w:sz w:val="20"/>
+                <w:szCs w:val="20"/>
+              </w:rPr>
+              <w:t xml:space="preserve">Ideale Distanz (Pixel)</w:t>
+            </w:r>
+          </w:p>
+        </w:tc>
+        <w:tc>
+          <w:tcPr>
+            <w:tcW w:type="dxa" w:w="2560"/>
+            <w:tcBorders>
+              <w:top w:val="single" w:color="CCCCCC" w:sz="1"/>
+              <w:left w:val="single" w:color="CCCCCC" w:sz="1"/>
+              <w:bottom w:val="single" w:color="CCCCCC" w:sz="1"/>
+              <w:right w:val="single" w:color="CCCCCC" w:sz="1"/>
+            </w:tcBorders>
+            <w:shd w:fill="2C3E50" w:val="clear"/>
+            <w:tcMar>
+              <w:top w:type="dxa" w:w="80"/>
+              <w:left w:type="dxa" w:w="120"/>
+              <w:bottom w:type="dxa" w:w="80"/>
+              <w:right w:type="dxa" w:w="120"/>
+            </w:tcMar>
+          </w:tcPr>
+          <w:p>
+            <w:r>
+              <w:rPr>
+                <w:rFonts w:ascii="Arial" w:cs="Arial" w:eastAsia="Arial" w:hAnsi="Arial"/>
+                <w:b/>
+                <w:bCs/>
+                <w:color w:val="FFFFFF"/>
+                <w:sz w:val="20"/>
+                <w:szCs w:val="20"/>
+              </w:rPr>
+              <w:t xml:space="preserve">Betroffene Zonen</w:t>
+            </w:r>
+          </w:p>
+        </w:tc>
+      </w:tr>
+      <w:tr>
+        <w:tc>
+          <w:tcPr>
+            <w:tcW w:type="dxa" w:w="2000"/>
+            <w:tcBorders>
+              <w:top w:val="single" w:color="CCCCCC" w:sz="1"/>
+              <w:left w:val="single" w:color="CCCCCC" w:sz="1"/>
+              <w:bottom w:val="single" w:color="CCCCCC" w:sz="1"/>
+              <w:right w:val="single" w:color="CCCCCC" w:sz="1"/>
+            </w:tcBorders>
+            <w:tcMar>
+              <w:top w:type="dxa" w:w="80"/>
+              <w:left w:type="dxa" w:w="120"/>
+              <w:bottom w:type="dxa" w:w="80"/>
+              <w:right w:type="dxa" w:w="120"/>
+            </w:tcMar>
+          </w:tcPr>
+          <w:p>
+            <w:r>
+              <w:rPr>
+                <w:rFonts w:ascii="Arial" w:cs="Arial" w:eastAsia="Arial" w:hAnsi="Arial"/>
+                <w:sz w:val="20"/>
+                <w:szCs w:val="20"/>
+              </w:rPr>
+              <w:t xml:space="preserve">Brauendeszensus</w:t>
+            </w:r>
+          </w:p>
+        </w:tc>
+        <w:tc>
+          <w:tcPr>
+            <w:tcW w:type="dxa" w:w="3000"/>
+            <w:tcBorders>
+              <w:top w:val="single" w:color="CCCCCC" w:sz="1"/>
+              <w:left w:val="single" w:color="CCCCCC" w:sz="1"/>
+              <w:bottom w:val="single" w:color="CCCCCC" w:sz="1"/>
+              <w:right w:val="single" w:color="CCCCCC" w:sz="1"/>
+            </w:tcBorders>
+            <w:tcMar>
+              <w:top w:type="dxa" w:w="80"/>
+              <w:left w:type="dxa" w:w="120"/>
+              <w:bottom w:type="dxa" w:w="80"/>
+              <w:right w:type="dxa" w:w="120"/>
+            </w:tcMar>
+          </w:tcPr>
+          <w:p>
+            <w:r>
+              <w:rPr>
+                <w:rFonts w:ascii="Arial" w:cs="Arial" w:eastAsia="Arial" w:hAnsi="Arial"/>
+                <w:sz w:val="20"/>
+                <w:szCs w:val="20"/>
+              </w:rPr>
+              <w:t xml:space="preserve">Vertikaler Abstand Brauenpeak → Augenaussenwinkel</w:t>
+            </w:r>
+          </w:p>
+        </w:tc>
+        <w:tc>
+          <w:tcPr>
+            <w:tcW w:type="dxa" w:w="1800"/>
+            <w:tcBorders>
+              <w:top w:val="single" w:color="CCCCCC" w:sz="1"/>
+              <w:left w:val="single" w:color="CCCCCC" w:sz="1"/>
+              <w:bottom w:val="single" w:color="CCCCCC" w:sz="1"/>
+              <w:right w:val="single" w:color="CCCCCC" w:sz="1"/>
+            </w:tcBorders>
+            <w:tcMar>
+              <w:top w:type="dxa" w:w="80"/>
+              <w:left w:type="dxa" w:w="120"/>
+              <w:bottom w:type="dxa" w:w="80"/>
+              <w:right w:type="dxa" w:w="120"/>
+            </w:tcMar>
+          </w:tcPr>
+          <w:p>
+            <w:r>
+              <w:rPr>
+                <w:rFonts w:ascii="Arial" w:cs="Arial" w:eastAsia="Arial" w:hAnsi="Arial"/>
+                <w:sz w:val="20"/>
+                <w:szCs w:val="20"/>
+              </w:rPr>
+              <w:t xml:space="preserve">≥ 40 px</w:t>
+            </w:r>
+          </w:p>
+        </w:tc>
+        <w:tc>
+          <w:tcPr>
+            <w:tcW w:type="dxa" w:w="2560"/>
+            <w:tcBorders>
+              <w:top w:val="single" w:color="CCCCCC" w:sz="1"/>
+              <w:left w:val="single" w:color="CCCCCC" w:sz="1"/>
+              <w:bottom w:val="single" w:color="CCCCCC" w:sz="1"/>
+              <w:right w:val="single" w:color="CCCCCC" w:sz="1"/>
+            </w:tcBorders>
+            <w:tcMar>
+              <w:top w:type="dxa" w:w="80"/>
+              <w:left w:type="dxa" w:w="120"/>
+              <w:bottom w:type="dxa" w:w="80"/>
+              <w:right w:type="dxa" w:w="120"/>
+            </w:tcMar>
+          </w:tcPr>
+          <w:p>
+            <w:r>
+              <w:rPr>
+                <w:rFonts w:ascii="Arial" w:cs="Arial" w:eastAsia="Arial" w:hAnsi="Arial"/>
+                <w:sz w:val="20"/>
+                <w:szCs w:val="20"/>
+              </w:rPr>
+              <w:t xml:space="preserve">Bw1, Fo1</w:t>
+            </w:r>
+          </w:p>
+        </w:tc>
+      </w:tr>
+      <w:tr>
+        <w:tc>
+          <w:tcPr>
+            <w:tcW w:type="dxa" w:w="2000"/>
+            <w:tcBorders>
+              <w:top w:val="single" w:color="CCCCCC" w:sz="1"/>
+              <w:left w:val="single" w:color="CCCCCC" w:sz="1"/>
+              <w:bottom w:val="single" w:color="CCCCCC" w:sz="1"/>
+              <w:right w:val="single" w:color="CCCCCC" w:sz="1"/>
+            </w:tcBorders>
+            <w:tcMar>
+              <w:top w:type="dxa" w:w="80"/>
+              <w:left w:type="dxa" w:w="120"/>
+              <w:bottom w:type="dxa" w:w="80"/>
+              <w:right w:type="dxa" w:w="120"/>
+            </w:tcMar>
+          </w:tcPr>
+          <w:p>
+            <w:r>
+              <w:rPr>
+                <w:rFonts w:ascii="Arial" w:cs="Arial" w:eastAsia="Arial" w:hAnsi="Arial"/>
+                <w:sz w:val="20"/>
+                <w:szCs w:val="20"/>
+              </w:rPr>
+              <w:t xml:space="preserve">Malardeszensus</w:t>
+            </w:r>
+          </w:p>
+        </w:tc>
+        <w:tc>
+          <w:tcPr>
+            <w:tcW w:type="dxa" w:w="3000"/>
+            <w:tcBorders>
+              <w:top w:val="single" w:color="CCCCCC" w:sz="1"/>
+              <w:left w:val="single" w:color="CCCCCC" w:sz="1"/>
+              <w:bottom w:val="single" w:color="CCCCCC" w:sz="1"/>
+              <w:right w:val="single" w:color="CCCCCC" w:sz="1"/>
+            </w:tcBorders>
+            <w:tcMar>
+              <w:top w:type="dxa" w:w="80"/>
+              <w:left w:type="dxa" w:w="120"/>
+              <w:bottom w:type="dxa" w:w="80"/>
+              <w:right w:type="dxa" w:w="120"/>
+            </w:tcMar>
+          </w:tcPr>
+          <w:p>
+            <w:r>
+              <w:rPr>
+                <w:rFonts w:ascii="Arial" w:cs="Arial" w:eastAsia="Arial" w:hAnsi="Arial"/>
+                <w:sz w:val="20"/>
+                <w:szCs w:val="20"/>
+              </w:rPr>
+              <w:t xml:space="preserve">Vertikale Position Jochbein relativ zu Augenlinie</w:t>
+            </w:r>
+          </w:p>
+        </w:tc>
+        <w:tc>
+          <w:tcPr>
+            <w:tcW w:type="dxa" w:w="1800"/>
+            <w:tcBorders>
+              <w:top w:val="single" w:color="CCCCCC" w:sz="1"/>
+              <w:left w:val="single" w:color="CCCCCC" w:sz="1"/>
+              <w:bottom w:val="single" w:color="CCCCCC" w:sz="1"/>
+              <w:right w:val="single" w:color="CCCCCC" w:sz="1"/>
+            </w:tcBorders>
+            <w:tcMar>
+              <w:top w:type="dxa" w:w="80"/>
+              <w:left w:type="dxa" w:w="120"/>
+              <w:bottom w:type="dxa" w:w="80"/>
+              <w:right w:type="dxa" w:w="120"/>
+            </w:tcMar>
+          </w:tcPr>
+          <w:p>
+            <w:r>
+              <w:rPr>
+                <w:rFonts w:ascii="Arial" w:cs="Arial" w:eastAsia="Arial" w:hAnsi="Arial"/>
+                <w:sz w:val="20"/>
+                <w:szCs w:val="20"/>
+              </w:rPr>
+              <w:t xml:space="preserve">≤ 50 px unter Augenlinie</w:t>
+            </w:r>
+          </w:p>
+        </w:tc>
+        <w:tc>
+          <w:tcPr>
+            <w:tcW w:type="dxa" w:w="2560"/>
+            <w:tcBorders>
+              <w:top w:val="single" w:color="CCCCCC" w:sz="1"/>
+              <w:left w:val="single" w:color="CCCCCC" w:sz="1"/>
+              <w:bottom w:val="single" w:color="CCCCCC" w:sz="1"/>
+              <w:right w:val="single" w:color="CCCCCC" w:sz="1"/>
+            </w:tcBorders>
+            <w:tcMar>
+              <w:top w:type="dxa" w:w="80"/>
+              <w:left w:type="dxa" w:w="120"/>
+              <w:bottom w:type="dxa" w:w="80"/>
+              <w:right w:type="dxa" w:w="120"/>
+            </w:tcMar>
+          </w:tcPr>
+          <w:p>
+            <w:r>
+              <w:rPr>
+                <w:rFonts w:ascii="Arial" w:cs="Arial" w:eastAsia="Arial" w:hAnsi="Arial"/>
+                <w:sz w:val="20"/>
+                <w:szCs w:val="20"/>
+              </w:rPr>
+              <w:t xml:space="preserve">Ck2, Ck3, Ns1</w:t>
+            </w:r>
+          </w:p>
+        </w:tc>
+      </w:tr>
+      <w:tr>
+        <w:tc>
+          <w:tcPr>
+            <w:tcW w:type="dxa" w:w="2000"/>
+            <w:tcBorders>
+              <w:top w:val="single" w:color="CCCCCC" w:sz="1"/>
+              <w:left w:val="single" w:color="CCCCCC" w:sz="1"/>
+              <w:bottom w:val="single" w:color="CCCCCC" w:sz="1"/>
+              <w:right w:val="single" w:color="CCCCCC" w:sz="1"/>
+            </w:tcBorders>
+            <w:tcMar>
+              <w:top w:type="dxa" w:w="80"/>
+              <w:left w:type="dxa" w:w="120"/>
+              <w:bottom w:type="dxa" w:w="80"/>
+              <w:right w:type="dxa" w:w="120"/>
+            </w:tcMar>
+          </w:tcPr>
+          <w:p>
+            <w:r>
+              <w:rPr>
+                <w:rFonts w:ascii="Arial" w:cs="Arial" w:eastAsia="Arial" w:hAnsi="Arial"/>
+                <w:sz w:val="20"/>
+                <w:szCs w:val="20"/>
+              </w:rPr>
+              <w:t xml:space="preserve">Jowl-Deszensus</w:t>
+            </w:r>
+          </w:p>
+        </w:tc>
+        <w:tc>
+          <w:tcPr>
+            <w:tcW w:type="dxa" w:w="3000"/>
+            <w:tcBorders>
+              <w:top w:val="single" w:color="CCCCCC" w:sz="1"/>
+              <w:left w:val="single" w:color="CCCCCC" w:sz="1"/>
+              <w:bottom w:val="single" w:color="CCCCCC" w:sz="1"/>
+              <w:right w:val="single" w:color="CCCCCC" w:sz="1"/>
+            </w:tcBorders>
+            <w:tcMar>
+              <w:top w:type="dxa" w:w="80"/>
+              <w:left w:type="dxa" w:w="120"/>
+              <w:bottom w:type="dxa" w:w="80"/>
+              <w:right w:type="dxa" w:w="120"/>
+            </w:tcMar>
+          </w:tcPr>
+          <w:p>
+            <w:r>
+              <w:rPr>
+                <w:rFonts w:ascii="Arial" w:cs="Arial" w:eastAsia="Arial" w:hAnsi="Arial"/>
+                <w:sz w:val="20"/>
+                <w:szCs w:val="20"/>
+              </w:rPr>
+              <w:t xml:space="preserve">Vertikaler Abstand Mundwinkel → Gonion</w:t>
+            </w:r>
+          </w:p>
+        </w:tc>
+        <w:tc>
+          <w:tcPr>
+            <w:tcW w:type="dxa" w:w="1800"/>
+            <w:tcBorders>
+              <w:top w:val="single" w:color="CCCCCC" w:sz="1"/>
+              <w:left w:val="single" w:color="CCCCCC" w:sz="1"/>
+              <w:bottom w:val="single" w:color="CCCCCC" w:sz="1"/>
+              <w:right w:val="single" w:color="CCCCCC" w:sz="1"/>
+            </w:tcBorders>
+            <w:tcMar>
+              <w:top w:type="dxa" w:w="80"/>
+              <w:left w:type="dxa" w:w="120"/>
+              <w:bottom w:type="dxa" w:w="80"/>
+              <w:right w:type="dxa" w:w="120"/>
+            </w:tcMar>
+          </w:tcPr>
+          <w:p>
+            <w:r>
+              <w:rPr>
+                <w:rFonts w:ascii="Arial" w:cs="Arial" w:eastAsia="Arial" w:hAnsi="Arial"/>
+                <w:sz w:val="20"/>
+                <w:szCs w:val="20"/>
+              </w:rPr>
+              <w:t xml:space="preserve">≥ 80 px</w:t>
+            </w:r>
+          </w:p>
+        </w:tc>
+        <w:tc>
+          <w:tcPr>
+            <w:tcW w:type="dxa" w:w="2560"/>
+            <w:tcBorders>
+              <w:top w:val="single" w:color="CCCCCC" w:sz="1"/>
+              <w:left w:val="single" w:color="CCCCCC" w:sz="1"/>
+              <w:bottom w:val="single" w:color="CCCCCC" w:sz="1"/>
+              <w:right w:val="single" w:color="CCCCCC" w:sz="1"/>
+            </w:tcBorders>
+            <w:tcMar>
+              <w:top w:type="dxa" w:w="80"/>
+              <w:left w:type="dxa" w:w="120"/>
+              <w:bottom w:type="dxa" w:w="80"/>
+              <w:right w:type="dxa" w:w="120"/>
+            </w:tcMar>
+          </w:tcPr>
+          <w:p>
+            <w:r>
+              <w:rPr>
+                <w:rFonts w:ascii="Arial" w:cs="Arial" w:eastAsia="Arial" w:hAnsi="Arial"/>
+                <w:sz w:val="20"/>
+                <w:szCs w:val="20"/>
+              </w:rPr>
+              <w:t xml:space="preserve">Jw1, Jl1, Mn1</w:t>
+            </w:r>
+          </w:p>
+        </w:tc>
+      </w:tr>
+    </w:tbl>
+    <w:p>
+      <w:pPr>
+        <w:spacing w:after="120"/>
+        <w:jc w:val="left"/>
+      </w:pPr>
+      <w:r>
+        <w:t xml:space="preserve">Die Berechnung in Millimetern: Fuer jeden Indikator wird die Differenz zwischen der gemessenen und der idealen Distanz berechnet, konvertiert in mm ueber die Kalibrierung. Ein positiver Wert (in mm) repraesentiert den Grad der Absenkung.</w:t>
+      </w:r>
+    </w:p>
+    <w:p>
+      <w:pPr>
+        <w:spacing w:after="120"/>
+        <w:jc w:val="left"/>
+      </w:pPr>
+      <w:r>
+        <w:t xml:space="preserve">Der overall_drift_score (0–10) ist der Mittelwert der drei Driftindikatoren in mm:</w:t>
+      </w:r>
+    </w:p>
+    <w:p>
+      <w:pPr>
+        <w:spacing w:after="120"/>
+        <w:jc w:val="left"/>
+      </w:pPr>
+      <w:r>
+        <w:rPr>
+          <w:b/>
+          <w:bCs/>
+        </w:rPr>
+        <w:t xml:space="preserve">drift_score = min(10, (brow_descent_mm + malar_descent_mm + jowl_descent_mm) / 3)</w:t>
+      </w:r>
+    </w:p>
+    <w:p>
+      <w:pPr>
+        <w:pStyle w:val="Heading3"/>
+        <w:spacing w:after="120" w:before="240"/>
+      </w:pPr>
+      <w:r>
+        <w:rPr>
+          <w:b/>
+          <w:bCs/>
+        </w:rPr>
+        <w:t xml:space="preserve">8.2.2 Klinische Einordnung</w:t>
+      </w:r>
+    </w:p>
+    <w:p>
+      <w:pPr>
+        <w:spacing w:after="120"/>
+        <w:ind w:left="360"/>
+        <w:jc w:val="left"/>
+      </w:pPr>
+      <w:r>
+        <w:t xml:space="preserve">• Drift-Score &lt; 2,0: Minimale Absenkung; typisch fuer Patienten unter 35 Jahren</w:t>
+      </w:r>
+    </w:p>
+    <w:p>
+      <w:pPr>
+        <w:spacing w:after="120"/>
+        <w:ind w:left="360"/>
+        <w:jc w:val="left"/>
+      </w:pPr>
+      <w:r>
+        <w:t xml:space="preserve">• Drift-Score 2,0–4,0: Moderate Absenkung; Volumenrestauration kann die Ptosis teilweise korrigieren</w:t>
+      </w:r>
+    </w:p>
+    <w:p>
+      <w:pPr>
+        <w:spacing w:after="120"/>
+        <w:ind w:left="360"/>
+        <w:jc w:val="left"/>
+      </w:pPr>
+      <w:r>
+        <w:t xml:space="preserve">• Drift-Score 4,0–6,0: Fortgeschrittene Absenkung; kombinierte Behandlung (Filler + Neurotoxin) empfohlen</w:t>
+      </w:r>
+    </w:p>
+    <w:p>
+      <w:pPr>
+        <w:spacing w:after="120"/>
+        <w:ind w:left="360"/>
+        <w:jc w:val="left"/>
+      </w:pPr>
+      <w:r>
+        <w:t xml:space="preserve">• Drift-Score &gt; 6,0: Ausgepragte Ptosis; chirurgische Optionen (Facelift) in Betracht ziehen</w:t>
       </w:r>
     </w:p>
     <w:p>
@@ -7894,12 +16503,829 @@
         <w:jc w:val="left"/>
       </w:pPr>
       <w:r>
+        <w:t xml:space="preserve">Die periorbitale Region (Augenumgebung) altert aufgrund der extrem duennen Haut und der oberflaechen Gefaessstruktur besonders frueh und sichtbar. Die Analyse erfasst drei Indikatoren:</w:t>
+      </w:r>
+    </w:p>
+    <w:p>
+      <w:pPr>
+        <w:pStyle w:val="Heading3"/>
+        <w:spacing w:after="120" w:before="240"/>
+      </w:pPr>
+      <w:r>
         <w:rPr>
-          <w:i/>
-          <w:iCs/>
-          <w:color w:val="888888"/>
+          <w:b/>
+          <w:bCs/>
         </w:rPr>
-        <w:t xml:space="preserve">Inhalt folgt in einer späteren Ausgabe.</w:t>
+        <w:t xml:space="preserve">8.3.1 Crow’s Feet Potential</w:t>
+      </w:r>
+    </w:p>
+    <w:p>
+      <w:pPr>
+        <w:spacing w:after="120"/>
+        <w:jc w:val="left"/>
+      </w:pPr>
+      <w:r>
+        <w:t xml:space="preserve">Die Kraehenfuesse (laterale Periorbitalfalten) korrelieren mit der Aktivitaet des M. orbicularis oculi. Der crow_feet_potential-Wert (0–1) wird aus den eyeSquint-Blendshapes abgeleitet:</w:t>
+      </w:r>
+    </w:p>
+    <w:p>
+      <w:pPr>
+        <w:spacing w:after="120"/>
+        <w:jc w:val="left"/>
+      </w:pPr>
+      <w:r>
+        <w:rPr>
+          <w:b/>
+          <w:bCs/>
+        </w:rPr>
+        <w:t xml:space="preserve">crow_feet_potential = avg(eyeSquintLeft, eyeSquintRight)</w:t>
+      </w:r>
+    </w:p>
+    <w:p>
+      <w:pPr>
+        <w:spacing w:after="120"/>
+        <w:jc w:val="left"/>
+      </w:pPr>
+      <w:r>
+        <w:t xml:space="preserve">Ein Wert &gt; 0,3 in Ruhe deutet auf eine erhoehte Tendenz zur Kraehenfuessbildung hin und ist eine Neurotoxin-Indikation fuer den lateralen Orbicularis oculi.</w:t>
+      </w:r>
+    </w:p>
+    <w:p>
+      <w:pPr>
+        <w:pStyle w:val="Heading3"/>
+        <w:spacing w:after="120" w:before="240"/>
+      </w:pPr>
+      <w:r>
+        <w:rPr>
+          <w:b/>
+          <w:bCs/>
+        </w:rPr>
+        <w:t xml:space="preserve">8.3.2 Unterlidlaxitaet</w:t>
+      </w:r>
+    </w:p>
+    <w:p>
+      <w:pPr>
+        <w:spacing w:after="120"/>
+        <w:jc w:val="left"/>
+      </w:pPr>
+      <w:r>
+        <w:t xml:space="preserve">Die Unterlidlaxitaet wird aus der vertikalen Distanz zwischen dem infraorbitalen Landmark und der Augenmitte geschaetzt:</w:t>
+      </w:r>
+    </w:p>
+    <w:p>
+      <w:pPr>
+        <w:spacing w:after="120"/>
+        <w:jc w:val="left"/>
+      </w:pPr>
+      <w:r>
+        <w:t xml:space="preserve">lid_gap_mm = Kalibrierung(|infraorbital_y − eye_center_y|)</w:t>
+      </w:r>
+    </w:p>
+    <w:p>
+      <w:pPr>
+        <w:spacing w:after="120"/>
+        <w:jc w:val="left"/>
+      </w:pPr>
+      <w:r>
+        <w:rPr>
+          <w:b/>
+          <w:bCs/>
+        </w:rPr>
+        <w:t xml:space="preserve">lid_laxity = min(1,0, lid_gap_mm / 15,0)</w:t>
+      </w:r>
+    </w:p>
+    <w:p>
+      <w:pPr>
+        <w:spacing w:after="120"/>
+        <w:jc w:val="left"/>
+      </w:pPr>
+      <w:r>
+        <w:t xml:space="preserve">Werte &gt; 0,5 deuten auf eine signifikante Unterliderschlaffung hin, die die Traenental-Behandlung (Zone Tt1) erschweren kann. In solchen Faellen ist besondere Vorsicht geboten, da der Filler unter dem erschlafften Lid sichtbar werden kann (Tyndall-Effekt, vgl. Kapitel 14.5).</w:t>
+      </w:r>
+    </w:p>
+    <w:p>
+      <w:pPr>
+        <w:pStyle w:val="Heading3"/>
+        <w:spacing w:after="120" w:before="240"/>
+      </w:pPr>
+      <w:r>
+        <w:rPr>
+          <w:b/>
+          <w:bCs/>
+        </w:rPr>
+        <w:t xml:space="preserve">8.3.3 Orbitale Einsenkung</w:t>
+      </w:r>
+    </w:p>
+    <w:p>
+      <w:pPr>
+        <w:spacing w:after="120"/>
+        <w:jc w:val="left"/>
+      </w:pPr>
+      <w:r>
+        <w:t xml:space="preserve">Die orbitale Einsenkung (Orbital Hollowing) wird aus der z-Tiefendifferenz zwischen dem infraorbitalen und dem Jochbein-Landmark abgeleitet:</w:t>
+      </w:r>
+    </w:p>
+    <w:p>
+      <w:pPr>
+        <w:spacing w:after="120"/>
+        <w:jc w:val="left"/>
+      </w:pPr>
+      <w:r>
+        <w:rPr>
+          <w:b/>
+          <w:bCs/>
+        </w:rPr>
+        <w:t xml:space="preserve">hollowing = min(1,0, Kalibrierung(|z_infraorbital − z_cheekbone|) / 5,0)</w:t>
+      </w:r>
+    </w:p>
+    <w:p>
+      <w:pPr>
+        <w:spacing w:after="120"/>
+        <w:jc w:val="left"/>
+      </w:pPr>
+      <w:r>
+        <w:t xml:space="preserve">Dieser Indikator erfasst den skelettalen Anteil der periorbitalen Alterung, der durch Volumenverlust des infraorbitalen Fettpolsters und knoecherne Resorption des Orbitarands entsteht.</w:t>
+      </w:r>
+    </w:p>
+    <w:p>
+      <w:pPr>
+        <w:pStyle w:val="Heading3"/>
+        <w:spacing w:after="120" w:before="240"/>
+      </w:pPr>
+      <w:r>
+        <w:rPr>
+          <w:b/>
+          <w:bCs/>
+        </w:rPr>
+        <w:t xml:space="preserve">8.3.4 Composite Aging Severity</w:t>
+      </w:r>
+    </w:p>
+    <w:p>
+      <w:pPr>
+        <w:spacing w:after="120"/>
+        <w:jc w:val="left"/>
+      </w:pPr>
+      <w:r>
+        <w:t xml:space="preserve">Der overall_aging_severity-Score (0–10) kombiniert alle drei Alterungskomponenten in einem gewichteten Composite:</w:t>
+      </w:r>
+    </w:p>
+    <w:p>
+      <w:pPr>
+        <w:spacing w:after="120"/>
+        <w:jc w:val="left"/>
+      </w:pPr>
+      <w:r>
+        <w:rPr>
+          <w:b/>
+          <w:bCs/>
+        </w:rPr>
+        <w:t xml:space="preserve">severity = muscle_severity × 0,3 + drift_score × 0,5 + (crow_feet + lid_laxity) × 5 × 0,2</w:t>
+      </w:r>
+    </w:p>
+    <w:p>
+      <w:pPr>
+        <w:spacing w:after="120"/>
+        <w:jc w:val="left"/>
+      </w:pPr>
+      <w:r>
+        <w:t xml:space="preserve">Die Gewichtung priorisiert die gravitationelle Drift (50 %) als dominanten Alterungsindikator, gefolgt von Muskeltonus-Veraenderungen (30 %) und periorbitalen Befunden (20 %).</w:t>
+      </w:r>
+    </w:p>
+    <w:p>
+      <w:pPr>
+        <w:spacing w:after="120"/>
+        <w:jc w:val="left"/>
+      </w:pPr>
+      <w:r>
+        <w:rPr>
+          <w:b/>
+          <w:bCs/>
+        </w:rPr>
+        <w:t xml:space="preserve">Tabelle 8.3: Biologische Altersschaetzung aus Aging Severity</w:t>
+      </w:r>
+    </w:p>
+    <w:tbl>
+      <w:tblPr>
+        <w:tblW w:type="dxa" w:w="9360"/>
+        <w:tblBorders>
+          <w:top w:val="single" w:color="auto" w:sz="4"/>
+          <w:left w:val="single" w:color="auto" w:sz="4"/>
+          <w:bottom w:val="single" w:color="auto" w:sz="4"/>
+          <w:right w:val="single" w:color="auto" w:sz="4"/>
+          <w:insideH w:val="single" w:color="auto" w:sz="4"/>
+          <w:insideV w:val="single" w:color="auto" w:sz="4"/>
+        </w:tblBorders>
+      </w:tblPr>
+      <w:tblGrid>
+        <w:gridCol w:w="1400"/>
+        <w:gridCol w:w="2600"/>
+        <w:gridCol w:w="5360"/>
+      </w:tblGrid>
+      <w:tr>
+        <w:tc>
+          <w:tcPr>
+            <w:tcW w:type="dxa" w:w="1400"/>
+            <w:tcBorders>
+              <w:top w:val="single" w:color="CCCCCC" w:sz="1"/>
+              <w:left w:val="single" w:color="CCCCCC" w:sz="1"/>
+              <w:bottom w:val="single" w:color="CCCCCC" w:sz="1"/>
+              <w:right w:val="single" w:color="CCCCCC" w:sz="1"/>
+            </w:tcBorders>
+            <w:shd w:fill="2C3E50" w:val="clear"/>
+            <w:tcMar>
+              <w:top w:type="dxa" w:w="80"/>
+              <w:left w:type="dxa" w:w="120"/>
+              <w:bottom w:type="dxa" w:w="80"/>
+              <w:right w:type="dxa" w:w="120"/>
+            </w:tcMar>
+          </w:tcPr>
+          <w:p>
+            <w:r>
+              <w:rPr>
+                <w:rFonts w:ascii="Arial" w:cs="Arial" w:eastAsia="Arial" w:hAnsi="Arial"/>
+                <w:b/>
+                <w:bCs/>
+                <w:color w:val="FFFFFF"/>
+                <w:sz w:val="20"/>
+                <w:szCs w:val="20"/>
+              </w:rPr>
+              <w:t xml:space="preserve">Severity-Score</w:t>
+            </w:r>
+          </w:p>
+        </w:tc>
+        <w:tc>
+          <w:tcPr>
+            <w:tcW w:type="dxa" w:w="2600"/>
+            <w:tcBorders>
+              <w:top w:val="single" w:color="CCCCCC" w:sz="1"/>
+              <w:left w:val="single" w:color="CCCCCC" w:sz="1"/>
+              <w:bottom w:val="single" w:color="CCCCCC" w:sz="1"/>
+              <w:right w:val="single" w:color="CCCCCC" w:sz="1"/>
+            </w:tcBorders>
+            <w:shd w:fill="2C3E50" w:val="clear"/>
+            <w:tcMar>
+              <w:top w:type="dxa" w:w="80"/>
+              <w:left w:type="dxa" w:w="120"/>
+              <w:bottom w:type="dxa" w:w="80"/>
+              <w:right w:type="dxa" w:w="120"/>
+            </w:tcMar>
+          </w:tcPr>
+          <w:p>
+            <w:r>
+              <w:rPr>
+                <w:rFonts w:ascii="Arial" w:cs="Arial" w:eastAsia="Arial" w:hAnsi="Arial"/>
+                <w:b/>
+                <w:bCs/>
+                <w:color w:val="FFFFFF"/>
+                <w:sz w:val="20"/>
+                <w:szCs w:val="20"/>
+              </w:rPr>
+              <w:t xml:space="preserve">Geschaetztes biologisches Alter</w:t>
+            </w:r>
+          </w:p>
+        </w:tc>
+        <w:tc>
+          <w:tcPr>
+            <w:tcW w:type="dxa" w:w="5360"/>
+            <w:tcBorders>
+              <w:top w:val="single" w:color="CCCCCC" w:sz="1"/>
+              <w:left w:val="single" w:color="CCCCCC" w:sz="1"/>
+              <w:bottom w:val="single" w:color="CCCCCC" w:sz="1"/>
+              <w:right w:val="single" w:color="CCCCCC" w:sz="1"/>
+            </w:tcBorders>
+            <w:shd w:fill="2C3E50" w:val="clear"/>
+            <w:tcMar>
+              <w:top w:type="dxa" w:w="80"/>
+              <w:left w:type="dxa" w:w="120"/>
+              <w:bottom w:type="dxa" w:w="80"/>
+              <w:right w:type="dxa" w:w="120"/>
+            </w:tcMar>
+          </w:tcPr>
+          <w:p>
+            <w:r>
+              <w:rPr>
+                <w:rFonts w:ascii="Arial" w:cs="Arial" w:eastAsia="Arial" w:hAnsi="Arial"/>
+                <w:b/>
+                <w:bCs/>
+                <w:color w:val="FFFFFF"/>
+                <w:sz w:val="20"/>
+                <w:szCs w:val="20"/>
+              </w:rPr>
+              <w:t xml:space="preserve">Typische Befunde</w:t>
+            </w:r>
+          </w:p>
+        </w:tc>
+      </w:tr>
+      <w:tr>
+        <w:tc>
+          <w:tcPr>
+            <w:tcW w:type="dxa" w:w="1400"/>
+            <w:tcBorders>
+              <w:top w:val="single" w:color="CCCCCC" w:sz="1"/>
+              <w:left w:val="single" w:color="CCCCCC" w:sz="1"/>
+              <w:bottom w:val="single" w:color="CCCCCC" w:sz="1"/>
+              <w:right w:val="single" w:color="CCCCCC" w:sz="1"/>
+            </w:tcBorders>
+            <w:tcMar>
+              <w:top w:type="dxa" w:w="80"/>
+              <w:left w:type="dxa" w:w="120"/>
+              <w:bottom w:type="dxa" w:w="80"/>
+              <w:right w:type="dxa" w:w="120"/>
+            </w:tcMar>
+          </w:tcPr>
+          <w:p>
+            <w:r>
+              <w:rPr>
+                <w:rFonts w:ascii="Arial" w:cs="Arial" w:eastAsia="Arial" w:hAnsi="Arial"/>
+                <w:sz w:val="20"/>
+                <w:szCs w:val="20"/>
+              </w:rPr>
+              <w:t xml:space="preserve">&lt; 1,5</w:t>
+            </w:r>
+          </w:p>
+        </w:tc>
+        <w:tc>
+          <w:tcPr>
+            <w:tcW w:type="dxa" w:w="2600"/>
+            <w:tcBorders>
+              <w:top w:val="single" w:color="CCCCCC" w:sz="1"/>
+              <w:left w:val="single" w:color="CCCCCC" w:sz="1"/>
+              <w:bottom w:val="single" w:color="CCCCCC" w:sz="1"/>
+              <w:right w:val="single" w:color="CCCCCC" w:sz="1"/>
+            </w:tcBorders>
+            <w:tcMar>
+              <w:top w:type="dxa" w:w="80"/>
+              <w:left w:type="dxa" w:w="120"/>
+              <w:bottom w:type="dxa" w:w="80"/>
+              <w:right w:type="dxa" w:w="120"/>
+            </w:tcMar>
+          </w:tcPr>
+          <w:p>
+            <w:r>
+              <w:rPr>
+                <w:rFonts w:ascii="Arial" w:cs="Arial" w:eastAsia="Arial" w:hAnsi="Arial"/>
+                <w:sz w:val="20"/>
+                <w:szCs w:val="20"/>
+              </w:rPr>
+              <w:t xml:space="preserve">25–30 Jahre</w:t>
+            </w:r>
+          </w:p>
+        </w:tc>
+        <w:tc>
+          <w:tcPr>
+            <w:tcW w:type="dxa" w:w="5360"/>
+            <w:tcBorders>
+              <w:top w:val="single" w:color="CCCCCC" w:sz="1"/>
+              <w:left w:val="single" w:color="CCCCCC" w:sz="1"/>
+              <w:bottom w:val="single" w:color="CCCCCC" w:sz="1"/>
+              <w:right w:val="single" w:color="CCCCCC" w:sz="1"/>
+            </w:tcBorders>
+            <w:tcMar>
+              <w:top w:type="dxa" w:w="80"/>
+              <w:left w:type="dxa" w:w="120"/>
+              <w:bottom w:type="dxa" w:w="80"/>
+              <w:right w:type="dxa" w:w="120"/>
+            </w:tcMar>
+          </w:tcPr>
+          <w:p>
+            <w:r>
+              <w:rPr>
+                <w:rFonts w:ascii="Arial" w:cs="Arial" w:eastAsia="Arial" w:hAnsi="Arial"/>
+                <w:sz w:val="20"/>
+                <w:szCs w:val="20"/>
+              </w:rPr>
+              <w:t xml:space="preserve">Minimale Veraenderungen; guter Muskeltonus</w:t>
+            </w:r>
+          </w:p>
+        </w:tc>
+      </w:tr>
+      <w:tr>
+        <w:tc>
+          <w:tcPr>
+            <w:tcW w:type="dxa" w:w="1400"/>
+            <w:tcBorders>
+              <w:top w:val="single" w:color="CCCCCC" w:sz="1"/>
+              <w:left w:val="single" w:color="CCCCCC" w:sz="1"/>
+              <w:bottom w:val="single" w:color="CCCCCC" w:sz="1"/>
+              <w:right w:val="single" w:color="CCCCCC" w:sz="1"/>
+            </w:tcBorders>
+            <w:tcMar>
+              <w:top w:type="dxa" w:w="80"/>
+              <w:left w:type="dxa" w:w="120"/>
+              <w:bottom w:type="dxa" w:w="80"/>
+              <w:right w:type="dxa" w:w="120"/>
+            </w:tcMar>
+          </w:tcPr>
+          <w:p>
+            <w:r>
+              <w:rPr>
+                <w:rFonts w:ascii="Arial" w:cs="Arial" w:eastAsia="Arial" w:hAnsi="Arial"/>
+                <w:sz w:val="20"/>
+                <w:szCs w:val="20"/>
+              </w:rPr>
+              <w:t xml:space="preserve">1,5–3,0</w:t>
+            </w:r>
+          </w:p>
+        </w:tc>
+        <w:tc>
+          <w:tcPr>
+            <w:tcW w:type="dxa" w:w="2600"/>
+            <w:tcBorders>
+              <w:top w:val="single" w:color="CCCCCC" w:sz="1"/>
+              <w:left w:val="single" w:color="CCCCCC" w:sz="1"/>
+              <w:bottom w:val="single" w:color="CCCCCC" w:sz="1"/>
+              <w:right w:val="single" w:color="CCCCCC" w:sz="1"/>
+            </w:tcBorders>
+            <w:tcMar>
+              <w:top w:type="dxa" w:w="80"/>
+              <w:left w:type="dxa" w:w="120"/>
+              <w:bottom w:type="dxa" w:w="80"/>
+              <w:right w:type="dxa" w:w="120"/>
+            </w:tcMar>
+          </w:tcPr>
+          <w:p>
+            <w:r>
+              <w:rPr>
+                <w:rFonts w:ascii="Arial" w:cs="Arial" w:eastAsia="Arial" w:hAnsi="Arial"/>
+                <w:sz w:val="20"/>
+                <w:szCs w:val="20"/>
+              </w:rPr>
+              <w:t xml:space="preserve">30–35 Jahre</w:t>
+            </w:r>
+          </w:p>
+        </w:tc>
+        <w:tc>
+          <w:tcPr>
+            <w:tcW w:type="dxa" w:w="5360"/>
+            <w:tcBorders>
+              <w:top w:val="single" w:color="CCCCCC" w:sz="1"/>
+              <w:left w:val="single" w:color="CCCCCC" w:sz="1"/>
+              <w:bottom w:val="single" w:color="CCCCCC" w:sz="1"/>
+              <w:right w:val="single" w:color="CCCCCC" w:sz="1"/>
+            </w:tcBorders>
+            <w:tcMar>
+              <w:top w:type="dxa" w:w="80"/>
+              <w:left w:type="dxa" w:w="120"/>
+              <w:bottom w:type="dxa" w:w="80"/>
+              <w:right w:type="dxa" w:w="120"/>
+            </w:tcMar>
+          </w:tcPr>
+          <w:p>
+            <w:r>
+              <w:rPr>
+                <w:rFonts w:ascii="Arial" w:cs="Arial" w:eastAsia="Arial" w:hAnsi="Arial"/>
+                <w:sz w:val="20"/>
+                <w:szCs w:val="20"/>
+              </w:rPr>
+              <w:t xml:space="preserve">Beginnende Frontalis-Kompensation; leichtes Temporal Hollowing</w:t>
+            </w:r>
+          </w:p>
+        </w:tc>
+      </w:tr>
+      <w:tr>
+        <w:tc>
+          <w:tcPr>
+            <w:tcW w:type="dxa" w:w="1400"/>
+            <w:tcBorders>
+              <w:top w:val="single" w:color="CCCCCC" w:sz="1"/>
+              <w:left w:val="single" w:color="CCCCCC" w:sz="1"/>
+              <w:bottom w:val="single" w:color="CCCCCC" w:sz="1"/>
+              <w:right w:val="single" w:color="CCCCCC" w:sz="1"/>
+            </w:tcBorders>
+            <w:tcMar>
+              <w:top w:type="dxa" w:w="80"/>
+              <w:left w:type="dxa" w:w="120"/>
+              <w:bottom w:type="dxa" w:w="80"/>
+              <w:right w:type="dxa" w:w="120"/>
+            </w:tcMar>
+          </w:tcPr>
+          <w:p>
+            <w:r>
+              <w:rPr>
+                <w:rFonts w:ascii="Arial" w:cs="Arial" w:eastAsia="Arial" w:hAnsi="Arial"/>
+                <w:sz w:val="20"/>
+                <w:szCs w:val="20"/>
+              </w:rPr>
+              <w:t xml:space="preserve">3,0–4,5</w:t>
+            </w:r>
+          </w:p>
+        </w:tc>
+        <w:tc>
+          <w:tcPr>
+            <w:tcW w:type="dxa" w:w="2600"/>
+            <w:tcBorders>
+              <w:top w:val="single" w:color="CCCCCC" w:sz="1"/>
+              <w:left w:val="single" w:color="CCCCCC" w:sz="1"/>
+              <w:bottom w:val="single" w:color="CCCCCC" w:sz="1"/>
+              <w:right w:val="single" w:color="CCCCCC" w:sz="1"/>
+            </w:tcBorders>
+            <w:tcMar>
+              <w:top w:type="dxa" w:w="80"/>
+              <w:left w:type="dxa" w:w="120"/>
+              <w:bottom w:type="dxa" w:w="80"/>
+              <w:right w:type="dxa" w:w="120"/>
+            </w:tcMar>
+          </w:tcPr>
+          <w:p>
+            <w:r>
+              <w:rPr>
+                <w:rFonts w:ascii="Arial" w:cs="Arial" w:eastAsia="Arial" w:hAnsi="Arial"/>
+                <w:sz w:val="20"/>
+                <w:szCs w:val="20"/>
+              </w:rPr>
+              <w:t xml:space="preserve">35–40 Jahre</w:t>
+            </w:r>
+          </w:p>
+        </w:tc>
+        <w:tc>
+          <w:tcPr>
+            <w:tcW w:type="dxa" w:w="5360"/>
+            <w:tcBorders>
+              <w:top w:val="single" w:color="CCCCCC" w:sz="1"/>
+              <w:left w:val="single" w:color="CCCCCC" w:sz="1"/>
+              <w:bottom w:val="single" w:color="CCCCCC" w:sz="1"/>
+              <w:right w:val="single" w:color="CCCCCC" w:sz="1"/>
+            </w:tcBorders>
+            <w:tcMar>
+              <w:top w:type="dxa" w:w="80"/>
+              <w:left w:type="dxa" w:w="120"/>
+              <w:bottom w:type="dxa" w:w="80"/>
+              <w:right w:type="dxa" w:w="120"/>
+            </w:tcMar>
+          </w:tcPr>
+          <w:p>
+            <w:r>
+              <w:rPr>
+                <w:rFonts w:ascii="Arial" w:cs="Arial" w:eastAsia="Arial" w:hAnsi="Arial"/>
+                <w:sz w:val="20"/>
+                <w:szCs w:val="20"/>
+              </w:rPr>
+              <w:t xml:space="preserve">Moderate Drift; Nasolabialfalte sichtbar; erste Kraehenfuesse</w:t>
+            </w:r>
+          </w:p>
+        </w:tc>
+      </w:tr>
+      <w:tr>
+        <w:tc>
+          <w:tcPr>
+            <w:tcW w:type="dxa" w:w="1400"/>
+            <w:tcBorders>
+              <w:top w:val="single" w:color="CCCCCC" w:sz="1"/>
+              <w:left w:val="single" w:color="CCCCCC" w:sz="1"/>
+              <w:bottom w:val="single" w:color="CCCCCC" w:sz="1"/>
+              <w:right w:val="single" w:color="CCCCCC" w:sz="1"/>
+            </w:tcBorders>
+            <w:tcMar>
+              <w:top w:type="dxa" w:w="80"/>
+              <w:left w:type="dxa" w:w="120"/>
+              <w:bottom w:type="dxa" w:w="80"/>
+              <w:right w:type="dxa" w:w="120"/>
+            </w:tcMar>
+          </w:tcPr>
+          <w:p>
+            <w:r>
+              <w:rPr>
+                <w:rFonts w:ascii="Arial" w:cs="Arial" w:eastAsia="Arial" w:hAnsi="Arial"/>
+                <w:sz w:val="20"/>
+                <w:szCs w:val="20"/>
+              </w:rPr>
+              <w:t xml:space="preserve">4,5–6,0</w:t>
+            </w:r>
+          </w:p>
+        </w:tc>
+        <w:tc>
+          <w:tcPr>
+            <w:tcW w:type="dxa" w:w="2600"/>
+            <w:tcBorders>
+              <w:top w:val="single" w:color="CCCCCC" w:sz="1"/>
+              <w:left w:val="single" w:color="CCCCCC" w:sz="1"/>
+              <w:bottom w:val="single" w:color="CCCCCC" w:sz="1"/>
+              <w:right w:val="single" w:color="CCCCCC" w:sz="1"/>
+            </w:tcBorders>
+            <w:tcMar>
+              <w:top w:type="dxa" w:w="80"/>
+              <w:left w:type="dxa" w:w="120"/>
+              <w:bottom w:type="dxa" w:w="80"/>
+              <w:right w:type="dxa" w:w="120"/>
+            </w:tcMar>
+          </w:tcPr>
+          <w:p>
+            <w:r>
+              <w:rPr>
+                <w:rFonts w:ascii="Arial" w:cs="Arial" w:eastAsia="Arial" w:hAnsi="Arial"/>
+                <w:sz w:val="20"/>
+                <w:szCs w:val="20"/>
+              </w:rPr>
+              <w:t xml:space="preserve">40–45 Jahre</w:t>
+            </w:r>
+          </w:p>
+        </w:tc>
+        <w:tc>
+          <w:tcPr>
+            <w:tcW w:type="dxa" w:w="5360"/>
+            <w:tcBorders>
+              <w:top w:val="single" w:color="CCCCCC" w:sz="1"/>
+              <w:left w:val="single" w:color="CCCCCC" w:sz="1"/>
+              <w:bottom w:val="single" w:color="CCCCCC" w:sz="1"/>
+              <w:right w:val="single" w:color="CCCCCC" w:sz="1"/>
+            </w:tcBorders>
+            <w:tcMar>
+              <w:top w:type="dxa" w:w="80"/>
+              <w:left w:type="dxa" w:w="120"/>
+              <w:bottom w:type="dxa" w:w="80"/>
+              <w:right w:type="dxa" w:w="120"/>
+            </w:tcMar>
+          </w:tcPr>
+          <w:p>
+            <w:r>
+              <w:rPr>
+                <w:rFonts w:ascii="Arial" w:cs="Arial" w:eastAsia="Arial" w:hAnsi="Arial"/>
+                <w:sz w:val="20"/>
+                <w:szCs w:val="20"/>
+              </w:rPr>
+              <w:t xml:space="preserve">Deutliche Midface-Ptosis; Ogee-Abflachung; Jowl-Ansaetze</w:t>
+            </w:r>
+          </w:p>
+        </w:tc>
+      </w:tr>
+      <w:tr>
+        <w:tc>
+          <w:tcPr>
+            <w:tcW w:type="dxa" w:w="1400"/>
+            <w:tcBorders>
+              <w:top w:val="single" w:color="CCCCCC" w:sz="1"/>
+              <w:left w:val="single" w:color="CCCCCC" w:sz="1"/>
+              <w:bottom w:val="single" w:color="CCCCCC" w:sz="1"/>
+              <w:right w:val="single" w:color="CCCCCC" w:sz="1"/>
+            </w:tcBorders>
+            <w:tcMar>
+              <w:top w:type="dxa" w:w="80"/>
+              <w:left w:type="dxa" w:w="120"/>
+              <w:bottom w:type="dxa" w:w="80"/>
+              <w:right w:type="dxa" w:w="120"/>
+            </w:tcMar>
+          </w:tcPr>
+          <w:p>
+            <w:r>
+              <w:rPr>
+                <w:rFonts w:ascii="Arial" w:cs="Arial" w:eastAsia="Arial" w:hAnsi="Arial"/>
+                <w:sz w:val="20"/>
+                <w:szCs w:val="20"/>
+              </w:rPr>
+              <w:t xml:space="preserve">6,0–7,5</w:t>
+            </w:r>
+          </w:p>
+        </w:tc>
+        <w:tc>
+          <w:tcPr>
+            <w:tcW w:type="dxa" w:w="2600"/>
+            <w:tcBorders>
+              <w:top w:val="single" w:color="CCCCCC" w:sz="1"/>
+              <w:left w:val="single" w:color="CCCCCC" w:sz="1"/>
+              <w:bottom w:val="single" w:color="CCCCCC" w:sz="1"/>
+              <w:right w:val="single" w:color="CCCCCC" w:sz="1"/>
+            </w:tcBorders>
+            <w:tcMar>
+              <w:top w:type="dxa" w:w="80"/>
+              <w:left w:type="dxa" w:w="120"/>
+              <w:bottom w:type="dxa" w:w="80"/>
+              <w:right w:type="dxa" w:w="120"/>
+            </w:tcMar>
+          </w:tcPr>
+          <w:p>
+            <w:r>
+              <w:rPr>
+                <w:rFonts w:ascii="Arial" w:cs="Arial" w:eastAsia="Arial" w:hAnsi="Arial"/>
+                <w:sz w:val="20"/>
+                <w:szCs w:val="20"/>
+              </w:rPr>
+              <w:t xml:space="preserve">45–55 Jahre</w:t>
+            </w:r>
+          </w:p>
+        </w:tc>
+        <w:tc>
+          <w:tcPr>
+            <w:tcW w:type="dxa" w:w="5360"/>
+            <w:tcBorders>
+              <w:top w:val="single" w:color="CCCCCC" w:sz="1"/>
+              <w:left w:val="single" w:color="CCCCCC" w:sz="1"/>
+              <w:bottom w:val="single" w:color="CCCCCC" w:sz="1"/>
+              <w:right w:val="single" w:color="CCCCCC" w:sz="1"/>
+            </w:tcBorders>
+            <w:tcMar>
+              <w:top w:type="dxa" w:w="80"/>
+              <w:left w:type="dxa" w:w="120"/>
+              <w:bottom w:type="dxa" w:w="80"/>
+              <w:right w:type="dxa" w:w="120"/>
+            </w:tcMar>
+          </w:tcPr>
+          <w:p>
+            <w:r>
+              <w:rPr>
+                <w:rFonts w:ascii="Arial" w:cs="Arial" w:eastAsia="Arial" w:hAnsi="Arial"/>
+                <w:sz w:val="20"/>
+                <w:szCs w:val="20"/>
+              </w:rPr>
+              <w:t xml:space="preserve">Fortgeschrittene Alterung; ausgepraete Jowls; tiefes Traenental</w:t>
+            </w:r>
+          </w:p>
+        </w:tc>
+      </w:tr>
+      <w:tr>
+        <w:tc>
+          <w:tcPr>
+            <w:tcW w:type="dxa" w:w="1400"/>
+            <w:tcBorders>
+              <w:top w:val="single" w:color="CCCCCC" w:sz="1"/>
+              <w:left w:val="single" w:color="CCCCCC" w:sz="1"/>
+              <w:bottom w:val="single" w:color="CCCCCC" w:sz="1"/>
+              <w:right w:val="single" w:color="CCCCCC" w:sz="1"/>
+            </w:tcBorders>
+            <w:tcMar>
+              <w:top w:type="dxa" w:w="80"/>
+              <w:left w:type="dxa" w:w="120"/>
+              <w:bottom w:type="dxa" w:w="80"/>
+              <w:right w:type="dxa" w:w="120"/>
+            </w:tcMar>
+          </w:tcPr>
+          <w:p>
+            <w:r>
+              <w:rPr>
+                <w:rFonts w:ascii="Arial" w:cs="Arial" w:eastAsia="Arial" w:hAnsi="Arial"/>
+                <w:sz w:val="20"/>
+                <w:szCs w:val="20"/>
+              </w:rPr>
+              <w:t xml:space="preserve">&gt; 7,5</w:t>
+            </w:r>
+          </w:p>
+        </w:tc>
+        <w:tc>
+          <w:tcPr>
+            <w:tcW w:type="dxa" w:w="2600"/>
+            <w:tcBorders>
+              <w:top w:val="single" w:color="CCCCCC" w:sz="1"/>
+              <w:left w:val="single" w:color="CCCCCC" w:sz="1"/>
+              <w:bottom w:val="single" w:color="CCCCCC" w:sz="1"/>
+              <w:right w:val="single" w:color="CCCCCC" w:sz="1"/>
+            </w:tcBorders>
+            <w:tcMar>
+              <w:top w:type="dxa" w:w="80"/>
+              <w:left w:type="dxa" w:w="120"/>
+              <w:bottom w:type="dxa" w:w="80"/>
+              <w:right w:type="dxa" w:w="120"/>
+            </w:tcMar>
+          </w:tcPr>
+          <w:p>
+            <w:r>
+              <w:rPr>
+                <w:rFonts w:ascii="Arial" w:cs="Arial" w:eastAsia="Arial" w:hAnsi="Arial"/>
+                <w:sz w:val="20"/>
+                <w:szCs w:val="20"/>
+              </w:rPr>
+              <w:t xml:space="preserve">55+ Jahre</w:t>
+            </w:r>
+          </w:p>
+        </w:tc>
+        <w:tc>
+          <w:tcPr>
+            <w:tcW w:type="dxa" w:w="5360"/>
+            <w:tcBorders>
+              <w:top w:val="single" w:color="CCCCCC" w:sz="1"/>
+              <w:left w:val="single" w:color="CCCCCC" w:sz="1"/>
+              <w:bottom w:val="single" w:color="CCCCCC" w:sz="1"/>
+              <w:right w:val="single" w:color="CCCCCC" w:sz="1"/>
+            </w:tcBorders>
+            <w:tcMar>
+              <w:top w:type="dxa" w:w="80"/>
+              <w:left w:type="dxa" w:w="120"/>
+              <w:bottom w:type="dxa" w:w="80"/>
+              <w:right w:type="dxa" w:w="120"/>
+            </w:tcMar>
+          </w:tcPr>
+          <w:p>
+            <w:r>
+              <w:rPr>
+                <w:rFonts w:ascii="Arial" w:cs="Arial" w:eastAsia="Arial" w:hAnsi="Arial"/>
+                <w:sz w:val="20"/>
+                <w:szCs w:val="20"/>
+              </w:rPr>
+              <w:t xml:space="preserve">Schwere Gesamtalterung; chirurgische Evaluation erwaegen</w:t>
+            </w:r>
+          </w:p>
+        </w:tc>
+      </w:tr>
+    </w:tbl>
+    <w:p>
+      <w:pPr>
+        <w:spacing w:after="120"/>
+        <w:jc w:val="left"/>
+      </w:pPr>
+      <w:r>
+        <w:rPr>
+          <w:b/>
+          <w:bCs/>
+        </w:rPr>
+        <w:t xml:space="preserve">WICHTIG: Die biologische Altersschaetzung ist eine Approximation und kann erheblich vom chronologischen Alter abweichen. Faktoren wie Sonnenschutz, Genetik, Rauchen und vorangegangene Behandlungen beeinflussen das biologische Alter erheblich. Der Score dient als klinische Orientierung, nicht als diagnostisches Instrument.</w:t>
       </w:r>
     </w:p>
     <w:p>
